--- a/docs/ProjectPulse_Product_Capabilities_Manual.docx
+++ b/docs/ProjectPulse_Product_Capabilities_Manual.docx
@@ -225,7 +225,7 @@
                 <w:color w:val="1C1C1E"/>
                 <w:sz w:val="19"/>
               </w:rPr>
-              <w:t>21 June 2026</w:t>
+              <w:t>13 July 2026</w:t>
             </w:r>
           </w:p>
         </w:tc>
@@ -5231,952 +5231,7 @@
               <a:graphicData uri="http://schemas.openxmlformats.org/drawingml/2006/picture">
                 <pic:pic>
                   <pic:nvPicPr>
-                    <pic:cNvPr id="0" name="04_weekly_scheduler.png"/>
-                    <pic:cNvPicPr/>
-                  </pic:nvPicPr>
-                  <pic:blipFill>
-                    <a:blip r:embed="rId12"/>
-                    <a:stretch>
-                      <a:fillRect/>
-                    </a:stretch>
-                  </pic:blipFill>
-                  <pic:spPr>
-                    <a:xfrm>
-                      <a:off x="0" y="0"/>
-                      <a:ext cx="5760720" cy="3240405"/>
-                    </a:xfrm>
-                    <a:prstGeom prst="rect"/>
-                  </pic:spPr>
-                </pic:pic>
-              </a:graphicData>
-            </a:graphic>
-          </wp:inline>
-        </w:drawing>
-      </w:r>
-    </w:p>
-    <w:p>
-      <w:pPr>
-        <w:spacing w:before="80" w:after="280"/>
-        <w:jc w:val="center"/>
-      </w:pPr>
-      <w:r>
-        <w:rPr>
-          <w:i/>
-          <w:color w:val="6C757D"/>
-          <w:sz w:val="18"/>
-        </w:rPr>
-        <w:t>Figure 6.1 — Unified RAID Register with 5×5 Risk Matrix Heatmap and categorised RAID items</w:t>
-      </w:r>
-    </w:p>
-    <w:p>
-      <w:pPr>
-        <w:pStyle w:val="Heading2"/>
-        <w:spacing w:before="360" w:after="120"/>
-      </w:pPr>
-      <w:r>
-        <w:rPr>
-          <w:color w:val="1E9ED5"/>
-        </w:rPr>
-        <w:t>6.1  RAID Classification Model</w:t>
-      </w:r>
-    </w:p>
-    <w:p>
-      <w:pPr>
-        <w:spacing w:before="0" w:after="120"/>
-      </w:pPr>
-      <w:r>
-        <w:rPr>
-          <w:sz w:val="21"/>
-        </w:rPr>
-        <w:t>Every RAID entry is categorised into one of four types:</w:t>
-      </w:r>
-    </w:p>
-    <w:tbl>
-      <w:tblPr>
-        <w:tblStyle w:val="TableGrid"/>
-        <w:tblW w:type="auto" w:w="0"/>
-        <w:jc w:val="center"/>
-        <w:tblLook w:firstColumn="1" w:firstRow="1" w:lastColumn="0" w:lastRow="0" w:noHBand="0" w:noVBand="1" w:val="04A0"/>
-      </w:tblPr>
-      <w:tblGrid>
-        <w:gridCol w:w="3024"/>
-        <w:gridCol w:w="3024"/>
-        <w:gridCol w:w="3024"/>
-      </w:tblGrid>
-      <w:tr>
-        <w:tc>
-          <w:tcPr>
-            <w:tcW w:type="dxa" w:w="1872"/>
-            <w:shd w:val="clear" w:color="auto" w:fill="0D1B2A"/>
-          </w:tcPr>
-          <w:p>
-            <w:pPr>
-              <w:jc w:val="center"/>
-            </w:pPr>
-            <w:r>
-              <w:rPr>
-                <w:b/>
-                <w:color w:val="FFFFFF"/>
-                <w:sz w:val="19"/>
-              </w:rPr>
-              <w:t>Type</w:t>
-            </w:r>
-          </w:p>
-        </w:tc>
-        <w:tc>
-          <w:tcPr>
-            <w:tcW w:type="dxa" w:w="3888"/>
-            <w:shd w:val="clear" w:color="auto" w:fill="0D1B2A"/>
-          </w:tcPr>
-          <w:p>
-            <w:pPr>
-              <w:jc w:val="center"/>
-            </w:pPr>
-            <w:r>
-              <w:rPr>
-                <w:b/>
-                <w:color w:val="FFFFFF"/>
-                <w:sz w:val="19"/>
-              </w:rPr>
-              <w:t>Definition</w:t>
-            </w:r>
-          </w:p>
-        </w:tc>
-        <w:tc>
-          <w:tcPr>
-            <w:tcW w:type="dxa" w:w="3456"/>
-            <w:shd w:val="clear" w:color="auto" w:fill="0D1B2A"/>
-          </w:tcPr>
-          <w:p>
-            <w:pPr>
-              <w:jc w:val="center"/>
-            </w:pPr>
-            <w:r>
-              <w:rPr>
-                <w:b/>
-                <w:color w:val="FFFFFF"/>
-                <w:sz w:val="19"/>
-              </w:rPr>
-              <w:t>Primary Management Action</w:t>
-            </w:r>
-          </w:p>
-        </w:tc>
-      </w:tr>
-      <w:tr>
-        <w:tc>
-          <w:tcPr>
-            <w:tcW w:type="dxa" w:w="1872"/>
-            <w:shd w:val="clear" w:color="auto" w:fill="F8F9FA"/>
-          </w:tcPr>
-          <w:p>
-            <w:pPr>
-              <w:spacing w:before="60" w:after="60"/>
-            </w:pPr>
-            <w:r>
-              <w:rPr>
-                <w:sz w:val="19"/>
-              </w:rPr>
-              <w:t>Risk</w:t>
-            </w:r>
-          </w:p>
-        </w:tc>
-        <w:tc>
-          <w:tcPr>
-            <w:tcW w:type="dxa" w:w="3888"/>
-            <w:shd w:val="clear" w:color="auto" w:fill="F8F9FA"/>
-          </w:tcPr>
-          <w:p>
-            <w:pPr>
-              <w:spacing w:before="60" w:after="60"/>
-            </w:pPr>
-            <w:r>
-              <w:rPr>
-                <w:sz w:val="19"/>
-              </w:rPr>
-              <w:t>A potential future event that could negatively impact the project.</w:t>
-            </w:r>
-          </w:p>
-        </w:tc>
-        <w:tc>
-          <w:tcPr>
-            <w:tcW w:type="dxa" w:w="3456"/>
-            <w:shd w:val="clear" w:color="auto" w:fill="F8F9FA"/>
-          </w:tcPr>
-          <w:p>
-            <w:pPr>
-              <w:spacing w:before="60" w:after="60"/>
-            </w:pPr>
-            <w:r>
-              <w:rPr>
-                <w:sz w:val="19"/>
-              </w:rPr>
-              <w:t>Mitigate, transfer, or accept before the event occurs.</w:t>
-            </w:r>
-          </w:p>
-        </w:tc>
-      </w:tr>
-      <w:tr>
-        <w:tc>
-          <w:tcPr>
-            <w:tcW w:type="dxa" w:w="1872"/>
-            <w:shd w:val="clear" w:color="auto" w:fill="FFFFFF"/>
-          </w:tcPr>
-          <w:p>
-            <w:pPr>
-              <w:spacing w:before="60" w:after="60"/>
-            </w:pPr>
-            <w:r>
-              <w:rPr>
-                <w:sz w:val="19"/>
-              </w:rPr>
-              <w:t>Assumption</w:t>
-            </w:r>
-          </w:p>
-        </w:tc>
-        <w:tc>
-          <w:tcPr>
-            <w:tcW w:type="dxa" w:w="3888"/>
-            <w:shd w:val="clear" w:color="auto" w:fill="FFFFFF"/>
-          </w:tcPr>
-          <w:p>
-            <w:pPr>
-              <w:spacing w:before="60" w:after="60"/>
-            </w:pPr>
-            <w:r>
-              <w:rPr>
-                <w:sz w:val="19"/>
-              </w:rPr>
-              <w:t>A factor believed to be true for planning purposes, without verified evidence.</w:t>
-            </w:r>
-          </w:p>
-        </w:tc>
-        <w:tc>
-          <w:tcPr>
-            <w:tcW w:type="dxa" w:w="3456"/>
-            <w:shd w:val="clear" w:color="auto" w:fill="FFFFFF"/>
-          </w:tcPr>
-          <w:p>
-            <w:pPr>
-              <w:spacing w:before="60" w:after="60"/>
-            </w:pPr>
-            <w:r>
-              <w:rPr>
-                <w:sz w:val="19"/>
-              </w:rPr>
-              <w:t>Validate through testing or stakeholder confirmation to eliminate associated risk.</w:t>
-            </w:r>
-          </w:p>
-        </w:tc>
-      </w:tr>
-      <w:tr>
-        <w:tc>
-          <w:tcPr>
-            <w:tcW w:type="dxa" w:w="1872"/>
-            <w:shd w:val="clear" w:color="auto" w:fill="F8F9FA"/>
-          </w:tcPr>
-          <w:p>
-            <w:pPr>
-              <w:spacing w:before="60" w:after="60"/>
-            </w:pPr>
-            <w:r>
-              <w:rPr>
-                <w:sz w:val="19"/>
-              </w:rPr>
-              <w:t>Issue</w:t>
-            </w:r>
-          </w:p>
-        </w:tc>
-        <w:tc>
-          <w:tcPr>
-            <w:tcW w:type="dxa" w:w="3888"/>
-            <w:shd w:val="clear" w:color="auto" w:fill="F8F9FA"/>
-          </w:tcPr>
-          <w:p>
-            <w:pPr>
-              <w:spacing w:before="60" w:after="60"/>
-            </w:pPr>
-            <w:r>
-              <w:rPr>
-                <w:sz w:val="19"/>
-              </w:rPr>
-              <w:t>An active problem currently impacting timeline, scope, or budget.</w:t>
-            </w:r>
-          </w:p>
-        </w:tc>
-        <w:tc>
-          <w:tcPr>
-            <w:tcW w:type="dxa" w:w="3456"/>
-            <w:shd w:val="clear" w:color="auto" w:fill="F8F9FA"/>
-          </w:tcPr>
-          <w:p>
-            <w:pPr>
-              <w:spacing w:before="60" w:after="60"/>
-            </w:pPr>
-            <w:r>
-              <w:rPr>
-                <w:sz w:val="19"/>
-              </w:rPr>
-              <w:t>Resolve immediately via assigned owner and mitigation strategy.</w:t>
-            </w:r>
-          </w:p>
-        </w:tc>
-      </w:tr>
-      <w:tr>
-        <w:tc>
-          <w:tcPr>
-            <w:tcW w:type="dxa" w:w="1872"/>
-            <w:shd w:val="clear" w:color="auto" w:fill="FFFFFF"/>
-          </w:tcPr>
-          <w:p>
-            <w:pPr>
-              <w:spacing w:before="60" w:after="60"/>
-            </w:pPr>
-            <w:r>
-              <w:rPr>
-                <w:sz w:val="19"/>
-              </w:rPr>
-              <w:t>Dependency</w:t>
-            </w:r>
-          </w:p>
-        </w:tc>
-        <w:tc>
-          <w:tcPr>
-            <w:tcW w:type="dxa" w:w="3888"/>
-            <w:shd w:val="clear" w:color="auto" w:fill="FFFFFF"/>
-          </w:tcPr>
-          <w:p>
-            <w:pPr>
-              <w:spacing w:before="60" w:after="60"/>
-            </w:pPr>
-            <w:r>
-              <w:rPr>
-                <w:sz w:val="19"/>
-              </w:rPr>
-              <w:t>A reliance on an external team, system, third-party vendor, or deliverable.</w:t>
-            </w:r>
-          </w:p>
-        </w:tc>
-        <w:tc>
-          <w:tcPr>
-            <w:tcW w:type="dxa" w:w="3456"/>
-            <w:shd w:val="clear" w:color="auto" w:fill="FFFFFF"/>
-          </w:tcPr>
-          <w:p>
-            <w:pPr>
-              <w:spacing w:before="60" w:after="60"/>
-            </w:pPr>
-            <w:r>
-              <w:rPr>
-                <w:sz w:val="19"/>
-              </w:rPr>
-              <w:t>Map to task schedules. Monitor checkpoint dates. Escalate delays immediately.</w:t>
-            </w:r>
-          </w:p>
-        </w:tc>
-      </w:tr>
-    </w:tbl>
-    <w:p>
-      <w:pPr>
-        <w:spacing w:after="120"/>
-      </w:pPr>
-    </w:p>
-    <w:p>
-      <w:pPr>
-        <w:pStyle w:val="Heading2"/>
-        <w:spacing w:before="360" w:after="120"/>
-      </w:pPr>
-      <w:r>
-        <w:rPr>
-          <w:color w:val="1E9ED5"/>
-        </w:rPr>
-        <w:t>6.2  Threat Exposure Scoring</w:t>
-      </w:r>
-    </w:p>
-    <w:p>
-      <w:pPr>
-        <w:spacing w:before="0" w:after="120"/>
-      </w:pPr>
-      <w:r>
-        <w:rPr>
-          <w:sz w:val="21"/>
-        </w:rPr>
-        <w:t>For Risk-type items, threat exposure is calculated using the industry-standard 5×5 probability-impact matrix:</w:t>
-      </w:r>
-    </w:p>
-    <w:p>
-      <w:pPr>
-        <w:spacing w:before="0" w:after="160"/>
-      </w:pPr>
-      <w:r>
-        <w:rPr>
-          <w:b/>
-          <w:sz w:val="21"/>
-        </w:rPr>
-        <w:t xml:space="preserve">    Exposure Score  =  Probability (1–5)  ×  Impact (1–5)</w:t>
-      </w:r>
-    </w:p>
-    <w:tbl>
-      <w:tblPr>
-        <w:tblStyle w:val="TableGrid"/>
-        <w:tblW w:type="auto" w:w="0"/>
-        <w:jc w:val="center"/>
-        <w:tblLook w:firstColumn="1" w:firstRow="1" w:lastColumn="0" w:lastRow="0" w:noHBand="0" w:noVBand="1" w:val="04A0"/>
-      </w:tblPr>
-      <w:tblGrid>
-        <w:gridCol w:w="2268"/>
-        <w:gridCol w:w="2268"/>
-        <w:gridCol w:w="2268"/>
-        <w:gridCol w:w="2268"/>
-      </w:tblGrid>
-      <w:tr>
-        <w:tc>
-          <w:tcPr>
-            <w:tcW w:type="dxa" w:w="1872"/>
-            <w:shd w:val="clear" w:color="auto" w:fill="0D1B2A"/>
-          </w:tcPr>
-          <w:p>
-            <w:pPr>
-              <w:jc w:val="center"/>
-            </w:pPr>
-            <w:r>
-              <w:rPr>
-                <w:b/>
-                <w:color w:val="FFFFFF"/>
-                <w:sz w:val="19"/>
-              </w:rPr>
-              <w:t>Score Range</w:t>
-            </w:r>
-          </w:p>
-        </w:tc>
-        <w:tc>
-          <w:tcPr>
-            <w:tcW w:type="dxa" w:w="1728"/>
-            <w:shd w:val="clear" w:color="auto" w:fill="0D1B2A"/>
-          </w:tcPr>
-          <w:p>
-            <w:pPr>
-              <w:jc w:val="center"/>
-            </w:pPr>
-            <w:r>
-              <w:rPr>
-                <w:b/>
-                <w:color w:val="FFFFFF"/>
-                <w:sz w:val="19"/>
-              </w:rPr>
-              <w:t>Rating</w:t>
-            </w:r>
-          </w:p>
-        </w:tc>
-        <w:tc>
-          <w:tcPr>
-            <w:tcW w:type="dxa" w:w="2160"/>
-            <w:shd w:val="clear" w:color="auto" w:fill="0D1B2A"/>
-          </w:tcPr>
-          <w:p>
-            <w:pPr>
-              <w:jc w:val="center"/>
-            </w:pPr>
-            <w:r>
-              <w:rPr>
-                <w:b/>
-                <w:color w:val="FFFFFF"/>
-                <w:sz w:val="19"/>
-              </w:rPr>
-              <w:t>Colour Indicator</w:t>
-            </w:r>
-          </w:p>
-        </w:tc>
-        <w:tc>
-          <w:tcPr>
-            <w:tcW w:type="dxa" w:w="4896"/>
-            <w:shd w:val="clear" w:color="auto" w:fill="0D1B2A"/>
-          </w:tcPr>
-          <w:p>
-            <w:pPr>
-              <w:jc w:val="center"/>
-            </w:pPr>
-            <w:r>
-              <w:rPr>
-                <w:b/>
-                <w:color w:val="FFFFFF"/>
-                <w:sz w:val="19"/>
-              </w:rPr>
-              <w:t>Management Protocol</w:t>
-            </w:r>
-          </w:p>
-        </w:tc>
-      </w:tr>
-      <w:tr>
-        <w:tc>
-          <w:tcPr>
-            <w:tcW w:type="dxa" w:w="1872"/>
-            <w:shd w:val="clear" w:color="auto" w:fill="F8F9FA"/>
-          </w:tcPr>
-          <w:p>
-            <w:pPr>
-              <w:spacing w:before="60" w:after="60"/>
-            </w:pPr>
-            <w:r>
-              <w:rPr>
-                <w:sz w:val="19"/>
-              </w:rPr>
-              <w:t>15 – 25</w:t>
-            </w:r>
-          </w:p>
-        </w:tc>
-        <w:tc>
-          <w:tcPr>
-            <w:tcW w:type="dxa" w:w="1728"/>
-            <w:shd w:val="clear" w:color="auto" w:fill="F8F9FA"/>
-          </w:tcPr>
-          <w:p>
-            <w:pPr>
-              <w:spacing w:before="60" w:after="60"/>
-            </w:pPr>
-            <w:r>
-              <w:rPr>
-                <w:sz w:val="19"/>
-              </w:rPr>
-              <w:t>Critical</w:t>
-            </w:r>
-          </w:p>
-        </w:tc>
-        <w:tc>
-          <w:tcPr>
-            <w:tcW w:type="dxa" w:w="2160"/>
-            <w:shd w:val="clear" w:color="auto" w:fill="F8F9FA"/>
-          </w:tcPr>
-          <w:p>
-            <w:pPr>
-              <w:spacing w:before="60" w:after="60"/>
-            </w:pPr>
-            <w:r>
-              <w:rPr>
-                <w:sz w:val="19"/>
-              </w:rPr>
-              <w:t>Red (🔴)</w:t>
-            </w:r>
-          </w:p>
-        </w:tc>
-        <w:tc>
-          <w:tcPr>
-            <w:tcW w:type="dxa" w:w="4896"/>
-            <w:shd w:val="clear" w:color="auto" w:fill="F8F9FA"/>
-          </w:tcPr>
-          <w:p>
-            <w:pPr>
-              <w:spacing w:before="60" w:after="60"/>
-            </w:pPr>
-            <w:r>
-              <w:rPr>
-                <w:sz w:val="19"/>
-              </w:rPr>
-              <w:t>Immediate mitigation plan required. Executive escalation mandatory.</w:t>
-            </w:r>
-          </w:p>
-        </w:tc>
-      </w:tr>
-      <w:tr>
-        <w:tc>
-          <w:tcPr>
-            <w:tcW w:type="dxa" w:w="1872"/>
-            <w:shd w:val="clear" w:color="auto" w:fill="FFFFFF"/>
-          </w:tcPr>
-          <w:p>
-            <w:pPr>
-              <w:spacing w:before="60" w:after="60"/>
-            </w:pPr>
-            <w:r>
-              <w:rPr>
-                <w:sz w:val="19"/>
-              </w:rPr>
-              <w:t>8 – 12</w:t>
-            </w:r>
-          </w:p>
-        </w:tc>
-        <w:tc>
-          <w:tcPr>
-            <w:tcW w:type="dxa" w:w="1728"/>
-            <w:shd w:val="clear" w:color="auto" w:fill="FFFFFF"/>
-          </w:tcPr>
-          <w:p>
-            <w:pPr>
-              <w:spacing w:before="60" w:after="60"/>
-            </w:pPr>
-            <w:r>
-              <w:rPr>
-                <w:sz w:val="19"/>
-              </w:rPr>
-              <w:t>Medium</w:t>
-            </w:r>
-          </w:p>
-        </w:tc>
-        <w:tc>
-          <w:tcPr>
-            <w:tcW w:type="dxa" w:w="2160"/>
-            <w:shd w:val="clear" w:color="auto" w:fill="FFFFFF"/>
-          </w:tcPr>
-          <w:p>
-            <w:pPr>
-              <w:spacing w:before="60" w:after="60"/>
-            </w:pPr>
-            <w:r>
-              <w:rPr>
-                <w:sz w:val="19"/>
-              </w:rPr>
-              <w:t>Amber (🟡)</w:t>
-            </w:r>
-          </w:p>
-        </w:tc>
-        <w:tc>
-          <w:tcPr>
-            <w:tcW w:type="dxa" w:w="4896"/>
-            <w:shd w:val="clear" w:color="auto" w:fill="FFFFFF"/>
-          </w:tcPr>
-          <w:p>
-            <w:pPr>
-              <w:spacing w:before="60" w:after="60"/>
-            </w:pPr>
-            <w:r>
-              <w:rPr>
-                <w:sz w:val="19"/>
-              </w:rPr>
-              <w:t>Weekly monitoring. Mitigation plan to be prepared within 5 business days.</w:t>
-            </w:r>
-          </w:p>
-        </w:tc>
-      </w:tr>
-      <w:tr>
-        <w:tc>
-          <w:tcPr>
-            <w:tcW w:type="dxa" w:w="1872"/>
-            <w:shd w:val="clear" w:color="auto" w:fill="F8F9FA"/>
-          </w:tcPr>
-          <w:p>
-            <w:pPr>
-              <w:spacing w:before="60" w:after="60"/>
-            </w:pPr>
-            <w:r>
-              <w:rPr>
-                <w:sz w:val="19"/>
-              </w:rPr>
-              <w:t>1 – 6</w:t>
-            </w:r>
-          </w:p>
-        </w:tc>
-        <w:tc>
-          <w:tcPr>
-            <w:tcW w:type="dxa" w:w="1728"/>
-            <w:shd w:val="clear" w:color="auto" w:fill="F8F9FA"/>
-          </w:tcPr>
-          <w:p>
-            <w:pPr>
-              <w:spacing w:before="60" w:after="60"/>
-            </w:pPr>
-            <w:r>
-              <w:rPr>
-                <w:sz w:val="19"/>
-              </w:rPr>
-              <w:t>Low</w:t>
-            </w:r>
-          </w:p>
-        </w:tc>
-        <w:tc>
-          <w:tcPr>
-            <w:tcW w:type="dxa" w:w="2160"/>
-            <w:shd w:val="clear" w:color="auto" w:fill="F8F9FA"/>
-          </w:tcPr>
-          <w:p>
-            <w:pPr>
-              <w:spacing w:before="60" w:after="60"/>
-            </w:pPr>
-            <w:r>
-              <w:rPr>
-                <w:sz w:val="19"/>
-              </w:rPr>
-              <w:t>Green (🟢)</w:t>
-            </w:r>
-          </w:p>
-        </w:tc>
-        <w:tc>
-          <w:tcPr>
-            <w:tcW w:type="dxa" w:w="4896"/>
-            <w:shd w:val="clear" w:color="auto" w:fill="F8F9FA"/>
-          </w:tcPr>
-          <w:p>
-            <w:pPr>
-              <w:spacing w:before="60" w:after="60"/>
-            </w:pPr>
-            <w:r>
-              <w:rPr>
-                <w:sz w:val="19"/>
-              </w:rPr>
-              <w:t>Logged and reviewed bi-weekly. No immediate action required.</w:t>
-            </w:r>
-          </w:p>
-        </w:tc>
-      </w:tr>
-    </w:tbl>
-    <w:p>
-      <w:pPr>
-        <w:spacing w:after="120"/>
-      </w:pPr>
-    </w:p>
-    <w:p>
-      <w:pPr>
-        <w:pStyle w:val="Heading2"/>
-        <w:spacing w:before="360" w:after="120"/>
-      </w:pPr>
-      <w:r>
-        <w:rPr>
-          <w:color w:val="1E9ED5"/>
-        </w:rPr>
-        <w:t>6.3  RAID Item Lifecycle</w:t>
-      </w:r>
-    </w:p>
-    <w:p>
-      <w:pPr>
-        <w:spacing w:before="0" w:after="120"/>
-      </w:pPr>
-      <w:r>
-        <w:rPr>
-          <w:sz w:val="21"/>
-        </w:rPr>
-        <w:t>RAID items progress through the following status workflow:</w:t>
-      </w:r>
-    </w:p>
-    <w:p>
-      <w:pPr>
-        <w:pStyle w:val="ListBullet"/>
-        <w:spacing w:before="0" w:after="60"/>
-        <w:ind w:left="360"/>
-      </w:pPr>
-      <w:r>
-        <w:rPr>
-          <w:sz w:val="21"/>
-        </w:rPr>
-        <w:t>Identified: Newly logged item awaiting triage and owner assignment.</w:t>
-      </w:r>
-    </w:p>
-    <w:p>
-      <w:pPr>
-        <w:pStyle w:val="ListBullet"/>
-        <w:spacing w:before="0" w:after="60"/>
-        <w:ind w:left="360"/>
-      </w:pPr>
-      <w:r>
-        <w:rPr>
-          <w:sz w:val="21"/>
-        </w:rPr>
-        <w:t>Active: Triaged and assigned — mitigation in progress.</w:t>
-      </w:r>
-    </w:p>
-    <w:p>
-      <w:pPr>
-        <w:pStyle w:val="ListBullet"/>
-        <w:spacing w:before="0" w:after="60"/>
-        <w:ind w:left="360"/>
-      </w:pPr>
-      <w:r>
-        <w:rPr>
-          <w:sz w:val="21"/>
-        </w:rPr>
-        <w:t>Mitigated: Actions taken; item is under monitoring to confirm effectiveness.</w:t>
-      </w:r>
-    </w:p>
-    <w:p>
-      <w:pPr>
-        <w:pStyle w:val="ListBullet"/>
-        <w:spacing w:before="0" w:after="60"/>
-        <w:ind w:left="360"/>
-      </w:pPr>
-      <w:r>
-        <w:rPr>
-          <w:sz w:val="21"/>
-        </w:rPr>
-        <w:t>Closed: Fully resolved with no residual risk.</w:t>
-      </w:r>
-    </w:p>
-    <w:p>
-      <w:pPr>
-        <w:pStyle w:val="ListBullet"/>
-        <w:spacing w:before="0" w:after="60"/>
-        <w:ind w:left="360"/>
-      </w:pPr>
-      <w:r>
-        <w:rPr>
-          <w:sz w:val="21"/>
-        </w:rPr>
-        <w:t>Realized: Risk event has occurred and become an active Issue.</w:t>
-      </w:r>
-    </w:p>
-    <w:p/>
-    <w:p>
-      <w:pPr>
-        <w:pStyle w:val="Heading2"/>
-        <w:spacing w:before="360" w:after="120"/>
-      </w:pPr>
-      <w:r>
-        <w:rPr>
-          <w:color w:val="1E9ED5"/>
-        </w:rPr>
-        <w:t>6.4  Required Fields for Active RAID Items</w:t>
-      </w:r>
-    </w:p>
-    <w:p>
-      <w:pPr>
-        <w:spacing w:before="0" w:after="120"/>
-      </w:pPr>
-      <w:r>
-        <w:rPr>
-          <w:sz w:val="21"/>
-        </w:rPr>
-        <w:t>To maintain governance standards, every Active RAID item must have all of the following:</w:t>
-      </w:r>
-    </w:p>
-    <w:p>
-      <w:pPr>
-        <w:pStyle w:val="ListNumber"/>
-        <w:spacing w:before="0" w:after="60"/>
-      </w:pPr>
-      <w:r>
-        <w:rPr>
-          <w:sz w:val="21"/>
-        </w:rPr>
-        <w:t>Owner — An active team member assigned from the Capacity Hub.</w:t>
-      </w:r>
-    </w:p>
-    <w:p>
-      <w:pPr>
-        <w:pStyle w:val="ListNumber"/>
-        <w:spacing w:before="0" w:after="60"/>
-      </w:pPr>
-      <w:r>
-        <w:rPr>
-          <w:sz w:val="21"/>
-        </w:rPr>
-        <w:t>Mitigation / Resolution Strategy — A detailed textual description of the action plan.</w:t>
-      </w:r>
-    </w:p>
-    <w:p>
-      <w:pPr>
-        <w:pStyle w:val="ListNumber"/>
-        <w:spacing w:before="0" w:after="60"/>
-      </w:pPr>
-      <w:r>
-        <w:rPr>
-          <w:sz w:val="21"/>
-        </w:rPr>
-        <w:t>Target Closure Date — The deadline by which the issue must be resolved or the assumption validated.</w:t>
-      </w:r>
-    </w:p>
-    <w:p/>
-    <w:tbl>
-      <w:tblPr>
-        <w:tblStyle w:val="TableGrid"/>
-        <w:tblW w:type="auto" w:w="0"/>
-        <w:jc w:val="center"/>
-        <w:tblLook w:firstColumn="1" w:firstRow="1" w:lastColumn="0" w:lastRow="0" w:noHBand="0" w:noVBand="1" w:val="04A0"/>
-      </w:tblPr>
-      <w:tblGrid>
-        <w:gridCol w:w="9072"/>
-      </w:tblGrid>
-      <w:tr>
-        <w:tc>
-          <w:tcPr>
-            <w:tcW w:type="dxa" w:w="9072"/>
-            <w:shd w:val="clear" w:color="auto" w:fill="FDEDEC"/>
-            <w:tcBorders>
-              <w:left w:val="single" w:sz="18" w:color="C0392B"/>
-              <w:top w:val="single" w:sz="4" w:color="FFFFFF"/>
-              <w:right w:val="single" w:sz="4" w:color="FFFFFF"/>
-              <w:bottom w:val="single" w:sz="4" w:color="FFFFFF"/>
-            </w:tcBorders>
-          </w:tcPr>
-          <w:p>
-            <w:pPr>
-              <w:spacing w:before="120" w:after="40"/>
-              <w:ind w:left="144"/>
-            </w:pPr>
-            <w:r>
-              <w:rPr>
-                <w:b/>
-                <w:color w:val="6E2222"/>
-                <w:sz w:val="18"/>
-              </w:rPr>
-              <w:t xml:space="preserve">⛔ CAUTION  </w:t>
-            </w:r>
-          </w:p>
-          <w:p>
-            <w:pPr>
-              <w:spacing w:before="40" w:after="120"/>
-              <w:ind w:left="144"/>
-            </w:pPr>
-            <w:r>
-              <w:rPr>
-                <w:sz w:val="20"/>
-              </w:rPr>
-              <w:t>RAID items with Exposure Score ≥ 15 automatically contribute to the Health Index degradation on the Executive Overview Dashboard. Each unmitigated Critical risk deducts a fixed 5% from the Health Index.</w:t>
-            </w:r>
-          </w:p>
-        </w:tc>
-      </w:tr>
-    </w:tbl>
-    <w:p/>
-    <w:p>
-      <w:r>
-        <w:br w:type="page"/>
-      </w:r>
-    </w:p>
-    <w:p>
-      <w:pPr>
-        <w:pStyle w:val="Heading1"/>
-        <w:spacing w:before="360" w:after="120"/>
-      </w:pPr>
-      <w:r>
-        <w:rPr>
-          <w:color w:val="0D1B2A"/>
-        </w:rPr>
-        <w:t>7  Team Capacity Hub &amp; Role Management</w:t>
-      </w:r>
-    </w:p>
-    <w:p>
-      <w:pPr>
-        <w:pBdr>
-          <w:bottom w:val="single" w:sz="6" w:space="1" w:color="00C2A8"/>
-        </w:pBdr>
-        <w:spacing w:before="0" w:after="120"/>
-      </w:pPr>
-    </w:p>
-    <w:p>
-      <w:pPr>
-        <w:spacing w:before="0" w:after="160"/>
-      </w:pPr>
-      <w:r>
-        <w:rPr>
-          <w:sz w:val="21"/>
-        </w:rPr>
-        <w:t>The Team Capacity Hub is the resource management control centre of ProjectPulse. It maintains team member profiles, capacity parameters, role assignments, utilisation statistics, and planned leave calendars. All scheduling and conflict detection in the Weekly Scheduler is derived from the capacity data managed here.</w:t>
-      </w:r>
-    </w:p>
-    <w:p>
-      <w:pPr>
-        <w:spacing w:before="160" w:after="0"/>
-        <w:jc w:val="center"/>
-      </w:pPr>
-      <w:r>
-        <w:drawing>
-          <wp:inline xmlns:a="http://schemas.openxmlformats.org/drawingml/2006/main" xmlns:pic="http://schemas.openxmlformats.org/drawingml/2006/picture">
-            <wp:extent cx="5760720" cy="3240405"/>
-            <wp:docPr id="6" name="Picture 6"/>
-            <wp:cNvGraphicFramePr>
-              <a:graphicFrameLocks noChangeAspect="1"/>
-            </wp:cNvGraphicFramePr>
-            <a:graphic>
-              <a:graphicData uri="http://schemas.openxmlformats.org/drawingml/2006/picture">
-                <pic:pic>
-                  <pic:nvPicPr>
-                    <pic:cNvPr id="0" name="06_team_capacity_hub.png"/>
+                    <pic:cNvPr id="0" name="05_raid_register.png"/>
                     <pic:cNvPicPr/>
                   </pic:nvPicPr>
                   <pic:blipFill>
@@ -6210,7 +5265,7 @@
           <w:color w:val="6C757D"/>
           <w:sz w:val="18"/>
         </w:rPr>
-        <w:t>Figure 7.1 — Team Capacity Hub: Member profiles, utilisation bars, and leave calendar integration</w:t>
+        <w:t>Figure 6.1 — Unified RAID Register with 5×5 Risk Matrix Heatmap and categorised RAID items</w:t>
       </w:r>
     </w:p>
     <w:p>
@@ -6222,7 +5277,7 @@
         <w:rPr>
           <w:color w:val="1E9ED5"/>
         </w:rPr>
-        <w:t>7.1  Adding and Managing Team Members</w:t>
+        <w:t>6.1  RAID Classification Model</w:t>
       </w:r>
     </w:p>
     <w:p>
@@ -6233,91 +5288,7 @@
         <w:rPr>
           <w:sz w:val="21"/>
         </w:rPr>
-        <w:t>To add a new team member:</w:t>
-      </w:r>
-    </w:p>
-    <w:p>
-      <w:pPr>
-        <w:pStyle w:val="ListNumber"/>
-        <w:spacing w:before="0" w:after="60"/>
-      </w:pPr>
-      <w:r>
-        <w:rPr>
-          <w:sz w:val="21"/>
-        </w:rPr>
-        <w:t>Navigate to the Team view via the top navigation bar.</w:t>
-      </w:r>
-    </w:p>
-    <w:p>
-      <w:pPr>
-        <w:pStyle w:val="ListNumber"/>
-        <w:spacing w:before="0" w:after="60"/>
-      </w:pPr>
-      <w:r>
-        <w:rPr>
-          <w:sz w:val="21"/>
-        </w:rPr>
-        <w:t>Click '+ Add Member' in the top-right toolbar.</w:t>
-      </w:r>
-    </w:p>
-    <w:p>
-      <w:pPr>
-        <w:pStyle w:val="ListNumber"/>
-        <w:spacing w:before="0" w:after="60"/>
-      </w:pPr>
-      <w:r>
-        <w:rPr>
-          <w:sz w:val="21"/>
-        </w:rPr>
-        <w:t>Enter the member's Name, Role, and initial Status.</w:t>
-      </w:r>
-    </w:p>
-    <w:p>
-      <w:pPr>
-        <w:pStyle w:val="ListNumber"/>
-        <w:spacing w:before="0" w:after="60"/>
-      </w:pPr>
-      <w:r>
-        <w:rPr>
-          <w:sz w:val="21"/>
-        </w:rPr>
-        <w:t>Optionally configure Weekly Hour Cap (default: 40h) and Utilisation Rate (default: 100%).</w:t>
-      </w:r>
-    </w:p>
-    <w:p>
-      <w:pPr>
-        <w:pStyle w:val="ListNumber"/>
-        <w:spacing w:before="0" w:after="60"/>
-      </w:pPr>
-      <w:r>
-        <w:rPr>
-          <w:sz w:val="21"/>
-        </w:rPr>
-        <w:t>Save. The member immediately appears in the Scheduler's resource grid.</w:t>
-      </w:r>
-    </w:p>
-    <w:p/>
-    <w:p>
-      <w:pPr>
-        <w:pStyle w:val="Heading2"/>
-        <w:spacing w:before="360" w:after="120"/>
-      </w:pPr>
-      <w:r>
-        <w:rPr>
-          <w:color w:val="1E9ED5"/>
-        </w:rPr>
-        <w:t>7.2  Capacity Parameters</w:t>
-      </w:r>
-    </w:p>
-    <w:p>
-      <w:pPr>
-        <w:spacing w:before="0" w:after="120"/>
-      </w:pPr>
-      <w:r>
-        <w:rPr>
-          <w:sz w:val="21"/>
-        </w:rPr>
-        <w:t>Each team member has the following configurable capacity parameters:</w:t>
+        <w:t>Every RAID entry is categorised into one of four types:</w:t>
       </w:r>
     </w:p>
     <w:tbl>
@@ -6335,7 +5306,7 @@
       <w:tr>
         <w:tc>
           <w:tcPr>
-            <w:tcW w:type="dxa" w:w="2592"/>
+            <w:tcW w:type="dxa" w:w="1872"/>
             <w:shd w:val="clear" w:color="auto" w:fill="0D1B2A"/>
           </w:tcPr>
           <w:p>
@@ -6348,13 +5319,13 @@
                 <w:color w:val="FFFFFF"/>
                 <w:sz w:val="19"/>
               </w:rPr>
-              <w:t>Parameter</w:t>
-            </w:r>
-          </w:p>
-        </w:tc>
-        <w:tc>
-          <w:tcPr>
-            <w:tcW w:type="dxa" w:w="1728"/>
+              <w:t>Type</w:t>
+            </w:r>
+          </w:p>
+        </w:tc>
+        <w:tc>
+          <w:tcPr>
+            <w:tcW w:type="dxa" w:w="3888"/>
             <w:shd w:val="clear" w:color="auto" w:fill="0D1B2A"/>
           </w:tcPr>
           <w:p>
@@ -6367,13 +5338,13 @@
                 <w:color w:val="FFFFFF"/>
                 <w:sz w:val="19"/>
               </w:rPr>
-              <w:t>Default</w:t>
-            </w:r>
-          </w:p>
-        </w:tc>
-        <w:tc>
-          <w:tcPr>
-            <w:tcW w:type="dxa" w:w="4896"/>
+              <w:t>Definition</w:t>
+            </w:r>
+          </w:p>
+        </w:tc>
+        <w:tc>
+          <w:tcPr>
+            <w:tcW w:type="dxa" w:w="3456"/>
             <w:shd w:val="clear" w:color="auto" w:fill="0D1B2A"/>
           </w:tcPr>
           <w:p>
@@ -6386,7 +5357,7 @@
                 <w:color w:val="FFFFFF"/>
                 <w:sz w:val="19"/>
               </w:rPr>
-              <w:t>Description</w:t>
+              <w:t>Primary Management Action</w:t>
             </w:r>
           </w:p>
         </w:tc>
@@ -6394,7 +5365,7 @@
       <w:tr>
         <w:tc>
           <w:tcPr>
-            <w:tcW w:type="dxa" w:w="2592"/>
+            <w:tcW w:type="dxa" w:w="1872"/>
             <w:shd w:val="clear" w:color="auto" w:fill="F8F9FA"/>
           </w:tcPr>
           <w:p>
@@ -6405,13 +5376,13 @@
               <w:rPr>
                 <w:sz w:val="19"/>
               </w:rPr>
-              <w:t>Weekly Hour Cap</w:t>
-            </w:r>
-          </w:p>
-        </w:tc>
-        <w:tc>
-          <w:tcPr>
-            <w:tcW w:type="dxa" w:w="1728"/>
+              <w:t>Risk</w:t>
+            </w:r>
+          </w:p>
+        </w:tc>
+        <w:tc>
+          <w:tcPr>
+            <w:tcW w:type="dxa" w:w="3888"/>
             <w:shd w:val="clear" w:color="auto" w:fill="F8F9FA"/>
           </w:tcPr>
           <w:p>
@@ -6422,13 +5393,13 @@
               <w:rPr>
                 <w:sz w:val="19"/>
               </w:rPr>
-              <w:t>40h</w:t>
-            </w:r>
-          </w:p>
-        </w:tc>
-        <w:tc>
-          <w:tcPr>
-            <w:tcW w:type="dxa" w:w="4896"/>
+              <w:t>A potential future event that could negatively impact the project.</w:t>
+            </w:r>
+          </w:p>
+        </w:tc>
+        <w:tc>
+          <w:tcPr>
+            <w:tcW w:type="dxa" w:w="3456"/>
             <w:shd w:val="clear" w:color="auto" w:fill="F8F9FA"/>
           </w:tcPr>
           <w:p>
@@ -6439,7 +5410,7 @@
               <w:rPr>
                 <w:sz w:val="19"/>
               </w:rPr>
-              <w:t>Maximum standard hours the member works per week.</w:t>
+              <w:t>Mitigate, transfer, or accept before the event occurs.</w:t>
             </w:r>
           </w:p>
         </w:tc>
@@ -6447,7 +5418,7 @@
       <w:tr>
         <w:tc>
           <w:tcPr>
-            <w:tcW w:type="dxa" w:w="2592"/>
+            <w:tcW w:type="dxa" w:w="1872"/>
             <w:shd w:val="clear" w:color="auto" w:fill="FFFFFF"/>
           </w:tcPr>
           <w:p>
@@ -6458,13 +5429,13 @@
               <w:rPr>
                 <w:sz w:val="19"/>
               </w:rPr>
-              <w:t>Utilisation Rate</w:t>
-            </w:r>
-          </w:p>
-        </w:tc>
-        <w:tc>
-          <w:tcPr>
-            <w:tcW w:type="dxa" w:w="1728"/>
+              <w:t>Assumption</w:t>
+            </w:r>
+          </w:p>
+        </w:tc>
+        <w:tc>
+          <w:tcPr>
+            <w:tcW w:type="dxa" w:w="3888"/>
             <w:shd w:val="clear" w:color="auto" w:fill="FFFFFF"/>
           </w:tcPr>
           <w:p>
@@ -6475,13 +5446,13 @@
               <w:rPr>
                 <w:sz w:val="19"/>
               </w:rPr>
-              <w:t>100%</w:t>
-            </w:r>
-          </w:p>
-        </w:tc>
-        <w:tc>
-          <w:tcPr>
-            <w:tcW w:type="dxa" w:w="4896"/>
+              <w:t>A factor believed to be true for planning purposes, without verified evidence.</w:t>
+            </w:r>
+          </w:p>
+        </w:tc>
+        <w:tc>
+          <w:tcPr>
+            <w:tcW w:type="dxa" w:w="3456"/>
             <w:shd w:val="clear" w:color="auto" w:fill="FFFFFF"/>
           </w:tcPr>
           <w:p>
@@ -6492,7 +5463,7 @@
               <w:rPr>
                 <w:sz w:val="19"/>
               </w:rPr>
-              <w:t>Percentage of standard time dedicated to project work. A member at 80% utilisation contributes 32 project hours per 40h week, reserving 8h for admin.</w:t>
+              <w:t>Validate through testing or stakeholder confirmation to eliminate associated risk.</w:t>
             </w:r>
           </w:p>
         </w:tc>
@@ -6500,7 +5471,7 @@
       <w:tr>
         <w:tc>
           <w:tcPr>
-            <w:tcW w:type="dxa" w:w="2592"/>
+            <w:tcW w:type="dxa" w:w="1872"/>
             <w:shd w:val="clear" w:color="auto" w:fill="F8F9FA"/>
           </w:tcPr>
           <w:p>
@@ -6511,13 +5482,13 @@
               <w:rPr>
                 <w:sz w:val="19"/>
               </w:rPr>
-              <w:t>Status</w:t>
-            </w:r>
-          </w:p>
-        </w:tc>
-        <w:tc>
-          <w:tcPr>
-            <w:tcW w:type="dxa" w:w="1728"/>
+              <w:t>Issue</w:t>
+            </w:r>
+          </w:p>
+        </w:tc>
+        <w:tc>
+          <w:tcPr>
+            <w:tcW w:type="dxa" w:w="3888"/>
             <w:shd w:val="clear" w:color="auto" w:fill="F8F9FA"/>
           </w:tcPr>
           <w:p>
@@ -6528,13 +5499,13 @@
               <w:rPr>
                 <w:sz w:val="19"/>
               </w:rPr>
-              <w:t>Active</w:t>
-            </w:r>
-          </w:p>
-        </w:tc>
-        <w:tc>
-          <w:tcPr>
-            <w:tcW w:type="dxa" w:w="4896"/>
+              <w:t>An active problem currently impacting timeline, scope, or budget.</w:t>
+            </w:r>
+          </w:p>
+        </w:tc>
+        <w:tc>
+          <w:tcPr>
+            <w:tcW w:type="dxa" w:w="3456"/>
             <w:shd w:val="clear" w:color="auto" w:fill="F8F9FA"/>
           </w:tcPr>
           <w:p>
@@ -6545,7 +5516,7 @@
               <w:rPr>
                 <w:sz w:val="19"/>
               </w:rPr>
-              <w:t>Active members appear in Scheduler and can be assigned tasks. On Leave, Serving Notice, and Departed members are excluded from capacity calculations.</w:t>
+              <w:t>Resolve immediately via assigned owner and mitigation strategy.</w:t>
             </w:r>
           </w:p>
         </w:tc>
@@ -6553,7 +5524,7 @@
       <w:tr>
         <w:tc>
           <w:tcPr>
-            <w:tcW w:type="dxa" w:w="2592"/>
+            <w:tcW w:type="dxa" w:w="1872"/>
             <w:shd w:val="clear" w:color="auto" w:fill="FFFFFF"/>
           </w:tcPr>
           <w:p>
@@ -6564,13 +5535,13 @@
               <w:rPr>
                 <w:sz w:val="19"/>
               </w:rPr>
-              <w:t>Planned Leaves</w:t>
-            </w:r>
-          </w:p>
-        </w:tc>
-        <w:tc>
-          <w:tcPr>
-            <w:tcW w:type="dxa" w:w="1728"/>
+              <w:t>Dependency</w:t>
+            </w:r>
+          </w:p>
+        </w:tc>
+        <w:tc>
+          <w:tcPr>
+            <w:tcW w:type="dxa" w:w="3888"/>
             <w:shd w:val="clear" w:color="auto" w:fill="FFFFFF"/>
           </w:tcPr>
           <w:p>
@@ -6581,13 +5552,13 @@
               <w:rPr>
                 <w:sz w:val="19"/>
               </w:rPr>
-              <w:t>None</w:t>
-            </w:r>
-          </w:p>
-        </w:tc>
-        <w:tc>
-          <w:tcPr>
-            <w:tcW w:type="dxa" w:w="4896"/>
+              <w:t>A reliance on an external team, system, third-party vendor, or deliverable.</w:t>
+            </w:r>
+          </w:p>
+        </w:tc>
+        <w:tc>
+          <w:tcPr>
+            <w:tcW w:type="dxa" w:w="3456"/>
             <w:shd w:val="clear" w:color="auto" w:fill="FFFFFF"/>
           </w:tcPr>
           <w:p>
@@ -6598,7 +5569,7 @@
               <w:rPr>
                 <w:sz w:val="19"/>
               </w:rPr>
-              <w:t>Date ranges marked as leave. The Scheduler reduces that member's available hours to 0 for those weeks.</w:t>
+              <w:t>Map to task schedules. Monitor checkpoint dates. Escalate delays immediately.</w:t>
             </w:r>
           </w:p>
         </w:tc>
@@ -6618,7 +5589,7 @@
         <w:rPr>
           <w:color w:val="1E9ED5"/>
         </w:rPr>
-        <w:t>7.3  Dynamic Workload Balancing</w:t>
+        <w:t>6.2  Threat Exposure Scoring</w:t>
       </w:r>
     </w:p>
     <w:p>
@@ -6629,70 +5600,19 @@
         <w:rPr>
           <w:sz w:val="21"/>
         </w:rPr>
-        <w:t>The Capacity Hub displays a real-time utilisation indicator for each member:</w:t>
+        <w:t>For Risk-type items, threat exposure is calculated using the industry-standard 5×5 probability-impact matrix:</w:t>
       </w:r>
     </w:p>
     <w:p>
       <w:pPr>
-        <w:pStyle w:val="ListBullet"/>
-        <w:spacing w:before="0" w:after="60"/>
-        <w:ind w:left="360"/>
+        <w:spacing w:before="0" w:after="160"/>
       </w:pPr>
       <w:r>
         <w:rPr>
+          <w:b/>
           <w:sz w:val="21"/>
         </w:rPr>
-        <w:t>Under-Utilised (&lt; 70%): Blue indicator. The system suggests additional task assignments based on the member's role profile.</w:t>
-      </w:r>
-    </w:p>
-    <w:p>
-      <w:pPr>
-        <w:pStyle w:val="ListBullet"/>
-        <w:spacing w:before="0" w:after="60"/>
-        <w:ind w:left="360"/>
-      </w:pPr>
-      <w:r>
-        <w:rPr>
-          <w:sz w:val="21"/>
-        </w:rPr>
-        <w:t>Balanced (70%–100%): Green indicator. Optimal resource loading.</w:t>
-      </w:r>
-    </w:p>
-    <w:p>
-      <w:pPr>
-        <w:pStyle w:val="ListBullet"/>
-        <w:spacing w:before="0" w:after="60"/>
-        <w:ind w:left="360"/>
-      </w:pPr>
-      <w:r>
-        <w:rPr>
-          <w:sz w:val="21"/>
-        </w:rPr>
-        <w:t>Over-allocated (&gt; 100%): Red warning flag. The Weekly Scheduler Diagnostics will list this resource as a conflict and recommend reassignment or date extension.</w:t>
-      </w:r>
-    </w:p>
-    <w:p/>
-    <w:p>
-      <w:pPr>
-        <w:pStyle w:val="Heading2"/>
-        <w:spacing w:before="360" w:after="120"/>
-      </w:pPr>
-      <w:r>
-        <w:rPr>
-          <w:color w:val="1E9ED5"/>
-        </w:rPr>
-        <w:t>7.4  Role-Based Assignment Logic</w:t>
-      </w:r>
-    </w:p>
-    <w:p>
-      <w:pPr>
-        <w:spacing w:before="0" w:after="120"/>
-      </w:pPr>
-      <w:r>
-        <w:rPr>
-          <w:sz w:val="21"/>
-        </w:rPr>
-        <w:t>Roles restrict which tasks a member can be automatically reassigned to during conflict resolution. The Smart Reassignment heuristic (Scheduler → Copilot) only swaps resources that share the same Role.</w:t>
+        <w:t xml:space="preserve">    Exposure Score  =  Probability (1–5)  ×  Impact (1–5)</w:t>
       </w:r>
     </w:p>
     <w:tbl>
@@ -6703,13 +5623,15 @@
         <w:tblLook w:firstColumn="1" w:firstRow="1" w:lastColumn="0" w:lastRow="0" w:noHBand="0" w:noVBand="1" w:val="04A0"/>
       </w:tblPr>
       <w:tblGrid>
-        <w:gridCol w:w="4536"/>
-        <w:gridCol w:w="4536"/>
+        <w:gridCol w:w="2268"/>
+        <w:gridCol w:w="2268"/>
+        <w:gridCol w:w="2268"/>
+        <w:gridCol w:w="2268"/>
       </w:tblGrid>
       <w:tr>
         <w:tc>
           <w:tcPr>
-            <w:tcW w:type="dxa" w:w="3168"/>
+            <w:tcW w:type="dxa" w:w="1872"/>
             <w:shd w:val="clear" w:color="auto" w:fill="0D1B2A"/>
           </w:tcPr>
           <w:p>
@@ -6722,13 +5644,13 @@
                 <w:color w:val="FFFFFF"/>
                 <w:sz w:val="19"/>
               </w:rPr>
-              <w:t>Role</w:t>
-            </w:r>
-          </w:p>
-        </w:tc>
-        <w:tc>
-          <w:tcPr>
-            <w:tcW w:type="dxa" w:w="6048"/>
+              <w:t>Score Range</w:t>
+            </w:r>
+          </w:p>
+        </w:tc>
+        <w:tc>
+          <w:tcPr>
+            <w:tcW w:type="dxa" w:w="1728"/>
             <w:shd w:val="clear" w:color="auto" w:fill="0D1B2A"/>
           </w:tcPr>
           <w:p>
@@ -6741,7 +5663,45 @@
                 <w:color w:val="FFFFFF"/>
                 <w:sz w:val="19"/>
               </w:rPr>
-              <w:t>Typical Responsibilities</w:t>
+              <w:t>Rating</w:t>
+            </w:r>
+          </w:p>
+        </w:tc>
+        <w:tc>
+          <w:tcPr>
+            <w:tcW w:type="dxa" w:w="2160"/>
+            <w:shd w:val="clear" w:color="auto" w:fill="0D1B2A"/>
+          </w:tcPr>
+          <w:p>
+            <w:pPr>
+              <w:jc w:val="center"/>
+            </w:pPr>
+            <w:r>
+              <w:rPr>
+                <w:b/>
+                <w:color w:val="FFFFFF"/>
+                <w:sz w:val="19"/>
+              </w:rPr>
+              <w:t>Colour Indicator</w:t>
+            </w:r>
+          </w:p>
+        </w:tc>
+        <w:tc>
+          <w:tcPr>
+            <w:tcW w:type="dxa" w:w="4896"/>
+            <w:shd w:val="clear" w:color="auto" w:fill="0D1B2A"/>
+          </w:tcPr>
+          <w:p>
+            <w:pPr>
+              <w:jc w:val="center"/>
+            </w:pPr>
+            <w:r>
+              <w:rPr>
+                <w:b/>
+                <w:color w:val="FFFFFF"/>
+                <w:sz w:val="19"/>
+              </w:rPr>
+              <w:t>Management Protocol</w:t>
             </w:r>
           </w:p>
         </w:tc>
@@ -6749,7 +5709,7 @@
       <w:tr>
         <w:tc>
           <w:tcPr>
-            <w:tcW w:type="dxa" w:w="3168"/>
+            <w:tcW w:type="dxa" w:w="1872"/>
             <w:shd w:val="clear" w:color="auto" w:fill="F8F9FA"/>
           </w:tcPr>
           <w:p>
@@ -6760,13 +5720,13 @@
               <w:rPr>
                 <w:sz w:val="19"/>
               </w:rPr>
-              <w:t>Engineering Manager</w:t>
-            </w:r>
-          </w:p>
-        </w:tc>
-        <w:tc>
-          <w:tcPr>
-            <w:tcW w:type="dxa" w:w="6048"/>
+              <w:t>15 – 25</w:t>
+            </w:r>
+          </w:p>
+        </w:tc>
+        <w:tc>
+          <w:tcPr>
+            <w:tcW w:type="dxa" w:w="1728"/>
             <w:shd w:val="clear" w:color="auto" w:fill="F8F9FA"/>
           </w:tcPr>
           <w:p>
@@ -6777,7 +5737,41 @@
               <w:rPr>
                 <w:sz w:val="19"/>
               </w:rPr>
-              <w:t>Project oversight, resource coordination, escalation management.</w:t>
+              <w:t>Critical</w:t>
+            </w:r>
+          </w:p>
+        </w:tc>
+        <w:tc>
+          <w:tcPr>
+            <w:tcW w:type="dxa" w:w="2160"/>
+            <w:shd w:val="clear" w:color="auto" w:fill="F8F9FA"/>
+          </w:tcPr>
+          <w:p>
+            <w:pPr>
+              <w:spacing w:before="60" w:after="60"/>
+            </w:pPr>
+            <w:r>
+              <w:rPr>
+                <w:sz w:val="19"/>
+              </w:rPr>
+              <w:t>Red (🔴)</w:t>
+            </w:r>
+          </w:p>
+        </w:tc>
+        <w:tc>
+          <w:tcPr>
+            <w:tcW w:type="dxa" w:w="4896"/>
+            <w:shd w:val="clear" w:color="auto" w:fill="F8F9FA"/>
+          </w:tcPr>
+          <w:p>
+            <w:pPr>
+              <w:spacing w:before="60" w:after="60"/>
+            </w:pPr>
+            <w:r>
+              <w:rPr>
+                <w:sz w:val="19"/>
+              </w:rPr>
+              <w:t>Immediate mitigation plan required. Executive escalation mandatory.</w:t>
             </w:r>
           </w:p>
         </w:tc>
@@ -6785,7 +5779,7 @@
       <w:tr>
         <w:tc>
           <w:tcPr>
-            <w:tcW w:type="dxa" w:w="3168"/>
+            <w:tcW w:type="dxa" w:w="1872"/>
             <w:shd w:val="clear" w:color="auto" w:fill="FFFFFF"/>
           </w:tcPr>
           <w:p>
@@ -6796,13 +5790,13 @@
               <w:rPr>
                 <w:sz w:val="19"/>
               </w:rPr>
-              <w:t>Lead Architect</w:t>
-            </w:r>
-          </w:p>
-        </w:tc>
-        <w:tc>
-          <w:tcPr>
-            <w:tcW w:type="dxa" w:w="6048"/>
+              <w:t>8 – 12</w:t>
+            </w:r>
+          </w:p>
+        </w:tc>
+        <w:tc>
+          <w:tcPr>
+            <w:tcW w:type="dxa" w:w="1728"/>
             <w:shd w:val="clear" w:color="auto" w:fill="FFFFFF"/>
           </w:tcPr>
           <w:p>
@@ -6813,7 +5807,41 @@
               <w:rPr>
                 <w:sz w:val="19"/>
               </w:rPr>
-              <w:t>System design, technical standards, code review ownership.</w:t>
+              <w:t>Medium</w:t>
+            </w:r>
+          </w:p>
+        </w:tc>
+        <w:tc>
+          <w:tcPr>
+            <w:tcW w:type="dxa" w:w="2160"/>
+            <w:shd w:val="clear" w:color="auto" w:fill="FFFFFF"/>
+          </w:tcPr>
+          <w:p>
+            <w:pPr>
+              <w:spacing w:before="60" w:after="60"/>
+            </w:pPr>
+            <w:r>
+              <w:rPr>
+                <w:sz w:val="19"/>
+              </w:rPr>
+              <w:t>Amber (🟡)</w:t>
+            </w:r>
+          </w:p>
+        </w:tc>
+        <w:tc>
+          <w:tcPr>
+            <w:tcW w:type="dxa" w:w="4896"/>
+            <w:shd w:val="clear" w:color="auto" w:fill="FFFFFF"/>
+          </w:tcPr>
+          <w:p>
+            <w:pPr>
+              <w:spacing w:before="60" w:after="60"/>
+            </w:pPr>
+            <w:r>
+              <w:rPr>
+                <w:sz w:val="19"/>
+              </w:rPr>
+              <w:t>Weekly monitoring. Mitigation plan to be prepared within 5 business days.</w:t>
             </w:r>
           </w:p>
         </w:tc>
@@ -6821,7 +5849,7 @@
       <w:tr>
         <w:tc>
           <w:tcPr>
-            <w:tcW w:type="dxa" w:w="3168"/>
+            <w:tcW w:type="dxa" w:w="1872"/>
             <w:shd w:val="clear" w:color="auto" w:fill="F8F9FA"/>
           </w:tcPr>
           <w:p>
@@ -6832,13 +5860,13 @@
               <w:rPr>
                 <w:sz w:val="19"/>
               </w:rPr>
-              <w:t>Lead Frontend</w:t>
-            </w:r>
-          </w:p>
-        </w:tc>
-        <w:tc>
-          <w:tcPr>
-            <w:tcW w:type="dxa" w:w="6048"/>
+              <w:t>1 – 6</w:t>
+            </w:r>
+          </w:p>
+        </w:tc>
+        <w:tc>
+          <w:tcPr>
+            <w:tcW w:type="dxa" w:w="1728"/>
             <w:shd w:val="clear" w:color="auto" w:fill="F8F9FA"/>
           </w:tcPr>
           <w:p>
@@ -6849,51 +5877,13 @@
               <w:rPr>
                 <w:sz w:val="19"/>
               </w:rPr>
-              <w:t>UI engineering, component library, performance optimisation.</w:t>
-            </w:r>
-          </w:p>
-        </w:tc>
-      </w:tr>
-      <w:tr>
-        <w:tc>
-          <w:tcPr>
-            <w:tcW w:type="dxa" w:w="3168"/>
-            <w:shd w:val="clear" w:color="auto" w:fill="FFFFFF"/>
-          </w:tcPr>
-          <w:p>
-            <w:pPr>
-              <w:spacing w:before="60" w:after="60"/>
-            </w:pPr>
-            <w:r>
-              <w:rPr>
-                <w:sz w:val="19"/>
-              </w:rPr>
-              <w:t>Lead Design</w:t>
-            </w:r>
-          </w:p>
-        </w:tc>
-        <w:tc>
-          <w:tcPr>
-            <w:tcW w:type="dxa" w:w="6048"/>
-            <w:shd w:val="clear" w:color="auto" w:fill="FFFFFF"/>
-          </w:tcPr>
-          <w:p>
-            <w:pPr>
-              <w:spacing w:before="60" w:after="60"/>
-            </w:pPr>
-            <w:r>
-              <w:rPr>
-                <w:sz w:val="19"/>
-              </w:rPr>
-              <w:t>UX research, design system, visual prototyping.</w:t>
-            </w:r>
-          </w:p>
-        </w:tc>
-      </w:tr>
-      <w:tr>
-        <w:tc>
-          <w:tcPr>
-            <w:tcW w:type="dxa" w:w="3168"/>
+              <w:t>Low</w:t>
+            </w:r>
+          </w:p>
+        </w:tc>
+        <w:tc>
+          <w:tcPr>
+            <w:tcW w:type="dxa" w:w="2160"/>
             <w:shd w:val="clear" w:color="auto" w:fill="F8F9FA"/>
           </w:tcPr>
           <w:p>
@@ -6904,13 +5894,13 @@
               <w:rPr>
                 <w:sz w:val="19"/>
               </w:rPr>
-              <w:t>Developer</w:t>
-            </w:r>
-          </w:p>
-        </w:tc>
-        <w:tc>
-          <w:tcPr>
-            <w:tcW w:type="dxa" w:w="6048"/>
+              <w:t>Green (🟢)</w:t>
+            </w:r>
+          </w:p>
+        </w:tc>
+        <w:tc>
+          <w:tcPr>
+            <w:tcW w:type="dxa" w:w="4896"/>
             <w:shd w:val="clear" w:color="auto" w:fill="F8F9FA"/>
           </w:tcPr>
           <w:p>
@@ -6921,115 +5911,7 @@
               <w:rPr>
                 <w:sz w:val="19"/>
               </w:rPr>
-              <w:t>Feature implementation, unit testing, code review.</w:t>
-            </w:r>
-          </w:p>
-        </w:tc>
-      </w:tr>
-      <w:tr>
-        <w:tc>
-          <w:tcPr>
-            <w:tcW w:type="dxa" w:w="3168"/>
-            <w:shd w:val="clear" w:color="auto" w:fill="FFFFFF"/>
-          </w:tcPr>
-          <w:p>
-            <w:pPr>
-              <w:spacing w:before="60" w:after="60"/>
-            </w:pPr>
-            <w:r>
-              <w:rPr>
-                <w:sz w:val="19"/>
-              </w:rPr>
-              <w:t>QA</w:t>
-            </w:r>
-          </w:p>
-        </w:tc>
-        <w:tc>
-          <w:tcPr>
-            <w:tcW w:type="dxa" w:w="6048"/>
-            <w:shd w:val="clear" w:color="auto" w:fill="FFFFFF"/>
-          </w:tcPr>
-          <w:p>
-            <w:pPr>
-              <w:spacing w:before="60" w:after="60"/>
-            </w:pPr>
-            <w:r>
-              <w:rPr>
-                <w:sz w:val="19"/>
-              </w:rPr>
-              <w:t>Test planning, defect logging, regression validation.</w:t>
-            </w:r>
-          </w:p>
-        </w:tc>
-      </w:tr>
-      <w:tr>
-        <w:tc>
-          <w:tcPr>
-            <w:tcW w:type="dxa" w:w="3168"/>
-            <w:shd w:val="clear" w:color="auto" w:fill="F8F9FA"/>
-          </w:tcPr>
-          <w:p>
-            <w:pPr>
-              <w:spacing w:before="60" w:after="60"/>
-            </w:pPr>
-            <w:r>
-              <w:rPr>
-                <w:sz w:val="19"/>
-              </w:rPr>
-              <w:t>DevOps</w:t>
-            </w:r>
-          </w:p>
-        </w:tc>
-        <w:tc>
-          <w:tcPr>
-            <w:tcW w:type="dxa" w:w="6048"/>
-            <w:shd w:val="clear" w:color="auto" w:fill="F8F9FA"/>
-          </w:tcPr>
-          <w:p>
-            <w:pPr>
-              <w:spacing w:before="60" w:after="60"/>
-            </w:pPr>
-            <w:r>
-              <w:rPr>
-                <w:sz w:val="19"/>
-              </w:rPr>
-              <w:t>Infrastructure, CI/CD pipelines, environment management.</w:t>
-            </w:r>
-          </w:p>
-        </w:tc>
-      </w:tr>
-      <w:tr>
-        <w:tc>
-          <w:tcPr>
-            <w:tcW w:type="dxa" w:w="3168"/>
-            <w:shd w:val="clear" w:color="auto" w:fill="FFFFFF"/>
-          </w:tcPr>
-          <w:p>
-            <w:pPr>
-              <w:spacing w:before="60" w:after="60"/>
-            </w:pPr>
-            <w:r>
-              <w:rPr>
-                <w:sz w:val="19"/>
-              </w:rPr>
-              <w:t>Analyst</w:t>
-            </w:r>
-          </w:p>
-        </w:tc>
-        <w:tc>
-          <w:tcPr>
-            <w:tcW w:type="dxa" w:w="6048"/>
-            <w:shd w:val="clear" w:color="auto" w:fill="FFFFFF"/>
-          </w:tcPr>
-          <w:p>
-            <w:pPr>
-              <w:spacing w:before="60" w:after="60"/>
-            </w:pPr>
-            <w:r>
-              <w:rPr>
-                <w:sz w:val="19"/>
-              </w:rPr>
-              <w:t>Requirements gathering, reporting, stakeholder communication.</w:t>
+              <w:t>Logged and reviewed bi-weekly. No immediate action required.</w:t>
             </w:r>
           </w:p>
         </w:tc>
@@ -7040,6 +5922,207 @@
         <w:spacing w:after="120"/>
       </w:pPr>
     </w:p>
+    <w:p>
+      <w:pPr>
+        <w:pStyle w:val="Heading2"/>
+        <w:spacing w:before="360" w:after="120"/>
+      </w:pPr>
+      <w:r>
+        <w:rPr>
+          <w:color w:val="1E9ED5"/>
+        </w:rPr>
+        <w:t>6.3  RAID Item Lifecycle</w:t>
+      </w:r>
+    </w:p>
+    <w:p>
+      <w:pPr>
+        <w:spacing w:before="0" w:after="120"/>
+      </w:pPr>
+      <w:r>
+        <w:rPr>
+          <w:sz w:val="21"/>
+        </w:rPr>
+        <w:t>RAID items progress through the following status workflow:</w:t>
+      </w:r>
+    </w:p>
+    <w:p>
+      <w:pPr>
+        <w:pStyle w:val="ListBullet"/>
+        <w:spacing w:before="0" w:after="60"/>
+        <w:ind w:left="360"/>
+      </w:pPr>
+      <w:r>
+        <w:rPr>
+          <w:sz w:val="21"/>
+        </w:rPr>
+        <w:t>Identified: Newly logged item awaiting triage and owner assignment.</w:t>
+      </w:r>
+    </w:p>
+    <w:p>
+      <w:pPr>
+        <w:pStyle w:val="ListBullet"/>
+        <w:spacing w:before="0" w:after="60"/>
+        <w:ind w:left="360"/>
+      </w:pPr>
+      <w:r>
+        <w:rPr>
+          <w:sz w:val="21"/>
+        </w:rPr>
+        <w:t>Active: Triaged and assigned — mitigation in progress.</w:t>
+      </w:r>
+    </w:p>
+    <w:p>
+      <w:pPr>
+        <w:pStyle w:val="ListBullet"/>
+        <w:spacing w:before="0" w:after="60"/>
+        <w:ind w:left="360"/>
+      </w:pPr>
+      <w:r>
+        <w:rPr>
+          <w:sz w:val="21"/>
+        </w:rPr>
+        <w:t>Mitigated: Actions taken; item is under monitoring to confirm effectiveness.</w:t>
+      </w:r>
+    </w:p>
+    <w:p>
+      <w:pPr>
+        <w:pStyle w:val="ListBullet"/>
+        <w:spacing w:before="0" w:after="60"/>
+        <w:ind w:left="360"/>
+      </w:pPr>
+      <w:r>
+        <w:rPr>
+          <w:sz w:val="21"/>
+        </w:rPr>
+        <w:t>Closed: Fully resolved with no residual risk.</w:t>
+      </w:r>
+    </w:p>
+    <w:p>
+      <w:pPr>
+        <w:pStyle w:val="ListBullet"/>
+        <w:spacing w:before="0" w:after="60"/>
+        <w:ind w:left="360"/>
+      </w:pPr>
+      <w:r>
+        <w:rPr>
+          <w:sz w:val="21"/>
+        </w:rPr>
+        <w:t>Realized: Risk event has occurred and become an active Issue.</w:t>
+      </w:r>
+    </w:p>
+    <w:p/>
+    <w:p>
+      <w:pPr>
+        <w:pStyle w:val="Heading2"/>
+        <w:spacing w:before="360" w:after="120"/>
+      </w:pPr>
+      <w:r>
+        <w:rPr>
+          <w:color w:val="1E9ED5"/>
+        </w:rPr>
+        <w:t>6.4  Required Fields for Active RAID Items</w:t>
+      </w:r>
+    </w:p>
+    <w:p>
+      <w:pPr>
+        <w:spacing w:before="0" w:after="120"/>
+      </w:pPr>
+      <w:r>
+        <w:rPr>
+          <w:sz w:val="21"/>
+        </w:rPr>
+        <w:t>To maintain governance standards, every Active RAID item must have all of the following:</w:t>
+      </w:r>
+    </w:p>
+    <w:p>
+      <w:pPr>
+        <w:pStyle w:val="ListNumber"/>
+        <w:spacing w:before="0" w:after="60"/>
+      </w:pPr>
+      <w:r>
+        <w:rPr>
+          <w:sz w:val="21"/>
+        </w:rPr>
+        <w:t>Owner — An active team member assigned from the Capacity Hub.</w:t>
+      </w:r>
+    </w:p>
+    <w:p>
+      <w:pPr>
+        <w:pStyle w:val="ListNumber"/>
+        <w:spacing w:before="0" w:after="60"/>
+      </w:pPr>
+      <w:r>
+        <w:rPr>
+          <w:sz w:val="21"/>
+        </w:rPr>
+        <w:t>Mitigation / Resolution Strategy — A detailed textual description of the action plan.</w:t>
+      </w:r>
+    </w:p>
+    <w:p>
+      <w:pPr>
+        <w:pStyle w:val="ListNumber"/>
+        <w:spacing w:before="0" w:after="60"/>
+      </w:pPr>
+      <w:r>
+        <w:rPr>
+          <w:sz w:val="21"/>
+        </w:rPr>
+        <w:t>Target Closure Date — The deadline by which the issue must be resolved or the assumption validated.</w:t>
+      </w:r>
+    </w:p>
+    <w:p/>
+    <w:tbl>
+      <w:tblPr>
+        <w:tblStyle w:val="TableGrid"/>
+        <w:tblW w:type="auto" w:w="0"/>
+        <w:jc w:val="center"/>
+        <w:tblLook w:firstColumn="1" w:firstRow="1" w:lastColumn="0" w:lastRow="0" w:noHBand="0" w:noVBand="1" w:val="04A0"/>
+      </w:tblPr>
+      <w:tblGrid>
+        <w:gridCol w:w="9072"/>
+      </w:tblGrid>
+      <w:tr>
+        <w:tc>
+          <w:tcPr>
+            <w:tcW w:type="dxa" w:w="9072"/>
+            <w:shd w:val="clear" w:color="auto" w:fill="FDEDEC"/>
+            <w:tcBorders>
+              <w:left w:val="single" w:sz="18" w:color="C0392B"/>
+              <w:top w:val="single" w:sz="4" w:color="FFFFFF"/>
+              <w:right w:val="single" w:sz="4" w:color="FFFFFF"/>
+              <w:bottom w:val="single" w:sz="4" w:color="FFFFFF"/>
+            </w:tcBorders>
+          </w:tcPr>
+          <w:p>
+            <w:pPr>
+              <w:spacing w:before="120" w:after="40"/>
+              <w:ind w:left="144"/>
+            </w:pPr>
+            <w:r>
+              <w:rPr>
+                <w:b/>
+                <w:color w:val="6E2222"/>
+                <w:sz w:val="18"/>
+              </w:rPr>
+              <w:t xml:space="preserve">⛔ CAUTION  </w:t>
+            </w:r>
+          </w:p>
+          <w:p>
+            <w:pPr>
+              <w:spacing w:before="40" w:after="120"/>
+              <w:ind w:left="144"/>
+            </w:pPr>
+            <w:r>
+              <w:rPr>
+                <w:sz w:val="20"/>
+              </w:rPr>
+              <w:t>RAID items with Exposure Score ≥ 15 automatically contribute to the Health Index degradation on the Executive Overview Dashboard. Each unmitigated Critical risk deducts a fixed 5% from the Health Index.</w:t>
+            </w:r>
+          </w:p>
+        </w:tc>
+      </w:tr>
+    </w:tbl>
+    <w:p/>
     <w:p>
       <w:r>
         <w:br w:type="page"/>
@@ -7054,7 +6137,7 @@
         <w:rPr>
           <w:color w:val="0D1B2A"/>
         </w:rPr>
-        <w:t>8  Defect Tracker &amp; Bug Lifecycle</w:t>
+        <w:t>7  Team Capacity Hub &amp; Role Management</w:t>
       </w:r>
     </w:p>
     <w:p>
@@ -7073,7 +6156,7 @@
         <w:rPr>
           <w:sz w:val="21"/>
         </w:rPr>
-        <w:t>The Defect Tracker enables QA teams and developers to log, triage, prioritise, assign, track, and close software defects through a formal lifecycle. Defect data is integrated into the Health Index calculation on the Executive Overview Dashboard and linked to specific tasks in the Delivery Matrix.</w:t>
+        <w:t>The Team Capacity Hub is the resource management control centre of ProjectPulse. It maintains team member profiles, capacity parameters, role assignments, utilisation statistics, and planned leave calendars. All scheduling and conflict detection in the Weekly Scheduler is derived from the capacity data managed here.</w:t>
       </w:r>
     </w:p>
     <w:p>
@@ -7085,7 +6168,7 @@
         <w:drawing>
           <wp:inline xmlns:a="http://schemas.openxmlformats.org/drawingml/2006/main" xmlns:pic="http://schemas.openxmlformats.org/drawingml/2006/picture">
             <wp:extent cx="5760720" cy="3240405"/>
-            <wp:docPr id="7" name="Picture 7"/>
+            <wp:docPr id="6" name="Picture 6"/>
             <wp:cNvGraphicFramePr>
               <a:graphicFrameLocks noChangeAspect="1"/>
             </wp:cNvGraphicFramePr>
@@ -7093,7 +6176,7 @@
               <a:graphicData uri="http://schemas.openxmlformats.org/drawingml/2006/picture">
                 <pic:pic>
                   <pic:nvPicPr>
-                    <pic:cNvPr id="0" name="07_defect_tracker.png"/>
+                    <pic:cNvPr id="0" name="06_team_capacity_hub.png"/>
                     <pic:cNvPicPr/>
                   </pic:nvPicPr>
                   <pic:blipFill>
@@ -7127,7 +6210,7 @@
           <w:color w:val="6C757D"/>
           <w:sz w:val="18"/>
         </w:rPr>
-        <w:t>Figure 8.1 — Defect Tracker: Summary cards, severity-coded defect table, and bug lifecycle diagram</w:t>
+        <w:t>Figure 7.1 — Team Capacity Hub: Member profiles, utilisation bars, and leave calendar integration</w:t>
       </w:r>
     </w:p>
     <w:p>
@@ -7139,7 +6222,7 @@
         <w:rPr>
           <w:color w:val="1E9ED5"/>
         </w:rPr>
-        <w:t>8.1  Defect Severity Matrix</w:t>
+        <w:t>7.1  Adding and Managing Team Members</w:t>
       </w:r>
     </w:p>
     <w:p>
@@ -7150,474 +6233,70 @@
         <w:rPr>
           <w:sz w:val="21"/>
         </w:rPr>
-        <w:t>Every defect must be assigned a severity level at the time of logging. Severity determines SLA response times and health index impact:</w:t>
+        <w:t>To add a new team member:</w:t>
       </w:r>
     </w:p>
-    <w:tbl>
-      <w:tblPr>
-        <w:tblStyle w:val="TableGrid"/>
-        <w:tblW w:type="auto" w:w="0"/>
-        <w:jc w:val="center"/>
-        <w:tblLook w:firstColumn="1" w:firstRow="1" w:lastColumn="0" w:lastRow="0" w:noHBand="0" w:noVBand="1" w:val="04A0"/>
-      </w:tblPr>
-      <w:tblGrid>
-        <w:gridCol w:w="1814"/>
-        <w:gridCol w:w="1814"/>
-        <w:gridCol w:w="1814"/>
-        <w:gridCol w:w="1814"/>
-        <w:gridCol w:w="1814"/>
-      </w:tblGrid>
-      <w:tr>
-        <w:tc>
-          <w:tcPr>
-            <w:tcW w:type="dxa" w:w="1584"/>
-            <w:shd w:val="clear" w:color="auto" w:fill="0D1B2A"/>
-          </w:tcPr>
-          <w:p>
-            <w:pPr>
-              <w:jc w:val="center"/>
-            </w:pPr>
-            <w:r>
-              <w:rPr>
-                <w:b/>
-                <w:color w:val="FFFFFF"/>
-                <w:sz w:val="19"/>
-              </w:rPr>
-              <w:t>Severity</w:t>
-            </w:r>
-          </w:p>
-        </w:tc>
-        <w:tc>
-          <w:tcPr>
-            <w:tcW w:type="dxa" w:w="864"/>
-            <w:shd w:val="clear" w:color="auto" w:fill="0D1B2A"/>
-          </w:tcPr>
-          <w:p>
-            <w:pPr>
-              <w:jc w:val="center"/>
-            </w:pPr>
-            <w:r>
-              <w:rPr>
-                <w:b/>
-                <w:color w:val="FFFFFF"/>
-                <w:sz w:val="19"/>
-              </w:rPr>
-              <w:t>Code</w:t>
-            </w:r>
-          </w:p>
-        </w:tc>
-        <w:tc>
-          <w:tcPr>
-            <w:tcW w:type="dxa" w:w="3456"/>
-            <w:shd w:val="clear" w:color="auto" w:fill="0D1B2A"/>
-          </w:tcPr>
-          <w:p>
-            <w:pPr>
-              <w:jc w:val="center"/>
-            </w:pPr>
-            <w:r>
-              <w:rPr>
-                <w:b/>
-                <w:color w:val="FFFFFF"/>
-                <w:sz w:val="19"/>
-              </w:rPr>
-              <w:t>Definition</w:t>
-            </w:r>
-          </w:p>
-        </w:tc>
-        <w:tc>
-          <w:tcPr>
-            <w:tcW w:type="dxa" w:w="2304"/>
-            <w:shd w:val="clear" w:color="auto" w:fill="0D1B2A"/>
-          </w:tcPr>
-          <w:p>
-            <w:pPr>
-              <w:jc w:val="center"/>
-            </w:pPr>
-            <w:r>
-              <w:rPr>
-                <w:b/>
-                <w:color w:val="FFFFFF"/>
-                <w:sz w:val="19"/>
-              </w:rPr>
-              <w:t>Health Impact</w:t>
-            </w:r>
-          </w:p>
-        </w:tc>
-        <w:tc>
-          <w:tcPr>
-            <w:tcW w:type="dxa" w:w="2016"/>
-            <w:shd w:val="clear" w:color="auto" w:fill="0D1B2A"/>
-          </w:tcPr>
-          <w:p>
-            <w:pPr>
-              <w:jc w:val="center"/>
-            </w:pPr>
-            <w:r>
-              <w:rPr>
-                <w:b/>
-                <w:color w:val="FFFFFF"/>
-                <w:sz w:val="19"/>
-              </w:rPr>
-              <w:t>SLA Target</w:t>
-            </w:r>
-          </w:p>
-        </w:tc>
-      </w:tr>
-      <w:tr>
-        <w:tc>
-          <w:tcPr>
-            <w:tcW w:type="dxa" w:w="1584"/>
-            <w:shd w:val="clear" w:color="auto" w:fill="F8F9FA"/>
-          </w:tcPr>
-          <w:p>
-            <w:pPr>
-              <w:spacing w:before="60" w:after="60"/>
-            </w:pPr>
-            <w:r>
-              <w:rPr>
-                <w:sz w:val="19"/>
-              </w:rPr>
-              <w:t>Blocker</w:t>
-            </w:r>
-          </w:p>
-        </w:tc>
-        <w:tc>
-          <w:tcPr>
-            <w:tcW w:type="dxa" w:w="864"/>
-            <w:shd w:val="clear" w:color="auto" w:fill="F8F9FA"/>
-          </w:tcPr>
-          <w:p>
-            <w:pPr>
-              <w:spacing w:before="60" w:after="60"/>
-            </w:pPr>
-            <w:r>
-              <w:rPr>
-                <w:sz w:val="19"/>
-              </w:rPr>
-              <w:t>S1</w:t>
-            </w:r>
-          </w:p>
-        </w:tc>
-        <w:tc>
-          <w:tcPr>
-            <w:tcW w:type="dxa" w:w="3456"/>
-            <w:shd w:val="clear" w:color="auto" w:fill="F8F9FA"/>
-          </w:tcPr>
-          <w:p>
-            <w:pPr>
-              <w:spacing w:before="60" w:after="60"/>
-            </w:pPr>
-            <w:r>
-              <w:rPr>
-                <w:sz w:val="19"/>
-              </w:rPr>
-              <w:t>Critical function completely broken. No workaround exists. Application unusable.</w:t>
-            </w:r>
-          </w:p>
-        </w:tc>
-        <w:tc>
-          <w:tcPr>
-            <w:tcW w:type="dxa" w:w="2304"/>
-            <w:shd w:val="clear" w:color="auto" w:fill="F8F9FA"/>
-          </w:tcPr>
-          <w:p>
-            <w:pPr>
-              <w:spacing w:before="60" w:after="60"/>
-            </w:pPr>
-            <w:r>
-              <w:rPr>
-                <w:sz w:val="19"/>
-              </w:rPr>
-              <w:t>−10% per active Blocker</w:t>
-            </w:r>
-          </w:p>
-        </w:tc>
-        <w:tc>
-          <w:tcPr>
-            <w:tcW w:type="dxa" w:w="2016"/>
-            <w:shd w:val="clear" w:color="auto" w:fill="F8F9FA"/>
-          </w:tcPr>
-          <w:p>
-            <w:pPr>
-              <w:spacing w:before="60" w:after="60"/>
-            </w:pPr>
-            <w:r>
-              <w:rPr>
-                <w:sz w:val="19"/>
-              </w:rPr>
-              <w:t>24 hours</w:t>
-            </w:r>
-          </w:p>
-        </w:tc>
-      </w:tr>
-      <w:tr>
-        <w:tc>
-          <w:tcPr>
-            <w:tcW w:type="dxa" w:w="1584"/>
-            <w:shd w:val="clear" w:color="auto" w:fill="FFFFFF"/>
-          </w:tcPr>
-          <w:p>
-            <w:pPr>
-              <w:spacing w:before="60" w:after="60"/>
-            </w:pPr>
-            <w:r>
-              <w:rPr>
-                <w:sz w:val="19"/>
-              </w:rPr>
-              <w:t>Critical</w:t>
-            </w:r>
-          </w:p>
-        </w:tc>
-        <w:tc>
-          <w:tcPr>
-            <w:tcW w:type="dxa" w:w="864"/>
-            <w:shd w:val="clear" w:color="auto" w:fill="FFFFFF"/>
-          </w:tcPr>
-          <w:p>
-            <w:pPr>
-              <w:spacing w:before="60" w:after="60"/>
-            </w:pPr>
-            <w:r>
-              <w:rPr>
-                <w:sz w:val="19"/>
-              </w:rPr>
-              <w:t>S2</w:t>
-            </w:r>
-          </w:p>
-        </w:tc>
-        <w:tc>
-          <w:tcPr>
-            <w:tcW w:type="dxa" w:w="3456"/>
-            <w:shd w:val="clear" w:color="auto" w:fill="FFFFFF"/>
-          </w:tcPr>
-          <w:p>
-            <w:pPr>
-              <w:spacing w:before="60" w:after="60"/>
-            </w:pPr>
-            <w:r>
-              <w:rPr>
-                <w:sz w:val="19"/>
-              </w:rPr>
-              <w:t>Major functionality impaired. Temporary workaround exists but is impractical.</w:t>
-            </w:r>
-          </w:p>
-        </w:tc>
-        <w:tc>
-          <w:tcPr>
-            <w:tcW w:type="dxa" w:w="2304"/>
-            <w:shd w:val="clear" w:color="auto" w:fill="FFFFFF"/>
-          </w:tcPr>
-          <w:p>
-            <w:pPr>
-              <w:spacing w:before="60" w:after="60"/>
-            </w:pPr>
-            <w:r>
-              <w:rPr>
-                <w:sz w:val="19"/>
-              </w:rPr>
-              <w:t>−5% per active Critical</w:t>
-            </w:r>
-          </w:p>
-        </w:tc>
-        <w:tc>
-          <w:tcPr>
-            <w:tcW w:type="dxa" w:w="2016"/>
-            <w:shd w:val="clear" w:color="auto" w:fill="FFFFFF"/>
-          </w:tcPr>
-          <w:p>
-            <w:pPr>
-              <w:spacing w:before="60" w:after="60"/>
-            </w:pPr>
-            <w:r>
-              <w:rPr>
-                <w:sz w:val="19"/>
-              </w:rPr>
-              <w:t>48 hours</w:t>
-            </w:r>
-          </w:p>
-        </w:tc>
-      </w:tr>
-      <w:tr>
-        <w:tc>
-          <w:tcPr>
-            <w:tcW w:type="dxa" w:w="1584"/>
-            <w:shd w:val="clear" w:color="auto" w:fill="F8F9FA"/>
-          </w:tcPr>
-          <w:p>
-            <w:pPr>
-              <w:spacing w:before="60" w:after="60"/>
-            </w:pPr>
-            <w:r>
-              <w:rPr>
-                <w:sz w:val="19"/>
-              </w:rPr>
-              <w:t>Major</w:t>
-            </w:r>
-          </w:p>
-        </w:tc>
-        <w:tc>
-          <w:tcPr>
-            <w:tcW w:type="dxa" w:w="864"/>
-            <w:shd w:val="clear" w:color="auto" w:fill="F8F9FA"/>
-          </w:tcPr>
-          <w:p>
-            <w:pPr>
-              <w:spacing w:before="60" w:after="60"/>
-            </w:pPr>
-            <w:r>
-              <w:rPr>
-                <w:sz w:val="19"/>
-              </w:rPr>
-              <w:t>S3</w:t>
-            </w:r>
-          </w:p>
-        </w:tc>
-        <w:tc>
-          <w:tcPr>
-            <w:tcW w:type="dxa" w:w="3456"/>
-            <w:shd w:val="clear" w:color="auto" w:fill="F8F9FA"/>
-          </w:tcPr>
-          <w:p>
-            <w:pPr>
-              <w:spacing w:before="60" w:after="60"/>
-            </w:pPr>
-            <w:r>
-              <w:rPr>
-                <w:sz w:val="19"/>
-              </w:rPr>
-              <w:t>Significant issue. Clear and stable workaround available.</w:t>
-            </w:r>
-          </w:p>
-        </w:tc>
-        <w:tc>
-          <w:tcPr>
-            <w:tcW w:type="dxa" w:w="2304"/>
-            <w:shd w:val="clear" w:color="auto" w:fill="F8F9FA"/>
-          </w:tcPr>
-          <w:p>
-            <w:pPr>
-              <w:spacing w:before="60" w:after="60"/>
-            </w:pPr>
-            <w:r>
-              <w:rPr>
-                <w:sz w:val="19"/>
-              </w:rPr>
-              <w:t>−2% per active Major</w:t>
-            </w:r>
-          </w:p>
-        </w:tc>
-        <w:tc>
-          <w:tcPr>
-            <w:tcW w:type="dxa" w:w="2016"/>
-            <w:shd w:val="clear" w:color="auto" w:fill="F8F9FA"/>
-          </w:tcPr>
-          <w:p>
-            <w:pPr>
-              <w:spacing w:before="60" w:after="60"/>
-            </w:pPr>
-            <w:r>
-              <w:rPr>
-                <w:sz w:val="19"/>
-              </w:rPr>
-              <w:t>5 business days</w:t>
-            </w:r>
-          </w:p>
-        </w:tc>
-      </w:tr>
-      <w:tr>
-        <w:tc>
-          <w:tcPr>
-            <w:tcW w:type="dxa" w:w="1584"/>
-            <w:shd w:val="clear" w:color="auto" w:fill="FFFFFF"/>
-          </w:tcPr>
-          <w:p>
-            <w:pPr>
-              <w:spacing w:before="60" w:after="60"/>
-            </w:pPr>
-            <w:r>
-              <w:rPr>
-                <w:sz w:val="19"/>
-              </w:rPr>
-              <w:t>Minor</w:t>
-            </w:r>
-          </w:p>
-        </w:tc>
-        <w:tc>
-          <w:tcPr>
-            <w:tcW w:type="dxa" w:w="864"/>
-            <w:shd w:val="clear" w:color="auto" w:fill="FFFFFF"/>
-          </w:tcPr>
-          <w:p>
-            <w:pPr>
-              <w:spacing w:before="60" w:after="60"/>
-            </w:pPr>
-            <w:r>
-              <w:rPr>
-                <w:sz w:val="19"/>
-              </w:rPr>
-              <w:t>S4</w:t>
-            </w:r>
-          </w:p>
-        </w:tc>
-        <w:tc>
-          <w:tcPr>
-            <w:tcW w:type="dxa" w:w="3456"/>
-            <w:shd w:val="clear" w:color="auto" w:fill="FFFFFF"/>
-          </w:tcPr>
-          <w:p>
-            <w:pPr>
-              <w:spacing w:before="60" w:after="60"/>
-            </w:pPr>
-            <w:r>
-              <w:rPr>
-                <w:sz w:val="19"/>
-              </w:rPr>
-              <w:t>Trivial cosmetic issue, spelling error, or minor UI inconsistency.</w:t>
-            </w:r>
-          </w:p>
-        </w:tc>
-        <w:tc>
-          <w:tcPr>
-            <w:tcW w:type="dxa" w:w="2304"/>
-            <w:shd w:val="clear" w:color="auto" w:fill="FFFFFF"/>
-          </w:tcPr>
-          <w:p>
-            <w:pPr>
-              <w:spacing w:before="60" w:after="60"/>
-            </w:pPr>
-            <w:r>
-              <w:rPr>
-                <w:sz w:val="19"/>
-              </w:rPr>
-              <w:t>−0.5% per active Minor</w:t>
-            </w:r>
-          </w:p>
-        </w:tc>
-        <w:tc>
-          <w:tcPr>
-            <w:tcW w:type="dxa" w:w="2016"/>
-            <w:shd w:val="clear" w:color="auto" w:fill="FFFFFF"/>
-          </w:tcPr>
-          <w:p>
-            <w:pPr>
-              <w:spacing w:before="60" w:after="60"/>
-            </w:pPr>
-            <w:r>
-              <w:rPr>
-                <w:sz w:val="19"/>
-              </w:rPr>
-              <w:t>10 business days</w:t>
-            </w:r>
-          </w:p>
-        </w:tc>
-      </w:tr>
-    </w:tbl>
     <w:p>
       <w:pPr>
-        <w:spacing w:after="120"/>
-      </w:pPr>
+        <w:pStyle w:val="ListNumber"/>
+        <w:spacing w:before="0" w:after="60"/>
+      </w:pPr>
+      <w:r>
+        <w:rPr>
+          <w:sz w:val="21"/>
+        </w:rPr>
+        <w:t>Navigate to the Team view via the top navigation bar.</w:t>
+      </w:r>
     </w:p>
+    <w:p>
+      <w:pPr>
+        <w:pStyle w:val="ListNumber"/>
+        <w:spacing w:before="0" w:after="60"/>
+      </w:pPr>
+      <w:r>
+        <w:rPr>
+          <w:sz w:val="21"/>
+        </w:rPr>
+        <w:t>Click '+ Add Member' in the top-right toolbar.</w:t>
+      </w:r>
+    </w:p>
+    <w:p>
+      <w:pPr>
+        <w:pStyle w:val="ListNumber"/>
+        <w:spacing w:before="0" w:after="60"/>
+      </w:pPr>
+      <w:r>
+        <w:rPr>
+          <w:sz w:val="21"/>
+        </w:rPr>
+        <w:t>Enter the member's Name, Role, and initial Status.</w:t>
+      </w:r>
+    </w:p>
+    <w:p>
+      <w:pPr>
+        <w:pStyle w:val="ListNumber"/>
+        <w:spacing w:before="0" w:after="60"/>
+      </w:pPr>
+      <w:r>
+        <w:rPr>
+          <w:sz w:val="21"/>
+        </w:rPr>
+        <w:t>Optionally configure Weekly Hour Cap (default: 40h) and Utilisation Rate (default: 100%).</w:t>
+      </w:r>
+    </w:p>
+    <w:p>
+      <w:pPr>
+        <w:pStyle w:val="ListNumber"/>
+        <w:spacing w:before="0" w:after="60"/>
+      </w:pPr>
+      <w:r>
+        <w:rPr>
+          <w:sz w:val="21"/>
+        </w:rPr>
+        <w:t>Save. The member immediately appears in the Scheduler's resource grid.</w:t>
+      </w:r>
+    </w:p>
+    <w:p/>
     <w:p>
       <w:pPr>
         <w:pStyle w:val="Heading2"/>
@@ -7627,7 +6306,7 @@
         <w:rPr>
           <w:color w:val="1E9ED5"/>
         </w:rPr>
-        <w:t>8.2  Bug Lifecycle &amp; Status Workflow</w:t>
+        <w:t>7.2  Capacity Parameters</w:t>
       </w:r>
     </w:p>
     <w:p>
@@ -7638,7 +6317,7 @@
         <w:rPr>
           <w:sz w:val="21"/>
         </w:rPr>
-        <w:t>Defects flow through the following mandatory status transitions. A defect cannot skip stages — the transition must be sequential:</w:t>
+        <w:t>Each team member has the following configurable capacity parameters:</w:t>
       </w:r>
     </w:p>
     <w:tbl>
@@ -7656,7 +6335,7 @@
       <w:tr>
         <w:tc>
           <w:tcPr>
-            <w:tcW w:type="dxa" w:w="1872"/>
+            <w:tcW w:type="dxa" w:w="2592"/>
             <w:shd w:val="clear" w:color="auto" w:fill="0D1B2A"/>
           </w:tcPr>
           <w:p>
@@ -7669,13 +6348,13 @@
                 <w:color w:val="FFFFFF"/>
                 <w:sz w:val="19"/>
               </w:rPr>
-              <w:t>Status</w:t>
-            </w:r>
-          </w:p>
-        </w:tc>
-        <w:tc>
-          <w:tcPr>
-            <w:tcW w:type="dxa" w:w="5040"/>
+              <w:t>Parameter</w:t>
+            </w:r>
+          </w:p>
+        </w:tc>
+        <w:tc>
+          <w:tcPr>
+            <w:tcW w:type="dxa" w:w="1728"/>
             <w:shd w:val="clear" w:color="auto" w:fill="0D1B2A"/>
           </w:tcPr>
           <w:p>
@@ -7688,13 +6367,13 @@
                 <w:color w:val="FFFFFF"/>
                 <w:sz w:val="19"/>
               </w:rPr>
-              <w:t>Description</w:t>
-            </w:r>
-          </w:p>
-        </w:tc>
-        <w:tc>
-          <w:tcPr>
-            <w:tcW w:type="dxa" w:w="2304"/>
+              <w:t>Default</w:t>
+            </w:r>
+          </w:p>
+        </w:tc>
+        <w:tc>
+          <w:tcPr>
+            <w:tcW w:type="dxa" w:w="4896"/>
             <w:shd w:val="clear" w:color="auto" w:fill="0D1B2A"/>
           </w:tcPr>
           <w:p>
@@ -7707,7 +6386,7 @@
                 <w:color w:val="FFFFFF"/>
                 <w:sz w:val="19"/>
               </w:rPr>
-              <w:t>Responsible Party</w:t>
+              <w:t>Description</w:t>
             </w:r>
           </w:p>
         </w:tc>
@@ -7715,7 +6394,7 @@
       <w:tr>
         <w:tc>
           <w:tcPr>
-            <w:tcW w:type="dxa" w:w="1872"/>
+            <w:tcW w:type="dxa" w:w="2592"/>
             <w:shd w:val="clear" w:color="auto" w:fill="F8F9FA"/>
           </w:tcPr>
           <w:p>
@@ -7726,13 +6405,13 @@
               <w:rPr>
                 <w:sz w:val="19"/>
               </w:rPr>
-              <w:t>New</w:t>
-            </w:r>
-          </w:p>
-        </w:tc>
-        <w:tc>
-          <w:tcPr>
-            <w:tcW w:type="dxa" w:w="5040"/>
+              <w:t>Weekly Hour Cap</w:t>
+            </w:r>
+          </w:p>
+        </w:tc>
+        <w:tc>
+          <w:tcPr>
+            <w:tcW w:type="dxa" w:w="1728"/>
             <w:shd w:val="clear" w:color="auto" w:fill="F8F9FA"/>
           </w:tcPr>
           <w:p>
@@ -7743,13 +6422,13 @@
               <w:rPr>
                 <w:sz w:val="19"/>
               </w:rPr>
-              <w:t>Defect logged. Awaiting triage and owner assignment.</w:t>
-            </w:r>
-          </w:p>
-        </w:tc>
-        <w:tc>
-          <w:tcPr>
-            <w:tcW w:type="dxa" w:w="2304"/>
+              <w:t>40h</w:t>
+            </w:r>
+          </w:p>
+        </w:tc>
+        <w:tc>
+          <w:tcPr>
+            <w:tcW w:type="dxa" w:w="4896"/>
             <w:shd w:val="clear" w:color="auto" w:fill="F8F9FA"/>
           </w:tcPr>
           <w:p>
@@ -7760,7 +6439,7 @@
               <w:rPr>
                 <w:sz w:val="19"/>
               </w:rPr>
-              <w:t>Reporter</w:t>
+              <w:t>Maximum standard hours the member works per week.</w:t>
             </w:r>
           </w:p>
         </w:tc>
@@ -7768,7 +6447,7 @@
       <w:tr>
         <w:tc>
           <w:tcPr>
-            <w:tcW w:type="dxa" w:w="1872"/>
+            <w:tcW w:type="dxa" w:w="2592"/>
             <w:shd w:val="clear" w:color="auto" w:fill="FFFFFF"/>
           </w:tcPr>
           <w:p>
@@ -7779,13 +6458,13 @@
               <w:rPr>
                 <w:sz w:val="19"/>
               </w:rPr>
-              <w:t>Assigned</w:t>
-            </w:r>
-          </w:p>
-        </w:tc>
-        <w:tc>
-          <w:tcPr>
-            <w:tcW w:type="dxa" w:w="5040"/>
+              <w:t>Utilisation Rate</w:t>
+            </w:r>
+          </w:p>
+        </w:tc>
+        <w:tc>
+          <w:tcPr>
+            <w:tcW w:type="dxa" w:w="1728"/>
             <w:shd w:val="clear" w:color="auto" w:fill="FFFFFF"/>
           </w:tcPr>
           <w:p>
@@ -7796,13 +6475,13 @@
               <w:rPr>
                 <w:sz w:val="19"/>
               </w:rPr>
-              <w:t>Owner allocated. Development investigation begun.</w:t>
-            </w:r>
-          </w:p>
-        </w:tc>
-        <w:tc>
-          <w:tcPr>
-            <w:tcW w:type="dxa" w:w="2304"/>
+              <w:t>100%</w:t>
+            </w:r>
+          </w:p>
+        </w:tc>
+        <w:tc>
+          <w:tcPr>
+            <w:tcW w:type="dxa" w:w="4896"/>
             <w:shd w:val="clear" w:color="auto" w:fill="FFFFFF"/>
           </w:tcPr>
           <w:p>
@@ -7813,7 +6492,7 @@
               <w:rPr>
                 <w:sz w:val="19"/>
               </w:rPr>
-              <w:t>Engineering Manager</w:t>
+              <w:t>Percentage of standard time dedicated to project work. A member at 80% utilisation contributes 32 project hours per 40h week, reserving 8h for admin.</w:t>
             </w:r>
           </w:p>
         </w:tc>
@@ -7821,7 +6500,7 @@
       <w:tr>
         <w:tc>
           <w:tcPr>
-            <w:tcW w:type="dxa" w:w="1872"/>
+            <w:tcW w:type="dxa" w:w="2592"/>
             <w:shd w:val="clear" w:color="auto" w:fill="F8F9FA"/>
           </w:tcPr>
           <w:p>
@@ -7832,13 +6511,13 @@
               <w:rPr>
                 <w:sz w:val="19"/>
               </w:rPr>
-              <w:t>Fixed</w:t>
-            </w:r>
-          </w:p>
-        </w:tc>
-        <w:tc>
-          <w:tcPr>
-            <w:tcW w:type="dxa" w:w="5040"/>
+              <w:t>Status</w:t>
+            </w:r>
+          </w:p>
+        </w:tc>
+        <w:tc>
+          <w:tcPr>
+            <w:tcW w:type="dxa" w:w="1728"/>
             <w:shd w:val="clear" w:color="auto" w:fill="F8F9FA"/>
           </w:tcPr>
           <w:p>
@@ -7849,13 +6528,13 @@
               <w:rPr>
                 <w:sz w:val="19"/>
               </w:rPr>
-              <w:t>Code fix applied by development. Awaiting QA validation.</w:t>
-            </w:r>
-          </w:p>
-        </w:tc>
-        <w:tc>
-          <w:tcPr>
-            <w:tcW w:type="dxa" w:w="2304"/>
+              <w:t>Active</w:t>
+            </w:r>
+          </w:p>
+        </w:tc>
+        <w:tc>
+          <w:tcPr>
+            <w:tcW w:type="dxa" w:w="4896"/>
             <w:shd w:val="clear" w:color="auto" w:fill="F8F9FA"/>
           </w:tcPr>
           <w:p>
@@ -7866,7 +6545,7 @@
               <w:rPr>
                 <w:sz w:val="19"/>
               </w:rPr>
-              <w:t>Developer</w:t>
+              <w:t>Active members appear in Scheduler and can be assigned tasks. On Leave, Serving Notice, and Departed members are excluded from capacity calculations.</w:t>
             </w:r>
           </w:p>
         </w:tc>
@@ -7874,7 +6553,7 @@
       <w:tr>
         <w:tc>
           <w:tcPr>
-            <w:tcW w:type="dxa" w:w="1872"/>
+            <w:tcW w:type="dxa" w:w="2592"/>
             <w:shd w:val="clear" w:color="auto" w:fill="FFFFFF"/>
           </w:tcPr>
           <w:p>
@@ -7885,13 +6564,13 @@
               <w:rPr>
                 <w:sz w:val="19"/>
               </w:rPr>
-              <w:t>Retest</w:t>
-            </w:r>
-          </w:p>
-        </w:tc>
-        <w:tc>
-          <w:tcPr>
-            <w:tcW w:type="dxa" w:w="5040"/>
+              <w:t>Planned Leaves</w:t>
+            </w:r>
+          </w:p>
+        </w:tc>
+        <w:tc>
+          <w:tcPr>
+            <w:tcW w:type="dxa" w:w="1728"/>
             <w:shd w:val="clear" w:color="auto" w:fill="FFFFFF"/>
           </w:tcPr>
           <w:p>
@@ -7902,13 +6581,13 @@
               <w:rPr>
                 <w:sz w:val="19"/>
               </w:rPr>
-              <w:t>Fix deployed to test environment. QA conducting verification testing.</w:t>
-            </w:r>
-          </w:p>
-        </w:tc>
-        <w:tc>
-          <w:tcPr>
-            <w:tcW w:type="dxa" w:w="2304"/>
+              <w:t>None</w:t>
+            </w:r>
+          </w:p>
+        </w:tc>
+        <w:tc>
+          <w:tcPr>
+            <w:tcW w:type="dxa" w:w="4896"/>
             <w:shd w:val="clear" w:color="auto" w:fill="FFFFFF"/>
           </w:tcPr>
           <w:p>
@@ -7919,166 +6598,7 @@
               <w:rPr>
                 <w:sz w:val="19"/>
               </w:rPr>
-              <w:t>QA Engineer</w:t>
-            </w:r>
-          </w:p>
-        </w:tc>
-      </w:tr>
-      <w:tr>
-        <w:tc>
-          <w:tcPr>
-            <w:tcW w:type="dxa" w:w="1872"/>
-            <w:shd w:val="clear" w:color="auto" w:fill="F8F9FA"/>
-          </w:tcPr>
-          <w:p>
-            <w:pPr>
-              <w:spacing w:before="60" w:after="60"/>
-            </w:pPr>
-            <w:r>
-              <w:rPr>
-                <w:sz w:val="19"/>
-              </w:rPr>
-              <w:t>Closed</w:t>
-            </w:r>
-          </w:p>
-        </w:tc>
-        <w:tc>
-          <w:tcPr>
-            <w:tcW w:type="dxa" w:w="5040"/>
-            <w:shd w:val="clear" w:color="auto" w:fill="F8F9FA"/>
-          </w:tcPr>
-          <w:p>
-            <w:pPr>
-              <w:spacing w:before="60" w:after="60"/>
-            </w:pPr>
-            <w:r>
-              <w:rPr>
-                <w:sz w:val="19"/>
-              </w:rPr>
-              <w:t>Fix verified by QA. Defect permanently closed.</w:t>
-            </w:r>
-          </w:p>
-        </w:tc>
-        <w:tc>
-          <w:tcPr>
-            <w:tcW w:type="dxa" w:w="2304"/>
-            <w:shd w:val="clear" w:color="auto" w:fill="F8F9FA"/>
-          </w:tcPr>
-          <w:p>
-            <w:pPr>
-              <w:spacing w:before="60" w:after="60"/>
-            </w:pPr>
-            <w:r>
-              <w:rPr>
-                <w:sz w:val="19"/>
-              </w:rPr>
-              <w:t>QA Engineer</w:t>
-            </w:r>
-          </w:p>
-        </w:tc>
-      </w:tr>
-      <w:tr>
-        <w:tc>
-          <w:tcPr>
-            <w:tcW w:type="dxa" w:w="1872"/>
-            <w:shd w:val="clear" w:color="auto" w:fill="FFFFFF"/>
-          </w:tcPr>
-          <w:p>
-            <w:pPr>
-              <w:spacing w:before="60" w:after="60"/>
-            </w:pPr>
-            <w:r>
-              <w:rPr>
-                <w:sz w:val="19"/>
-              </w:rPr>
-              <w:t>Rejected</w:t>
-            </w:r>
-          </w:p>
-        </w:tc>
-        <w:tc>
-          <w:tcPr>
-            <w:tcW w:type="dxa" w:w="5040"/>
-            <w:shd w:val="clear" w:color="auto" w:fill="FFFFFF"/>
-          </w:tcPr>
-          <w:p>
-            <w:pPr>
-              <w:spacing w:before="60" w:after="60"/>
-            </w:pPr>
-            <w:r>
-              <w:rPr>
-                <w:sz w:val="19"/>
-              </w:rPr>
-              <w:t>Defect determined to be invalid (by design or not reproducible).</w:t>
-            </w:r>
-          </w:p>
-        </w:tc>
-        <w:tc>
-          <w:tcPr>
-            <w:tcW w:type="dxa" w:w="2304"/>
-            <w:shd w:val="clear" w:color="auto" w:fill="FFFFFF"/>
-          </w:tcPr>
-          <w:p>
-            <w:pPr>
-              <w:spacing w:before="60" w:after="60"/>
-            </w:pPr>
-            <w:r>
-              <w:rPr>
-                <w:sz w:val="19"/>
-              </w:rPr>
-              <w:t>Engineering Manager</w:t>
-            </w:r>
-          </w:p>
-        </w:tc>
-      </w:tr>
-      <w:tr>
-        <w:tc>
-          <w:tcPr>
-            <w:tcW w:type="dxa" w:w="1872"/>
-            <w:shd w:val="clear" w:color="auto" w:fill="F8F9FA"/>
-          </w:tcPr>
-          <w:p>
-            <w:pPr>
-              <w:spacing w:before="60" w:after="60"/>
-            </w:pPr>
-            <w:r>
-              <w:rPr>
-                <w:sz w:val="19"/>
-              </w:rPr>
-              <w:t>Deferred</w:t>
-            </w:r>
-          </w:p>
-        </w:tc>
-        <w:tc>
-          <w:tcPr>
-            <w:tcW w:type="dxa" w:w="5040"/>
-            <w:shd w:val="clear" w:color="auto" w:fill="F8F9FA"/>
-          </w:tcPr>
-          <w:p>
-            <w:pPr>
-              <w:spacing w:before="60" w:after="60"/>
-            </w:pPr>
-            <w:r>
-              <w:rPr>
-                <w:sz w:val="19"/>
-              </w:rPr>
-              <w:t>Fix postponed to a future release cycle with stakeholder approval.</w:t>
-            </w:r>
-          </w:p>
-        </w:tc>
-        <w:tc>
-          <w:tcPr>
-            <w:tcW w:type="dxa" w:w="2304"/>
-            <w:shd w:val="clear" w:color="auto" w:fill="F8F9FA"/>
-          </w:tcPr>
-          <w:p>
-            <w:pPr>
-              <w:spacing w:before="60" w:after="60"/>
-            </w:pPr>
-            <w:r>
-              <w:rPr>
-                <w:sz w:val="19"/>
-              </w:rPr>
-              <w:t>Project Manager</w:t>
+              <w:t>Date ranges marked as leave. The Scheduler reduces that member's available hours to 0 for those weeks.</w:t>
             </w:r>
           </w:p>
         </w:tc>
@@ -8098,7 +6618,7 @@
         <w:rPr>
           <w:color w:val="1E9ED5"/>
         </w:rPr>
-        <w:t>8.3  Linking Defects to Tasks</w:t>
+        <w:t>7.3  Dynamic Workload Balancing</w:t>
       </w:r>
     </w:p>
     <w:p>
@@ -8109,7 +6629,7 @@
         <w:rPr>
           <w:sz w:val="21"/>
         </w:rPr>
-        <w:t>Every defect must be linked to a specific entity to maintain traceability:</w:t>
+        <w:t>The Capacity Hub displays a real-time utilisation indicator for each member:</w:t>
       </w:r>
     </w:p>
     <w:p>
@@ -8122,7 +6642,7 @@
         <w:rPr>
           <w:sz w:val="21"/>
         </w:rPr>
-        <w:t>Link Type: Task, Subtask, or GUI Screen.</w:t>
+        <w:t>Under-Utilised (&lt; 70%): Blue indicator. The system suggests additional task assignments based on the member's role profile.</w:t>
       </w:r>
     </w:p>
     <w:p>
@@ -8135,7 +6655,7 @@
         <w:rPr>
           <w:sz w:val="21"/>
         </w:rPr>
-        <w:t>Linked ID: The specific entity ID (e.g., TASK-004, ST-005).</w:t>
+        <w:t>Balanced (70%–100%): Green indicator. Optimal resource loading.</w:t>
       </w:r>
     </w:p>
     <w:p>
@@ -8148,96 +6668,33 @@
         <w:rPr>
           <w:sz w:val="21"/>
         </w:rPr>
-        <w:t>The Delivery Matrix displays a defect count badge on the linked task row for instant visibility.</w:t>
+        <w:t>Over-allocated (&gt; 100%): Red warning flag. The Weekly Scheduler Diagnostics will list this resource as a conflict and recommend reassignment or date extension.</w:t>
+      </w:r>
+    </w:p>
+    <w:p/>
+    <w:p>
+      <w:pPr>
+        <w:pStyle w:val="Heading2"/>
+        <w:spacing w:before="360" w:after="120"/>
+      </w:pPr>
+      <w:r>
+        <w:rPr>
+          <w:color w:val="1E9ED5"/>
+        </w:rPr>
+        <w:t>7.4  Role-Based Assignment Logic</w:t>
       </w:r>
     </w:p>
     <w:p>
       <w:pPr>
-        <w:pStyle w:val="ListBullet"/>
-        <w:spacing w:before="0" w:after="60"/>
-        <w:ind w:left="360"/>
+        <w:spacing w:before="0" w:after="120"/>
       </w:pPr>
       <w:r>
         <w:rPr>
           <w:sz w:val="21"/>
         </w:rPr>
-        <w:t>The Task Detail flyout lists all linked defects with their severity and status.</w:t>
+        <w:t>Roles restrict which tasks a member can be automatically reassigned to during conflict resolution. The Smart Reassignment heuristic (Scheduler → Copilot) only swaps resources that share the same Role.</w:t>
       </w:r>
     </w:p>
-    <w:p/>
-    <w:p>
-      <w:pPr>
-        <w:pStyle w:val="Heading2"/>
-        <w:spacing w:before="360" w:after="120"/>
-      </w:pPr>
-      <w:r>
-        <w:rPr>
-          <w:color w:val="1E9ED5"/>
-        </w:rPr>
-        <w:t>8.4  Logging a New Defect — Step by Step</w:t>
-      </w:r>
-    </w:p>
-    <w:p>
-      <w:pPr>
-        <w:pStyle w:val="ListNumber"/>
-        <w:spacing w:before="0" w:after="60"/>
-      </w:pPr>
-      <w:r>
-        <w:rPr>
-          <w:sz w:val="21"/>
-        </w:rPr>
-        <w:t>Navigate to the Defects view via the top navigation bar.</w:t>
-      </w:r>
-    </w:p>
-    <w:p>
-      <w:pPr>
-        <w:pStyle w:val="ListNumber"/>
-        <w:spacing w:before="0" w:after="60"/>
-      </w:pPr>
-      <w:r>
-        <w:rPr>
-          <w:sz w:val="21"/>
-        </w:rPr>
-        <w:t>Click '+ Log Defect' in the top toolbar.</w:t>
-      </w:r>
-    </w:p>
-    <w:p>
-      <w:pPr>
-        <w:pStyle w:val="ListNumber"/>
-        <w:spacing w:before="0" w:after="60"/>
-      </w:pPr>
-      <w:r>
-        <w:rPr>
-          <w:sz w:val="21"/>
-        </w:rPr>
-        <w:t>Complete the defect form: Title, Type, Severity, Priority, Linked Task, Assignee, Reporter, Description, and Reproduction Steps.</w:t>
-      </w:r>
-    </w:p>
-    <w:p>
-      <w:pPr>
-        <w:pStyle w:val="ListNumber"/>
-        <w:spacing w:before="0" w:after="60"/>
-      </w:pPr>
-      <w:r>
-        <w:rPr>
-          <w:sz w:val="21"/>
-        </w:rPr>
-        <w:t>Click 'Save'. The defect is immediately added to the register with status 'New'.</w:t>
-      </w:r>
-    </w:p>
-    <w:p>
-      <w:pPr>
-        <w:pStyle w:val="ListNumber"/>
-        <w:spacing w:before="0" w:after="60"/>
-      </w:pPr>
-      <w:r>
-        <w:rPr>
-          <w:sz w:val="21"/>
-        </w:rPr>
-        <w:t>The linked task's health contribution is recalculated and the dashboard updates in real time.</w:t>
-      </w:r>
-    </w:p>
-    <w:p/>
     <w:tbl>
       <w:tblPr>
         <w:tblStyle w:val="TableGrid"/>
@@ -8246,50 +6703,343 @@
         <w:tblLook w:firstColumn="1" w:firstRow="1" w:lastColumn="0" w:lastRow="0" w:noHBand="0" w:noVBand="1" w:val="04A0"/>
       </w:tblPr>
       <w:tblGrid>
-        <w:gridCol w:w="9072"/>
+        <w:gridCol w:w="4536"/>
+        <w:gridCol w:w="4536"/>
       </w:tblGrid>
       <w:tr>
         <w:tc>
           <w:tcPr>
-            <w:tcW w:type="dxa" w:w="9072"/>
-            <w:shd w:val="clear" w:color="auto" w:fill="FDEDEC"/>
-            <w:tcBorders>
-              <w:left w:val="single" w:sz="18" w:color="C0392B"/>
-              <w:top w:val="single" w:sz="4" w:color="FFFFFF"/>
-              <w:right w:val="single" w:sz="4" w:color="FFFFFF"/>
-              <w:bottom w:val="single" w:sz="4" w:color="FFFFFF"/>
-            </w:tcBorders>
-          </w:tcPr>
-          <w:p>
-            <w:pPr>
-              <w:spacing w:before="120" w:after="40"/>
-              <w:ind w:left="144"/>
+            <w:tcW w:type="dxa" w:w="3168"/>
+            <w:shd w:val="clear" w:color="auto" w:fill="0D1B2A"/>
+          </w:tcPr>
+          <w:p>
+            <w:pPr>
+              <w:jc w:val="center"/>
             </w:pPr>
             <w:r>
               <w:rPr>
                 <w:b/>
-                <w:color w:val="6E2222"/>
-                <w:sz w:val="18"/>
-              </w:rPr>
-              <w:t xml:space="preserve">⛔ CAUTION  </w:t>
-            </w:r>
-          </w:p>
-          <w:p>
-            <w:pPr>
-              <w:spacing w:before="40" w:after="120"/>
-              <w:ind w:left="144"/>
-            </w:pPr>
-            <w:r>
-              <w:rPr>
-                <w:sz w:val="20"/>
-              </w:rPr>
-              <w:t>S1 Blocker defects trigger an immediate red alert banner on the Executive Overview Dashboard. Blockers that remain open beyond their 24-hour SLA are escalated to the Engineering Manager via in-app notification.</w:t>
+                <w:color w:val="FFFFFF"/>
+                <w:sz w:val="19"/>
+              </w:rPr>
+              <w:t>Role</w:t>
+            </w:r>
+          </w:p>
+        </w:tc>
+        <w:tc>
+          <w:tcPr>
+            <w:tcW w:type="dxa" w:w="6048"/>
+            <w:shd w:val="clear" w:color="auto" w:fill="0D1B2A"/>
+          </w:tcPr>
+          <w:p>
+            <w:pPr>
+              <w:jc w:val="center"/>
+            </w:pPr>
+            <w:r>
+              <w:rPr>
+                <w:b/>
+                <w:color w:val="FFFFFF"/>
+                <w:sz w:val="19"/>
+              </w:rPr>
+              <w:t>Typical Responsibilities</w:t>
+            </w:r>
+          </w:p>
+        </w:tc>
+      </w:tr>
+      <w:tr>
+        <w:tc>
+          <w:tcPr>
+            <w:tcW w:type="dxa" w:w="3168"/>
+            <w:shd w:val="clear" w:color="auto" w:fill="F8F9FA"/>
+          </w:tcPr>
+          <w:p>
+            <w:pPr>
+              <w:spacing w:before="60" w:after="60"/>
+            </w:pPr>
+            <w:r>
+              <w:rPr>
+                <w:sz w:val="19"/>
+              </w:rPr>
+              <w:t>Engineering Manager</w:t>
+            </w:r>
+          </w:p>
+        </w:tc>
+        <w:tc>
+          <w:tcPr>
+            <w:tcW w:type="dxa" w:w="6048"/>
+            <w:shd w:val="clear" w:color="auto" w:fill="F8F9FA"/>
+          </w:tcPr>
+          <w:p>
+            <w:pPr>
+              <w:spacing w:before="60" w:after="60"/>
+            </w:pPr>
+            <w:r>
+              <w:rPr>
+                <w:sz w:val="19"/>
+              </w:rPr>
+              <w:t>Project oversight, resource coordination, escalation management.</w:t>
+            </w:r>
+          </w:p>
+        </w:tc>
+      </w:tr>
+      <w:tr>
+        <w:tc>
+          <w:tcPr>
+            <w:tcW w:type="dxa" w:w="3168"/>
+            <w:shd w:val="clear" w:color="auto" w:fill="FFFFFF"/>
+          </w:tcPr>
+          <w:p>
+            <w:pPr>
+              <w:spacing w:before="60" w:after="60"/>
+            </w:pPr>
+            <w:r>
+              <w:rPr>
+                <w:sz w:val="19"/>
+              </w:rPr>
+              <w:t>Lead Architect</w:t>
+            </w:r>
+          </w:p>
+        </w:tc>
+        <w:tc>
+          <w:tcPr>
+            <w:tcW w:type="dxa" w:w="6048"/>
+            <w:shd w:val="clear" w:color="auto" w:fill="FFFFFF"/>
+          </w:tcPr>
+          <w:p>
+            <w:pPr>
+              <w:spacing w:before="60" w:after="60"/>
+            </w:pPr>
+            <w:r>
+              <w:rPr>
+                <w:sz w:val="19"/>
+              </w:rPr>
+              <w:t>System design, technical standards, code review ownership.</w:t>
+            </w:r>
+          </w:p>
+        </w:tc>
+      </w:tr>
+      <w:tr>
+        <w:tc>
+          <w:tcPr>
+            <w:tcW w:type="dxa" w:w="3168"/>
+            <w:shd w:val="clear" w:color="auto" w:fill="F8F9FA"/>
+          </w:tcPr>
+          <w:p>
+            <w:pPr>
+              <w:spacing w:before="60" w:after="60"/>
+            </w:pPr>
+            <w:r>
+              <w:rPr>
+                <w:sz w:val="19"/>
+              </w:rPr>
+              <w:t>Lead Frontend</w:t>
+            </w:r>
+          </w:p>
+        </w:tc>
+        <w:tc>
+          <w:tcPr>
+            <w:tcW w:type="dxa" w:w="6048"/>
+            <w:shd w:val="clear" w:color="auto" w:fill="F8F9FA"/>
+          </w:tcPr>
+          <w:p>
+            <w:pPr>
+              <w:spacing w:before="60" w:after="60"/>
+            </w:pPr>
+            <w:r>
+              <w:rPr>
+                <w:sz w:val="19"/>
+              </w:rPr>
+              <w:t>UI engineering, component library, performance optimisation.</w:t>
+            </w:r>
+          </w:p>
+        </w:tc>
+      </w:tr>
+      <w:tr>
+        <w:tc>
+          <w:tcPr>
+            <w:tcW w:type="dxa" w:w="3168"/>
+            <w:shd w:val="clear" w:color="auto" w:fill="FFFFFF"/>
+          </w:tcPr>
+          <w:p>
+            <w:pPr>
+              <w:spacing w:before="60" w:after="60"/>
+            </w:pPr>
+            <w:r>
+              <w:rPr>
+                <w:sz w:val="19"/>
+              </w:rPr>
+              <w:t>Lead Design</w:t>
+            </w:r>
+          </w:p>
+        </w:tc>
+        <w:tc>
+          <w:tcPr>
+            <w:tcW w:type="dxa" w:w="6048"/>
+            <w:shd w:val="clear" w:color="auto" w:fill="FFFFFF"/>
+          </w:tcPr>
+          <w:p>
+            <w:pPr>
+              <w:spacing w:before="60" w:after="60"/>
+            </w:pPr>
+            <w:r>
+              <w:rPr>
+                <w:sz w:val="19"/>
+              </w:rPr>
+              <w:t>UX research, design system, visual prototyping.</w:t>
+            </w:r>
+          </w:p>
+        </w:tc>
+      </w:tr>
+      <w:tr>
+        <w:tc>
+          <w:tcPr>
+            <w:tcW w:type="dxa" w:w="3168"/>
+            <w:shd w:val="clear" w:color="auto" w:fill="F8F9FA"/>
+          </w:tcPr>
+          <w:p>
+            <w:pPr>
+              <w:spacing w:before="60" w:after="60"/>
+            </w:pPr>
+            <w:r>
+              <w:rPr>
+                <w:sz w:val="19"/>
+              </w:rPr>
+              <w:t>Developer</w:t>
+            </w:r>
+          </w:p>
+        </w:tc>
+        <w:tc>
+          <w:tcPr>
+            <w:tcW w:type="dxa" w:w="6048"/>
+            <w:shd w:val="clear" w:color="auto" w:fill="F8F9FA"/>
+          </w:tcPr>
+          <w:p>
+            <w:pPr>
+              <w:spacing w:before="60" w:after="60"/>
+            </w:pPr>
+            <w:r>
+              <w:rPr>
+                <w:sz w:val="19"/>
+              </w:rPr>
+              <w:t>Feature implementation, unit testing, code review.</w:t>
+            </w:r>
+          </w:p>
+        </w:tc>
+      </w:tr>
+      <w:tr>
+        <w:tc>
+          <w:tcPr>
+            <w:tcW w:type="dxa" w:w="3168"/>
+            <w:shd w:val="clear" w:color="auto" w:fill="FFFFFF"/>
+          </w:tcPr>
+          <w:p>
+            <w:pPr>
+              <w:spacing w:before="60" w:after="60"/>
+            </w:pPr>
+            <w:r>
+              <w:rPr>
+                <w:sz w:val="19"/>
+              </w:rPr>
+              <w:t>QA</w:t>
+            </w:r>
+          </w:p>
+        </w:tc>
+        <w:tc>
+          <w:tcPr>
+            <w:tcW w:type="dxa" w:w="6048"/>
+            <w:shd w:val="clear" w:color="auto" w:fill="FFFFFF"/>
+          </w:tcPr>
+          <w:p>
+            <w:pPr>
+              <w:spacing w:before="60" w:after="60"/>
+            </w:pPr>
+            <w:r>
+              <w:rPr>
+                <w:sz w:val="19"/>
+              </w:rPr>
+              <w:t>Test planning, defect logging, regression validation.</w:t>
+            </w:r>
+          </w:p>
+        </w:tc>
+      </w:tr>
+      <w:tr>
+        <w:tc>
+          <w:tcPr>
+            <w:tcW w:type="dxa" w:w="3168"/>
+            <w:shd w:val="clear" w:color="auto" w:fill="F8F9FA"/>
+          </w:tcPr>
+          <w:p>
+            <w:pPr>
+              <w:spacing w:before="60" w:after="60"/>
+            </w:pPr>
+            <w:r>
+              <w:rPr>
+                <w:sz w:val="19"/>
+              </w:rPr>
+              <w:t>DevOps</w:t>
+            </w:r>
+          </w:p>
+        </w:tc>
+        <w:tc>
+          <w:tcPr>
+            <w:tcW w:type="dxa" w:w="6048"/>
+            <w:shd w:val="clear" w:color="auto" w:fill="F8F9FA"/>
+          </w:tcPr>
+          <w:p>
+            <w:pPr>
+              <w:spacing w:before="60" w:after="60"/>
+            </w:pPr>
+            <w:r>
+              <w:rPr>
+                <w:sz w:val="19"/>
+              </w:rPr>
+              <w:t>Infrastructure, CI/CD pipelines, environment management.</w:t>
+            </w:r>
+          </w:p>
+        </w:tc>
+      </w:tr>
+      <w:tr>
+        <w:tc>
+          <w:tcPr>
+            <w:tcW w:type="dxa" w:w="3168"/>
+            <w:shd w:val="clear" w:color="auto" w:fill="FFFFFF"/>
+          </w:tcPr>
+          <w:p>
+            <w:pPr>
+              <w:spacing w:before="60" w:after="60"/>
+            </w:pPr>
+            <w:r>
+              <w:rPr>
+                <w:sz w:val="19"/>
+              </w:rPr>
+              <w:t>Analyst</w:t>
+            </w:r>
+          </w:p>
+        </w:tc>
+        <w:tc>
+          <w:tcPr>
+            <w:tcW w:type="dxa" w:w="6048"/>
+            <w:shd w:val="clear" w:color="auto" w:fill="FFFFFF"/>
+          </w:tcPr>
+          <w:p>
+            <w:pPr>
+              <w:spacing w:before="60" w:after="60"/>
+            </w:pPr>
+            <w:r>
+              <w:rPr>
+                <w:sz w:val="19"/>
+              </w:rPr>
+              <w:t>Requirements gathering, reporting, stakeholder communication.</w:t>
             </w:r>
           </w:p>
         </w:tc>
       </w:tr>
     </w:tbl>
-    <w:p/>
+    <w:p>
+      <w:pPr>
+        <w:spacing w:after="120"/>
+      </w:pPr>
+    </w:p>
     <w:p>
       <w:r>
         <w:br w:type="page"/>
@@ -8304,7 +7054,7 @@
         <w:rPr>
           <w:color w:val="0D1B2A"/>
         </w:rPr>
-        <w:t>9  Reports &amp; Stakeholder Board Packs</w:t>
+        <w:t>8  Defect Tracker &amp; Bug Lifecycle</w:t>
       </w:r>
     </w:p>
     <w:p>
@@ -8323,7 +7073,7 @@
         <w:rPr>
           <w:sz w:val="21"/>
         </w:rPr>
-        <w:t>ProjectPulse features a professional report generation engine that compiles real-time project data into presentation-ready board packs, structured Excel workbooks, and printable PDF status reports — all in one click.</w:t>
+        <w:t>The Defect Tracker enables QA teams and developers to log, triage, prioritise, assign, track, and close software defects through a formal lifecycle. Defect data is integrated into the Health Index calculation on the Executive Overview Dashboard and linked to specific tasks in the Delivery Matrix.</w:t>
       </w:r>
     </w:p>
     <w:p>
@@ -8335,7 +7085,7 @@
         <w:drawing>
           <wp:inline xmlns:a="http://schemas.openxmlformats.org/drawingml/2006/main" xmlns:pic="http://schemas.openxmlformats.org/drawingml/2006/picture">
             <wp:extent cx="5760720" cy="3240405"/>
-            <wp:docPr id="8" name="Picture 8"/>
+            <wp:docPr id="7" name="Picture 7"/>
             <wp:cNvGraphicFramePr>
               <a:graphicFrameLocks noChangeAspect="1"/>
             </wp:cNvGraphicFramePr>
@@ -8343,7 +7093,7 @@
               <a:graphicData uri="http://schemas.openxmlformats.org/drawingml/2006/picture">
                 <pic:pic>
                   <pic:nvPicPr>
-                    <pic:cNvPr id="0" name="08_reports_boardpack.png"/>
+                    <pic:cNvPr id="0" name="07_defect_tracker.png"/>
                     <pic:cNvPicPr/>
                   </pic:nvPicPr>
                   <pic:blipFill>
@@ -8377,7 +7127,7 @@
           <w:color w:val="6C757D"/>
           <w:sz w:val="18"/>
         </w:rPr>
-        <w:t>Figure 9.1 — Reports &amp; Board Packs: Report builder, export controls, and preview panel</w:t>
+        <w:t>Figure 8.1 — Defect Tracker: Summary cards, severity-coded defect table, and bug lifecycle diagram</w:t>
       </w:r>
     </w:p>
     <w:p>
@@ -8389,7 +7139,7 @@
         <w:rPr>
           <w:color w:val="1E9ED5"/>
         </w:rPr>
-        <w:t>9.1  Executive Board Pack</w:t>
+        <w:t>8.1  Defect Severity Matrix</w:t>
       </w:r>
     </w:p>
     <w:p>
@@ -8400,96 +7150,7 @@
         <w:rPr>
           <w:sz w:val="21"/>
         </w:rPr>
-        <w:t>The Board Pack compiles a complete project narrative suitable for executive and steering committee review:</w:t>
-      </w:r>
-    </w:p>
-    <w:p>
-      <w:pPr>
-        <w:pStyle w:val="ListBullet"/>
-        <w:spacing w:before="0" w:after="60"/>
-        <w:ind w:left="360"/>
-      </w:pPr>
-      <w:r>
-        <w:rPr>
-          <w:sz w:val="21"/>
-        </w:rPr>
-        <w:t>Project Summary Narrative: Auto-generated high-level status paragraph, summarising key achievements, blockers, and next steps.</w:t>
-      </w:r>
-    </w:p>
-    <w:p>
-      <w:pPr>
-        <w:pStyle w:val="ListBullet"/>
-        <w:spacing w:before="0" w:after="60"/>
-        <w:ind w:left="360"/>
-      </w:pPr>
-      <w:r>
-        <w:rPr>
-          <w:sz w:val="21"/>
-        </w:rPr>
-        <w:t>Aggregated Health Trend Graph: A Bezier-curve sparkline chart showing the Health Index over the past 8 weeks.</w:t>
-      </w:r>
-    </w:p>
-    <w:p>
-      <w:pPr>
-        <w:pStyle w:val="ListBullet"/>
-        <w:spacing w:before="0" w:after="60"/>
-        <w:ind w:left="360"/>
-      </w:pPr>
-      <w:r>
-        <w:rPr>
-          <w:sz w:val="21"/>
-        </w:rPr>
-        <w:t>Critical Path Highlights: Tasks on the critical path that are within 5 days of or past their due dates.</w:t>
-      </w:r>
-    </w:p>
-    <w:p>
-      <w:pPr>
-        <w:pStyle w:val="ListBullet"/>
-        <w:spacing w:before="0" w:after="60"/>
-        <w:ind w:left="360"/>
-      </w:pPr>
-      <w:r>
-        <w:rPr>
-          <w:sz w:val="21"/>
-        </w:rPr>
-        <w:t>Top 5 Risks: RAID items ranked by Exposure Score (Probability × Impact), with their owners and mitigation summaries.</w:t>
-      </w:r>
-    </w:p>
-    <w:p>
-      <w:pPr>
-        <w:pStyle w:val="ListBullet"/>
-        <w:spacing w:before="0" w:after="60"/>
-        <w:ind w:left="360"/>
-      </w:pPr>
-      <w:r>
-        <w:rPr>
-          <w:sz w:val="21"/>
-        </w:rPr>
-        <w:t>Team Velocity Trend: 4-week rolling average of completed story points.</w:t>
-      </w:r>
-    </w:p>
-    <w:p/>
-    <w:p>
-      <w:pPr>
-        <w:pStyle w:val="Heading2"/>
-        <w:spacing w:before="360" w:after="120"/>
-      </w:pPr>
-      <w:r>
-        <w:rPr>
-          <w:color w:val="1E9ED5"/>
-        </w:rPr>
-        <w:t>9.2  Excel Workbook Export</w:t>
-      </w:r>
-    </w:p>
-    <w:p>
-      <w:pPr>
-        <w:spacing w:before="0" w:after="120"/>
-      </w:pPr>
-      <w:r>
-        <w:rPr>
-          <w:sz w:val="21"/>
-        </w:rPr>
-        <w:t>The full project workbook is generated using the ExcelJS library in the browser. The export is a multi-sheet workbook with professional formatting:</w:t>
+        <w:t>Every defect must be assigned a severity level at the time of logging. Severity determines SLA response times and health index impact:</w:t>
       </w:r>
     </w:p>
     <w:tbl>
@@ -8500,13 +7161,16 @@
         <w:tblLook w:firstColumn="1" w:firstRow="1" w:lastColumn="0" w:lastRow="0" w:noHBand="0" w:noVBand="1" w:val="04A0"/>
       </w:tblPr>
       <w:tblGrid>
-        <w:gridCol w:w="4536"/>
-        <w:gridCol w:w="4536"/>
+        <w:gridCol w:w="1814"/>
+        <w:gridCol w:w="1814"/>
+        <w:gridCol w:w="1814"/>
+        <w:gridCol w:w="1814"/>
+        <w:gridCol w:w="1814"/>
       </w:tblGrid>
       <w:tr>
         <w:tc>
           <w:tcPr>
-            <w:tcW w:type="dxa" w:w="2592"/>
+            <w:tcW w:type="dxa" w:w="1584"/>
             <w:shd w:val="clear" w:color="auto" w:fill="0D1B2A"/>
           </w:tcPr>
           <w:p>
@@ -8519,13 +7183,13 @@
                 <w:color w:val="FFFFFF"/>
                 <w:sz w:val="19"/>
               </w:rPr>
-              <w:t>Sheet</w:t>
-            </w:r>
-          </w:p>
-        </w:tc>
-        <w:tc>
-          <w:tcPr>
-            <w:tcW w:type="dxa" w:w="6624"/>
+              <w:t>Severity</w:t>
+            </w:r>
+          </w:p>
+        </w:tc>
+        <w:tc>
+          <w:tcPr>
+            <w:tcW w:type="dxa" w:w="864"/>
             <w:shd w:val="clear" w:color="auto" w:fill="0D1B2A"/>
           </w:tcPr>
           <w:p>
@@ -8538,7 +7202,64 @@
                 <w:color w:val="FFFFFF"/>
                 <w:sz w:val="19"/>
               </w:rPr>
-              <w:t>Contents</w:t>
+              <w:t>Code</w:t>
+            </w:r>
+          </w:p>
+        </w:tc>
+        <w:tc>
+          <w:tcPr>
+            <w:tcW w:type="dxa" w:w="3456"/>
+            <w:shd w:val="clear" w:color="auto" w:fill="0D1B2A"/>
+          </w:tcPr>
+          <w:p>
+            <w:pPr>
+              <w:jc w:val="center"/>
+            </w:pPr>
+            <w:r>
+              <w:rPr>
+                <w:b/>
+                <w:color w:val="FFFFFF"/>
+                <w:sz w:val="19"/>
+              </w:rPr>
+              <w:t>Definition</w:t>
+            </w:r>
+          </w:p>
+        </w:tc>
+        <w:tc>
+          <w:tcPr>
+            <w:tcW w:type="dxa" w:w="2304"/>
+            <w:shd w:val="clear" w:color="auto" w:fill="0D1B2A"/>
+          </w:tcPr>
+          <w:p>
+            <w:pPr>
+              <w:jc w:val="center"/>
+            </w:pPr>
+            <w:r>
+              <w:rPr>
+                <w:b/>
+                <w:color w:val="FFFFFF"/>
+                <w:sz w:val="19"/>
+              </w:rPr>
+              <w:t>Health Impact</w:t>
+            </w:r>
+          </w:p>
+        </w:tc>
+        <w:tc>
+          <w:tcPr>
+            <w:tcW w:type="dxa" w:w="2016"/>
+            <w:shd w:val="clear" w:color="auto" w:fill="0D1B2A"/>
+          </w:tcPr>
+          <w:p>
+            <w:pPr>
+              <w:jc w:val="center"/>
+            </w:pPr>
+            <w:r>
+              <w:rPr>
+                <w:b/>
+                <w:color w:val="FFFFFF"/>
+                <w:sz w:val="19"/>
+              </w:rPr>
+              <w:t>SLA Target</w:t>
             </w:r>
           </w:p>
         </w:tc>
@@ -8546,7 +7267,7 @@
       <w:tr>
         <w:tc>
           <w:tcPr>
-            <w:tcW w:type="dxa" w:w="2592"/>
+            <w:tcW w:type="dxa" w:w="1584"/>
             <w:shd w:val="clear" w:color="auto" w:fill="F8F9FA"/>
           </w:tcPr>
           <w:p>
@@ -8557,13 +7278,13 @@
               <w:rPr>
                 <w:sz w:val="19"/>
               </w:rPr>
-              <w:t>System State</w:t>
-            </w:r>
-          </w:p>
-        </w:tc>
-        <w:tc>
-          <w:tcPr>
-            <w:tcW w:type="dxa" w:w="6624"/>
+              <w:t>Blocker</w:t>
+            </w:r>
+          </w:p>
+        </w:tc>
+        <w:tc>
+          <w:tcPr>
+            <w:tcW w:type="dxa" w:w="864"/>
             <w:shd w:val="clear" w:color="auto" w:fill="F8F9FA"/>
           </w:tcPr>
           <w:p>
@@ -8574,7 +7295,58 @@
               <w:rPr>
                 <w:sz w:val="19"/>
               </w:rPr>
-              <w:t>Project metadata, settings, effort unit, last saved timestamp, and file sync path.</w:t>
+              <w:t>S1</w:t>
+            </w:r>
+          </w:p>
+        </w:tc>
+        <w:tc>
+          <w:tcPr>
+            <w:tcW w:type="dxa" w:w="3456"/>
+            <w:shd w:val="clear" w:color="auto" w:fill="F8F9FA"/>
+          </w:tcPr>
+          <w:p>
+            <w:pPr>
+              <w:spacing w:before="60" w:after="60"/>
+            </w:pPr>
+            <w:r>
+              <w:rPr>
+                <w:sz w:val="19"/>
+              </w:rPr>
+              <w:t>Critical function completely broken. No workaround exists. Application unusable.</w:t>
+            </w:r>
+          </w:p>
+        </w:tc>
+        <w:tc>
+          <w:tcPr>
+            <w:tcW w:type="dxa" w:w="2304"/>
+            <w:shd w:val="clear" w:color="auto" w:fill="F8F9FA"/>
+          </w:tcPr>
+          <w:p>
+            <w:pPr>
+              <w:spacing w:before="60" w:after="60"/>
+            </w:pPr>
+            <w:r>
+              <w:rPr>
+                <w:sz w:val="19"/>
+              </w:rPr>
+              <w:t>−10% per active Blocker</w:t>
+            </w:r>
+          </w:p>
+        </w:tc>
+        <w:tc>
+          <w:tcPr>
+            <w:tcW w:type="dxa" w:w="2016"/>
+            <w:shd w:val="clear" w:color="auto" w:fill="F8F9FA"/>
+          </w:tcPr>
+          <w:p>
+            <w:pPr>
+              <w:spacing w:before="60" w:after="60"/>
+            </w:pPr>
+            <w:r>
+              <w:rPr>
+                <w:sz w:val="19"/>
+              </w:rPr>
+              <w:t>24 hours</w:t>
             </w:r>
           </w:p>
         </w:tc>
@@ -8582,7 +7354,7 @@
       <w:tr>
         <w:tc>
           <w:tcPr>
-            <w:tcW w:type="dxa" w:w="2592"/>
+            <w:tcW w:type="dxa" w:w="1584"/>
             <w:shd w:val="clear" w:color="auto" w:fill="FFFFFF"/>
           </w:tcPr>
           <w:p>
@@ -8593,13 +7365,13 @@
               <w:rPr>
                 <w:sz w:val="19"/>
               </w:rPr>
-              <w:t>Tasks</w:t>
-            </w:r>
-          </w:p>
-        </w:tc>
-        <w:tc>
-          <w:tcPr>
-            <w:tcW w:type="dxa" w:w="6624"/>
+              <w:t>Critical</w:t>
+            </w:r>
+          </w:p>
+        </w:tc>
+        <w:tc>
+          <w:tcPr>
+            <w:tcW w:type="dxa" w:w="864"/>
             <w:shd w:val="clear" w:color="auto" w:fill="FFFFFF"/>
           </w:tcPr>
           <w:p>
@@ -8610,7 +7382,58 @@
               <w:rPr>
                 <w:sz w:val="19"/>
               </w:rPr>
-              <w:t>Full task register with all fields, baseline dates, variance calculations, and slippage reasons.</w:t>
+              <w:t>S2</w:t>
+            </w:r>
+          </w:p>
+        </w:tc>
+        <w:tc>
+          <w:tcPr>
+            <w:tcW w:type="dxa" w:w="3456"/>
+            <w:shd w:val="clear" w:color="auto" w:fill="FFFFFF"/>
+          </w:tcPr>
+          <w:p>
+            <w:pPr>
+              <w:spacing w:before="60" w:after="60"/>
+            </w:pPr>
+            <w:r>
+              <w:rPr>
+                <w:sz w:val="19"/>
+              </w:rPr>
+              <w:t>Major functionality impaired. Temporary workaround exists but is impractical.</w:t>
+            </w:r>
+          </w:p>
+        </w:tc>
+        <w:tc>
+          <w:tcPr>
+            <w:tcW w:type="dxa" w:w="2304"/>
+            <w:shd w:val="clear" w:color="auto" w:fill="FFFFFF"/>
+          </w:tcPr>
+          <w:p>
+            <w:pPr>
+              <w:spacing w:before="60" w:after="60"/>
+            </w:pPr>
+            <w:r>
+              <w:rPr>
+                <w:sz w:val="19"/>
+              </w:rPr>
+              <w:t>−5% per active Critical</w:t>
+            </w:r>
+          </w:p>
+        </w:tc>
+        <w:tc>
+          <w:tcPr>
+            <w:tcW w:type="dxa" w:w="2016"/>
+            <w:shd w:val="clear" w:color="auto" w:fill="FFFFFF"/>
+          </w:tcPr>
+          <w:p>
+            <w:pPr>
+              <w:spacing w:before="60" w:after="60"/>
+            </w:pPr>
+            <w:r>
+              <w:rPr>
+                <w:sz w:val="19"/>
+              </w:rPr>
+              <w:t>48 hours</w:t>
             </w:r>
           </w:p>
         </w:tc>
@@ -8618,7 +7441,7 @@
       <w:tr>
         <w:tc>
           <w:tcPr>
-            <w:tcW w:type="dxa" w:w="2592"/>
+            <w:tcW w:type="dxa" w:w="1584"/>
             <w:shd w:val="clear" w:color="auto" w:fill="F8F9FA"/>
           </w:tcPr>
           <w:p>
@@ -8629,13 +7452,13 @@
               <w:rPr>
                 <w:sz w:val="19"/>
               </w:rPr>
-              <w:t>Team</w:t>
-            </w:r>
-          </w:p>
-        </w:tc>
-        <w:tc>
-          <w:tcPr>
-            <w:tcW w:type="dxa" w:w="6624"/>
+              <w:t>Major</w:t>
+            </w:r>
+          </w:p>
+        </w:tc>
+        <w:tc>
+          <w:tcPr>
+            <w:tcW w:type="dxa" w:w="864"/>
             <w:shd w:val="clear" w:color="auto" w:fill="F8F9FA"/>
           </w:tcPr>
           <w:p>
@@ -8646,7 +7469,58 @@
               <w:rPr>
                 <w:sz w:val="19"/>
               </w:rPr>
-              <w:t>Member directory with roles, statuses, capacity parameters, and leave records.</w:t>
+              <w:t>S3</w:t>
+            </w:r>
+          </w:p>
+        </w:tc>
+        <w:tc>
+          <w:tcPr>
+            <w:tcW w:type="dxa" w:w="3456"/>
+            <w:shd w:val="clear" w:color="auto" w:fill="F8F9FA"/>
+          </w:tcPr>
+          <w:p>
+            <w:pPr>
+              <w:spacing w:before="60" w:after="60"/>
+            </w:pPr>
+            <w:r>
+              <w:rPr>
+                <w:sz w:val="19"/>
+              </w:rPr>
+              <w:t>Significant issue. Clear and stable workaround available.</w:t>
+            </w:r>
+          </w:p>
+        </w:tc>
+        <w:tc>
+          <w:tcPr>
+            <w:tcW w:type="dxa" w:w="2304"/>
+            <w:shd w:val="clear" w:color="auto" w:fill="F8F9FA"/>
+          </w:tcPr>
+          <w:p>
+            <w:pPr>
+              <w:spacing w:before="60" w:after="60"/>
+            </w:pPr>
+            <w:r>
+              <w:rPr>
+                <w:sz w:val="19"/>
+              </w:rPr>
+              <w:t>−2% per active Major</w:t>
+            </w:r>
+          </w:p>
+        </w:tc>
+        <w:tc>
+          <w:tcPr>
+            <w:tcW w:type="dxa" w:w="2016"/>
+            <w:shd w:val="clear" w:color="auto" w:fill="F8F9FA"/>
+          </w:tcPr>
+          <w:p>
+            <w:pPr>
+              <w:spacing w:before="60" w:after="60"/>
+            </w:pPr>
+            <w:r>
+              <w:rPr>
+                <w:sz w:val="19"/>
+              </w:rPr>
+              <w:t>5 business days</w:t>
             </w:r>
           </w:p>
         </w:tc>
@@ -8654,7 +7528,7 @@
       <w:tr>
         <w:tc>
           <w:tcPr>
-            <w:tcW w:type="dxa" w:w="2592"/>
+            <w:tcW w:type="dxa" w:w="1584"/>
             <w:shd w:val="clear" w:color="auto" w:fill="FFFFFF"/>
           </w:tcPr>
           <w:p>
@@ -8665,13 +7539,13 @@
               <w:rPr>
                 <w:sz w:val="19"/>
               </w:rPr>
-              <w:t>RAID Register</w:t>
-            </w:r>
-          </w:p>
-        </w:tc>
-        <w:tc>
-          <w:tcPr>
-            <w:tcW w:type="dxa" w:w="6624"/>
+              <w:t>Minor</w:t>
+            </w:r>
+          </w:p>
+        </w:tc>
+        <w:tc>
+          <w:tcPr>
+            <w:tcW w:type="dxa" w:w="864"/>
             <w:shd w:val="clear" w:color="auto" w:fill="FFFFFF"/>
           </w:tcPr>
           <w:p>
@@ -8682,51 +7556,13 @@
               <w:rPr>
                 <w:sz w:val="19"/>
               </w:rPr>
-              <w:t>All Risk, Assumption, Issue, and Dependency items with exposure scores and mitigation details.</w:t>
-            </w:r>
-          </w:p>
-        </w:tc>
-      </w:tr>
-      <w:tr>
-        <w:tc>
-          <w:tcPr>
-            <w:tcW w:type="dxa" w:w="2592"/>
-            <w:shd w:val="clear" w:color="auto" w:fill="F8F9FA"/>
-          </w:tcPr>
-          <w:p>
-            <w:pPr>
-              <w:spacing w:before="60" w:after="60"/>
-            </w:pPr>
-            <w:r>
-              <w:rPr>
-                <w:sz w:val="19"/>
-              </w:rPr>
-              <w:t>Defects</w:t>
-            </w:r>
-          </w:p>
-        </w:tc>
-        <w:tc>
-          <w:tcPr>
-            <w:tcW w:type="dxa" w:w="6624"/>
-            <w:shd w:val="clear" w:color="auto" w:fill="F8F9FA"/>
-          </w:tcPr>
-          <w:p>
-            <w:pPr>
-              <w:spacing w:before="60" w:after="60"/>
-            </w:pPr>
-            <w:r>
-              <w:rPr>
-                <w:sz w:val="19"/>
-              </w:rPr>
-              <w:t>Complete defect log with severity, priority, status, linked tasks, and reproduction steps.</w:t>
-            </w:r>
-          </w:p>
-        </w:tc>
-      </w:tr>
-      <w:tr>
-        <w:tc>
-          <w:tcPr>
-            <w:tcW w:type="dxa" w:w="2592"/>
+              <w:t>S4</w:t>
+            </w:r>
+          </w:p>
+        </w:tc>
+        <w:tc>
+          <w:tcPr>
+            <w:tcW w:type="dxa" w:w="3456"/>
             <w:shd w:val="clear" w:color="auto" w:fill="FFFFFF"/>
           </w:tcPr>
           <w:p>
@@ -8737,13 +7573,13 @@
               <w:rPr>
                 <w:sz w:val="19"/>
               </w:rPr>
-              <w:t>Activity Log</w:t>
-            </w:r>
-          </w:p>
-        </w:tc>
-        <w:tc>
-          <w:tcPr>
-            <w:tcW w:type="dxa" w:w="6624"/>
+              <w:t>Trivial cosmetic issue, spelling error, or minor UI inconsistency.</w:t>
+            </w:r>
+          </w:p>
+        </w:tc>
+        <w:tc>
+          <w:tcPr>
+            <w:tcW w:type="dxa" w:w="2304"/>
             <w:shd w:val="clear" w:color="auto" w:fill="FFFFFF"/>
           </w:tcPr>
           <w:p>
@@ -8754,51 +7590,13 @@
               <w:rPr>
                 <w:sz w:val="19"/>
               </w:rPr>
-              <w:t>Last 500 audit log entries with timestamps, users, actions, and diff payloads.</w:t>
-            </w:r>
-          </w:p>
-        </w:tc>
-      </w:tr>
-      <w:tr>
-        <w:tc>
-          <w:tcPr>
-            <w:tcW w:type="dxa" w:w="2592"/>
-            <w:shd w:val="clear" w:color="auto" w:fill="F8F9FA"/>
-          </w:tcPr>
-          <w:p>
-            <w:pPr>
-              <w:spacing w:before="60" w:after="60"/>
-            </w:pPr>
-            <w:r>
-              <w:rPr>
-                <w:sz w:val="19"/>
-              </w:rPr>
-              <w:t>Baselines</w:t>
-            </w:r>
-          </w:p>
-        </w:tc>
-        <w:tc>
-          <w:tcPr>
-            <w:tcW w:type="dxa" w:w="6624"/>
-            <w:shd w:val="clear" w:color="auto" w:fill="F8F9FA"/>
-          </w:tcPr>
-          <w:p>
-            <w:pPr>
-              <w:spacing w:before="60" w:after="60"/>
-            </w:pPr>
-            <w:r>
-              <w:rPr>
-                <w:sz w:val="19"/>
-              </w:rPr>
-              <w:t>All captured baseline snapshots with per-task variance calculations.</w:t>
-            </w:r>
-          </w:p>
-        </w:tc>
-      </w:tr>
-      <w:tr>
-        <w:tc>
-          <w:tcPr>
-            <w:tcW w:type="dxa" w:w="2592"/>
+              <w:t>−0.5% per active Minor</w:t>
+            </w:r>
+          </w:p>
+        </w:tc>
+        <w:tc>
+          <w:tcPr>
+            <w:tcW w:type="dxa" w:w="2016"/>
             <w:shd w:val="clear" w:color="auto" w:fill="FFFFFF"/>
           </w:tcPr>
           <w:p>
@@ -8809,24 +7607,7 @@
               <w:rPr>
                 <w:sz w:val="19"/>
               </w:rPr>
-              <w:t>Releases</w:t>
-            </w:r>
-          </w:p>
-        </w:tc>
-        <w:tc>
-          <w:tcPr>
-            <w:tcW w:type="dxa" w:w="6624"/>
-            <w:shd w:val="clear" w:color="auto" w:fill="FFFFFF"/>
-          </w:tcPr>
-          <w:p>
-            <w:pPr>
-              <w:spacing w:before="60" w:after="60"/>
-            </w:pPr>
-            <w:r>
-              <w:rPr>
-                <w:sz w:val="19"/>
-              </w:rPr>
-              <w:t>Release version registry with status and target dates.</w:t>
+              <w:t>10 business days</w:t>
             </w:r>
           </w:p>
         </w:tc>
@@ -8846,7 +7627,7 @@
         <w:rPr>
           <w:color w:val="1E9ED5"/>
         </w:rPr>
-        <w:t>9.3  Excel Cell Colour Coding</w:t>
+        <w:t>8.2  Bug Lifecycle &amp; Status Workflow</w:t>
       </w:r>
     </w:p>
     <w:p>
@@ -8857,7 +7638,7 @@
         <w:rPr>
           <w:sz w:val="21"/>
         </w:rPr>
-        <w:t>Exported Excel cells are colour-coded for instant readability:</w:t>
+        <w:t>Defects flow through the following mandatory status transitions. A defect cannot skip stages — the transition must be sequential:</w:t>
       </w:r>
     </w:p>
     <w:tbl>
@@ -8875,7 +7656,7 @@
       <w:tr>
         <w:tc>
           <w:tcPr>
-            <w:tcW w:type="dxa" w:w="1728"/>
+            <w:tcW w:type="dxa" w:w="1872"/>
             <w:shd w:val="clear" w:color="auto" w:fill="0D1B2A"/>
           </w:tcPr>
           <w:p>
@@ -8888,13 +7669,13 @@
                 <w:color w:val="FFFFFF"/>
                 <w:sz w:val="19"/>
               </w:rPr>
-              <w:t>Colour</w:t>
-            </w:r>
-          </w:p>
-        </w:tc>
-        <w:tc>
-          <w:tcPr>
-            <w:tcW w:type="dxa" w:w="2880"/>
+              <w:t>Status</w:t>
+            </w:r>
+          </w:p>
+        </w:tc>
+        <w:tc>
+          <w:tcPr>
+            <w:tcW w:type="dxa" w:w="5040"/>
             <w:shd w:val="clear" w:color="auto" w:fill="0D1B2A"/>
           </w:tcPr>
           <w:p>
@@ -8907,13 +7688,13 @@
                 <w:color w:val="FFFFFF"/>
                 <w:sz w:val="19"/>
               </w:rPr>
-              <w:t>Hex Code</w:t>
-            </w:r>
-          </w:p>
-        </w:tc>
-        <w:tc>
-          <w:tcPr>
-            <w:tcW w:type="dxa" w:w="4608"/>
+              <w:t>Description</w:t>
+            </w:r>
+          </w:p>
+        </w:tc>
+        <w:tc>
+          <w:tcPr>
+            <w:tcW w:type="dxa" w:w="2304"/>
             <w:shd w:val="clear" w:color="auto" w:fill="0D1B2A"/>
           </w:tcPr>
           <w:p>
@@ -8926,7 +7707,7 @@
                 <w:color w:val="FFFFFF"/>
                 <w:sz w:val="19"/>
               </w:rPr>
-              <w:t>Applied To</w:t>
+              <w:t>Responsible Party</w:t>
             </w:r>
           </w:p>
         </w:tc>
@@ -8934,7 +7715,7 @@
       <w:tr>
         <w:tc>
           <w:tcPr>
-            <w:tcW w:type="dxa" w:w="1728"/>
+            <w:tcW w:type="dxa" w:w="1872"/>
             <w:shd w:val="clear" w:color="auto" w:fill="F8F9FA"/>
           </w:tcPr>
           <w:p>
@@ -8945,13 +7726,13 @@
               <w:rPr>
                 <w:sz w:val="19"/>
               </w:rPr>
-              <w:t>Green</w:t>
-            </w:r>
-          </w:p>
-        </w:tc>
-        <w:tc>
-          <w:tcPr>
-            <w:tcW w:type="dxa" w:w="2880"/>
+              <w:t>New</w:t>
+            </w:r>
+          </w:p>
+        </w:tc>
+        <w:tc>
+          <w:tcPr>
+            <w:tcW w:type="dxa" w:w="5040"/>
             <w:shd w:val="clear" w:color="auto" w:fill="F8F9FA"/>
           </w:tcPr>
           <w:p>
@@ -8962,13 +7743,13 @@
               <w:rPr>
                 <w:sz w:val="19"/>
               </w:rPr>
-              <w:t>#D1E7DD / #0F5132</w:t>
-            </w:r>
-          </w:p>
-        </w:tc>
-        <w:tc>
-          <w:tcPr>
-            <w:tcW w:type="dxa" w:w="4608"/>
+              <w:t>Defect logged. Awaiting triage and owner assignment.</w:t>
+            </w:r>
+          </w:p>
+        </w:tc>
+        <w:tc>
+          <w:tcPr>
+            <w:tcW w:type="dxa" w:w="2304"/>
             <w:shd w:val="clear" w:color="auto" w:fill="F8F9FA"/>
           </w:tcPr>
           <w:p>
@@ -8979,7 +7760,7 @@
               <w:rPr>
                 <w:sz w:val="19"/>
               </w:rPr>
-              <w:t>Completed tasks, mitigated risks, closed defects, low RAID exposure.</w:t>
+              <w:t>Reporter</w:t>
             </w:r>
           </w:p>
         </w:tc>
@@ -8987,7 +7768,7 @@
       <w:tr>
         <w:tc>
           <w:tcPr>
-            <w:tcW w:type="dxa" w:w="1728"/>
+            <w:tcW w:type="dxa" w:w="1872"/>
             <w:shd w:val="clear" w:color="auto" w:fill="FFFFFF"/>
           </w:tcPr>
           <w:p>
@@ -8998,13 +7779,13 @@
               <w:rPr>
                 <w:sz w:val="19"/>
               </w:rPr>
-              <w:t>Yellow</w:t>
-            </w:r>
-          </w:p>
-        </w:tc>
-        <w:tc>
-          <w:tcPr>
-            <w:tcW w:type="dxa" w:w="2880"/>
+              <w:t>Assigned</w:t>
+            </w:r>
+          </w:p>
+        </w:tc>
+        <w:tc>
+          <w:tcPr>
+            <w:tcW w:type="dxa" w:w="5040"/>
             <w:shd w:val="clear" w:color="auto" w:fill="FFFFFF"/>
           </w:tcPr>
           <w:p>
@@ -9015,13 +7796,13 @@
               <w:rPr>
                 <w:sz w:val="19"/>
               </w:rPr>
-              <w:t>#FFF3CD / #664D03</w:t>
-            </w:r>
-          </w:p>
-        </w:tc>
-        <w:tc>
-          <w:tcPr>
-            <w:tcW w:type="dxa" w:w="4608"/>
+              <w:t>Owner allocated. Development investigation begun.</w:t>
+            </w:r>
+          </w:p>
+        </w:tc>
+        <w:tc>
+          <w:tcPr>
+            <w:tcW w:type="dxa" w:w="2304"/>
             <w:shd w:val="clear" w:color="auto" w:fill="FFFFFF"/>
           </w:tcPr>
           <w:p>
@@ -9032,7 +7813,7 @@
               <w:rPr>
                 <w:sz w:val="19"/>
               </w:rPr>
-              <w:t>In-progress tasks, medium risks, deferred defects.</w:t>
+              <w:t>Engineering Manager</w:t>
             </w:r>
           </w:p>
         </w:tc>
@@ -9040,7 +7821,7 @@
       <w:tr>
         <w:tc>
           <w:tcPr>
-            <w:tcW w:type="dxa" w:w="1728"/>
+            <w:tcW w:type="dxa" w:w="1872"/>
             <w:shd w:val="clear" w:color="auto" w:fill="F8F9FA"/>
           </w:tcPr>
           <w:p>
@@ -9051,13 +7832,13 @@
               <w:rPr>
                 <w:sz w:val="19"/>
               </w:rPr>
-              <w:t>Red</w:t>
-            </w:r>
-          </w:p>
-        </w:tc>
-        <w:tc>
-          <w:tcPr>
-            <w:tcW w:type="dxa" w:w="2880"/>
+              <w:t>Fixed</w:t>
+            </w:r>
+          </w:p>
+        </w:tc>
+        <w:tc>
+          <w:tcPr>
+            <w:tcW w:type="dxa" w:w="5040"/>
             <w:shd w:val="clear" w:color="auto" w:fill="F8F9FA"/>
           </w:tcPr>
           <w:p>
@@ -9068,13 +7849,13 @@
               <w:rPr>
                 <w:sz w:val="19"/>
               </w:rPr>
-              <w:t>#F8D7DA / #842029</w:t>
-            </w:r>
-          </w:p>
-        </w:tc>
-        <w:tc>
-          <w:tcPr>
-            <w:tcW w:type="dxa" w:w="4608"/>
+              <w:t>Code fix applied by development. Awaiting QA validation.</w:t>
+            </w:r>
+          </w:p>
+        </w:tc>
+        <w:tc>
+          <w:tcPr>
+            <w:tcW w:type="dxa" w:w="2304"/>
             <w:shd w:val="clear" w:color="auto" w:fill="F8F9FA"/>
           </w:tcPr>
           <w:p>
@@ -9085,7 +7866,7 @@
               <w:rPr>
                 <w:sz w:val="19"/>
               </w:rPr>
-              <w:t>Blocked / overdue tasks, critical risks, S1/S2 defects.</w:t>
+              <w:t>Developer</w:t>
             </w:r>
           </w:p>
         </w:tc>
@@ -9093,7 +7874,7 @@
       <w:tr>
         <w:tc>
           <w:tcPr>
-            <w:tcW w:type="dxa" w:w="1728"/>
+            <w:tcW w:type="dxa" w:w="1872"/>
             <w:shd w:val="clear" w:color="auto" w:fill="FFFFFF"/>
           </w:tcPr>
           <w:p>
@@ -9104,13 +7885,13 @@
               <w:rPr>
                 <w:sz w:val="19"/>
               </w:rPr>
-              <w:t>Grey</w:t>
-            </w:r>
-          </w:p>
-        </w:tc>
-        <w:tc>
-          <w:tcPr>
-            <w:tcW w:type="dxa" w:w="2880"/>
+              <w:t>Retest</w:t>
+            </w:r>
+          </w:p>
+        </w:tc>
+        <w:tc>
+          <w:tcPr>
+            <w:tcW w:type="dxa" w:w="5040"/>
             <w:shd w:val="clear" w:color="auto" w:fill="FFFFFF"/>
           </w:tcPr>
           <w:p>
@@ -9121,13 +7902,13 @@
               <w:rPr>
                 <w:sz w:val="19"/>
               </w:rPr>
-              <w:t>#F8F9FA / #6C757D</w:t>
-            </w:r>
-          </w:p>
-        </w:tc>
-        <w:tc>
-          <w:tcPr>
-            <w:tcW w:type="dxa" w:w="4608"/>
+              <w:t>Fix deployed to test environment. QA conducting verification testing.</w:t>
+            </w:r>
+          </w:p>
+        </w:tc>
+        <w:tc>
+          <w:tcPr>
+            <w:tcW w:type="dxa" w:w="2304"/>
             <w:shd w:val="clear" w:color="auto" w:fill="FFFFFF"/>
           </w:tcPr>
           <w:p>
@@ -9138,7 +7919,166 @@
               <w:rPr>
                 <w:sz w:val="19"/>
               </w:rPr>
-              <w:t>Cancelled, Rejected, or On Hold items.</w:t>
+              <w:t>QA Engineer</w:t>
+            </w:r>
+          </w:p>
+        </w:tc>
+      </w:tr>
+      <w:tr>
+        <w:tc>
+          <w:tcPr>
+            <w:tcW w:type="dxa" w:w="1872"/>
+            <w:shd w:val="clear" w:color="auto" w:fill="F8F9FA"/>
+          </w:tcPr>
+          <w:p>
+            <w:pPr>
+              <w:spacing w:before="60" w:after="60"/>
+            </w:pPr>
+            <w:r>
+              <w:rPr>
+                <w:sz w:val="19"/>
+              </w:rPr>
+              <w:t>Closed</w:t>
+            </w:r>
+          </w:p>
+        </w:tc>
+        <w:tc>
+          <w:tcPr>
+            <w:tcW w:type="dxa" w:w="5040"/>
+            <w:shd w:val="clear" w:color="auto" w:fill="F8F9FA"/>
+          </w:tcPr>
+          <w:p>
+            <w:pPr>
+              <w:spacing w:before="60" w:after="60"/>
+            </w:pPr>
+            <w:r>
+              <w:rPr>
+                <w:sz w:val="19"/>
+              </w:rPr>
+              <w:t>Fix verified by QA. Defect permanently closed.</w:t>
+            </w:r>
+          </w:p>
+        </w:tc>
+        <w:tc>
+          <w:tcPr>
+            <w:tcW w:type="dxa" w:w="2304"/>
+            <w:shd w:val="clear" w:color="auto" w:fill="F8F9FA"/>
+          </w:tcPr>
+          <w:p>
+            <w:pPr>
+              <w:spacing w:before="60" w:after="60"/>
+            </w:pPr>
+            <w:r>
+              <w:rPr>
+                <w:sz w:val="19"/>
+              </w:rPr>
+              <w:t>QA Engineer</w:t>
+            </w:r>
+          </w:p>
+        </w:tc>
+      </w:tr>
+      <w:tr>
+        <w:tc>
+          <w:tcPr>
+            <w:tcW w:type="dxa" w:w="1872"/>
+            <w:shd w:val="clear" w:color="auto" w:fill="FFFFFF"/>
+          </w:tcPr>
+          <w:p>
+            <w:pPr>
+              <w:spacing w:before="60" w:after="60"/>
+            </w:pPr>
+            <w:r>
+              <w:rPr>
+                <w:sz w:val="19"/>
+              </w:rPr>
+              <w:t>Rejected</w:t>
+            </w:r>
+          </w:p>
+        </w:tc>
+        <w:tc>
+          <w:tcPr>
+            <w:tcW w:type="dxa" w:w="5040"/>
+            <w:shd w:val="clear" w:color="auto" w:fill="FFFFFF"/>
+          </w:tcPr>
+          <w:p>
+            <w:pPr>
+              <w:spacing w:before="60" w:after="60"/>
+            </w:pPr>
+            <w:r>
+              <w:rPr>
+                <w:sz w:val="19"/>
+              </w:rPr>
+              <w:t>Defect determined to be invalid (by design or not reproducible).</w:t>
+            </w:r>
+          </w:p>
+        </w:tc>
+        <w:tc>
+          <w:tcPr>
+            <w:tcW w:type="dxa" w:w="2304"/>
+            <w:shd w:val="clear" w:color="auto" w:fill="FFFFFF"/>
+          </w:tcPr>
+          <w:p>
+            <w:pPr>
+              <w:spacing w:before="60" w:after="60"/>
+            </w:pPr>
+            <w:r>
+              <w:rPr>
+                <w:sz w:val="19"/>
+              </w:rPr>
+              <w:t>Engineering Manager</w:t>
+            </w:r>
+          </w:p>
+        </w:tc>
+      </w:tr>
+      <w:tr>
+        <w:tc>
+          <w:tcPr>
+            <w:tcW w:type="dxa" w:w="1872"/>
+            <w:shd w:val="clear" w:color="auto" w:fill="F8F9FA"/>
+          </w:tcPr>
+          <w:p>
+            <w:pPr>
+              <w:spacing w:before="60" w:after="60"/>
+            </w:pPr>
+            <w:r>
+              <w:rPr>
+                <w:sz w:val="19"/>
+              </w:rPr>
+              <w:t>Deferred</w:t>
+            </w:r>
+          </w:p>
+        </w:tc>
+        <w:tc>
+          <w:tcPr>
+            <w:tcW w:type="dxa" w:w="5040"/>
+            <w:shd w:val="clear" w:color="auto" w:fill="F8F9FA"/>
+          </w:tcPr>
+          <w:p>
+            <w:pPr>
+              <w:spacing w:before="60" w:after="60"/>
+            </w:pPr>
+            <w:r>
+              <w:rPr>
+                <w:sz w:val="19"/>
+              </w:rPr>
+              <w:t>Fix postponed to a future release cycle with stakeholder approval.</w:t>
+            </w:r>
+          </w:p>
+        </w:tc>
+        <w:tc>
+          <w:tcPr>
+            <w:tcW w:type="dxa" w:w="2304"/>
+            <w:shd w:val="clear" w:color="auto" w:fill="F8F9FA"/>
+          </w:tcPr>
+          <w:p>
+            <w:pPr>
+              <w:spacing w:before="60" w:after="60"/>
+            </w:pPr>
+            <w:r>
+              <w:rPr>
+                <w:sz w:val="19"/>
+              </w:rPr>
+              <w:t>Project Manager</w:t>
             </w:r>
           </w:p>
         </w:tc>
@@ -9149,6 +8089,155 @@
         <w:spacing w:after="120"/>
       </w:pPr>
     </w:p>
+    <w:p>
+      <w:pPr>
+        <w:pStyle w:val="Heading2"/>
+        <w:spacing w:before="360" w:after="120"/>
+      </w:pPr>
+      <w:r>
+        <w:rPr>
+          <w:color w:val="1E9ED5"/>
+        </w:rPr>
+        <w:t>8.3  Linking Defects to Tasks</w:t>
+      </w:r>
+    </w:p>
+    <w:p>
+      <w:pPr>
+        <w:spacing w:before="0" w:after="120"/>
+      </w:pPr>
+      <w:r>
+        <w:rPr>
+          <w:sz w:val="21"/>
+        </w:rPr>
+        <w:t>Every defect must be linked to a specific entity to maintain traceability:</w:t>
+      </w:r>
+    </w:p>
+    <w:p>
+      <w:pPr>
+        <w:pStyle w:val="ListBullet"/>
+        <w:spacing w:before="0" w:after="60"/>
+        <w:ind w:left="360"/>
+      </w:pPr>
+      <w:r>
+        <w:rPr>
+          <w:sz w:val="21"/>
+        </w:rPr>
+        <w:t>Link Type: Task, Subtask, or GUI Screen.</w:t>
+      </w:r>
+    </w:p>
+    <w:p>
+      <w:pPr>
+        <w:pStyle w:val="ListBullet"/>
+        <w:spacing w:before="0" w:after="60"/>
+        <w:ind w:left="360"/>
+      </w:pPr>
+      <w:r>
+        <w:rPr>
+          <w:sz w:val="21"/>
+        </w:rPr>
+        <w:t>Linked ID: The specific entity ID (e.g., TASK-004, ST-005).</w:t>
+      </w:r>
+    </w:p>
+    <w:p>
+      <w:pPr>
+        <w:pStyle w:val="ListBullet"/>
+        <w:spacing w:before="0" w:after="60"/>
+        <w:ind w:left="360"/>
+      </w:pPr>
+      <w:r>
+        <w:rPr>
+          <w:sz w:val="21"/>
+        </w:rPr>
+        <w:t>The Delivery Matrix displays a defect count badge on the linked task row for instant visibility.</w:t>
+      </w:r>
+    </w:p>
+    <w:p>
+      <w:pPr>
+        <w:pStyle w:val="ListBullet"/>
+        <w:spacing w:before="0" w:after="60"/>
+        <w:ind w:left="360"/>
+      </w:pPr>
+      <w:r>
+        <w:rPr>
+          <w:sz w:val="21"/>
+        </w:rPr>
+        <w:t>The Task Detail flyout lists all linked defects with their severity and status.</w:t>
+      </w:r>
+    </w:p>
+    <w:p/>
+    <w:p>
+      <w:pPr>
+        <w:pStyle w:val="Heading2"/>
+        <w:spacing w:before="360" w:after="120"/>
+      </w:pPr>
+      <w:r>
+        <w:rPr>
+          <w:color w:val="1E9ED5"/>
+        </w:rPr>
+        <w:t>8.4  Logging a New Defect — Step by Step</w:t>
+      </w:r>
+    </w:p>
+    <w:p>
+      <w:pPr>
+        <w:pStyle w:val="ListNumber"/>
+        <w:spacing w:before="0" w:after="60"/>
+      </w:pPr>
+      <w:r>
+        <w:rPr>
+          <w:sz w:val="21"/>
+        </w:rPr>
+        <w:t>Navigate to the Defects view via the top navigation bar.</w:t>
+      </w:r>
+    </w:p>
+    <w:p>
+      <w:pPr>
+        <w:pStyle w:val="ListNumber"/>
+        <w:spacing w:before="0" w:after="60"/>
+      </w:pPr>
+      <w:r>
+        <w:rPr>
+          <w:sz w:val="21"/>
+        </w:rPr>
+        <w:t>Click '+ Log Defect' in the top toolbar.</w:t>
+      </w:r>
+    </w:p>
+    <w:p>
+      <w:pPr>
+        <w:pStyle w:val="ListNumber"/>
+        <w:spacing w:before="0" w:after="60"/>
+      </w:pPr>
+      <w:r>
+        <w:rPr>
+          <w:sz w:val="21"/>
+        </w:rPr>
+        <w:t>Complete the defect form: Title, Type, Severity, Priority, Linked Task, Assignee, Reporter, Description, and Reproduction Steps.</w:t>
+      </w:r>
+    </w:p>
+    <w:p>
+      <w:pPr>
+        <w:pStyle w:val="ListNumber"/>
+        <w:spacing w:before="0" w:after="60"/>
+      </w:pPr>
+      <w:r>
+        <w:rPr>
+          <w:sz w:val="21"/>
+        </w:rPr>
+        <w:t>Click 'Save'. The defect is immediately added to the register with status 'New'.</w:t>
+      </w:r>
+    </w:p>
+    <w:p>
+      <w:pPr>
+        <w:pStyle w:val="ListNumber"/>
+        <w:spacing w:before="0" w:after="60"/>
+      </w:pPr>
+      <w:r>
+        <w:rPr>
+          <w:sz w:val="21"/>
+        </w:rPr>
+        <w:t>The linked task's health contribution is recalculated and the dashboard updates in real time.</w:t>
+      </w:r>
+    </w:p>
+    <w:p/>
     <w:tbl>
       <w:tblPr>
         <w:tblStyle w:val="TableGrid"/>
@@ -9163,9 +8252,9 @@
         <w:tc>
           <w:tcPr>
             <w:tcW w:type="dxa" w:w="9072"/>
-            <w:shd w:val="clear" w:color="auto" w:fill="E9F7EF"/>
+            <w:shd w:val="clear" w:color="auto" w:fill="FDEDEC"/>
             <w:tcBorders>
-              <w:left w:val="single" w:sz="18" w:color="1E8449"/>
+              <w:left w:val="single" w:sz="18" w:color="C0392B"/>
               <w:top w:val="single" w:sz="4" w:color="FFFFFF"/>
               <w:right w:val="single" w:sz="4" w:color="FFFFFF"/>
               <w:bottom w:val="single" w:sz="4" w:color="FFFFFF"/>
@@ -9179,10 +8268,10 @@
             <w:r>
               <w:rPr>
                 <w:b/>
-                <w:color w:val="145A32"/>
+                <w:color w:val="6E2222"/>
                 <w:sz w:val="18"/>
               </w:rPr>
-              <w:t xml:space="preserve">💡 TIP  </w:t>
+              <w:t xml:space="preserve">⛔ CAUTION  </w:t>
             </w:r>
           </w:p>
           <w:p>
@@ -9194,7 +8283,7 @@
               <w:rPr>
                 <w:sz w:val="20"/>
               </w:rPr>
-              <w:t>Exported spreadsheets contain live Excel formulas (SUM, AVERAGE, IF, COUNTIF) rather than static values where applicable. This means the workbook remains interactive and can be extended with additional analysis by stakeholders.</w:t>
+              <w:t>S1 Blocker defects trigger an immediate red alert banner on the Executive Overview Dashboard. Blockers that remain open beyond their 24-hour SLA are escalated to the Engineering Manager via in-app notification.</w:t>
             </w:r>
           </w:p>
         </w:tc>
@@ -9215,7 +8304,7 @@
         <w:rPr>
           <w:color w:val="0D1B2A"/>
         </w:rPr>
-        <w:t>10  Audit Log &amp; Activity Streams</w:t>
+        <w:t>9  Reports &amp; Stakeholder Board Packs</w:t>
       </w:r>
     </w:p>
     <w:p>
@@ -9234,7 +8323,7 @@
         <w:rPr>
           <w:sz w:val="21"/>
         </w:rPr>
-        <w:t>ProjectPulse maintains an immutable, comprehensive audit trail of every state mutation — task CRUD operations, status transitions, defect lifecycle changes, RAID updates, and resource modifications. The Activity Log provides full accountability and change tracking capabilities.</w:t>
+        <w:t>ProjectPulse features a professional report generation engine that compiles real-time project data into presentation-ready board packs, structured Excel workbooks, and printable PDF status reports — all in one click.</w:t>
       </w:r>
     </w:p>
     <w:p>
@@ -9246,7 +8335,7 @@
         <w:drawing>
           <wp:inline xmlns:a="http://schemas.openxmlformats.org/drawingml/2006/main" xmlns:pic="http://schemas.openxmlformats.org/drawingml/2006/picture">
             <wp:extent cx="5760720" cy="3240405"/>
-            <wp:docPr id="9" name="Picture 9"/>
+            <wp:docPr id="8" name="Picture 8"/>
             <wp:cNvGraphicFramePr>
               <a:graphicFrameLocks noChangeAspect="1"/>
             </wp:cNvGraphicFramePr>
@@ -9254,7 +8343,7 @@
               <a:graphicData uri="http://schemas.openxmlformats.org/drawingml/2006/picture">
                 <pic:pic>
                   <pic:nvPicPr>
-                    <pic:cNvPr id="0" name="09_activity_audit_log.png"/>
+                    <pic:cNvPr id="0" name="08_reports_boardpack.png"/>
                     <pic:cNvPicPr/>
                   </pic:nvPicPr>
                   <pic:blipFill>
@@ -9288,7 +8377,7 @@
           <w:color w:val="6C757D"/>
           <w:sz w:val="18"/>
         </w:rPr>
-        <w:t>Figure 10.1 — Audit Log: Chronological activity stream with user identifiers and diff payloads</w:t>
+        <w:t>Figure 9.1 — Reports &amp; Board Packs: Report builder, export controls, and preview panel</w:t>
       </w:r>
     </w:p>
     <w:p>
@@ -9300,7 +8389,7 @@
         <w:rPr>
           <w:color w:val="1E9ED5"/>
         </w:rPr>
-        <w:t>10.1  What Gets Logged</w:t>
+        <w:t>9.1  Executive Board Pack</w:t>
       </w:r>
     </w:p>
     <w:p>
@@ -9311,7 +8400,464 @@
         <w:rPr>
           <w:sz w:val="21"/>
         </w:rPr>
-        <w:t>Every significant state change generates an immutable log entry:</w:t>
+        <w:t>The Board Pack compiles a complete project narrative suitable for executive and steering committee review:</w:t>
+      </w:r>
+    </w:p>
+    <w:p>
+      <w:pPr>
+        <w:pStyle w:val="ListBullet"/>
+        <w:spacing w:before="0" w:after="60"/>
+        <w:ind w:left="360"/>
+      </w:pPr>
+      <w:r>
+        <w:rPr>
+          <w:sz w:val="21"/>
+        </w:rPr>
+        <w:t>Project Summary Narrative: Auto-generated high-level status paragraph, summarising key achievements, blockers, and next steps.</w:t>
+      </w:r>
+    </w:p>
+    <w:p>
+      <w:pPr>
+        <w:pStyle w:val="ListBullet"/>
+        <w:spacing w:before="0" w:after="60"/>
+        <w:ind w:left="360"/>
+      </w:pPr>
+      <w:r>
+        <w:rPr>
+          <w:sz w:val="21"/>
+        </w:rPr>
+        <w:t>Aggregated Health Trend Graph: A Bezier-curve sparkline chart showing the Health Index over the past 8 weeks.</w:t>
+      </w:r>
+    </w:p>
+    <w:p>
+      <w:pPr>
+        <w:pStyle w:val="ListBullet"/>
+        <w:spacing w:before="0" w:after="60"/>
+        <w:ind w:left="360"/>
+      </w:pPr>
+      <w:r>
+        <w:rPr>
+          <w:sz w:val="21"/>
+        </w:rPr>
+        <w:t>Critical Path Highlights: Tasks on the critical path that are within 5 days of or past their due dates.</w:t>
+      </w:r>
+    </w:p>
+    <w:p>
+      <w:pPr>
+        <w:pStyle w:val="ListBullet"/>
+        <w:spacing w:before="0" w:after="60"/>
+        <w:ind w:left="360"/>
+      </w:pPr>
+      <w:r>
+        <w:rPr>
+          <w:sz w:val="21"/>
+        </w:rPr>
+        <w:t>Top 5 Risks: RAID items ranked by Exposure Score (Probability × Impact), with their owners and mitigation summaries.</w:t>
+      </w:r>
+    </w:p>
+    <w:p>
+      <w:pPr>
+        <w:pStyle w:val="ListBullet"/>
+        <w:spacing w:before="0" w:after="60"/>
+        <w:ind w:left="360"/>
+      </w:pPr>
+      <w:r>
+        <w:rPr>
+          <w:sz w:val="21"/>
+        </w:rPr>
+        <w:t>Team Velocity Trend: 4-week rolling average of completed story points.</w:t>
+      </w:r>
+    </w:p>
+    <w:p/>
+    <w:p>
+      <w:pPr>
+        <w:pStyle w:val="Heading2"/>
+        <w:spacing w:before="360" w:after="120"/>
+      </w:pPr>
+      <w:r>
+        <w:rPr>
+          <w:color w:val="1E9ED5"/>
+        </w:rPr>
+        <w:t>9.2  Excel Workbook Export</w:t>
+      </w:r>
+    </w:p>
+    <w:p>
+      <w:pPr>
+        <w:spacing w:before="0" w:after="120"/>
+      </w:pPr>
+      <w:r>
+        <w:rPr>
+          <w:sz w:val="21"/>
+        </w:rPr>
+        <w:t>The full project workbook is generated using the ExcelJS library in the browser. The export is a multi-sheet workbook with professional formatting:</w:t>
+      </w:r>
+    </w:p>
+    <w:tbl>
+      <w:tblPr>
+        <w:tblStyle w:val="TableGrid"/>
+        <w:tblW w:type="auto" w:w="0"/>
+        <w:jc w:val="center"/>
+        <w:tblLook w:firstColumn="1" w:firstRow="1" w:lastColumn="0" w:lastRow="0" w:noHBand="0" w:noVBand="1" w:val="04A0"/>
+      </w:tblPr>
+      <w:tblGrid>
+        <w:gridCol w:w="4536"/>
+        <w:gridCol w:w="4536"/>
+      </w:tblGrid>
+      <w:tr>
+        <w:tc>
+          <w:tcPr>
+            <w:tcW w:type="dxa" w:w="2592"/>
+            <w:shd w:val="clear" w:color="auto" w:fill="0D1B2A"/>
+          </w:tcPr>
+          <w:p>
+            <w:pPr>
+              <w:jc w:val="center"/>
+            </w:pPr>
+            <w:r>
+              <w:rPr>
+                <w:b/>
+                <w:color w:val="FFFFFF"/>
+                <w:sz w:val="19"/>
+              </w:rPr>
+              <w:t>Sheet</w:t>
+            </w:r>
+          </w:p>
+        </w:tc>
+        <w:tc>
+          <w:tcPr>
+            <w:tcW w:type="dxa" w:w="6624"/>
+            <w:shd w:val="clear" w:color="auto" w:fill="0D1B2A"/>
+          </w:tcPr>
+          <w:p>
+            <w:pPr>
+              <w:jc w:val="center"/>
+            </w:pPr>
+            <w:r>
+              <w:rPr>
+                <w:b/>
+                <w:color w:val="FFFFFF"/>
+                <w:sz w:val="19"/>
+              </w:rPr>
+              <w:t>Contents</w:t>
+            </w:r>
+          </w:p>
+        </w:tc>
+      </w:tr>
+      <w:tr>
+        <w:tc>
+          <w:tcPr>
+            <w:tcW w:type="dxa" w:w="2592"/>
+            <w:shd w:val="clear" w:color="auto" w:fill="F8F9FA"/>
+          </w:tcPr>
+          <w:p>
+            <w:pPr>
+              <w:spacing w:before="60" w:after="60"/>
+            </w:pPr>
+            <w:r>
+              <w:rPr>
+                <w:sz w:val="19"/>
+              </w:rPr>
+              <w:t>System State</w:t>
+            </w:r>
+          </w:p>
+        </w:tc>
+        <w:tc>
+          <w:tcPr>
+            <w:tcW w:type="dxa" w:w="6624"/>
+            <w:shd w:val="clear" w:color="auto" w:fill="F8F9FA"/>
+          </w:tcPr>
+          <w:p>
+            <w:pPr>
+              <w:spacing w:before="60" w:after="60"/>
+            </w:pPr>
+            <w:r>
+              <w:rPr>
+                <w:sz w:val="19"/>
+              </w:rPr>
+              <w:t>Project metadata, settings, effort unit, last saved timestamp, and file sync path.</w:t>
+            </w:r>
+          </w:p>
+        </w:tc>
+      </w:tr>
+      <w:tr>
+        <w:tc>
+          <w:tcPr>
+            <w:tcW w:type="dxa" w:w="2592"/>
+            <w:shd w:val="clear" w:color="auto" w:fill="FFFFFF"/>
+          </w:tcPr>
+          <w:p>
+            <w:pPr>
+              <w:spacing w:before="60" w:after="60"/>
+            </w:pPr>
+            <w:r>
+              <w:rPr>
+                <w:sz w:val="19"/>
+              </w:rPr>
+              <w:t>Tasks</w:t>
+            </w:r>
+          </w:p>
+        </w:tc>
+        <w:tc>
+          <w:tcPr>
+            <w:tcW w:type="dxa" w:w="6624"/>
+            <w:shd w:val="clear" w:color="auto" w:fill="FFFFFF"/>
+          </w:tcPr>
+          <w:p>
+            <w:pPr>
+              <w:spacing w:before="60" w:after="60"/>
+            </w:pPr>
+            <w:r>
+              <w:rPr>
+                <w:sz w:val="19"/>
+              </w:rPr>
+              <w:t>Full task register with all fields, baseline dates, variance calculations, and slippage reasons.</w:t>
+            </w:r>
+          </w:p>
+        </w:tc>
+      </w:tr>
+      <w:tr>
+        <w:tc>
+          <w:tcPr>
+            <w:tcW w:type="dxa" w:w="2592"/>
+            <w:shd w:val="clear" w:color="auto" w:fill="F8F9FA"/>
+          </w:tcPr>
+          <w:p>
+            <w:pPr>
+              <w:spacing w:before="60" w:after="60"/>
+            </w:pPr>
+            <w:r>
+              <w:rPr>
+                <w:sz w:val="19"/>
+              </w:rPr>
+              <w:t>Team</w:t>
+            </w:r>
+          </w:p>
+        </w:tc>
+        <w:tc>
+          <w:tcPr>
+            <w:tcW w:type="dxa" w:w="6624"/>
+            <w:shd w:val="clear" w:color="auto" w:fill="F8F9FA"/>
+          </w:tcPr>
+          <w:p>
+            <w:pPr>
+              <w:spacing w:before="60" w:after="60"/>
+            </w:pPr>
+            <w:r>
+              <w:rPr>
+                <w:sz w:val="19"/>
+              </w:rPr>
+              <w:t>Member directory with roles, statuses, capacity parameters, and leave records.</w:t>
+            </w:r>
+          </w:p>
+        </w:tc>
+      </w:tr>
+      <w:tr>
+        <w:tc>
+          <w:tcPr>
+            <w:tcW w:type="dxa" w:w="2592"/>
+            <w:shd w:val="clear" w:color="auto" w:fill="FFFFFF"/>
+          </w:tcPr>
+          <w:p>
+            <w:pPr>
+              <w:spacing w:before="60" w:after="60"/>
+            </w:pPr>
+            <w:r>
+              <w:rPr>
+                <w:sz w:val="19"/>
+              </w:rPr>
+              <w:t>RAID Register</w:t>
+            </w:r>
+          </w:p>
+        </w:tc>
+        <w:tc>
+          <w:tcPr>
+            <w:tcW w:type="dxa" w:w="6624"/>
+            <w:shd w:val="clear" w:color="auto" w:fill="FFFFFF"/>
+          </w:tcPr>
+          <w:p>
+            <w:pPr>
+              <w:spacing w:before="60" w:after="60"/>
+            </w:pPr>
+            <w:r>
+              <w:rPr>
+                <w:sz w:val="19"/>
+              </w:rPr>
+              <w:t>All Risk, Assumption, Issue, and Dependency items with exposure scores and mitigation details.</w:t>
+            </w:r>
+          </w:p>
+        </w:tc>
+      </w:tr>
+      <w:tr>
+        <w:tc>
+          <w:tcPr>
+            <w:tcW w:type="dxa" w:w="2592"/>
+            <w:shd w:val="clear" w:color="auto" w:fill="F8F9FA"/>
+          </w:tcPr>
+          <w:p>
+            <w:pPr>
+              <w:spacing w:before="60" w:after="60"/>
+            </w:pPr>
+            <w:r>
+              <w:rPr>
+                <w:sz w:val="19"/>
+              </w:rPr>
+              <w:t>Defects</w:t>
+            </w:r>
+          </w:p>
+        </w:tc>
+        <w:tc>
+          <w:tcPr>
+            <w:tcW w:type="dxa" w:w="6624"/>
+            <w:shd w:val="clear" w:color="auto" w:fill="F8F9FA"/>
+          </w:tcPr>
+          <w:p>
+            <w:pPr>
+              <w:spacing w:before="60" w:after="60"/>
+            </w:pPr>
+            <w:r>
+              <w:rPr>
+                <w:sz w:val="19"/>
+              </w:rPr>
+              <w:t>Complete defect log with severity, priority, status, linked tasks, and reproduction steps.</w:t>
+            </w:r>
+          </w:p>
+        </w:tc>
+      </w:tr>
+      <w:tr>
+        <w:tc>
+          <w:tcPr>
+            <w:tcW w:type="dxa" w:w="2592"/>
+            <w:shd w:val="clear" w:color="auto" w:fill="FFFFFF"/>
+          </w:tcPr>
+          <w:p>
+            <w:pPr>
+              <w:spacing w:before="60" w:after="60"/>
+            </w:pPr>
+            <w:r>
+              <w:rPr>
+                <w:sz w:val="19"/>
+              </w:rPr>
+              <w:t>Activity Log</w:t>
+            </w:r>
+          </w:p>
+        </w:tc>
+        <w:tc>
+          <w:tcPr>
+            <w:tcW w:type="dxa" w:w="6624"/>
+            <w:shd w:val="clear" w:color="auto" w:fill="FFFFFF"/>
+          </w:tcPr>
+          <w:p>
+            <w:pPr>
+              <w:spacing w:before="60" w:after="60"/>
+            </w:pPr>
+            <w:r>
+              <w:rPr>
+                <w:sz w:val="19"/>
+              </w:rPr>
+              <w:t>Last 500 audit log entries with timestamps, users, actions, and diff payloads.</w:t>
+            </w:r>
+          </w:p>
+        </w:tc>
+      </w:tr>
+      <w:tr>
+        <w:tc>
+          <w:tcPr>
+            <w:tcW w:type="dxa" w:w="2592"/>
+            <w:shd w:val="clear" w:color="auto" w:fill="F8F9FA"/>
+          </w:tcPr>
+          <w:p>
+            <w:pPr>
+              <w:spacing w:before="60" w:after="60"/>
+            </w:pPr>
+            <w:r>
+              <w:rPr>
+                <w:sz w:val="19"/>
+              </w:rPr>
+              <w:t>Baselines</w:t>
+            </w:r>
+          </w:p>
+        </w:tc>
+        <w:tc>
+          <w:tcPr>
+            <w:tcW w:type="dxa" w:w="6624"/>
+            <w:shd w:val="clear" w:color="auto" w:fill="F8F9FA"/>
+          </w:tcPr>
+          <w:p>
+            <w:pPr>
+              <w:spacing w:before="60" w:after="60"/>
+            </w:pPr>
+            <w:r>
+              <w:rPr>
+                <w:sz w:val="19"/>
+              </w:rPr>
+              <w:t>All captured baseline snapshots with per-task variance calculations.</w:t>
+            </w:r>
+          </w:p>
+        </w:tc>
+      </w:tr>
+      <w:tr>
+        <w:tc>
+          <w:tcPr>
+            <w:tcW w:type="dxa" w:w="2592"/>
+            <w:shd w:val="clear" w:color="auto" w:fill="FFFFFF"/>
+          </w:tcPr>
+          <w:p>
+            <w:pPr>
+              <w:spacing w:before="60" w:after="60"/>
+            </w:pPr>
+            <w:r>
+              <w:rPr>
+                <w:sz w:val="19"/>
+              </w:rPr>
+              <w:t>Releases</w:t>
+            </w:r>
+          </w:p>
+        </w:tc>
+        <w:tc>
+          <w:tcPr>
+            <w:tcW w:type="dxa" w:w="6624"/>
+            <w:shd w:val="clear" w:color="auto" w:fill="FFFFFF"/>
+          </w:tcPr>
+          <w:p>
+            <w:pPr>
+              <w:spacing w:before="60" w:after="60"/>
+            </w:pPr>
+            <w:r>
+              <w:rPr>
+                <w:sz w:val="19"/>
+              </w:rPr>
+              <w:t>Release version registry with status and target dates.</w:t>
+            </w:r>
+          </w:p>
+        </w:tc>
+      </w:tr>
+    </w:tbl>
+    <w:p>
+      <w:pPr>
+        <w:spacing w:after="120"/>
+      </w:pPr>
+    </w:p>
+    <w:p>
+      <w:pPr>
+        <w:pStyle w:val="Heading2"/>
+        <w:spacing w:before="360" w:after="120"/>
+      </w:pPr>
+      <w:r>
+        <w:rPr>
+          <w:color w:val="1E9ED5"/>
+        </w:rPr>
+        <w:t>9.3  Excel Cell Colour Coding</w:t>
+      </w:r>
+    </w:p>
+    <w:p>
+      <w:pPr>
+        <w:spacing w:before="0" w:after="120"/>
+      </w:pPr>
+      <w:r>
+        <w:rPr>
+          <w:sz w:val="21"/>
+        </w:rPr>
+        <w:t>Exported Excel cells are colour-coded for instant readability:</w:t>
       </w:r>
     </w:p>
     <w:tbl>
@@ -9329,7 +8875,7 @@
       <w:tr>
         <w:tc>
           <w:tcPr>
-            <w:tcW w:type="dxa" w:w="2160"/>
+            <w:tcW w:type="dxa" w:w="1728"/>
             <w:shd w:val="clear" w:color="auto" w:fill="0D1B2A"/>
           </w:tcPr>
           <w:p>
@@ -9342,13 +8888,13 @@
                 <w:color w:val="FFFFFF"/>
                 <w:sz w:val="19"/>
               </w:rPr>
-              <w:t>Action Type</w:t>
-            </w:r>
-          </w:p>
-        </w:tc>
-        <w:tc>
-          <w:tcPr>
-            <w:tcW w:type="dxa" w:w="3600"/>
+              <w:t>Colour</w:t>
+            </w:r>
+          </w:p>
+        </w:tc>
+        <w:tc>
+          <w:tcPr>
+            <w:tcW w:type="dxa" w:w="2880"/>
             <w:shd w:val="clear" w:color="auto" w:fill="0D1B2A"/>
           </w:tcPr>
           <w:p>
@@ -9361,13 +8907,13 @@
                 <w:color w:val="FFFFFF"/>
                 <w:sz w:val="19"/>
               </w:rPr>
-              <w:t>Trigger</w:t>
-            </w:r>
-          </w:p>
-        </w:tc>
-        <w:tc>
-          <w:tcPr>
-            <w:tcW w:type="dxa" w:w="3456"/>
+              <w:t>Hex Code</w:t>
+            </w:r>
+          </w:p>
+        </w:tc>
+        <w:tc>
+          <w:tcPr>
+            <w:tcW w:type="dxa" w:w="4608"/>
             <w:shd w:val="clear" w:color="auto" w:fill="0D1B2A"/>
           </w:tcPr>
           <w:p>
@@ -9380,7 +8926,7 @@
                 <w:color w:val="FFFFFF"/>
                 <w:sz w:val="19"/>
               </w:rPr>
-              <w:t>Fields Captured</w:t>
+              <w:t>Applied To</w:t>
             </w:r>
           </w:p>
         </w:tc>
@@ -9388,7 +8934,7 @@
       <w:tr>
         <w:tc>
           <w:tcPr>
-            <w:tcW w:type="dxa" w:w="2160"/>
+            <w:tcW w:type="dxa" w:w="1728"/>
             <w:shd w:val="clear" w:color="auto" w:fill="F8F9FA"/>
           </w:tcPr>
           <w:p>
@@ -9399,13 +8945,13 @@
               <w:rPr>
                 <w:sz w:val="19"/>
               </w:rPr>
-              <w:t>Created</w:t>
-            </w:r>
-          </w:p>
-        </w:tc>
-        <w:tc>
-          <w:tcPr>
-            <w:tcW w:type="dxa" w:w="3600"/>
+              <w:t>Green</w:t>
+            </w:r>
+          </w:p>
+        </w:tc>
+        <w:tc>
+          <w:tcPr>
+            <w:tcW w:type="dxa" w:w="2880"/>
             <w:shd w:val="clear" w:color="auto" w:fill="F8F9FA"/>
           </w:tcPr>
           <w:p>
@@ -9416,13 +8962,13 @@
               <w:rPr>
                 <w:sz w:val="19"/>
               </w:rPr>
-              <w:t>New task, defect, RAID, or member added.</w:t>
-            </w:r>
-          </w:p>
-        </w:tc>
-        <w:tc>
-          <w:tcPr>
-            <w:tcW w:type="dxa" w:w="3456"/>
+              <w:t>#D1E7DD / #0F5132</w:t>
+            </w:r>
+          </w:p>
+        </w:tc>
+        <w:tc>
+          <w:tcPr>
+            <w:tcW w:type="dxa" w:w="4608"/>
             <w:shd w:val="clear" w:color="auto" w:fill="F8F9FA"/>
           </w:tcPr>
           <w:p>
@@ -9433,7 +8979,7 @@
               <w:rPr>
                 <w:sz w:val="19"/>
               </w:rPr>
-              <w:t>Entity ID, name, all initial field values, timestamp, user.</w:t>
+              <w:t>Completed tasks, mitigated risks, closed defects, low RAID exposure.</w:t>
             </w:r>
           </w:p>
         </w:tc>
@@ -9441,7 +8987,7 @@
       <w:tr>
         <w:tc>
           <w:tcPr>
-            <w:tcW w:type="dxa" w:w="2160"/>
+            <w:tcW w:type="dxa" w:w="1728"/>
             <w:shd w:val="clear" w:color="auto" w:fill="FFFFFF"/>
           </w:tcPr>
           <w:p>
@@ -9452,13 +8998,13 @@
               <w:rPr>
                 <w:sz w:val="19"/>
               </w:rPr>
-              <w:t>Updated</w:t>
-            </w:r>
-          </w:p>
-        </w:tc>
-        <w:tc>
-          <w:tcPr>
-            <w:tcW w:type="dxa" w:w="3600"/>
+              <w:t>Yellow</w:t>
+            </w:r>
+          </w:p>
+        </w:tc>
+        <w:tc>
+          <w:tcPr>
+            <w:tcW w:type="dxa" w:w="2880"/>
             <w:shd w:val="clear" w:color="auto" w:fill="FFFFFF"/>
           </w:tcPr>
           <w:p>
@@ -9469,13 +9015,13 @@
               <w:rPr>
                 <w:sz w:val="19"/>
               </w:rPr>
-              <w:t>Any field value changed on an existing entity.</w:t>
-            </w:r>
-          </w:p>
-        </w:tc>
-        <w:tc>
-          <w:tcPr>
-            <w:tcW w:type="dxa" w:w="3456"/>
+              <w:t>#FFF3CD / #664D03</w:t>
+            </w:r>
+          </w:p>
+        </w:tc>
+        <w:tc>
+          <w:tcPr>
+            <w:tcW w:type="dxa" w:w="4608"/>
             <w:shd w:val="clear" w:color="auto" w:fill="FFFFFF"/>
           </w:tcPr>
           <w:p>
@@ -9486,7 +9032,7 @@
               <w:rPr>
                 <w:sz w:val="19"/>
               </w:rPr>
-              <w:t>Entity ID, field name, old value, new value, timestamp, user.</w:t>
+              <w:t>In-progress tasks, medium risks, deferred defects.</w:t>
             </w:r>
           </w:p>
         </w:tc>
@@ -9494,7 +9040,7 @@
       <w:tr>
         <w:tc>
           <w:tcPr>
-            <w:tcW w:type="dxa" w:w="2160"/>
+            <w:tcW w:type="dxa" w:w="1728"/>
             <w:shd w:val="clear" w:color="auto" w:fill="F8F9FA"/>
           </w:tcPr>
           <w:p>
@@ -9505,13 +9051,13 @@
               <w:rPr>
                 <w:sz w:val="19"/>
               </w:rPr>
-              <w:t>Status Changed</w:t>
-            </w:r>
-          </w:p>
-        </w:tc>
-        <w:tc>
-          <w:tcPr>
-            <w:tcW w:type="dxa" w:w="3600"/>
+              <w:t>Red</w:t>
+            </w:r>
+          </w:p>
+        </w:tc>
+        <w:tc>
+          <w:tcPr>
+            <w:tcW w:type="dxa" w:w="2880"/>
             <w:shd w:val="clear" w:color="auto" w:fill="F8F9FA"/>
           </w:tcPr>
           <w:p>
@@ -9522,13 +9068,13 @@
               <w:rPr>
                 <w:sz w:val="19"/>
               </w:rPr>
-              <w:t>Status field specifically transitions to a new value.</w:t>
-            </w:r>
-          </w:p>
-        </w:tc>
-        <w:tc>
-          <w:tcPr>
-            <w:tcW w:type="dxa" w:w="3456"/>
+              <w:t>#F8D7DA / #842029</w:t>
+            </w:r>
+          </w:p>
+        </w:tc>
+        <w:tc>
+          <w:tcPr>
+            <w:tcW w:type="dxa" w:w="4608"/>
             <w:shd w:val="clear" w:color="auto" w:fill="F8F9FA"/>
           </w:tcPr>
           <w:p>
@@ -9539,7 +9085,7 @@
               <w:rPr>
                 <w:sz w:val="19"/>
               </w:rPr>
-              <w:t>Entity ID, old status, new status, mandatory comment (for restricted transitions), timestamp, user.</w:t>
+              <w:t>Blocked / overdue tasks, critical risks, S1/S2 defects.</w:t>
             </w:r>
           </w:p>
         </w:tc>
@@ -9547,7 +9093,7 @@
       <w:tr>
         <w:tc>
           <w:tcPr>
-            <w:tcW w:type="dxa" w:w="2160"/>
+            <w:tcW w:type="dxa" w:w="1728"/>
             <w:shd w:val="clear" w:color="auto" w:fill="FFFFFF"/>
           </w:tcPr>
           <w:p>
@@ -9558,13 +9104,13 @@
               <w:rPr>
                 <w:sz w:val="19"/>
               </w:rPr>
-              <w:t>Deleted</w:t>
-            </w:r>
-          </w:p>
-        </w:tc>
-        <w:tc>
-          <w:tcPr>
-            <w:tcW w:type="dxa" w:w="3600"/>
+              <w:t>Grey</w:t>
+            </w:r>
+          </w:p>
+        </w:tc>
+        <w:tc>
+          <w:tcPr>
+            <w:tcW w:type="dxa" w:w="2880"/>
             <w:shd w:val="clear" w:color="auto" w:fill="FFFFFF"/>
           </w:tcPr>
           <w:p>
@@ -9575,13 +9121,13 @@
               <w:rPr>
                 <w:sz w:val="19"/>
               </w:rPr>
-              <w:t>Task, defect, or RAID item permanently removed.</w:t>
-            </w:r>
-          </w:p>
-        </w:tc>
-        <w:tc>
-          <w:tcPr>
-            <w:tcW w:type="dxa" w:w="3456"/>
+              <w:t>#F8F9FA / #6C757D</w:t>
+            </w:r>
+          </w:p>
+        </w:tc>
+        <w:tc>
+          <w:tcPr>
+            <w:tcW w:type="dxa" w:w="4608"/>
             <w:shd w:val="clear" w:color="auto" w:fill="FFFFFF"/>
           </w:tcPr>
           <w:p>
@@ -9592,7 +9138,7 @@
               <w:rPr>
                 <w:sz w:val="19"/>
               </w:rPr>
-              <w:t>Entity ID, entity name, full field snapshot at time of deletion.</w:t>
+              <w:t>Cancelled, Rejected, or On Hold items.</w:t>
             </w:r>
           </w:p>
         </w:tc>
@@ -9603,240 +9149,6 @@
         <w:spacing w:after="120"/>
       </w:pPr>
     </w:p>
-    <w:p>
-      <w:pPr>
-        <w:pStyle w:val="Heading2"/>
-        <w:spacing w:before="360" w:after="120"/>
-      </w:pPr>
-      <w:r>
-        <w:rPr>
-          <w:color w:val="1E9ED5"/>
-        </w:rPr>
-        <w:t>10.2  Log Entry Structure</w:t>
-      </w:r>
-    </w:p>
-    <w:p>
-      <w:pPr>
-        <w:spacing w:before="0" w:after="120"/>
-      </w:pPr>
-      <w:r>
-        <w:rPr>
-          <w:sz w:val="21"/>
-        </w:rPr>
-        <w:t>Each log entry contains the following structured fields:</w:t>
-      </w:r>
-    </w:p>
-    <w:p>
-      <w:pPr>
-        <w:pStyle w:val="ListBullet"/>
-        <w:spacing w:before="0" w:after="60"/>
-        <w:ind w:left="360"/>
-      </w:pPr>
-      <w:r>
-        <w:rPr>
-          <w:sz w:val="21"/>
-        </w:rPr>
-        <w:t>ts: ISO 8601 timestamp recorded to the millisecond.</w:t>
-      </w:r>
-    </w:p>
-    <w:p>
-      <w:pPr>
-        <w:pStyle w:val="ListBullet"/>
-        <w:spacing w:before="0" w:after="60"/>
-        <w:ind w:left="360"/>
-      </w:pPr>
-      <w:r>
-        <w:rPr>
-          <w:sz w:val="21"/>
-        </w:rPr>
-        <w:t>user: Name of the active team member who performed the action.</w:t>
-      </w:r>
-    </w:p>
-    <w:p>
-      <w:pPr>
-        <w:pStyle w:val="ListBullet"/>
-        <w:spacing w:before="0" w:after="60"/>
-        <w:ind w:left="360"/>
-      </w:pPr>
-      <w:r>
-        <w:rPr>
-          <w:sz w:val="21"/>
-        </w:rPr>
-        <w:t>action: Category of change — Created, Updated, Status Changed, or Deleted.</w:t>
-      </w:r>
-    </w:p>
-    <w:p>
-      <w:pPr>
-        <w:pStyle w:val="ListBullet"/>
-        <w:spacing w:before="0" w:after="60"/>
-        <w:ind w:left="360"/>
-      </w:pPr>
-      <w:r>
-        <w:rPr>
-          <w:sz w:val="21"/>
-        </w:rPr>
-        <w:t>taskId / taskName: Reference to the primary entity affected.</w:t>
-      </w:r>
-    </w:p>
-    <w:p>
-      <w:pPr>
-        <w:pStyle w:val="ListBullet"/>
-        <w:spacing w:before="0" w:after="60"/>
-        <w:ind w:left="360"/>
-      </w:pPr>
-      <w:r>
-        <w:rPr>
-          <w:sz w:val="21"/>
-        </w:rPr>
-        <w:t>field: The specific field that changed (e.g., 'status', 'dueDate', 'subtask.status').</w:t>
-      </w:r>
-    </w:p>
-    <w:p>
-      <w:pPr>
-        <w:pStyle w:val="ListBullet"/>
-        <w:spacing w:before="0" w:after="60"/>
-        <w:ind w:left="360"/>
-      </w:pPr>
-      <w:r>
-        <w:rPr>
-          <w:sz w:val="21"/>
-        </w:rPr>
-        <w:t>oldVal / newVal: Structured diff payload capturing before and after values.</w:t>
-      </w:r>
-    </w:p>
-    <w:p>
-      <w:pPr>
-        <w:pStyle w:val="ListBullet"/>
-        <w:spacing w:before="0" w:after="60"/>
-        <w:ind w:left="360"/>
-      </w:pPr>
-      <w:r>
-        <w:rPr>
-          <w:sz w:val="21"/>
-        </w:rPr>
-        <w:t>subtaskId: Optional — references a specific subtask if the change was at subtask level.</w:t>
-      </w:r>
-    </w:p>
-    <w:p>
-      <w:pPr>
-        <w:pStyle w:val="ListBullet"/>
-        <w:spacing w:before="0" w:after="60"/>
-        <w:ind w:left="360"/>
-      </w:pPr>
-      <w:r>
-        <w:rPr>
-          <w:sz w:val="21"/>
-        </w:rPr>
-        <w:t>actCompletionDate: Optional — retrospective actual completion date for activity date resolution.</w:t>
-      </w:r>
-    </w:p>
-    <w:p/>
-    <w:p>
-      <w:pPr>
-        <w:pStyle w:val="Heading2"/>
-        <w:spacing w:before="360" w:after="120"/>
-      </w:pPr>
-      <w:r>
-        <w:rPr>
-          <w:color w:val="1E9ED5"/>
-        </w:rPr>
-        <w:t>10.3  Retrospective Activity Date Resolution</w:t>
-      </w:r>
-    </w:p>
-    <w:p>
-      <w:pPr>
-        <w:spacing w:before="0" w:after="160"/>
-      </w:pPr>
-      <w:r>
-        <w:rPr>
-          <w:sz w:val="21"/>
-        </w:rPr>
-        <w:t>A key capability introduced in the June 2026 release is retrospective completion date resolution. Log entries may record an actCompletionDate that differs from the log insertion timestamp (ts). When this field is present, all dashboard widgets — including the 30-Day Activity Timeline, Weekly Velocity charts, Member Heatmaps, and Status Reports — use the actCompletionDate as the activity date rather than the log timestamp. This allows teams to accurately record when work was actually done, even if it was logged retrospectively days later.</w:t>
-      </w:r>
-    </w:p>
-    <w:p>
-      <w:pPr>
-        <w:pStyle w:val="Heading2"/>
-        <w:spacing w:before="360" w:after="120"/>
-      </w:pPr>
-      <w:r>
-        <w:rPr>
-          <w:color w:val="1E9ED5"/>
-        </w:rPr>
-        <w:t>10.4  State Reconstruction</w:t>
-      </w:r>
-    </w:p>
-    <w:p>
-      <w:pPr>
-        <w:spacing w:before="0" w:after="120"/>
-      </w:pPr>
-      <w:r>
-        <w:rPr>
-          <w:sz w:val="21"/>
-        </w:rPr>
-        <w:t>The Activity Log provides detailed before/after diff payloads for every logged transaction. While there is no automated rollback feature directly in the Activity Log view, managers can use these payloads to manually reconstruct prior states. The procedure is as follows:</w:t>
-      </w:r>
-    </w:p>
-    <w:p>
-      <w:pPr>
-        <w:pStyle w:val="ListNumber"/>
-        <w:spacing w:before="0" w:after="60"/>
-      </w:pPr>
-      <w:r>
-        <w:rPr>
-          <w:sz w:val="21"/>
-        </w:rPr>
-        <w:t>Identify the target entity and the historical timestamp when the incorrect change occurred.</w:t>
-      </w:r>
-    </w:p>
-    <w:p>
-      <w:pPr>
-        <w:pStyle w:val="ListNumber"/>
-        <w:spacing w:before="0" w:after="60"/>
-      </w:pPr>
-      <w:r>
-        <w:rPr>
-          <w:sz w:val="21"/>
-        </w:rPr>
-        <w:t>Locate the corresponding log entry containing the before/after details.</w:t>
-      </w:r>
-    </w:p>
-    <w:p>
-      <w:pPr>
-        <w:pStyle w:val="ListNumber"/>
-        <w:spacing w:before="0" w:after="60"/>
-      </w:pPr>
-      <w:r>
-        <w:rPr>
-          <w:sz w:val="21"/>
-        </w:rPr>
-        <w:t>Review the 'Old Value' in the diff details to find the original state of the field.</w:t>
-      </w:r>
-    </w:p>
-    <w:p>
-      <w:pPr>
-        <w:pStyle w:val="ListNumber"/>
-        <w:spacing w:before="0" w:after="60"/>
-      </w:pPr>
-      <w:r>
-        <w:rPr>
-          <w:sz w:val="21"/>
-        </w:rPr>
-        <w:t>Manually edit the target entity using the inline editing tables or flyout edit views to restore the previous value.</w:t>
-      </w:r>
-    </w:p>
-    <w:p>
-      <w:pPr>
-        <w:spacing w:before="0" w:after="120"/>
-      </w:pPr>
-      <w:r>
-        <w:rPr>
-          <w:sz w:val="21"/>
-        </w:rPr>
-        <w:t>For project-wide rollbacks, managers can use baseline snapshots (Settings -&gt; Schedule Baselines) or restore database backups (Settings -&gt; Data Recovery / Backups) to revert to previous saved states.</w:t>
-      </w:r>
-    </w:p>
-    <w:p/>
     <w:tbl>
       <w:tblPr>
         <w:tblStyle w:val="TableGrid"/>
@@ -9851,9 +9163,9 @@
         <w:tc>
           <w:tcPr>
             <w:tcW w:type="dxa" w:w="9072"/>
-            <w:shd w:val="clear" w:color="auto" w:fill="FEF9E7"/>
+            <w:shd w:val="clear" w:color="auto" w:fill="E9F7EF"/>
             <w:tcBorders>
-              <w:left w:val="single" w:sz="18" w:color="C67C00"/>
+              <w:left w:val="single" w:sz="18" w:color="1E8449"/>
               <w:top w:val="single" w:sz="4" w:color="FFFFFF"/>
               <w:right w:val="single" w:sz="4" w:color="FFFFFF"/>
               <w:bottom w:val="single" w:sz="4" w:color="FFFFFF"/>
@@ -9867,10 +9179,10 @@
             <w:r>
               <w:rPr>
                 <w:b/>
-                <w:color w:val="7D4E00"/>
+                <w:color w:val="145A32"/>
                 <w:sz w:val="18"/>
               </w:rPr>
-              <w:t xml:space="preserve">⚠  WARNING  </w:t>
+              <w:t xml:space="preserve">💡 TIP  </w:t>
             </w:r>
           </w:p>
           <w:p>
@@ -9882,7 +9194,7 @@
               <w:rPr>
                 <w:sz w:val="20"/>
               </w:rPr>
-              <w:t>The Activity Log is auto-pruned to the last 500 entries to prevent unbounded localStorage growth. Export the log to Excel before reaching this limit if you need a permanent audit record beyond 500 entries.</w:t>
+              <w:t>Exported spreadsheets contain live Excel formulas (SUM, AVERAGE, IF, COUNTIF) rather than static values where applicable. This means the workbook remains interactive and can be extended with additional analysis by stakeholders.</w:t>
             </w:r>
           </w:p>
         </w:tc>
@@ -9903,7 +9215,7 @@
         <w:rPr>
           <w:color w:val="0D1B2A"/>
         </w:rPr>
-        <w:t>11  Schedule Baselines &amp; Snapshot History</w:t>
+        <w:t>10  Audit Log &amp; Activity Streams</w:t>
       </w:r>
     </w:p>
     <w:p>
@@ -9922,7 +9234,7 @@
         <w:rPr>
           <w:sz w:val="21"/>
         </w:rPr>
-        <w:t>Schedule Baselines capture a static, approved snapshot of the project plan at a specific milestone — such as project kickoff, a phase gate, or after a major re-scope. Baselines serve as the immutable reference point for calculating schedule variance, analysing slippage, and restoring the plan if assumptions change.</w:t>
+        <w:t>ProjectPulse maintains an immutable, comprehensive audit trail of every state mutation — task CRUD operations, status transitions, defect lifecycle changes, RAID updates, and resource modifications. The Activity Log provides full accountability and change tracking capabilities.</w:t>
       </w:r>
     </w:p>
     <w:p>
@@ -9934,7 +9246,7 @@
         <w:drawing>
           <wp:inline xmlns:a="http://schemas.openxmlformats.org/drawingml/2006/main" xmlns:pic="http://schemas.openxmlformats.org/drawingml/2006/picture">
             <wp:extent cx="5760720" cy="3240405"/>
-            <wp:docPr id="10" name="Picture 10"/>
+            <wp:docPr id="9" name="Picture 9"/>
             <wp:cNvGraphicFramePr>
               <a:graphicFrameLocks noChangeAspect="1"/>
             </wp:cNvGraphicFramePr>
@@ -9942,7 +9254,7 @@
               <a:graphicData uri="http://schemas.openxmlformats.org/drawingml/2006/picture">
                 <pic:pic>
                   <pic:nvPicPr>
-                    <pic:cNvPr id="0" name="10_configuration_settings.png"/>
+                    <pic:cNvPr id="0" name="09_activity_audit_log.png"/>
                     <pic:cNvPicPr/>
                   </pic:nvPicPr>
                   <pic:blipFill>
@@ -9976,6 +9288,694 @@
           <w:color w:val="6C757D"/>
           <w:sz w:val="18"/>
         </w:rPr>
+        <w:t>Figure 10.1 — Audit Log: Chronological activity stream with user identifiers and diff payloads</w:t>
+      </w:r>
+    </w:p>
+    <w:p>
+      <w:pPr>
+        <w:pStyle w:val="Heading2"/>
+        <w:spacing w:before="360" w:after="120"/>
+      </w:pPr>
+      <w:r>
+        <w:rPr>
+          <w:color w:val="1E9ED5"/>
+        </w:rPr>
+        <w:t>10.1  What Gets Logged</w:t>
+      </w:r>
+    </w:p>
+    <w:p>
+      <w:pPr>
+        <w:spacing w:before="0" w:after="120"/>
+      </w:pPr>
+      <w:r>
+        <w:rPr>
+          <w:sz w:val="21"/>
+        </w:rPr>
+        <w:t>Every significant state change generates an immutable log entry:</w:t>
+      </w:r>
+    </w:p>
+    <w:tbl>
+      <w:tblPr>
+        <w:tblStyle w:val="TableGrid"/>
+        <w:tblW w:type="auto" w:w="0"/>
+        <w:jc w:val="center"/>
+        <w:tblLook w:firstColumn="1" w:firstRow="1" w:lastColumn="0" w:lastRow="0" w:noHBand="0" w:noVBand="1" w:val="04A0"/>
+      </w:tblPr>
+      <w:tblGrid>
+        <w:gridCol w:w="3024"/>
+        <w:gridCol w:w="3024"/>
+        <w:gridCol w:w="3024"/>
+      </w:tblGrid>
+      <w:tr>
+        <w:tc>
+          <w:tcPr>
+            <w:tcW w:type="dxa" w:w="2160"/>
+            <w:shd w:val="clear" w:color="auto" w:fill="0D1B2A"/>
+          </w:tcPr>
+          <w:p>
+            <w:pPr>
+              <w:jc w:val="center"/>
+            </w:pPr>
+            <w:r>
+              <w:rPr>
+                <w:b/>
+                <w:color w:val="FFFFFF"/>
+                <w:sz w:val="19"/>
+              </w:rPr>
+              <w:t>Action Type</w:t>
+            </w:r>
+          </w:p>
+        </w:tc>
+        <w:tc>
+          <w:tcPr>
+            <w:tcW w:type="dxa" w:w="3600"/>
+            <w:shd w:val="clear" w:color="auto" w:fill="0D1B2A"/>
+          </w:tcPr>
+          <w:p>
+            <w:pPr>
+              <w:jc w:val="center"/>
+            </w:pPr>
+            <w:r>
+              <w:rPr>
+                <w:b/>
+                <w:color w:val="FFFFFF"/>
+                <w:sz w:val="19"/>
+              </w:rPr>
+              <w:t>Trigger</w:t>
+            </w:r>
+          </w:p>
+        </w:tc>
+        <w:tc>
+          <w:tcPr>
+            <w:tcW w:type="dxa" w:w="3456"/>
+            <w:shd w:val="clear" w:color="auto" w:fill="0D1B2A"/>
+          </w:tcPr>
+          <w:p>
+            <w:pPr>
+              <w:jc w:val="center"/>
+            </w:pPr>
+            <w:r>
+              <w:rPr>
+                <w:b/>
+                <w:color w:val="FFFFFF"/>
+                <w:sz w:val="19"/>
+              </w:rPr>
+              <w:t>Fields Captured</w:t>
+            </w:r>
+          </w:p>
+        </w:tc>
+      </w:tr>
+      <w:tr>
+        <w:tc>
+          <w:tcPr>
+            <w:tcW w:type="dxa" w:w="2160"/>
+            <w:shd w:val="clear" w:color="auto" w:fill="F8F9FA"/>
+          </w:tcPr>
+          <w:p>
+            <w:pPr>
+              <w:spacing w:before="60" w:after="60"/>
+            </w:pPr>
+            <w:r>
+              <w:rPr>
+                <w:sz w:val="19"/>
+              </w:rPr>
+              <w:t>Created</w:t>
+            </w:r>
+          </w:p>
+        </w:tc>
+        <w:tc>
+          <w:tcPr>
+            <w:tcW w:type="dxa" w:w="3600"/>
+            <w:shd w:val="clear" w:color="auto" w:fill="F8F9FA"/>
+          </w:tcPr>
+          <w:p>
+            <w:pPr>
+              <w:spacing w:before="60" w:after="60"/>
+            </w:pPr>
+            <w:r>
+              <w:rPr>
+                <w:sz w:val="19"/>
+              </w:rPr>
+              <w:t>New task, defect, RAID, or member added.</w:t>
+            </w:r>
+          </w:p>
+        </w:tc>
+        <w:tc>
+          <w:tcPr>
+            <w:tcW w:type="dxa" w:w="3456"/>
+            <w:shd w:val="clear" w:color="auto" w:fill="F8F9FA"/>
+          </w:tcPr>
+          <w:p>
+            <w:pPr>
+              <w:spacing w:before="60" w:after="60"/>
+            </w:pPr>
+            <w:r>
+              <w:rPr>
+                <w:sz w:val="19"/>
+              </w:rPr>
+              <w:t>Entity ID, name, all initial field values, timestamp, user.</w:t>
+            </w:r>
+          </w:p>
+        </w:tc>
+      </w:tr>
+      <w:tr>
+        <w:tc>
+          <w:tcPr>
+            <w:tcW w:type="dxa" w:w="2160"/>
+            <w:shd w:val="clear" w:color="auto" w:fill="FFFFFF"/>
+          </w:tcPr>
+          <w:p>
+            <w:pPr>
+              <w:spacing w:before="60" w:after="60"/>
+            </w:pPr>
+            <w:r>
+              <w:rPr>
+                <w:sz w:val="19"/>
+              </w:rPr>
+              <w:t>Updated</w:t>
+            </w:r>
+          </w:p>
+        </w:tc>
+        <w:tc>
+          <w:tcPr>
+            <w:tcW w:type="dxa" w:w="3600"/>
+            <w:shd w:val="clear" w:color="auto" w:fill="FFFFFF"/>
+          </w:tcPr>
+          <w:p>
+            <w:pPr>
+              <w:spacing w:before="60" w:after="60"/>
+            </w:pPr>
+            <w:r>
+              <w:rPr>
+                <w:sz w:val="19"/>
+              </w:rPr>
+              <w:t>Any field value changed on an existing entity.</w:t>
+            </w:r>
+          </w:p>
+        </w:tc>
+        <w:tc>
+          <w:tcPr>
+            <w:tcW w:type="dxa" w:w="3456"/>
+            <w:shd w:val="clear" w:color="auto" w:fill="FFFFFF"/>
+          </w:tcPr>
+          <w:p>
+            <w:pPr>
+              <w:spacing w:before="60" w:after="60"/>
+            </w:pPr>
+            <w:r>
+              <w:rPr>
+                <w:sz w:val="19"/>
+              </w:rPr>
+              <w:t>Entity ID, field name, old value, new value, timestamp, user.</w:t>
+            </w:r>
+          </w:p>
+        </w:tc>
+      </w:tr>
+      <w:tr>
+        <w:tc>
+          <w:tcPr>
+            <w:tcW w:type="dxa" w:w="2160"/>
+            <w:shd w:val="clear" w:color="auto" w:fill="F8F9FA"/>
+          </w:tcPr>
+          <w:p>
+            <w:pPr>
+              <w:spacing w:before="60" w:after="60"/>
+            </w:pPr>
+            <w:r>
+              <w:rPr>
+                <w:sz w:val="19"/>
+              </w:rPr>
+              <w:t>Status Changed</w:t>
+            </w:r>
+          </w:p>
+        </w:tc>
+        <w:tc>
+          <w:tcPr>
+            <w:tcW w:type="dxa" w:w="3600"/>
+            <w:shd w:val="clear" w:color="auto" w:fill="F8F9FA"/>
+          </w:tcPr>
+          <w:p>
+            <w:pPr>
+              <w:spacing w:before="60" w:after="60"/>
+            </w:pPr>
+            <w:r>
+              <w:rPr>
+                <w:sz w:val="19"/>
+              </w:rPr>
+              <w:t>Status field specifically transitions to a new value.</w:t>
+            </w:r>
+          </w:p>
+        </w:tc>
+        <w:tc>
+          <w:tcPr>
+            <w:tcW w:type="dxa" w:w="3456"/>
+            <w:shd w:val="clear" w:color="auto" w:fill="F8F9FA"/>
+          </w:tcPr>
+          <w:p>
+            <w:pPr>
+              <w:spacing w:before="60" w:after="60"/>
+            </w:pPr>
+            <w:r>
+              <w:rPr>
+                <w:sz w:val="19"/>
+              </w:rPr>
+              <w:t>Entity ID, old status, new status, mandatory comment (for restricted transitions), timestamp, user.</w:t>
+            </w:r>
+          </w:p>
+        </w:tc>
+      </w:tr>
+      <w:tr>
+        <w:tc>
+          <w:tcPr>
+            <w:tcW w:type="dxa" w:w="2160"/>
+            <w:shd w:val="clear" w:color="auto" w:fill="FFFFFF"/>
+          </w:tcPr>
+          <w:p>
+            <w:pPr>
+              <w:spacing w:before="60" w:after="60"/>
+            </w:pPr>
+            <w:r>
+              <w:rPr>
+                <w:sz w:val="19"/>
+              </w:rPr>
+              <w:t>Deleted</w:t>
+            </w:r>
+          </w:p>
+        </w:tc>
+        <w:tc>
+          <w:tcPr>
+            <w:tcW w:type="dxa" w:w="3600"/>
+            <w:shd w:val="clear" w:color="auto" w:fill="FFFFFF"/>
+          </w:tcPr>
+          <w:p>
+            <w:pPr>
+              <w:spacing w:before="60" w:after="60"/>
+            </w:pPr>
+            <w:r>
+              <w:rPr>
+                <w:sz w:val="19"/>
+              </w:rPr>
+              <w:t>Task, defect, or RAID item permanently removed.</w:t>
+            </w:r>
+          </w:p>
+        </w:tc>
+        <w:tc>
+          <w:tcPr>
+            <w:tcW w:type="dxa" w:w="3456"/>
+            <w:shd w:val="clear" w:color="auto" w:fill="FFFFFF"/>
+          </w:tcPr>
+          <w:p>
+            <w:pPr>
+              <w:spacing w:before="60" w:after="60"/>
+            </w:pPr>
+            <w:r>
+              <w:rPr>
+                <w:sz w:val="19"/>
+              </w:rPr>
+              <w:t>Entity ID, entity name, full field snapshot at time of deletion.</w:t>
+            </w:r>
+          </w:p>
+        </w:tc>
+      </w:tr>
+    </w:tbl>
+    <w:p>
+      <w:pPr>
+        <w:spacing w:after="120"/>
+      </w:pPr>
+    </w:p>
+    <w:p>
+      <w:pPr>
+        <w:pStyle w:val="Heading2"/>
+        <w:spacing w:before="360" w:after="120"/>
+      </w:pPr>
+      <w:r>
+        <w:rPr>
+          <w:color w:val="1E9ED5"/>
+        </w:rPr>
+        <w:t>10.2  Log Entry Structure</w:t>
+      </w:r>
+    </w:p>
+    <w:p>
+      <w:pPr>
+        <w:spacing w:before="0" w:after="120"/>
+      </w:pPr>
+      <w:r>
+        <w:rPr>
+          <w:sz w:val="21"/>
+        </w:rPr>
+        <w:t>Each log entry contains the following structured fields:</w:t>
+      </w:r>
+    </w:p>
+    <w:p>
+      <w:pPr>
+        <w:pStyle w:val="ListBullet"/>
+        <w:spacing w:before="0" w:after="60"/>
+        <w:ind w:left="360"/>
+      </w:pPr>
+      <w:r>
+        <w:rPr>
+          <w:sz w:val="21"/>
+        </w:rPr>
+        <w:t>ts: ISO 8601 timestamp recorded to the millisecond.</w:t>
+      </w:r>
+    </w:p>
+    <w:p>
+      <w:pPr>
+        <w:pStyle w:val="ListBullet"/>
+        <w:spacing w:before="0" w:after="60"/>
+        <w:ind w:left="360"/>
+      </w:pPr>
+      <w:r>
+        <w:rPr>
+          <w:sz w:val="21"/>
+        </w:rPr>
+        <w:t>user: Name of the active team member who performed the action.</w:t>
+      </w:r>
+    </w:p>
+    <w:p>
+      <w:pPr>
+        <w:pStyle w:val="ListBullet"/>
+        <w:spacing w:before="0" w:after="60"/>
+        <w:ind w:left="360"/>
+      </w:pPr>
+      <w:r>
+        <w:rPr>
+          <w:sz w:val="21"/>
+        </w:rPr>
+        <w:t>action: Category of change — Created, Updated, Status Changed, or Deleted.</w:t>
+      </w:r>
+    </w:p>
+    <w:p>
+      <w:pPr>
+        <w:pStyle w:val="ListBullet"/>
+        <w:spacing w:before="0" w:after="60"/>
+        <w:ind w:left="360"/>
+      </w:pPr>
+      <w:r>
+        <w:rPr>
+          <w:sz w:val="21"/>
+        </w:rPr>
+        <w:t>taskId / taskName: Reference to the primary entity affected.</w:t>
+      </w:r>
+    </w:p>
+    <w:p>
+      <w:pPr>
+        <w:pStyle w:val="ListBullet"/>
+        <w:spacing w:before="0" w:after="60"/>
+        <w:ind w:left="360"/>
+      </w:pPr>
+      <w:r>
+        <w:rPr>
+          <w:sz w:val="21"/>
+        </w:rPr>
+        <w:t>field: The specific field that changed (e.g., 'status', 'dueDate', 'subtask.status').</w:t>
+      </w:r>
+    </w:p>
+    <w:p>
+      <w:pPr>
+        <w:pStyle w:val="ListBullet"/>
+        <w:spacing w:before="0" w:after="60"/>
+        <w:ind w:left="360"/>
+      </w:pPr>
+      <w:r>
+        <w:rPr>
+          <w:sz w:val="21"/>
+        </w:rPr>
+        <w:t>oldVal / newVal: Structured diff payload capturing before and after values.</w:t>
+      </w:r>
+    </w:p>
+    <w:p>
+      <w:pPr>
+        <w:pStyle w:val="ListBullet"/>
+        <w:spacing w:before="0" w:after="60"/>
+        <w:ind w:left="360"/>
+      </w:pPr>
+      <w:r>
+        <w:rPr>
+          <w:sz w:val="21"/>
+        </w:rPr>
+        <w:t>subtaskId: Optional — references a specific subtask if the change was at subtask level.</w:t>
+      </w:r>
+    </w:p>
+    <w:p>
+      <w:pPr>
+        <w:pStyle w:val="ListBullet"/>
+        <w:spacing w:before="0" w:after="60"/>
+        <w:ind w:left="360"/>
+      </w:pPr>
+      <w:r>
+        <w:rPr>
+          <w:sz w:val="21"/>
+        </w:rPr>
+        <w:t>actCompletionDate: Optional — retrospective actual completion date for activity date resolution.</w:t>
+      </w:r>
+    </w:p>
+    <w:p/>
+    <w:p>
+      <w:pPr>
+        <w:pStyle w:val="Heading2"/>
+        <w:spacing w:before="360" w:after="120"/>
+      </w:pPr>
+      <w:r>
+        <w:rPr>
+          <w:color w:val="1E9ED5"/>
+        </w:rPr>
+        <w:t>10.3  Retrospective Activity Date Resolution</w:t>
+      </w:r>
+    </w:p>
+    <w:p>
+      <w:pPr>
+        <w:spacing w:before="0" w:after="160"/>
+      </w:pPr>
+      <w:r>
+        <w:rPr>
+          <w:sz w:val="21"/>
+        </w:rPr>
+        <w:t>A key capability introduced in the June 2026 release is retrospective completion date resolution. Log entries may record an actCompletionDate that differs from the log insertion timestamp (ts). When this field is present, all dashboard widgets — including the 30-Day Activity Timeline, Weekly Velocity charts, Member Heatmaps, and Status Reports — use the actCompletionDate as the activity date rather than the log timestamp. This allows teams to accurately record when work was actually done, even if it was logged retrospectively days later.</w:t>
+      </w:r>
+    </w:p>
+    <w:p>
+      <w:pPr>
+        <w:pStyle w:val="Heading2"/>
+        <w:spacing w:before="360" w:after="120"/>
+      </w:pPr>
+      <w:r>
+        <w:rPr>
+          <w:color w:val="1E9ED5"/>
+        </w:rPr>
+        <w:t>10.4  State Reconstruction</w:t>
+      </w:r>
+    </w:p>
+    <w:p>
+      <w:pPr>
+        <w:spacing w:before="0" w:after="120"/>
+      </w:pPr>
+      <w:r>
+        <w:rPr>
+          <w:sz w:val="21"/>
+        </w:rPr>
+        <w:t>The Activity Log provides detailed before/after diff payloads for every logged transaction. While there is no automated rollback feature directly in the Activity Log view, managers can use these payloads to manually reconstruct prior states. The procedure is as follows:</w:t>
+      </w:r>
+    </w:p>
+    <w:p>
+      <w:pPr>
+        <w:pStyle w:val="ListNumber"/>
+        <w:spacing w:before="0" w:after="60"/>
+      </w:pPr>
+      <w:r>
+        <w:rPr>
+          <w:sz w:val="21"/>
+        </w:rPr>
+        <w:t>Identify the target entity and the historical timestamp when the incorrect change occurred.</w:t>
+      </w:r>
+    </w:p>
+    <w:p>
+      <w:pPr>
+        <w:pStyle w:val="ListNumber"/>
+        <w:spacing w:before="0" w:after="60"/>
+      </w:pPr>
+      <w:r>
+        <w:rPr>
+          <w:sz w:val="21"/>
+        </w:rPr>
+        <w:t>Locate the corresponding log entry containing the before/after details.</w:t>
+      </w:r>
+    </w:p>
+    <w:p>
+      <w:pPr>
+        <w:pStyle w:val="ListNumber"/>
+        <w:spacing w:before="0" w:after="60"/>
+      </w:pPr>
+      <w:r>
+        <w:rPr>
+          <w:sz w:val="21"/>
+        </w:rPr>
+        <w:t>Review the 'Old Value' in the diff details to find the original state of the field.</w:t>
+      </w:r>
+    </w:p>
+    <w:p>
+      <w:pPr>
+        <w:pStyle w:val="ListNumber"/>
+        <w:spacing w:before="0" w:after="60"/>
+      </w:pPr>
+      <w:r>
+        <w:rPr>
+          <w:sz w:val="21"/>
+        </w:rPr>
+        <w:t>Manually edit the target entity using the inline editing tables or flyout edit views to restore the previous value.</w:t>
+      </w:r>
+    </w:p>
+    <w:p>
+      <w:pPr>
+        <w:spacing w:before="0" w:after="120"/>
+      </w:pPr>
+      <w:r>
+        <w:rPr>
+          <w:sz w:val="21"/>
+        </w:rPr>
+        <w:t>For project-wide rollbacks, managers can use baseline snapshots (Settings -&gt; Schedule Baselines) or restore database backups (Settings -&gt; Data Recovery / Backups) to revert to previous saved states.</w:t>
+      </w:r>
+    </w:p>
+    <w:p/>
+    <w:tbl>
+      <w:tblPr>
+        <w:tblStyle w:val="TableGrid"/>
+        <w:tblW w:type="auto" w:w="0"/>
+        <w:jc w:val="center"/>
+        <w:tblLook w:firstColumn="1" w:firstRow="1" w:lastColumn="0" w:lastRow="0" w:noHBand="0" w:noVBand="1" w:val="04A0"/>
+      </w:tblPr>
+      <w:tblGrid>
+        <w:gridCol w:w="9072"/>
+      </w:tblGrid>
+      <w:tr>
+        <w:tc>
+          <w:tcPr>
+            <w:tcW w:type="dxa" w:w="9072"/>
+            <w:shd w:val="clear" w:color="auto" w:fill="FEF9E7"/>
+            <w:tcBorders>
+              <w:left w:val="single" w:sz="18" w:color="C67C00"/>
+              <w:top w:val="single" w:sz="4" w:color="FFFFFF"/>
+              <w:right w:val="single" w:sz="4" w:color="FFFFFF"/>
+              <w:bottom w:val="single" w:sz="4" w:color="FFFFFF"/>
+            </w:tcBorders>
+          </w:tcPr>
+          <w:p>
+            <w:pPr>
+              <w:spacing w:before="120" w:after="40"/>
+              <w:ind w:left="144"/>
+            </w:pPr>
+            <w:r>
+              <w:rPr>
+                <w:b/>
+                <w:color w:val="7D4E00"/>
+                <w:sz w:val="18"/>
+              </w:rPr>
+              <w:t xml:space="preserve">⚠  WARNING  </w:t>
+            </w:r>
+          </w:p>
+          <w:p>
+            <w:pPr>
+              <w:spacing w:before="40" w:after="120"/>
+              <w:ind w:left="144"/>
+            </w:pPr>
+            <w:r>
+              <w:rPr>
+                <w:sz w:val="20"/>
+              </w:rPr>
+              <w:t>The Activity Log is auto-pruned to the last 500 entries to prevent unbounded localStorage growth. Export the log to Excel before reaching this limit if you need a permanent audit record beyond 500 entries.</w:t>
+            </w:r>
+          </w:p>
+        </w:tc>
+      </w:tr>
+    </w:tbl>
+    <w:p/>
+    <w:p>
+      <w:r>
+        <w:br w:type="page"/>
+      </w:r>
+    </w:p>
+    <w:p>
+      <w:pPr>
+        <w:pStyle w:val="Heading1"/>
+        <w:spacing w:before="360" w:after="120"/>
+      </w:pPr>
+      <w:r>
+        <w:rPr>
+          <w:color w:val="0D1B2A"/>
+        </w:rPr>
+        <w:t>11  Schedule Baselines &amp; Snapshot History</w:t>
+      </w:r>
+    </w:p>
+    <w:p>
+      <w:pPr>
+        <w:pBdr>
+          <w:bottom w:val="single" w:sz="6" w:space="1" w:color="00C2A8"/>
+        </w:pBdr>
+        <w:spacing w:before="0" w:after="120"/>
+      </w:pPr>
+    </w:p>
+    <w:p>
+      <w:pPr>
+        <w:spacing w:before="0" w:after="160"/>
+      </w:pPr>
+      <w:r>
+        <w:rPr>
+          <w:sz w:val="21"/>
+        </w:rPr>
+        <w:t>Schedule Baselines capture a static, approved snapshot of the project plan at a specific milestone — such as project kickoff, a phase gate, or after a major re-scope. Baselines serve as the immutable reference point for calculating schedule variance, analysing slippage, and restoring the plan if assumptions change.</w:t>
+      </w:r>
+    </w:p>
+    <w:p>
+      <w:pPr>
+        <w:spacing w:before="160" w:after="0"/>
+        <w:jc w:val="center"/>
+      </w:pPr>
+      <w:r>
+        <w:drawing>
+          <wp:inline xmlns:a="http://schemas.openxmlformats.org/drawingml/2006/main" xmlns:pic="http://schemas.openxmlformats.org/drawingml/2006/picture">
+            <wp:extent cx="5760720" cy="3240405"/>
+            <wp:docPr id="10" name="Picture 10"/>
+            <wp:cNvGraphicFramePr>
+              <a:graphicFrameLocks noChangeAspect="1"/>
+            </wp:cNvGraphicFramePr>
+            <a:graphic>
+              <a:graphicData uri="http://schemas.openxmlformats.org/drawingml/2006/picture">
+                <pic:pic>
+                  <pic:nvPicPr>
+                    <pic:cNvPr id="0" name="10_configuration_settings.png"/>
+                    <pic:cNvPicPr/>
+                  </pic:nvPicPr>
+                  <pic:blipFill>
+                    <a:blip r:embed="rId18"/>
+                    <a:stretch>
+                      <a:fillRect/>
+                    </a:stretch>
+                  </pic:blipFill>
+                  <pic:spPr>
+                    <a:xfrm>
+                      <a:off x="0" y="0"/>
+                      <a:ext cx="5760720" cy="3240405"/>
+                    </a:xfrm>
+                    <a:prstGeom prst="rect"/>
+                  </pic:spPr>
+                </pic:pic>
+              </a:graphicData>
+            </a:graphic>
+          </wp:inline>
+        </w:drawing>
+      </w:r>
+    </w:p>
+    <w:p>
+      <w:pPr>
+        <w:spacing w:before="80" w:after="280"/>
+        <w:jc w:val="center"/>
+      </w:pPr>
+      <w:r>
+        <w:rPr>
+          <w:i/>
+          <w:color w:val="6C757D"/>
+          <w:sz w:val="18"/>
+        </w:rPr>
         <w:t>Figure 11.1 — Schedule Baselines &amp; Snapshot History panel in Project Settings</w:t>
       </w:r>
     </w:p>
@@ -10782,7 +10782,7 @@
                     <pic:cNvPicPr/>
                   </pic:nvPicPr>
                   <pic:blipFill>
-                    <a:blip r:embed="rId17"/>
+                    <a:blip r:embed="rId18"/>
                     <a:stretch>
                       <a:fillRect/>
                     </a:stretch>

--- a/docs/ProjectPulse_Product_Capabilities_Manual.docx
+++ b/docs/ProjectPulse_Product_Capabilities_Manual.docx
@@ -225,7 +225,7 @@
                 <w:color w:val="1C1C1E"/>
                 <w:sz w:val="19"/>
               </w:rPr>
-              <w:t>12 August 2026</w:t>
+              <w:t>08 September 2026</w:t>
             </w:r>
           </w:p>
         </w:tc>
@@ -432,7 +432,7 @@
               <w:rPr>
                 <w:sz w:val="21"/>
               </w:rPr>
-              <w:t>Hierarchical Delivery Matrix</w:t>
+              <w:t>Software Deliveries &amp; Deployment Schedule</w:t>
             </w:r>
           </w:p>
         </w:tc>
@@ -482,7 +482,7 @@
               <w:rPr>
                 <w:sz w:val="21"/>
               </w:rPr>
-              <w:t>Gantt Timeline &amp; Dependency Management</w:t>
+              <w:t>Hierarchical Task Matrix &amp; Work Breakdown Structure</w:t>
             </w:r>
           </w:p>
         </w:tc>
@@ -500,7 +500,7 @@
                 <w:color w:val="6C757D"/>
                 <w:sz w:val="20"/>
               </w:rPr>
-              <w:t>22</w:t>
+              <w:t>21</w:t>
             </w:r>
           </w:p>
         </w:tc>
@@ -532,7 +532,7 @@
               <w:rPr>
                 <w:sz w:val="21"/>
               </w:rPr>
-              <w:t>Intelligent Weekly Scheduler &amp; Conflict Resolver</w:t>
+              <w:t>Gantt Timeline &amp; Dependency Management</w:t>
             </w:r>
           </w:p>
         </w:tc>
@@ -582,7 +582,7 @@
               <w:rPr>
                 <w:sz w:val="21"/>
               </w:rPr>
-              <w:t>Unified RAID Register</w:t>
+              <w:t>Intelligent Weekly Scheduler &amp; Conflict Resolver</w:t>
             </w:r>
           </w:p>
         </w:tc>
@@ -600,7 +600,7 @@
                 <w:color w:val="6C757D"/>
                 <w:sz w:val="20"/>
               </w:rPr>
-              <w:t>35</w:t>
+              <w:t>34</w:t>
             </w:r>
           </w:p>
         </w:tc>
@@ -632,7 +632,7 @@
               <w:rPr>
                 <w:sz w:val="21"/>
               </w:rPr>
-              <w:t>Team Capacity Hub &amp; Role Management</w:t>
+              <w:t>Unified RAID Register</w:t>
             </w:r>
           </w:p>
         </w:tc>
@@ -682,7 +682,7 @@
               <w:rPr>
                 <w:sz w:val="21"/>
               </w:rPr>
-              <w:t>Defect Tracker &amp; Bug Lifecycle</w:t>
+              <w:t>Team Capacity Hub &amp; Role Management</w:t>
             </w:r>
           </w:p>
         </w:tc>
@@ -700,7 +700,7 @@
                 <w:color w:val="6C757D"/>
                 <w:sz w:val="20"/>
               </w:rPr>
-              <w:t>46</w:t>
+              <w:t>47</w:t>
             </w:r>
           </w:p>
         </w:tc>
@@ -732,7 +732,7 @@
               <w:rPr>
                 <w:sz w:val="21"/>
               </w:rPr>
-              <w:t>Reports &amp; Stakeholder Board Packs</w:t>
+              <w:t>Defect Tracker &amp; Bug Lifecycle</w:t>
             </w:r>
           </w:p>
         </w:tc>
@@ -782,7 +782,7 @@
               <w:rPr>
                 <w:sz w:val="21"/>
               </w:rPr>
-              <w:t>Audit Log &amp; Activity Streams</w:t>
+              <w:t>Reports &amp; Stakeholder Board Packs</w:t>
             </w:r>
           </w:p>
         </w:tc>
@@ -800,7 +800,7 @@
                 <w:color w:val="6C757D"/>
                 <w:sz w:val="20"/>
               </w:rPr>
-              <w:t>56</w:t>
+              <w:t>58</w:t>
             </w:r>
           </w:p>
         </w:tc>
@@ -832,7 +832,7 @@
               <w:rPr>
                 <w:sz w:val="21"/>
               </w:rPr>
-              <w:t>Schedule Baselines &amp; Snapshot History</w:t>
+              <w:t>Audit Log &amp; Activity Streams</w:t>
             </w:r>
           </w:p>
         </w:tc>
@@ -850,7 +850,7 @@
                 <w:color w:val="6C757D"/>
                 <w:sz w:val="20"/>
               </w:rPr>
-              <w:t>60</w:t>
+              <w:t>62</w:t>
             </w:r>
           </w:p>
         </w:tc>
@@ -882,7 +882,7 @@
               <w:rPr>
                 <w:sz w:val="21"/>
               </w:rPr>
-              <w:t>System Configuration Reference</w:t>
+              <w:t>Schedule Baselines &amp; Snapshot History</w:t>
             </w:r>
           </w:p>
         </w:tc>
@@ -900,7 +900,7 @@
                 <w:color w:val="6C757D"/>
                 <w:sz w:val="20"/>
               </w:rPr>
-              <w:t>65</w:t>
+              <w:t>66</w:t>
             </w:r>
           </w:p>
         </w:tc>
@@ -918,7 +918,7 @@
                 <w:color w:val="00C2A8"/>
                 <w:sz w:val="20"/>
               </w:rPr>
-              <w:t>A</w:t>
+              <w:t>13</w:t>
             </w:r>
           </w:p>
         </w:tc>
@@ -932,7 +932,7 @@
               <w:rPr>
                 <w:sz w:val="21"/>
               </w:rPr>
-              <w:t>Appendix A — Keyboard Shortcuts</w:t>
+              <w:t>System Configuration Reference</w:t>
             </w:r>
           </w:p>
         </w:tc>
@@ -950,7 +950,7 @@
                 <w:color w:val="6C757D"/>
                 <w:sz w:val="20"/>
               </w:rPr>
-              <w:t>70</w:t>
+              <w:t>71</w:t>
             </w:r>
           </w:p>
         </w:tc>
@@ -968,7 +968,7 @@
                 <w:color w:val="00C2A8"/>
                 <w:sz w:val="20"/>
               </w:rPr>
-              <w:t>B</w:t>
+              <w:t>A</w:t>
             </w:r>
           </w:p>
         </w:tc>
@@ -982,7 +982,7 @@
               <w:rPr>
                 <w:sz w:val="21"/>
               </w:rPr>
-              <w:t>Appendix B — Data Schema Reference</w:t>
+              <w:t>Appendix A — Keyboard Shortcuts</w:t>
             </w:r>
           </w:p>
         </w:tc>
@@ -1000,7 +1000,57 @@
                 <w:color w:val="6C757D"/>
                 <w:sz w:val="20"/>
               </w:rPr>
-              <w:t>72</w:t>
+              <w:t>76</w:t>
+            </w:r>
+          </w:p>
+        </w:tc>
+      </w:tr>
+      <w:tr>
+        <w:tc>
+          <w:tcPr>
+            <w:tcW w:type="dxa" w:w="576"/>
+            <w:shd w:val="clear" w:color="auto" w:fill="F4F7FA"/>
+          </w:tcPr>
+          <w:p>
+            <w:r>
+              <w:rPr>
+                <w:b/>
+                <w:color w:val="00C2A8"/>
+                <w:sz w:val="20"/>
+              </w:rPr>
+              <w:t>B</w:t>
+            </w:r>
+          </w:p>
+        </w:tc>
+        <w:tc>
+          <w:tcPr>
+            <w:tcW w:type="dxa" w:w="7776"/>
+            <w:shd w:val="clear" w:color="auto" w:fill="F4F7FA"/>
+          </w:tcPr>
+          <w:p>
+            <w:r>
+              <w:rPr>
+                <w:sz w:val="21"/>
+              </w:rPr>
+              <w:t>Appendix B — Data Schema Reference</w:t>
+            </w:r>
+          </w:p>
+        </w:tc>
+        <w:tc>
+          <w:tcPr>
+            <w:tcW w:type="dxa" w:w="864"/>
+            <w:shd w:val="clear" w:color="auto" w:fill="F4F7FA"/>
+          </w:tcPr>
+          <w:p>
+            <w:pPr>
+              <w:jc w:val="right"/>
+            </w:pPr>
+            <w:r>
+              <w:rPr>
+                <w:color w:val="6C757D"/>
+                <w:sz w:val="20"/>
+              </w:rPr>
+              <w:t>78</w:t>
             </w:r>
           </w:p>
         </w:tc>
@@ -2522,7 +2572,7 @@
                 <w:color w:val="1C1C1E"/>
                 <w:sz w:val="19"/>
               </w:rPr>
-              <w:t>Always capture a Schedule Baseline (Chapter 11) before committing sandbox changes. This ensures you can restore the original plan if the simulation produces undesirable outcomes.</w:t>
+              <w:t>Always capture a Schedule Baseline (Chapter 12) before committing sandbox changes. This ensures you can restore the original plan if the simulation produces undesirable outcomes.</w:t>
             </w:r>
           </w:p>
         </w:tc>
@@ -3587,7 +3637,7 @@
           <w:rFonts w:ascii="Segoe UI" w:hAnsi="Segoe UI"/>
           <w:color w:val="0D1B2A"/>
         </w:rPr>
-        <w:t>3  Hierarchical Delivery Matrix</w:t>
+        <w:t>3  Software Deliveries &amp; Deployment Schedule</w:t>
       </w:r>
     </w:p>
     <w:p>
@@ -3607,7 +3657,7 @@
           <w:rFonts w:ascii="Segoe UI" w:hAnsi="Segoe UI"/>
           <w:sz w:val="21"/>
         </w:rPr>
-        <w:t>The Delivery Matrix is the operational backbone of ProjectPulse — a high-density, spreadsheet-style task grid that supports multi-level parent-child hierarchies, inline editing, dependency mapping, effort estimation, and real-time status tracking. Every deliverable, epic, task, and subtask in the project lives in this view.</w:t>
+        <w:t>The Software Deliveries workstation (View 3: 'deliveries') is ProjectPulse's dedicated command center for tracking formal software delivery milestones, ALM/PDN tracking, deployment schedules, and build releases. It bridges the gap between low-level WBS tasks and production releases, providing project managers, release coordinators, and DevOps leads with end-to-end visibility from code completion to production rollout.</w:t>
       </w:r>
     </w:p>
     <w:tbl>
@@ -3648,7 +3698,7 @@
                     <a:graphicData uri="http://schemas.openxmlformats.org/drawingml/2006/picture">
                       <pic:pic>
                         <pic:nvPicPr>
-                          <pic:cNvPr id="0" name="02_delivery_matrix.png"/>
+                          <pic:cNvPr id="0" name="02b_software_deliveries.png"/>
                           <pic:cNvPicPr/>
                         </pic:nvPicPr>
                         <pic:blipFill>
@@ -3686,7 +3736,7 @@
           <w:color w:val="6C757D"/>
           <w:sz w:val="18"/>
         </w:rPr>
-        <w:t>Figure 3.1 — Hierarchical Delivery Matrix showing parent tasks, child subtasks, status pills, and inline controls</w:t>
+        <w:t>Figure 3.1 — Software Deliveries View: High-density table grid with status pills, ALM/PDN tracking, and quick filters</w:t>
       </w:r>
     </w:p>
     <w:p>
@@ -3700,7 +3750,3094 @@
           <w:rFonts w:ascii="Segoe UI" w:hAnsi="Segoe UI"/>
           <w:color w:val="1E9ED5"/>
         </w:rPr>
-        <w:t>3.1  Parent-Child Task Hierarchies</w:t>
+        <w:t>3.1  Delivery Record Architecture &amp; ALM / PDN Tracking</w:t>
+      </w:r>
+    </w:p>
+    <w:p>
+      <w:pPr>
+        <w:spacing w:before="0" w:after="120"/>
+      </w:pPr>
+      <w:r>
+        <w:rPr>
+          <w:rFonts w:ascii="Segoe UI" w:hAnsi="Segoe UI"/>
+          <w:sz w:val="21"/>
+        </w:rPr>
+        <w:t>Every delivery record in ProjectPulse (P.deliveries) is structured to support enterprise-grade release management and compliance traceability:</w:t>
+      </w:r>
+    </w:p>
+    <w:tbl>
+      <w:tblPr>
+        <w:tblW w:type="auto" w:w="0"/>
+        <w:jc w:val="center"/>
+        <w:tblLook w:firstColumn="1" w:firstRow="1" w:lastColumn="0" w:lastRow="0" w:noHBand="0" w:noVBand="1" w:val="04A0"/>
+      </w:tblPr>
+      <w:tblGrid>
+        <w:gridCol w:w="2340"/>
+        <w:gridCol w:w="2340"/>
+        <w:gridCol w:w="2340"/>
+        <w:gridCol w:w="2340"/>
+      </w:tblGrid>
+      <w:tr>
+        <w:tc>
+          <w:tcPr>
+            <w:tcW w:type="dxa" w:w="1872"/>
+            <w:shd w:val="clear" w:color="auto" w:fill="0D1B2A"/>
+            <w:tcMar>
+              <w:top w:w="120" w:type="dxa"/>
+              <w:bottom w:w="120" w:type="dxa"/>
+              <w:left w:w="180" w:type="dxa"/>
+              <w:right w:w="180" w:type="dxa"/>
+            </w:tcMar>
+            <w:tcBorders>
+              <w:top w:val="none"/>
+              <w:bottom w:val="single" w:sz="12" w:color="00C2A8"/>
+              <w:left w:val="none"/>
+              <w:right w:val="none"/>
+            </w:tcBorders>
+          </w:tcPr>
+          <w:p>
+            <w:pPr>
+              <w:spacing w:before="40" w:after="40"/>
+              <w:jc w:val="left"/>
+            </w:pPr>
+            <w:r>
+              <w:rPr>
+                <w:rFonts w:ascii="Segoe UI" w:hAnsi="Segoe UI"/>
+                <w:b/>
+                <w:color w:val="FFFFFF"/>
+                <w:sz w:val="19"/>
+              </w:rPr>
+              <w:t>Field</w:t>
+            </w:r>
+          </w:p>
+        </w:tc>
+        <w:tc>
+          <w:tcPr>
+            <w:tcW w:type="dxa" w:w="1728"/>
+            <w:shd w:val="clear" w:color="auto" w:fill="0D1B2A"/>
+            <w:tcMar>
+              <w:top w:w="120" w:type="dxa"/>
+              <w:bottom w:w="120" w:type="dxa"/>
+              <w:left w:w="180" w:type="dxa"/>
+              <w:right w:w="180" w:type="dxa"/>
+            </w:tcMar>
+            <w:tcBorders>
+              <w:top w:val="none"/>
+              <w:bottom w:val="single" w:sz="12" w:color="00C2A8"/>
+              <w:left w:val="none"/>
+              <w:right w:val="none"/>
+            </w:tcBorders>
+          </w:tcPr>
+          <w:p>
+            <w:pPr>
+              <w:spacing w:before="40" w:after="40"/>
+              <w:jc w:val="left"/>
+            </w:pPr>
+            <w:r>
+              <w:rPr>
+                <w:rFonts w:ascii="Segoe UI" w:hAnsi="Segoe UI"/>
+                <w:b/>
+                <w:color w:val="FFFFFF"/>
+                <w:sz w:val="19"/>
+              </w:rPr>
+              <w:t>Type</w:t>
+            </w:r>
+          </w:p>
+        </w:tc>
+        <w:tc>
+          <w:tcPr>
+            <w:tcW w:type="dxa" w:w="3600"/>
+            <w:shd w:val="clear" w:color="auto" w:fill="0D1B2A"/>
+            <w:tcMar>
+              <w:top w:w="120" w:type="dxa"/>
+              <w:bottom w:w="120" w:type="dxa"/>
+              <w:left w:w="180" w:type="dxa"/>
+              <w:right w:w="180" w:type="dxa"/>
+            </w:tcMar>
+            <w:tcBorders>
+              <w:top w:val="none"/>
+              <w:bottom w:val="single" w:sz="12" w:color="00C2A8"/>
+              <w:left w:val="none"/>
+              <w:right w:val="none"/>
+            </w:tcBorders>
+          </w:tcPr>
+          <w:p>
+            <w:pPr>
+              <w:spacing w:before="40" w:after="40"/>
+              <w:jc w:val="left"/>
+            </w:pPr>
+            <w:r>
+              <w:rPr>
+                <w:rFonts w:ascii="Segoe UI" w:hAnsi="Segoe UI"/>
+                <w:b/>
+                <w:color w:val="FFFFFF"/>
+                <w:sz w:val="19"/>
+              </w:rPr>
+              <w:t>Description</w:t>
+            </w:r>
+          </w:p>
+        </w:tc>
+        <w:tc>
+          <w:tcPr>
+            <w:tcW w:type="dxa" w:w="2304"/>
+            <w:shd w:val="clear" w:color="auto" w:fill="0D1B2A"/>
+            <w:tcMar>
+              <w:top w:w="120" w:type="dxa"/>
+              <w:bottom w:w="120" w:type="dxa"/>
+              <w:left w:w="180" w:type="dxa"/>
+              <w:right w:w="180" w:type="dxa"/>
+            </w:tcMar>
+            <w:tcBorders>
+              <w:top w:val="none"/>
+              <w:bottom w:val="single" w:sz="12" w:color="00C2A8"/>
+              <w:left w:val="none"/>
+              <w:right w:val="none"/>
+            </w:tcBorders>
+          </w:tcPr>
+          <w:p>
+            <w:pPr>
+              <w:spacing w:before="40" w:after="40"/>
+              <w:jc w:val="left"/>
+            </w:pPr>
+            <w:r>
+              <w:rPr>
+                <w:rFonts w:ascii="Segoe UI" w:hAnsi="Segoe UI"/>
+                <w:b/>
+                <w:color w:val="FFFFFF"/>
+                <w:sz w:val="19"/>
+              </w:rPr>
+              <w:t>Business Value</w:t>
+            </w:r>
+          </w:p>
+        </w:tc>
+      </w:tr>
+      <w:tr>
+        <w:tc>
+          <w:tcPr>
+            <w:tcW w:type="dxa" w:w="1872"/>
+            <w:shd w:val="clear" w:color="auto" w:fill="F8FAFC"/>
+            <w:tcMar>
+              <w:top w:w="100" w:type="dxa"/>
+              <w:bottom w:w="100" w:type="dxa"/>
+              <w:left w:w="150" w:type="dxa"/>
+              <w:right w:w="150" w:type="dxa"/>
+            </w:tcMar>
+            <w:tcBorders>
+              <w:top w:val="none"/>
+              <w:bottom w:val="single" w:sz="4" w:color="E2E8F0"/>
+              <w:left w:val="none"/>
+              <w:right w:val="none"/>
+            </w:tcBorders>
+          </w:tcPr>
+          <w:p>
+            <w:pPr>
+              <w:spacing w:before="40" w:after="40"/>
+              <w:jc w:val="left"/>
+            </w:pPr>
+            <w:r>
+              <w:rPr>
+                <w:rFonts w:ascii="Segoe UI" w:hAnsi="Segoe UI"/>
+                <w:color w:val="1C1C1E"/>
+                <w:sz w:val="19"/>
+              </w:rPr>
+              <w:t>id</w:t>
+            </w:r>
+          </w:p>
+        </w:tc>
+        <w:tc>
+          <w:tcPr>
+            <w:tcW w:type="dxa" w:w="1728"/>
+            <w:shd w:val="clear" w:color="auto" w:fill="F8FAFC"/>
+            <w:tcMar>
+              <w:top w:w="100" w:type="dxa"/>
+              <w:bottom w:w="100" w:type="dxa"/>
+              <w:left w:w="150" w:type="dxa"/>
+              <w:right w:w="150" w:type="dxa"/>
+            </w:tcMar>
+            <w:tcBorders>
+              <w:top w:val="none"/>
+              <w:bottom w:val="single" w:sz="4" w:color="E2E8F0"/>
+              <w:left w:val="none"/>
+              <w:right w:val="none"/>
+            </w:tcBorders>
+          </w:tcPr>
+          <w:p>
+            <w:pPr>
+              <w:spacing w:before="40" w:after="40"/>
+              <w:jc w:val="left"/>
+            </w:pPr>
+            <w:r>
+              <w:rPr>
+                <w:rFonts w:ascii="Segoe UI" w:hAnsi="Segoe UI"/>
+                <w:color w:val="1C1C1E"/>
+                <w:sz w:val="19"/>
+              </w:rPr>
+              <w:t>String (Unique)</w:t>
+            </w:r>
+          </w:p>
+        </w:tc>
+        <w:tc>
+          <w:tcPr>
+            <w:tcW w:type="dxa" w:w="3600"/>
+            <w:shd w:val="clear" w:color="auto" w:fill="F8FAFC"/>
+            <w:tcMar>
+              <w:top w:w="100" w:type="dxa"/>
+              <w:bottom w:w="100" w:type="dxa"/>
+              <w:left w:w="150" w:type="dxa"/>
+              <w:right w:w="150" w:type="dxa"/>
+            </w:tcMar>
+            <w:tcBorders>
+              <w:top w:val="none"/>
+              <w:bottom w:val="single" w:sz="4" w:color="E2E8F0"/>
+              <w:left w:val="none"/>
+              <w:right w:val="none"/>
+            </w:tcBorders>
+          </w:tcPr>
+          <w:p>
+            <w:pPr>
+              <w:spacing w:before="40" w:after="40"/>
+              <w:jc w:val="left"/>
+            </w:pPr>
+            <w:r>
+              <w:rPr>
+                <w:rFonts w:ascii="Segoe UI" w:hAnsi="Segoe UI"/>
+                <w:color w:val="1C1C1E"/>
+                <w:sz w:val="19"/>
+              </w:rPr>
+              <w:t>Permanent delivery identifier (e.g. DEL-001, DEL-002)</w:t>
+            </w:r>
+          </w:p>
+        </w:tc>
+        <w:tc>
+          <w:tcPr>
+            <w:tcW w:type="dxa" w:w="2304"/>
+            <w:shd w:val="clear" w:color="auto" w:fill="F8FAFC"/>
+            <w:tcMar>
+              <w:top w:w="100" w:type="dxa"/>
+              <w:bottom w:w="100" w:type="dxa"/>
+              <w:left w:w="150" w:type="dxa"/>
+              <w:right w:w="150" w:type="dxa"/>
+            </w:tcMar>
+            <w:tcBorders>
+              <w:top w:val="none"/>
+              <w:bottom w:val="single" w:sz="4" w:color="E2E8F0"/>
+              <w:left w:val="none"/>
+              <w:right w:val="none"/>
+            </w:tcBorders>
+          </w:tcPr>
+          <w:p>
+            <w:pPr>
+              <w:spacing w:before="40" w:after="40"/>
+              <w:jc w:val="left"/>
+            </w:pPr>
+            <w:r>
+              <w:rPr>
+                <w:rFonts w:ascii="Segoe UI" w:hAnsi="Segoe UI"/>
+                <w:color w:val="1C1C1E"/>
+                <w:sz w:val="19"/>
+              </w:rPr>
+              <w:t>Unique reference across audit logs, reports, and change requests.</w:t>
+            </w:r>
+          </w:p>
+        </w:tc>
+      </w:tr>
+      <w:tr>
+        <w:tc>
+          <w:tcPr>
+            <w:tcW w:type="dxa" w:w="1872"/>
+            <w:shd w:val="clear" w:color="auto" w:fill="FFFFFF"/>
+            <w:tcMar>
+              <w:top w:w="100" w:type="dxa"/>
+              <w:bottom w:w="100" w:type="dxa"/>
+              <w:left w:w="150" w:type="dxa"/>
+              <w:right w:w="150" w:type="dxa"/>
+            </w:tcMar>
+            <w:tcBorders>
+              <w:top w:val="none"/>
+              <w:bottom w:val="single" w:sz="4" w:color="E2E8F0"/>
+              <w:left w:val="none"/>
+              <w:right w:val="none"/>
+            </w:tcBorders>
+          </w:tcPr>
+          <w:p>
+            <w:pPr>
+              <w:spacing w:before="40" w:after="40"/>
+              <w:jc w:val="left"/>
+            </w:pPr>
+            <w:r>
+              <w:rPr>
+                <w:rFonts w:ascii="Segoe UI" w:hAnsi="Segoe UI"/>
+                <w:color w:val="1C1C1E"/>
+                <w:sz w:val="19"/>
+              </w:rPr>
+              <w:t>title</w:t>
+            </w:r>
+          </w:p>
+        </w:tc>
+        <w:tc>
+          <w:tcPr>
+            <w:tcW w:type="dxa" w:w="1728"/>
+            <w:shd w:val="clear" w:color="auto" w:fill="FFFFFF"/>
+            <w:tcMar>
+              <w:top w:w="100" w:type="dxa"/>
+              <w:bottom w:w="100" w:type="dxa"/>
+              <w:left w:w="150" w:type="dxa"/>
+              <w:right w:w="150" w:type="dxa"/>
+            </w:tcMar>
+            <w:tcBorders>
+              <w:top w:val="none"/>
+              <w:bottom w:val="single" w:sz="4" w:color="E2E8F0"/>
+              <w:left w:val="none"/>
+              <w:right w:val="none"/>
+            </w:tcBorders>
+          </w:tcPr>
+          <w:p>
+            <w:pPr>
+              <w:spacing w:before="40" w:after="40"/>
+              <w:jc w:val="left"/>
+            </w:pPr>
+            <w:r>
+              <w:rPr>
+                <w:rFonts w:ascii="Segoe UI" w:hAnsi="Segoe UI"/>
+                <w:color w:val="1C1C1E"/>
+                <w:sz w:val="19"/>
+              </w:rPr>
+              <w:t>String</w:t>
+            </w:r>
+          </w:p>
+        </w:tc>
+        <w:tc>
+          <w:tcPr>
+            <w:tcW w:type="dxa" w:w="3600"/>
+            <w:shd w:val="clear" w:color="auto" w:fill="FFFFFF"/>
+            <w:tcMar>
+              <w:top w:w="100" w:type="dxa"/>
+              <w:bottom w:w="100" w:type="dxa"/>
+              <w:left w:w="150" w:type="dxa"/>
+              <w:right w:w="150" w:type="dxa"/>
+            </w:tcMar>
+            <w:tcBorders>
+              <w:top w:val="none"/>
+              <w:bottom w:val="single" w:sz="4" w:color="E2E8F0"/>
+              <w:left w:val="none"/>
+              <w:right w:val="none"/>
+            </w:tcBorders>
+          </w:tcPr>
+          <w:p>
+            <w:pPr>
+              <w:spacing w:before="40" w:after="40"/>
+              <w:jc w:val="left"/>
+            </w:pPr>
+            <w:r>
+              <w:rPr>
+                <w:rFonts w:ascii="Segoe UI" w:hAnsi="Segoe UI"/>
+                <w:color w:val="1C1C1E"/>
+                <w:sz w:val="19"/>
+              </w:rPr>
+              <w:t>Descriptive name of the delivery package or milestone</w:t>
+            </w:r>
+          </w:p>
+        </w:tc>
+        <w:tc>
+          <w:tcPr>
+            <w:tcW w:type="dxa" w:w="2304"/>
+            <w:shd w:val="clear" w:color="auto" w:fill="FFFFFF"/>
+            <w:tcMar>
+              <w:top w:w="100" w:type="dxa"/>
+              <w:bottom w:w="100" w:type="dxa"/>
+              <w:left w:w="150" w:type="dxa"/>
+              <w:right w:w="150" w:type="dxa"/>
+            </w:tcMar>
+            <w:tcBorders>
+              <w:top w:val="none"/>
+              <w:bottom w:val="single" w:sz="4" w:color="E2E8F0"/>
+              <w:left w:val="none"/>
+              <w:right w:val="none"/>
+            </w:tcBorders>
+          </w:tcPr>
+          <w:p>
+            <w:pPr>
+              <w:spacing w:before="40" w:after="40"/>
+              <w:jc w:val="left"/>
+            </w:pPr>
+            <w:r>
+              <w:rPr>
+                <w:rFonts w:ascii="Segoe UI" w:hAnsi="Segoe UI"/>
+                <w:color w:val="1C1C1E"/>
+                <w:sz w:val="19"/>
+              </w:rPr>
+              <w:t>Clear business context for executive and engineering stakeholders.</w:t>
+            </w:r>
+          </w:p>
+        </w:tc>
+      </w:tr>
+      <w:tr>
+        <w:tc>
+          <w:tcPr>
+            <w:tcW w:type="dxa" w:w="1872"/>
+            <w:shd w:val="clear" w:color="auto" w:fill="F8FAFC"/>
+            <w:tcMar>
+              <w:top w:w="100" w:type="dxa"/>
+              <w:bottom w:w="100" w:type="dxa"/>
+              <w:left w:w="150" w:type="dxa"/>
+              <w:right w:w="150" w:type="dxa"/>
+            </w:tcMar>
+            <w:tcBorders>
+              <w:top w:val="none"/>
+              <w:bottom w:val="single" w:sz="4" w:color="E2E8F0"/>
+              <w:left w:val="none"/>
+              <w:right w:val="none"/>
+            </w:tcBorders>
+          </w:tcPr>
+          <w:p>
+            <w:pPr>
+              <w:spacing w:before="40" w:after="40"/>
+              <w:jc w:val="left"/>
+            </w:pPr>
+            <w:r>
+              <w:rPr>
+                <w:rFonts w:ascii="Segoe UI" w:hAnsi="Segoe UI"/>
+                <w:color w:val="1C1C1E"/>
+                <w:sz w:val="19"/>
+              </w:rPr>
+              <w:t>version</w:t>
+            </w:r>
+          </w:p>
+        </w:tc>
+        <w:tc>
+          <w:tcPr>
+            <w:tcW w:type="dxa" w:w="1728"/>
+            <w:shd w:val="clear" w:color="auto" w:fill="F8FAFC"/>
+            <w:tcMar>
+              <w:top w:w="100" w:type="dxa"/>
+              <w:bottom w:w="100" w:type="dxa"/>
+              <w:left w:w="150" w:type="dxa"/>
+              <w:right w:w="150" w:type="dxa"/>
+            </w:tcMar>
+            <w:tcBorders>
+              <w:top w:val="none"/>
+              <w:bottom w:val="single" w:sz="4" w:color="E2E8F0"/>
+              <w:left w:val="none"/>
+              <w:right w:val="none"/>
+            </w:tcBorders>
+          </w:tcPr>
+          <w:p>
+            <w:pPr>
+              <w:spacing w:before="40" w:after="40"/>
+              <w:jc w:val="left"/>
+            </w:pPr>
+            <w:r>
+              <w:rPr>
+                <w:rFonts w:ascii="Segoe UI" w:hAnsi="Segoe UI"/>
+                <w:color w:val="1C1C1E"/>
+                <w:sz w:val="19"/>
+              </w:rPr>
+              <w:t>String</w:t>
+            </w:r>
+          </w:p>
+        </w:tc>
+        <w:tc>
+          <w:tcPr>
+            <w:tcW w:type="dxa" w:w="3600"/>
+            <w:shd w:val="clear" w:color="auto" w:fill="F8FAFC"/>
+            <w:tcMar>
+              <w:top w:w="100" w:type="dxa"/>
+              <w:bottom w:w="100" w:type="dxa"/>
+              <w:left w:w="150" w:type="dxa"/>
+              <w:right w:w="150" w:type="dxa"/>
+            </w:tcMar>
+            <w:tcBorders>
+              <w:top w:val="none"/>
+              <w:bottom w:val="single" w:sz="4" w:color="E2E8F0"/>
+              <w:left w:val="none"/>
+              <w:right w:val="none"/>
+            </w:tcBorders>
+          </w:tcPr>
+          <w:p>
+            <w:pPr>
+              <w:spacing w:before="40" w:after="40"/>
+              <w:jc w:val="left"/>
+            </w:pPr>
+            <w:r>
+              <w:rPr>
+                <w:rFonts w:ascii="Segoe UI" w:hAnsi="Segoe UI"/>
+                <w:color w:val="1C1C1E"/>
+                <w:sz w:val="19"/>
+              </w:rPr>
+              <w:t>Semantic or build version tag (e.g., v2.1.0-RC1)</w:t>
+            </w:r>
+          </w:p>
+        </w:tc>
+        <w:tc>
+          <w:tcPr>
+            <w:tcW w:type="dxa" w:w="2304"/>
+            <w:shd w:val="clear" w:color="auto" w:fill="F8FAFC"/>
+            <w:tcMar>
+              <w:top w:w="100" w:type="dxa"/>
+              <w:bottom w:w="100" w:type="dxa"/>
+              <w:left w:w="150" w:type="dxa"/>
+              <w:right w:w="150" w:type="dxa"/>
+            </w:tcMar>
+            <w:tcBorders>
+              <w:top w:val="none"/>
+              <w:bottom w:val="single" w:sz="4" w:color="E2E8F0"/>
+              <w:left w:val="none"/>
+              <w:right w:val="none"/>
+            </w:tcBorders>
+          </w:tcPr>
+          <w:p>
+            <w:pPr>
+              <w:spacing w:before="40" w:after="40"/>
+              <w:jc w:val="left"/>
+            </w:pPr>
+            <w:r>
+              <w:rPr>
+                <w:rFonts w:ascii="Segoe UI" w:hAnsi="Segoe UI"/>
+                <w:color w:val="1C1C1E"/>
+                <w:sz w:val="19"/>
+              </w:rPr>
+              <w:t>Synchronised with git tags and CI/CD pipeline build artefacts.</w:t>
+            </w:r>
+          </w:p>
+        </w:tc>
+      </w:tr>
+      <w:tr>
+        <w:tc>
+          <w:tcPr>
+            <w:tcW w:type="dxa" w:w="1872"/>
+            <w:shd w:val="clear" w:color="auto" w:fill="FFFFFF"/>
+            <w:tcMar>
+              <w:top w:w="100" w:type="dxa"/>
+              <w:bottom w:w="100" w:type="dxa"/>
+              <w:left w:w="150" w:type="dxa"/>
+              <w:right w:w="150" w:type="dxa"/>
+            </w:tcMar>
+            <w:tcBorders>
+              <w:top w:val="none"/>
+              <w:bottom w:val="single" w:sz="4" w:color="E2E8F0"/>
+              <w:left w:val="none"/>
+              <w:right w:val="none"/>
+            </w:tcBorders>
+          </w:tcPr>
+          <w:p>
+            <w:pPr>
+              <w:spacing w:before="40" w:after="40"/>
+              <w:jc w:val="left"/>
+            </w:pPr>
+            <w:r>
+              <w:rPr>
+                <w:rFonts w:ascii="Segoe UI" w:hAnsi="Segoe UI"/>
+                <w:color w:val="1C1C1E"/>
+                <w:sz w:val="19"/>
+              </w:rPr>
+              <w:t>type</w:t>
+            </w:r>
+          </w:p>
+        </w:tc>
+        <w:tc>
+          <w:tcPr>
+            <w:tcW w:type="dxa" w:w="1728"/>
+            <w:shd w:val="clear" w:color="auto" w:fill="FFFFFF"/>
+            <w:tcMar>
+              <w:top w:w="100" w:type="dxa"/>
+              <w:bottom w:w="100" w:type="dxa"/>
+              <w:left w:w="150" w:type="dxa"/>
+              <w:right w:w="150" w:type="dxa"/>
+            </w:tcMar>
+            <w:tcBorders>
+              <w:top w:val="none"/>
+              <w:bottom w:val="single" w:sz="4" w:color="E2E8F0"/>
+              <w:left w:val="none"/>
+              <w:right w:val="none"/>
+            </w:tcBorders>
+          </w:tcPr>
+          <w:p>
+            <w:pPr>
+              <w:spacing w:before="40" w:after="40"/>
+              <w:jc w:val="left"/>
+            </w:pPr>
+            <w:r>
+              <w:rPr>
+                <w:rFonts w:ascii="Segoe UI" w:hAnsi="Segoe UI"/>
+                <w:color w:val="1C1C1E"/>
+                <w:sz w:val="19"/>
+              </w:rPr>
+              <w:t>Dropdown</w:t>
+            </w:r>
+          </w:p>
+        </w:tc>
+        <w:tc>
+          <w:tcPr>
+            <w:tcW w:type="dxa" w:w="3600"/>
+            <w:shd w:val="clear" w:color="auto" w:fill="FFFFFF"/>
+            <w:tcMar>
+              <w:top w:w="100" w:type="dxa"/>
+              <w:bottom w:w="100" w:type="dxa"/>
+              <w:left w:w="150" w:type="dxa"/>
+              <w:right w:w="150" w:type="dxa"/>
+            </w:tcMar>
+            <w:tcBorders>
+              <w:top w:val="none"/>
+              <w:bottom w:val="single" w:sz="4" w:color="E2E8F0"/>
+              <w:left w:val="none"/>
+              <w:right w:val="none"/>
+            </w:tcBorders>
+          </w:tcPr>
+          <w:p>
+            <w:pPr>
+              <w:spacing w:before="40" w:after="40"/>
+              <w:jc w:val="left"/>
+            </w:pPr>
+            <w:r>
+              <w:rPr>
+                <w:rFonts w:ascii="Segoe UI" w:hAnsi="Segoe UI"/>
+                <w:color w:val="1C1C1E"/>
+                <w:sz w:val="19"/>
+              </w:rPr>
+              <w:t>Release, Patch, Hotfix, Milestone, Internal Build</w:t>
+            </w:r>
+          </w:p>
+        </w:tc>
+        <w:tc>
+          <w:tcPr>
+            <w:tcW w:type="dxa" w:w="2304"/>
+            <w:shd w:val="clear" w:color="auto" w:fill="FFFFFF"/>
+            <w:tcMar>
+              <w:top w:w="100" w:type="dxa"/>
+              <w:bottom w:w="100" w:type="dxa"/>
+              <w:left w:w="150" w:type="dxa"/>
+              <w:right w:w="150" w:type="dxa"/>
+            </w:tcMar>
+            <w:tcBorders>
+              <w:top w:val="none"/>
+              <w:bottom w:val="single" w:sz="4" w:color="E2E8F0"/>
+              <w:left w:val="none"/>
+              <w:right w:val="none"/>
+            </w:tcBorders>
+          </w:tcPr>
+          <w:p>
+            <w:pPr>
+              <w:spacing w:before="40" w:after="40"/>
+              <w:jc w:val="left"/>
+            </w:pPr>
+            <w:r>
+              <w:rPr>
+                <w:rFonts w:ascii="Segoe UI" w:hAnsi="Segoe UI"/>
+                <w:color w:val="1C1C1E"/>
+                <w:sz w:val="19"/>
+              </w:rPr>
+              <w:t>Categorisation determining change control governance depth.</w:t>
+            </w:r>
+          </w:p>
+        </w:tc>
+      </w:tr>
+      <w:tr>
+        <w:tc>
+          <w:tcPr>
+            <w:tcW w:type="dxa" w:w="1872"/>
+            <w:shd w:val="clear" w:color="auto" w:fill="F8FAFC"/>
+            <w:tcMar>
+              <w:top w:w="100" w:type="dxa"/>
+              <w:bottom w:w="100" w:type="dxa"/>
+              <w:left w:w="150" w:type="dxa"/>
+              <w:right w:w="150" w:type="dxa"/>
+            </w:tcMar>
+            <w:tcBorders>
+              <w:top w:val="none"/>
+              <w:bottom w:val="single" w:sz="4" w:color="E2E8F0"/>
+              <w:left w:val="none"/>
+              <w:right w:val="none"/>
+            </w:tcBorders>
+          </w:tcPr>
+          <w:p>
+            <w:pPr>
+              <w:spacing w:before="40" w:after="40"/>
+              <w:jc w:val="left"/>
+            </w:pPr>
+            <w:r>
+              <w:rPr>
+                <w:rFonts w:ascii="Segoe UI" w:hAnsi="Segoe UI"/>
+                <w:color w:val="1C1C1E"/>
+                <w:sz w:val="19"/>
+              </w:rPr>
+              <w:t>status</w:t>
+            </w:r>
+          </w:p>
+        </w:tc>
+        <w:tc>
+          <w:tcPr>
+            <w:tcW w:type="dxa" w:w="1728"/>
+            <w:shd w:val="clear" w:color="auto" w:fill="F8FAFC"/>
+            <w:tcMar>
+              <w:top w:w="100" w:type="dxa"/>
+              <w:bottom w:w="100" w:type="dxa"/>
+              <w:left w:w="150" w:type="dxa"/>
+              <w:right w:w="150" w:type="dxa"/>
+            </w:tcMar>
+            <w:tcBorders>
+              <w:top w:val="none"/>
+              <w:bottom w:val="single" w:sz="4" w:color="E2E8F0"/>
+              <w:left w:val="none"/>
+              <w:right w:val="none"/>
+            </w:tcBorders>
+          </w:tcPr>
+          <w:p>
+            <w:pPr>
+              <w:spacing w:before="40" w:after="40"/>
+              <w:jc w:val="left"/>
+            </w:pPr>
+            <w:r>
+              <w:rPr>
+                <w:rFonts w:ascii="Segoe UI" w:hAnsi="Segoe UI"/>
+                <w:color w:val="1C1C1E"/>
+                <w:sz w:val="19"/>
+              </w:rPr>
+              <w:t>Dropdown</w:t>
+            </w:r>
+          </w:p>
+        </w:tc>
+        <w:tc>
+          <w:tcPr>
+            <w:tcW w:type="dxa" w:w="3600"/>
+            <w:shd w:val="clear" w:color="auto" w:fill="F8FAFC"/>
+            <w:tcMar>
+              <w:top w:w="100" w:type="dxa"/>
+              <w:bottom w:w="100" w:type="dxa"/>
+              <w:left w:w="150" w:type="dxa"/>
+              <w:right w:w="150" w:type="dxa"/>
+            </w:tcMar>
+            <w:tcBorders>
+              <w:top w:val="none"/>
+              <w:bottom w:val="single" w:sz="4" w:color="E2E8F0"/>
+              <w:left w:val="none"/>
+              <w:right w:val="none"/>
+            </w:tcBorders>
+          </w:tcPr>
+          <w:p>
+            <w:pPr>
+              <w:spacing w:before="40" w:after="40"/>
+              <w:jc w:val="left"/>
+            </w:pPr>
+            <w:r>
+              <w:rPr>
+                <w:rFonts w:ascii="Segoe UI" w:hAnsi="Segoe UI"/>
+                <w:color w:val="1C1C1E"/>
+                <w:sz w:val="19"/>
+              </w:rPr>
+              <w:t>Scheduled, In Progress, Ready for QA, Deployed, Cancelled</w:t>
+            </w:r>
+          </w:p>
+        </w:tc>
+        <w:tc>
+          <w:tcPr>
+            <w:tcW w:type="dxa" w:w="2304"/>
+            <w:shd w:val="clear" w:color="auto" w:fill="F8FAFC"/>
+            <w:tcMar>
+              <w:top w:w="100" w:type="dxa"/>
+              <w:bottom w:w="100" w:type="dxa"/>
+              <w:left w:w="150" w:type="dxa"/>
+              <w:right w:w="150" w:type="dxa"/>
+            </w:tcMar>
+            <w:tcBorders>
+              <w:top w:val="none"/>
+              <w:bottom w:val="single" w:sz="4" w:color="E2E8F0"/>
+              <w:left w:val="none"/>
+              <w:right w:val="none"/>
+            </w:tcBorders>
+          </w:tcPr>
+          <w:p>
+            <w:pPr>
+              <w:spacing w:before="40" w:after="40"/>
+              <w:jc w:val="left"/>
+            </w:pPr>
+            <w:r>
+              <w:rPr>
+                <w:rFonts w:ascii="Segoe UI" w:hAnsi="Segoe UI"/>
+                <w:color w:val="1C1C1E"/>
+                <w:sz w:val="19"/>
+              </w:rPr>
+              <w:t>Enforces the release lifecycle state machine.</w:t>
+            </w:r>
+          </w:p>
+        </w:tc>
+      </w:tr>
+      <w:tr>
+        <w:tc>
+          <w:tcPr>
+            <w:tcW w:type="dxa" w:w="1872"/>
+            <w:shd w:val="clear" w:color="auto" w:fill="FFFFFF"/>
+            <w:tcMar>
+              <w:top w:w="100" w:type="dxa"/>
+              <w:bottom w:w="100" w:type="dxa"/>
+              <w:left w:w="150" w:type="dxa"/>
+              <w:right w:w="150" w:type="dxa"/>
+            </w:tcMar>
+            <w:tcBorders>
+              <w:top w:val="none"/>
+              <w:bottom w:val="single" w:sz="4" w:color="E2E8F0"/>
+              <w:left w:val="none"/>
+              <w:right w:val="none"/>
+            </w:tcBorders>
+          </w:tcPr>
+          <w:p>
+            <w:pPr>
+              <w:spacing w:before="40" w:after="40"/>
+              <w:jc w:val="left"/>
+            </w:pPr>
+            <w:r>
+              <w:rPr>
+                <w:rFonts w:ascii="Segoe UI" w:hAnsi="Segoe UI"/>
+                <w:color w:val="1C1C1E"/>
+                <w:sz w:val="19"/>
+              </w:rPr>
+              <w:t>targetDate</w:t>
+            </w:r>
+          </w:p>
+        </w:tc>
+        <w:tc>
+          <w:tcPr>
+            <w:tcW w:type="dxa" w:w="1728"/>
+            <w:shd w:val="clear" w:color="auto" w:fill="FFFFFF"/>
+            <w:tcMar>
+              <w:top w:w="100" w:type="dxa"/>
+              <w:bottom w:w="100" w:type="dxa"/>
+              <w:left w:w="150" w:type="dxa"/>
+              <w:right w:w="150" w:type="dxa"/>
+            </w:tcMar>
+            <w:tcBorders>
+              <w:top w:val="none"/>
+              <w:bottom w:val="single" w:sz="4" w:color="E2E8F0"/>
+              <w:left w:val="none"/>
+              <w:right w:val="none"/>
+            </w:tcBorders>
+          </w:tcPr>
+          <w:p>
+            <w:pPr>
+              <w:spacing w:before="40" w:after="40"/>
+              <w:jc w:val="left"/>
+            </w:pPr>
+            <w:r>
+              <w:rPr>
+                <w:rFonts w:ascii="Segoe UI" w:hAnsi="Segoe UI"/>
+                <w:color w:val="1C1C1E"/>
+                <w:sz w:val="19"/>
+              </w:rPr>
+              <w:t>Date (YYYY-MM-DD)</w:t>
+            </w:r>
+          </w:p>
+        </w:tc>
+        <w:tc>
+          <w:tcPr>
+            <w:tcW w:type="dxa" w:w="3600"/>
+            <w:shd w:val="clear" w:color="auto" w:fill="FFFFFF"/>
+            <w:tcMar>
+              <w:top w:w="100" w:type="dxa"/>
+              <w:bottom w:w="100" w:type="dxa"/>
+              <w:left w:w="150" w:type="dxa"/>
+              <w:right w:w="150" w:type="dxa"/>
+            </w:tcMar>
+            <w:tcBorders>
+              <w:top w:val="none"/>
+              <w:bottom w:val="single" w:sz="4" w:color="E2E8F0"/>
+              <w:left w:val="none"/>
+              <w:right w:val="none"/>
+            </w:tcBorders>
+          </w:tcPr>
+          <w:p>
+            <w:pPr>
+              <w:spacing w:before="40" w:after="40"/>
+              <w:jc w:val="left"/>
+            </w:pPr>
+            <w:r>
+              <w:rPr>
+                <w:rFonts w:ascii="Segoe UI" w:hAnsi="Segoe UI"/>
+                <w:color w:val="1C1C1E"/>
+                <w:sz w:val="19"/>
+              </w:rPr>
+              <w:t>Scheduled target delivery or release window date</w:t>
+            </w:r>
+          </w:p>
+        </w:tc>
+        <w:tc>
+          <w:tcPr>
+            <w:tcW w:type="dxa" w:w="2304"/>
+            <w:shd w:val="clear" w:color="auto" w:fill="FFFFFF"/>
+            <w:tcMar>
+              <w:top w:w="100" w:type="dxa"/>
+              <w:bottom w:w="100" w:type="dxa"/>
+              <w:left w:w="150" w:type="dxa"/>
+              <w:right w:w="150" w:type="dxa"/>
+            </w:tcMar>
+            <w:tcBorders>
+              <w:top w:val="none"/>
+              <w:bottom w:val="single" w:sz="4" w:color="E2E8F0"/>
+              <w:left w:val="none"/>
+              <w:right w:val="none"/>
+            </w:tcBorders>
+          </w:tcPr>
+          <w:p>
+            <w:pPr>
+              <w:spacing w:before="40" w:after="40"/>
+              <w:jc w:val="left"/>
+            </w:pPr>
+            <w:r>
+              <w:rPr>
+                <w:rFonts w:ascii="Segoe UI" w:hAnsi="Segoe UI"/>
+                <w:color w:val="1C1C1E"/>
+                <w:sz w:val="19"/>
+              </w:rPr>
+              <w:t>Drives countdown chips, overdue badges, and calendar scheduling.</w:t>
+            </w:r>
+          </w:p>
+        </w:tc>
+      </w:tr>
+      <w:tr>
+        <w:tc>
+          <w:tcPr>
+            <w:tcW w:type="dxa" w:w="1872"/>
+            <w:shd w:val="clear" w:color="auto" w:fill="F8FAFC"/>
+            <w:tcMar>
+              <w:top w:w="100" w:type="dxa"/>
+              <w:bottom w:w="100" w:type="dxa"/>
+              <w:left w:w="150" w:type="dxa"/>
+              <w:right w:w="150" w:type="dxa"/>
+            </w:tcMar>
+            <w:tcBorders>
+              <w:top w:val="none"/>
+              <w:bottom w:val="single" w:sz="4" w:color="E2E8F0"/>
+              <w:left w:val="none"/>
+              <w:right w:val="none"/>
+            </w:tcBorders>
+          </w:tcPr>
+          <w:p>
+            <w:pPr>
+              <w:spacing w:before="40" w:after="40"/>
+              <w:jc w:val="left"/>
+            </w:pPr>
+            <w:r>
+              <w:rPr>
+                <w:rFonts w:ascii="Segoe UI" w:hAnsi="Segoe UI"/>
+                <w:color w:val="1C1C1E"/>
+                <w:sz w:val="19"/>
+              </w:rPr>
+              <w:t>deployedDate</w:t>
+            </w:r>
+          </w:p>
+        </w:tc>
+        <w:tc>
+          <w:tcPr>
+            <w:tcW w:type="dxa" w:w="1728"/>
+            <w:shd w:val="clear" w:color="auto" w:fill="F8FAFC"/>
+            <w:tcMar>
+              <w:top w:w="100" w:type="dxa"/>
+              <w:bottom w:w="100" w:type="dxa"/>
+              <w:left w:w="150" w:type="dxa"/>
+              <w:right w:w="150" w:type="dxa"/>
+            </w:tcMar>
+            <w:tcBorders>
+              <w:top w:val="none"/>
+              <w:bottom w:val="single" w:sz="4" w:color="E2E8F0"/>
+              <w:left w:val="none"/>
+              <w:right w:val="none"/>
+            </w:tcBorders>
+          </w:tcPr>
+          <w:p>
+            <w:pPr>
+              <w:spacing w:before="40" w:after="40"/>
+              <w:jc w:val="left"/>
+            </w:pPr>
+            <w:r>
+              <w:rPr>
+                <w:rFonts w:ascii="Segoe UI" w:hAnsi="Segoe UI"/>
+                <w:color w:val="1C1C1E"/>
+                <w:sz w:val="19"/>
+              </w:rPr>
+              <w:t>Date (YYYY-MM-DD)</w:t>
+            </w:r>
+          </w:p>
+        </w:tc>
+        <w:tc>
+          <w:tcPr>
+            <w:tcW w:type="dxa" w:w="3600"/>
+            <w:shd w:val="clear" w:color="auto" w:fill="F8FAFC"/>
+            <w:tcMar>
+              <w:top w:w="100" w:type="dxa"/>
+              <w:bottom w:w="100" w:type="dxa"/>
+              <w:left w:w="150" w:type="dxa"/>
+              <w:right w:w="150" w:type="dxa"/>
+            </w:tcMar>
+            <w:tcBorders>
+              <w:top w:val="none"/>
+              <w:bottom w:val="single" w:sz="4" w:color="E2E8F0"/>
+              <w:left w:val="none"/>
+              <w:right w:val="none"/>
+            </w:tcBorders>
+          </w:tcPr>
+          <w:p>
+            <w:pPr>
+              <w:spacing w:before="40" w:after="40"/>
+              <w:jc w:val="left"/>
+            </w:pPr>
+            <w:r>
+              <w:rPr>
+                <w:rFonts w:ascii="Segoe UI" w:hAnsi="Segoe UI"/>
+                <w:color w:val="1C1C1E"/>
+                <w:sz w:val="19"/>
+              </w:rPr>
+              <w:t>Actual date deployed to staging or production</w:t>
+            </w:r>
+          </w:p>
+        </w:tc>
+        <w:tc>
+          <w:tcPr>
+            <w:tcW w:type="dxa" w:w="2304"/>
+            <w:shd w:val="clear" w:color="auto" w:fill="F8FAFC"/>
+            <w:tcMar>
+              <w:top w:w="100" w:type="dxa"/>
+              <w:bottom w:w="100" w:type="dxa"/>
+              <w:left w:w="150" w:type="dxa"/>
+              <w:right w:w="150" w:type="dxa"/>
+            </w:tcMar>
+            <w:tcBorders>
+              <w:top w:val="none"/>
+              <w:bottom w:val="single" w:sz="4" w:color="E2E8F0"/>
+              <w:left w:val="none"/>
+              <w:right w:val="none"/>
+            </w:tcBorders>
+          </w:tcPr>
+          <w:p>
+            <w:pPr>
+              <w:spacing w:before="40" w:after="40"/>
+              <w:jc w:val="left"/>
+            </w:pPr>
+            <w:r>
+              <w:rPr>
+                <w:rFonts w:ascii="Segoe UI" w:hAnsi="Segoe UI"/>
+                <w:color w:val="1C1C1E"/>
+                <w:sz w:val="19"/>
+              </w:rPr>
+              <w:t>Historical audit record for delivery SLA and velocity metrics.</w:t>
+            </w:r>
+          </w:p>
+        </w:tc>
+      </w:tr>
+      <w:tr>
+        <w:tc>
+          <w:tcPr>
+            <w:tcW w:type="dxa" w:w="1872"/>
+            <w:shd w:val="clear" w:color="auto" w:fill="FFFFFF"/>
+            <w:tcMar>
+              <w:top w:w="100" w:type="dxa"/>
+              <w:bottom w:w="100" w:type="dxa"/>
+              <w:left w:w="150" w:type="dxa"/>
+              <w:right w:w="150" w:type="dxa"/>
+            </w:tcMar>
+            <w:tcBorders>
+              <w:top w:val="none"/>
+              <w:bottom w:val="single" w:sz="4" w:color="E2E8F0"/>
+              <w:left w:val="none"/>
+              <w:right w:val="none"/>
+            </w:tcBorders>
+          </w:tcPr>
+          <w:p>
+            <w:pPr>
+              <w:spacing w:before="40" w:after="40"/>
+              <w:jc w:val="left"/>
+            </w:pPr>
+            <w:r>
+              <w:rPr>
+                <w:rFonts w:ascii="Segoe UI" w:hAnsi="Segoe UI"/>
+                <w:color w:val="1C1C1E"/>
+                <w:sz w:val="19"/>
+              </w:rPr>
+              <w:t>environment</w:t>
+            </w:r>
+          </w:p>
+        </w:tc>
+        <w:tc>
+          <w:tcPr>
+            <w:tcW w:type="dxa" w:w="1728"/>
+            <w:shd w:val="clear" w:color="auto" w:fill="FFFFFF"/>
+            <w:tcMar>
+              <w:top w:w="100" w:type="dxa"/>
+              <w:bottom w:w="100" w:type="dxa"/>
+              <w:left w:w="150" w:type="dxa"/>
+              <w:right w:w="150" w:type="dxa"/>
+            </w:tcMar>
+            <w:tcBorders>
+              <w:top w:val="none"/>
+              <w:bottom w:val="single" w:sz="4" w:color="E2E8F0"/>
+              <w:left w:val="none"/>
+              <w:right w:val="none"/>
+            </w:tcBorders>
+          </w:tcPr>
+          <w:p>
+            <w:pPr>
+              <w:spacing w:before="40" w:after="40"/>
+              <w:jc w:val="left"/>
+            </w:pPr>
+            <w:r>
+              <w:rPr>
+                <w:rFonts w:ascii="Segoe UI" w:hAnsi="Segoe UI"/>
+                <w:color w:val="1C1C1E"/>
+                <w:sz w:val="19"/>
+              </w:rPr>
+              <w:t>Dropdown</w:t>
+            </w:r>
+          </w:p>
+        </w:tc>
+        <w:tc>
+          <w:tcPr>
+            <w:tcW w:type="dxa" w:w="3600"/>
+            <w:shd w:val="clear" w:color="auto" w:fill="FFFFFF"/>
+            <w:tcMar>
+              <w:top w:w="100" w:type="dxa"/>
+              <w:bottom w:w="100" w:type="dxa"/>
+              <w:left w:w="150" w:type="dxa"/>
+              <w:right w:w="150" w:type="dxa"/>
+            </w:tcMar>
+            <w:tcBorders>
+              <w:top w:val="none"/>
+              <w:bottom w:val="single" w:sz="4" w:color="E2E8F0"/>
+              <w:left w:val="none"/>
+              <w:right w:val="none"/>
+            </w:tcBorders>
+          </w:tcPr>
+          <w:p>
+            <w:pPr>
+              <w:spacing w:before="40" w:after="40"/>
+              <w:jc w:val="left"/>
+            </w:pPr>
+            <w:r>
+              <w:rPr>
+                <w:rFonts w:ascii="Segoe UI" w:hAnsi="Segoe UI"/>
+                <w:color w:val="1C1C1E"/>
+                <w:sz w:val="19"/>
+              </w:rPr>
+              <w:t>DEV, QA / Test, Staging / UAT, Pre-Prod, Production</w:t>
+            </w:r>
+          </w:p>
+        </w:tc>
+        <w:tc>
+          <w:tcPr>
+            <w:tcW w:type="dxa" w:w="2304"/>
+            <w:shd w:val="clear" w:color="auto" w:fill="FFFFFF"/>
+            <w:tcMar>
+              <w:top w:w="100" w:type="dxa"/>
+              <w:bottom w:w="100" w:type="dxa"/>
+              <w:left w:w="150" w:type="dxa"/>
+              <w:right w:w="150" w:type="dxa"/>
+            </w:tcMar>
+            <w:tcBorders>
+              <w:top w:val="none"/>
+              <w:bottom w:val="single" w:sz="4" w:color="E2E8F0"/>
+              <w:left w:val="none"/>
+              <w:right w:val="none"/>
+            </w:tcBorders>
+          </w:tcPr>
+          <w:p>
+            <w:pPr>
+              <w:spacing w:before="40" w:after="40"/>
+              <w:jc w:val="left"/>
+            </w:pPr>
+            <w:r>
+              <w:rPr>
+                <w:rFonts w:ascii="Segoe UI" w:hAnsi="Segoe UI"/>
+                <w:color w:val="1C1C1E"/>
+                <w:sz w:val="19"/>
+              </w:rPr>
+              <w:t>Target deployment infrastructure environment tier.</w:t>
+            </w:r>
+          </w:p>
+        </w:tc>
+      </w:tr>
+      <w:tr>
+        <w:tc>
+          <w:tcPr>
+            <w:tcW w:type="dxa" w:w="1872"/>
+            <w:shd w:val="clear" w:color="auto" w:fill="F8FAFC"/>
+            <w:tcMar>
+              <w:top w:w="100" w:type="dxa"/>
+              <w:bottom w:w="100" w:type="dxa"/>
+              <w:left w:w="150" w:type="dxa"/>
+              <w:right w:w="150" w:type="dxa"/>
+            </w:tcMar>
+            <w:tcBorders>
+              <w:top w:val="none"/>
+              <w:bottom w:val="single" w:sz="4" w:color="E2E8F0"/>
+              <w:left w:val="none"/>
+              <w:right w:val="none"/>
+            </w:tcBorders>
+          </w:tcPr>
+          <w:p>
+            <w:pPr>
+              <w:spacing w:before="40" w:after="40"/>
+              <w:jc w:val="left"/>
+            </w:pPr>
+            <w:r>
+              <w:rPr>
+                <w:rFonts w:ascii="Segoe UI" w:hAnsi="Segoe UI"/>
+                <w:color w:val="1C1C1E"/>
+                <w:sz w:val="19"/>
+              </w:rPr>
+              <w:t>lead</w:t>
+            </w:r>
+          </w:p>
+        </w:tc>
+        <w:tc>
+          <w:tcPr>
+            <w:tcW w:type="dxa" w:w="1728"/>
+            <w:shd w:val="clear" w:color="auto" w:fill="F8FAFC"/>
+            <w:tcMar>
+              <w:top w:w="100" w:type="dxa"/>
+              <w:bottom w:w="100" w:type="dxa"/>
+              <w:left w:w="150" w:type="dxa"/>
+              <w:right w:w="150" w:type="dxa"/>
+            </w:tcMar>
+            <w:tcBorders>
+              <w:top w:val="none"/>
+              <w:bottom w:val="single" w:sz="4" w:color="E2E8F0"/>
+              <w:left w:val="none"/>
+              <w:right w:val="none"/>
+            </w:tcBorders>
+          </w:tcPr>
+          <w:p>
+            <w:pPr>
+              <w:spacing w:before="40" w:after="40"/>
+              <w:jc w:val="left"/>
+            </w:pPr>
+            <w:r>
+              <w:rPr>
+                <w:rFonts w:ascii="Segoe UI" w:hAnsi="Segoe UI"/>
+                <w:color w:val="1C1C1E"/>
+                <w:sz w:val="19"/>
+              </w:rPr>
+              <w:t>Dropdown</w:t>
+            </w:r>
+          </w:p>
+        </w:tc>
+        <w:tc>
+          <w:tcPr>
+            <w:tcW w:type="dxa" w:w="3600"/>
+            <w:shd w:val="clear" w:color="auto" w:fill="F8FAFC"/>
+            <w:tcMar>
+              <w:top w:w="100" w:type="dxa"/>
+              <w:bottom w:w="100" w:type="dxa"/>
+              <w:left w:w="150" w:type="dxa"/>
+              <w:right w:w="150" w:type="dxa"/>
+            </w:tcMar>
+            <w:tcBorders>
+              <w:top w:val="none"/>
+              <w:bottom w:val="single" w:sz="4" w:color="E2E8F0"/>
+              <w:left w:val="none"/>
+              <w:right w:val="none"/>
+            </w:tcBorders>
+          </w:tcPr>
+          <w:p>
+            <w:pPr>
+              <w:spacing w:before="40" w:after="40"/>
+              <w:jc w:val="left"/>
+            </w:pPr>
+            <w:r>
+              <w:rPr>
+                <w:rFonts w:ascii="Segoe UI" w:hAnsi="Segoe UI"/>
+                <w:color w:val="1C1C1E"/>
+                <w:sz w:val="19"/>
+              </w:rPr>
+              <w:t>Delivery lead or responsible release engineer</w:t>
+            </w:r>
+          </w:p>
+        </w:tc>
+        <w:tc>
+          <w:tcPr>
+            <w:tcW w:type="dxa" w:w="2304"/>
+            <w:shd w:val="clear" w:color="auto" w:fill="F8FAFC"/>
+            <w:tcMar>
+              <w:top w:w="100" w:type="dxa"/>
+              <w:bottom w:w="100" w:type="dxa"/>
+              <w:left w:w="150" w:type="dxa"/>
+              <w:right w:w="150" w:type="dxa"/>
+            </w:tcMar>
+            <w:tcBorders>
+              <w:top w:val="none"/>
+              <w:bottom w:val="single" w:sz="4" w:color="E2E8F0"/>
+              <w:left w:val="none"/>
+              <w:right w:val="none"/>
+            </w:tcBorders>
+          </w:tcPr>
+          <w:p>
+            <w:pPr>
+              <w:spacing w:before="40" w:after="40"/>
+              <w:jc w:val="left"/>
+            </w:pPr>
+            <w:r>
+              <w:rPr>
+                <w:rFonts w:ascii="Segoe UI" w:hAnsi="Segoe UI"/>
+                <w:color w:val="1C1C1E"/>
+                <w:sz w:val="19"/>
+              </w:rPr>
+              <w:t>Owner responsible for change review, deployment checklist, and sign-off.</w:t>
+            </w:r>
+          </w:p>
+        </w:tc>
+      </w:tr>
+      <w:tr>
+        <w:tc>
+          <w:tcPr>
+            <w:tcW w:type="dxa" w:w="1872"/>
+            <w:shd w:val="clear" w:color="auto" w:fill="FFFFFF"/>
+            <w:tcMar>
+              <w:top w:w="100" w:type="dxa"/>
+              <w:bottom w:w="100" w:type="dxa"/>
+              <w:left w:w="150" w:type="dxa"/>
+              <w:right w:w="150" w:type="dxa"/>
+            </w:tcMar>
+            <w:tcBorders>
+              <w:top w:val="none"/>
+              <w:bottom w:val="single" w:sz="4" w:color="E2E8F0"/>
+              <w:left w:val="none"/>
+              <w:right w:val="none"/>
+            </w:tcBorders>
+          </w:tcPr>
+          <w:p>
+            <w:pPr>
+              <w:spacing w:before="40" w:after="40"/>
+              <w:jc w:val="left"/>
+            </w:pPr>
+            <w:r>
+              <w:rPr>
+                <w:rFonts w:ascii="Segoe UI" w:hAnsi="Segoe UI"/>
+                <w:color w:val="1C1C1E"/>
+                <w:sz w:val="19"/>
+              </w:rPr>
+              <w:t>linkedTaskIds</w:t>
+            </w:r>
+          </w:p>
+        </w:tc>
+        <w:tc>
+          <w:tcPr>
+            <w:tcW w:type="dxa" w:w="1728"/>
+            <w:shd w:val="clear" w:color="auto" w:fill="FFFFFF"/>
+            <w:tcMar>
+              <w:top w:w="100" w:type="dxa"/>
+              <w:bottom w:w="100" w:type="dxa"/>
+              <w:left w:w="150" w:type="dxa"/>
+              <w:right w:w="150" w:type="dxa"/>
+            </w:tcMar>
+            <w:tcBorders>
+              <w:top w:val="none"/>
+              <w:bottom w:val="single" w:sz="4" w:color="E2E8F0"/>
+              <w:left w:val="none"/>
+              <w:right w:val="none"/>
+            </w:tcBorders>
+          </w:tcPr>
+          <w:p>
+            <w:pPr>
+              <w:spacing w:before="40" w:after="40"/>
+              <w:jc w:val="left"/>
+            </w:pPr>
+            <w:r>
+              <w:rPr>
+                <w:rFonts w:ascii="Segoe UI" w:hAnsi="Segoe UI"/>
+                <w:color w:val="1C1C1E"/>
+                <w:sz w:val="19"/>
+              </w:rPr>
+              <w:t>Array / CSV</w:t>
+            </w:r>
+          </w:p>
+        </w:tc>
+        <w:tc>
+          <w:tcPr>
+            <w:tcW w:type="dxa" w:w="3600"/>
+            <w:shd w:val="clear" w:color="auto" w:fill="FFFFFF"/>
+            <w:tcMar>
+              <w:top w:w="100" w:type="dxa"/>
+              <w:bottom w:w="100" w:type="dxa"/>
+              <w:left w:w="150" w:type="dxa"/>
+              <w:right w:w="150" w:type="dxa"/>
+            </w:tcMar>
+            <w:tcBorders>
+              <w:top w:val="none"/>
+              <w:bottom w:val="single" w:sz="4" w:color="E2E8F0"/>
+              <w:left w:val="none"/>
+              <w:right w:val="none"/>
+            </w:tcBorders>
+          </w:tcPr>
+          <w:p>
+            <w:pPr>
+              <w:spacing w:before="40" w:after="40"/>
+              <w:jc w:val="left"/>
+            </w:pPr>
+            <w:r>
+              <w:rPr>
+                <w:rFonts w:ascii="Segoe UI" w:hAnsi="Segoe UI"/>
+                <w:color w:val="1C1C1E"/>
+                <w:sz w:val="19"/>
+              </w:rPr>
+              <w:t>Referenced WBS task identifiers (e.g., TASK-001, TASK-004)</w:t>
+            </w:r>
+          </w:p>
+        </w:tc>
+        <w:tc>
+          <w:tcPr>
+            <w:tcW w:type="dxa" w:w="2304"/>
+            <w:shd w:val="clear" w:color="auto" w:fill="FFFFFF"/>
+            <w:tcMar>
+              <w:top w:w="100" w:type="dxa"/>
+              <w:bottom w:w="100" w:type="dxa"/>
+              <w:left w:w="150" w:type="dxa"/>
+              <w:right w:w="150" w:type="dxa"/>
+            </w:tcMar>
+            <w:tcBorders>
+              <w:top w:val="none"/>
+              <w:bottom w:val="single" w:sz="4" w:color="E2E8F0"/>
+              <w:left w:val="none"/>
+              <w:right w:val="none"/>
+            </w:tcBorders>
+          </w:tcPr>
+          <w:p>
+            <w:pPr>
+              <w:spacing w:before="40" w:after="40"/>
+              <w:jc w:val="left"/>
+            </w:pPr>
+            <w:r>
+              <w:rPr>
+                <w:rFonts w:ascii="Segoe UI" w:hAnsi="Segoe UI"/>
+                <w:color w:val="1C1C1E"/>
+                <w:sz w:val="19"/>
+              </w:rPr>
+              <w:t>Bidirectional traceability to work breakdown structure.</w:t>
+            </w:r>
+          </w:p>
+        </w:tc>
+      </w:tr>
+      <w:tr>
+        <w:tc>
+          <w:tcPr>
+            <w:tcW w:type="dxa" w:w="1872"/>
+            <w:shd w:val="clear" w:color="auto" w:fill="F8FAFC"/>
+            <w:tcMar>
+              <w:top w:w="100" w:type="dxa"/>
+              <w:bottom w:w="100" w:type="dxa"/>
+              <w:left w:w="150" w:type="dxa"/>
+              <w:right w:w="150" w:type="dxa"/>
+            </w:tcMar>
+            <w:tcBorders>
+              <w:top w:val="none"/>
+              <w:bottom w:val="single" w:sz="4" w:color="E2E8F0"/>
+              <w:left w:val="none"/>
+              <w:right w:val="none"/>
+            </w:tcBorders>
+          </w:tcPr>
+          <w:p>
+            <w:pPr>
+              <w:spacing w:before="40" w:after="40"/>
+              <w:jc w:val="left"/>
+            </w:pPr>
+            <w:r>
+              <w:rPr>
+                <w:rFonts w:ascii="Segoe UI" w:hAnsi="Segoe UI"/>
+                <w:color w:val="1C1C1E"/>
+                <w:sz w:val="19"/>
+              </w:rPr>
+              <w:t>linkedScreenIds</w:t>
+            </w:r>
+          </w:p>
+        </w:tc>
+        <w:tc>
+          <w:tcPr>
+            <w:tcW w:type="dxa" w:w="1728"/>
+            <w:shd w:val="clear" w:color="auto" w:fill="F8FAFC"/>
+            <w:tcMar>
+              <w:top w:w="100" w:type="dxa"/>
+              <w:bottom w:w="100" w:type="dxa"/>
+              <w:left w:w="150" w:type="dxa"/>
+              <w:right w:w="150" w:type="dxa"/>
+            </w:tcMar>
+            <w:tcBorders>
+              <w:top w:val="none"/>
+              <w:bottom w:val="single" w:sz="4" w:color="E2E8F0"/>
+              <w:left w:val="none"/>
+              <w:right w:val="none"/>
+            </w:tcBorders>
+          </w:tcPr>
+          <w:p>
+            <w:pPr>
+              <w:spacing w:before="40" w:after="40"/>
+              <w:jc w:val="left"/>
+            </w:pPr>
+            <w:r>
+              <w:rPr>
+                <w:rFonts w:ascii="Segoe UI" w:hAnsi="Segoe UI"/>
+                <w:color w:val="1C1C1E"/>
+                <w:sz w:val="19"/>
+              </w:rPr>
+              <w:t>Array / CSV</w:t>
+            </w:r>
+          </w:p>
+        </w:tc>
+        <w:tc>
+          <w:tcPr>
+            <w:tcW w:type="dxa" w:w="3600"/>
+            <w:shd w:val="clear" w:color="auto" w:fill="F8FAFC"/>
+            <w:tcMar>
+              <w:top w:w="100" w:type="dxa"/>
+              <w:bottom w:w="100" w:type="dxa"/>
+              <w:left w:w="150" w:type="dxa"/>
+              <w:right w:w="150" w:type="dxa"/>
+            </w:tcMar>
+            <w:tcBorders>
+              <w:top w:val="none"/>
+              <w:bottom w:val="single" w:sz="4" w:color="E2E8F0"/>
+              <w:left w:val="none"/>
+              <w:right w:val="none"/>
+            </w:tcBorders>
+          </w:tcPr>
+          <w:p>
+            <w:pPr>
+              <w:spacing w:before="40" w:after="40"/>
+              <w:jc w:val="left"/>
+            </w:pPr>
+            <w:r>
+              <w:rPr>
+                <w:rFonts w:ascii="Segoe UI" w:hAnsi="Segoe UI"/>
+                <w:color w:val="1C1C1E"/>
+                <w:sz w:val="19"/>
+              </w:rPr>
+              <w:t>Referenced GUI screens (e.g., SCR-001, SCR-005)</w:t>
+            </w:r>
+          </w:p>
+        </w:tc>
+        <w:tc>
+          <w:tcPr>
+            <w:tcW w:type="dxa" w:w="2304"/>
+            <w:shd w:val="clear" w:color="auto" w:fill="F8FAFC"/>
+            <w:tcMar>
+              <w:top w:w="100" w:type="dxa"/>
+              <w:bottom w:w="100" w:type="dxa"/>
+              <w:left w:w="150" w:type="dxa"/>
+              <w:right w:w="150" w:type="dxa"/>
+            </w:tcMar>
+            <w:tcBorders>
+              <w:top w:val="none"/>
+              <w:bottom w:val="single" w:sz="4" w:color="E2E8F0"/>
+              <w:left w:val="none"/>
+              <w:right w:val="none"/>
+            </w:tcBorders>
+          </w:tcPr>
+          <w:p>
+            <w:pPr>
+              <w:spacing w:before="40" w:after="40"/>
+              <w:jc w:val="left"/>
+            </w:pPr>
+            <w:r>
+              <w:rPr>
+                <w:rFonts w:ascii="Segoe UI" w:hAnsi="Segoe UI"/>
+                <w:color w:val="1C1C1E"/>
+                <w:sz w:val="19"/>
+              </w:rPr>
+              <w:t>Impact mapping from code releases to user-facing interfaces.</w:t>
+            </w:r>
+          </w:p>
+        </w:tc>
+      </w:tr>
+      <w:tr>
+        <w:tc>
+          <w:tcPr>
+            <w:tcW w:type="dxa" w:w="1872"/>
+            <w:shd w:val="clear" w:color="auto" w:fill="FFFFFF"/>
+            <w:tcMar>
+              <w:top w:w="100" w:type="dxa"/>
+              <w:bottom w:w="100" w:type="dxa"/>
+              <w:left w:w="150" w:type="dxa"/>
+              <w:right w:w="150" w:type="dxa"/>
+            </w:tcMar>
+            <w:tcBorders>
+              <w:top w:val="none"/>
+              <w:bottom w:val="single" w:sz="4" w:color="E2E8F0"/>
+              <w:left w:val="none"/>
+              <w:right w:val="none"/>
+            </w:tcBorders>
+          </w:tcPr>
+          <w:p>
+            <w:pPr>
+              <w:spacing w:before="40" w:after="40"/>
+              <w:jc w:val="left"/>
+            </w:pPr>
+            <w:r>
+              <w:rPr>
+                <w:rFonts w:ascii="Segoe UI" w:hAnsi="Segoe UI"/>
+                <w:color w:val="1C1C1E"/>
+                <w:sz w:val="19"/>
+              </w:rPr>
+              <w:t>almPdnNumber</w:t>
+            </w:r>
+          </w:p>
+        </w:tc>
+        <w:tc>
+          <w:tcPr>
+            <w:tcW w:type="dxa" w:w="1728"/>
+            <w:shd w:val="clear" w:color="auto" w:fill="FFFFFF"/>
+            <w:tcMar>
+              <w:top w:w="100" w:type="dxa"/>
+              <w:bottom w:w="100" w:type="dxa"/>
+              <w:left w:w="150" w:type="dxa"/>
+              <w:right w:w="150" w:type="dxa"/>
+            </w:tcMar>
+            <w:tcBorders>
+              <w:top w:val="none"/>
+              <w:bottom w:val="single" w:sz="4" w:color="E2E8F0"/>
+              <w:left w:val="none"/>
+              <w:right w:val="none"/>
+            </w:tcBorders>
+          </w:tcPr>
+          <w:p>
+            <w:pPr>
+              <w:spacing w:before="40" w:after="40"/>
+              <w:jc w:val="left"/>
+            </w:pPr>
+            <w:r>
+              <w:rPr>
+                <w:rFonts w:ascii="Segoe UI" w:hAnsi="Segoe UI"/>
+                <w:color w:val="1C1C1E"/>
+                <w:sz w:val="19"/>
+              </w:rPr>
+              <w:t>String</w:t>
+            </w:r>
+          </w:p>
+        </w:tc>
+        <w:tc>
+          <w:tcPr>
+            <w:tcW w:type="dxa" w:w="3600"/>
+            <w:shd w:val="clear" w:color="auto" w:fill="FFFFFF"/>
+            <w:tcMar>
+              <w:top w:w="100" w:type="dxa"/>
+              <w:bottom w:w="100" w:type="dxa"/>
+              <w:left w:w="150" w:type="dxa"/>
+              <w:right w:w="150" w:type="dxa"/>
+            </w:tcMar>
+            <w:tcBorders>
+              <w:top w:val="none"/>
+              <w:bottom w:val="single" w:sz="4" w:color="E2E8F0"/>
+              <w:left w:val="none"/>
+              <w:right w:val="none"/>
+            </w:tcBorders>
+          </w:tcPr>
+          <w:p>
+            <w:pPr>
+              <w:spacing w:before="40" w:after="40"/>
+              <w:jc w:val="left"/>
+            </w:pPr>
+            <w:r>
+              <w:rPr>
+                <w:rFonts w:ascii="Segoe UI" w:hAnsi="Segoe UI"/>
+                <w:color w:val="1C1C1E"/>
+                <w:sz w:val="19"/>
+              </w:rPr>
+              <w:t>ALM / PDN work item reference (e.g., PDN-88421)</w:t>
+            </w:r>
+          </w:p>
+        </w:tc>
+        <w:tc>
+          <w:tcPr>
+            <w:tcW w:type="dxa" w:w="2304"/>
+            <w:shd w:val="clear" w:color="auto" w:fill="FFFFFF"/>
+            <w:tcMar>
+              <w:top w:w="100" w:type="dxa"/>
+              <w:bottom w:w="100" w:type="dxa"/>
+              <w:left w:w="150" w:type="dxa"/>
+              <w:right w:w="150" w:type="dxa"/>
+            </w:tcMar>
+            <w:tcBorders>
+              <w:top w:val="none"/>
+              <w:bottom w:val="single" w:sz="4" w:color="E2E8F0"/>
+              <w:left w:val="none"/>
+              <w:right w:val="none"/>
+            </w:tcBorders>
+          </w:tcPr>
+          <w:p>
+            <w:pPr>
+              <w:spacing w:before="40" w:after="40"/>
+              <w:jc w:val="left"/>
+            </w:pPr>
+            <w:r>
+              <w:rPr>
+                <w:rFonts w:ascii="Segoe UI" w:hAnsi="Segoe UI"/>
+                <w:color w:val="1C1C1E"/>
+                <w:sz w:val="19"/>
+              </w:rPr>
+              <w:t>Enterprise ALM synchronization for corporate compliance.</w:t>
+            </w:r>
+          </w:p>
+        </w:tc>
+      </w:tr>
+      <w:tr>
+        <w:tc>
+          <w:tcPr>
+            <w:tcW w:type="dxa" w:w="1872"/>
+            <w:shd w:val="clear" w:color="auto" w:fill="F8FAFC"/>
+            <w:tcMar>
+              <w:top w:w="100" w:type="dxa"/>
+              <w:bottom w:w="100" w:type="dxa"/>
+              <w:left w:w="150" w:type="dxa"/>
+              <w:right w:w="150" w:type="dxa"/>
+            </w:tcMar>
+            <w:tcBorders>
+              <w:top w:val="none"/>
+              <w:bottom w:val="single" w:sz="4" w:color="E2E8F0"/>
+              <w:left w:val="none"/>
+              <w:right w:val="none"/>
+            </w:tcBorders>
+          </w:tcPr>
+          <w:p>
+            <w:pPr>
+              <w:spacing w:before="40" w:after="40"/>
+              <w:jc w:val="left"/>
+            </w:pPr>
+            <w:r>
+              <w:rPr>
+                <w:rFonts w:ascii="Segoe UI" w:hAnsi="Segoe UI"/>
+                <w:color w:val="1C1C1E"/>
+                <w:sz w:val="19"/>
+              </w:rPr>
+              <w:t>notes</w:t>
+            </w:r>
+          </w:p>
+        </w:tc>
+        <w:tc>
+          <w:tcPr>
+            <w:tcW w:type="dxa" w:w="1728"/>
+            <w:shd w:val="clear" w:color="auto" w:fill="F8FAFC"/>
+            <w:tcMar>
+              <w:top w:w="100" w:type="dxa"/>
+              <w:bottom w:w="100" w:type="dxa"/>
+              <w:left w:w="150" w:type="dxa"/>
+              <w:right w:w="150" w:type="dxa"/>
+            </w:tcMar>
+            <w:tcBorders>
+              <w:top w:val="none"/>
+              <w:bottom w:val="single" w:sz="4" w:color="E2E8F0"/>
+              <w:left w:val="none"/>
+              <w:right w:val="none"/>
+            </w:tcBorders>
+          </w:tcPr>
+          <w:p>
+            <w:pPr>
+              <w:spacing w:before="40" w:after="40"/>
+              <w:jc w:val="left"/>
+            </w:pPr>
+            <w:r>
+              <w:rPr>
+                <w:rFonts w:ascii="Segoe UI" w:hAnsi="Segoe UI"/>
+                <w:color w:val="1C1C1E"/>
+                <w:sz w:val="19"/>
+              </w:rPr>
+              <w:t>String (Rich)</w:t>
+            </w:r>
+          </w:p>
+        </w:tc>
+        <w:tc>
+          <w:tcPr>
+            <w:tcW w:type="dxa" w:w="3600"/>
+            <w:shd w:val="clear" w:color="auto" w:fill="F8FAFC"/>
+            <w:tcMar>
+              <w:top w:w="100" w:type="dxa"/>
+              <w:bottom w:w="100" w:type="dxa"/>
+              <w:left w:w="150" w:type="dxa"/>
+              <w:right w:w="150" w:type="dxa"/>
+            </w:tcMar>
+            <w:tcBorders>
+              <w:top w:val="none"/>
+              <w:bottom w:val="single" w:sz="4" w:color="E2E8F0"/>
+              <w:left w:val="none"/>
+              <w:right w:val="none"/>
+            </w:tcBorders>
+          </w:tcPr>
+          <w:p>
+            <w:pPr>
+              <w:spacing w:before="40" w:after="40"/>
+              <w:jc w:val="left"/>
+            </w:pPr>
+            <w:r>
+              <w:rPr>
+                <w:rFonts w:ascii="Segoe UI" w:hAnsi="Segoe UI"/>
+                <w:color w:val="1C1C1E"/>
+                <w:sz w:val="19"/>
+              </w:rPr>
+              <w:t>Deployment notes, pre-release checklists, rollback plan</w:t>
+            </w:r>
+          </w:p>
+        </w:tc>
+        <w:tc>
+          <w:tcPr>
+            <w:tcW w:type="dxa" w:w="2304"/>
+            <w:shd w:val="clear" w:color="auto" w:fill="F8FAFC"/>
+            <w:tcMar>
+              <w:top w:w="100" w:type="dxa"/>
+              <w:bottom w:w="100" w:type="dxa"/>
+              <w:left w:w="150" w:type="dxa"/>
+              <w:right w:w="150" w:type="dxa"/>
+            </w:tcMar>
+            <w:tcBorders>
+              <w:top w:val="none"/>
+              <w:bottom w:val="single" w:sz="4" w:color="E2E8F0"/>
+              <w:left w:val="none"/>
+              <w:right w:val="none"/>
+            </w:tcBorders>
+          </w:tcPr>
+          <w:p>
+            <w:pPr>
+              <w:spacing w:before="40" w:after="40"/>
+              <w:jc w:val="left"/>
+            </w:pPr>
+            <w:r>
+              <w:rPr>
+                <w:rFonts w:ascii="Segoe UI" w:hAnsi="Segoe UI"/>
+                <w:color w:val="1C1C1E"/>
+                <w:sz w:val="19"/>
+              </w:rPr>
+              <w:t>Operational instructions for execution and incident fallback.</w:t>
+            </w:r>
+          </w:p>
+        </w:tc>
+      </w:tr>
+    </w:tbl>
+    <w:p>
+      <w:pPr>
+        <w:spacing w:after="160"/>
+      </w:pPr>
+    </w:p>
+    <w:p>
+      <w:pPr>
+        <w:pStyle w:val="Heading2"/>
+        <w:keepNext/>
+        <w:spacing w:before="320" w:after="120"/>
+      </w:pPr>
+      <w:r>
+        <w:rPr>
+          <w:rFonts w:ascii="Segoe UI" w:hAnsi="Segoe UI"/>
+          <w:color w:val="1E9ED5"/>
+        </w:rPr>
+        <w:t>3.2  Bidirectional Multi-Linkage Engine</w:t>
+      </w:r>
+    </w:p>
+    <w:p>
+      <w:pPr>
+        <w:spacing w:before="0" w:after="120"/>
+      </w:pPr>
+      <w:r>
+        <w:rPr>
+          <w:rFonts w:ascii="Segoe UI" w:hAnsi="Segoe UI"/>
+          <w:sz w:val="21"/>
+        </w:rPr>
+        <w:t>A cornerstone capability of the Deliveries module is bidirectional multi-linkage. Deliveries are not isolated milestones; they connect directly to WBS Tasks and GUI Screens:</w:t>
+      </w:r>
+    </w:p>
+    <w:p>
+      <w:pPr>
+        <w:pStyle w:val="ListBullet"/>
+        <w:spacing w:before="0" w:after="60"/>
+        <w:ind w:left="360"/>
+      </w:pPr>
+      <w:r>
+        <w:rPr>
+          <w:rFonts w:ascii="Segoe UI" w:hAnsi="Segoe UI"/>
+          <w:sz w:val="21"/>
+        </w:rPr>
+        <w:t>Multi-Task Association: Multiple task IDs can be linked to a single delivery (e.g. TASK-001, TASK-003, TASK-007).</w:t>
+      </w:r>
+    </w:p>
+    <w:p>
+      <w:pPr>
+        <w:pStyle w:val="ListBullet"/>
+        <w:spacing w:before="0" w:after="60"/>
+        <w:ind w:left="360"/>
+      </w:pPr>
+      <w:r>
+        <w:rPr>
+          <w:rFonts w:ascii="Segoe UI" w:hAnsi="Segoe UI"/>
+          <w:sz w:val="21"/>
+        </w:rPr>
+        <w:t>Dynamic Progress Computation: Delivery progress is automatically inferred as the weighted completion percentage of its linked tasks.</w:t>
+      </w:r>
+    </w:p>
+    <w:p>
+      <w:pPr>
+        <w:pStyle w:val="ListBullet"/>
+        <w:spacing w:before="0" w:after="60"/>
+        <w:ind w:left="360"/>
+      </w:pPr>
+      <w:r>
+        <w:rPr>
+          <w:rFonts w:ascii="Segoe UI" w:hAnsi="Segoe UI"/>
+          <w:sz w:val="21"/>
+        </w:rPr>
+        <w:t>GUI Screen Impact Analysis: Linking deliveries to GUI screens allows QA teams to instantly see which UI surfaces are affected by a deployment.</w:t>
+      </w:r>
+    </w:p>
+    <w:p>
+      <w:pPr>
+        <w:pStyle w:val="ListBullet"/>
+        <w:spacing w:before="0" w:after="60"/>
+        <w:ind w:left="360"/>
+      </w:pPr>
+      <w:r>
+        <w:rPr>
+          <w:rFonts w:ascii="Segoe UI" w:hAnsi="Segoe UI"/>
+          <w:sz w:val="21"/>
+        </w:rPr>
+        <w:t>Automatic Cross-Referencing: Navigating from a Delivery to a Task or vice-versa reveals complete linkage details in the respective flyout drawers.</w:t>
+      </w:r>
+    </w:p>
+    <w:p/>
+    <w:p>
+      <w:pPr>
+        <w:pStyle w:val="Heading2"/>
+        <w:keepNext/>
+        <w:spacing w:before="320" w:after="120"/>
+      </w:pPr>
+      <w:r>
+        <w:rPr>
+          <w:rFonts w:ascii="Segoe UI" w:hAnsi="Segoe UI"/>
+          <w:color w:val="1E9ED5"/>
+        </w:rPr>
+        <w:t>3.3  Visual Perspectives: Table Grid vs. Perspective Heatmap</w:t>
+      </w:r>
+    </w:p>
+    <w:p>
+      <w:pPr>
+        <w:spacing w:before="0" w:after="120"/>
+      </w:pPr>
+      <w:r>
+        <w:rPr>
+          <w:rFonts w:ascii="Segoe UI" w:hAnsi="Segoe UI"/>
+          <w:sz w:val="21"/>
+        </w:rPr>
+        <w:t>The Deliveries workstation offers two complementary visualization perspectives toggled seamlessly via the view toolbar:</w:t>
+      </w:r>
+    </w:p>
+    <w:tbl>
+      <w:tblPr>
+        <w:tblW w:type="auto" w:w="0"/>
+        <w:jc w:val="center"/>
+        <w:tblLook w:firstColumn="1" w:firstRow="1" w:lastColumn="0" w:lastRow="0" w:noHBand="0" w:noVBand="1" w:val="04A0"/>
+      </w:tblPr>
+      <w:tblGrid>
+        <w:gridCol w:w="9360"/>
+      </w:tblGrid>
+      <w:tr>
+        <w:tc>
+          <w:tcPr>
+            <w:tcW w:type="dxa" w:w="9360"/>
+            <w:shd w:val="clear" w:color="auto" w:fill="FFFFFF"/>
+            <w:tcBorders>
+              <w:top w:val="single" w:sz="4" w:color="E2E8F0"/>
+              <w:bottom w:val="single" w:sz="4" w:color="E2E8F0"/>
+              <w:left w:val="single" w:sz="4" w:color="E2E8F0"/>
+              <w:right w:val="single" w:sz="4" w:color="E2E8F0"/>
+            </w:tcBorders>
+          </w:tcPr>
+          <w:p>
+            <w:pPr>
+              <w:spacing w:before="120" w:after="120"/>
+              <w:jc w:val="center"/>
+            </w:pPr>
+            <w:r>
+              <w:drawing>
+                <wp:inline xmlns:a="http://schemas.openxmlformats.org/drawingml/2006/main" xmlns:pic="http://schemas.openxmlformats.org/drawingml/2006/picture">
+                  <wp:extent cx="5577840" cy="3137535"/>
+                  <wp:docPr id="3" name="Picture 3"/>
+                  <wp:cNvGraphicFramePr>
+                    <a:graphicFrameLocks noChangeAspect="1"/>
+                  </wp:cNvGraphicFramePr>
+                  <a:graphic>
+                    <a:graphicData uri="http://schemas.openxmlformats.org/drawingml/2006/picture">
+                      <pic:pic>
+                        <pic:nvPicPr>
+                          <pic:cNvPr id="0" name="02c_deliveries_heatmap.png"/>
+                          <pic:cNvPicPr/>
+                        </pic:nvPicPr>
+                        <pic:blipFill>
+                          <a:blip r:embed="rId11"/>
+                          <a:stretch>
+                            <a:fillRect/>
+                          </a:stretch>
+                        </pic:blipFill>
+                        <pic:spPr>
+                          <a:xfrm>
+                            <a:off x="0" y="0"/>
+                            <a:ext cx="5577840" cy="3137535"/>
+                          </a:xfrm>
+                          <a:prstGeom prst="rect"/>
+                        </pic:spPr>
+                      </pic:pic>
+                    </a:graphicData>
+                  </a:graphic>
+                </wp:inline>
+              </w:drawing>
+            </w:r>
+          </w:p>
+        </w:tc>
+      </w:tr>
+    </w:tbl>
+    <w:p>
+      <w:pPr>
+        <w:spacing w:before="80" w:after="280"/>
+        <w:jc w:val="center"/>
+      </w:pPr>
+      <w:r>
+        <w:rPr>
+          <w:rFonts w:ascii="Segoe UI" w:hAnsi="Segoe UI"/>
+          <w:i/>
+          <w:color w:val="6C757D"/>
+          <w:sz w:val="18"/>
+        </w:rPr>
+        <w:t>Figure 3.2 — Visual Perspective Heatmap: Pipeline matrix organizing software deliveries by milestone and environment</w:t>
+      </w:r>
+    </w:p>
+    <w:p>
+      <w:pPr>
+        <w:pStyle w:val="ListBullet"/>
+        <w:spacing w:before="0" w:after="60"/>
+        <w:ind w:left="360"/>
+      </w:pPr>
+      <w:r>
+        <w:rPr>
+          <w:rFonts w:ascii="Segoe UI" w:hAnsi="Segoe UI"/>
+          <w:sz w:val="21"/>
+        </w:rPr>
+        <w:t>Table Grid View: High-density tabular layout optimized for operational scanning, batch sorting, and column configuration.</w:t>
+      </w:r>
+    </w:p>
+    <w:p>
+      <w:pPr>
+        <w:pStyle w:val="ListBullet"/>
+        <w:spacing w:before="0" w:after="60"/>
+        <w:ind w:left="360"/>
+      </w:pPr>
+      <w:r>
+        <w:rPr>
+          <w:rFonts w:ascii="Segoe UI" w:hAnsi="Segoe UI"/>
+          <w:sz w:val="21"/>
+        </w:rPr>
+        <w:t>Visual Perspective Heatmap: Matrix layout clustering deliveries across Target Environments (DEV, QA, UAT, PROD) and Release Horizons, with health-colored milestone cards.</w:t>
+      </w:r>
+    </w:p>
+    <w:p>
+      <w:pPr>
+        <w:pStyle w:val="ListBullet"/>
+        <w:spacing w:before="0" w:after="60"/>
+        <w:ind w:left="360"/>
+      </w:pPr>
+      <w:r>
+        <w:rPr>
+          <w:rFonts w:ascii="Segoe UI" w:hAnsi="Segoe UI"/>
+          <w:sz w:val="21"/>
+        </w:rPr>
+        <w:t>Quick Filters: Live search bar, Status dropdown, Type filter, and Environment selector instantly filter both perspectives in real time.</w:t>
+      </w:r>
+    </w:p>
+    <w:p/>
+    <w:p>
+      <w:pPr>
+        <w:pStyle w:val="Heading2"/>
+        <w:keepNext/>
+        <w:spacing w:before="320" w:after="120"/>
+      </w:pPr>
+      <w:r>
+        <w:rPr>
+          <w:rFonts w:ascii="Segoe UI" w:hAnsi="Segoe UI"/>
+          <w:color w:val="1E9ED5"/>
+        </w:rPr>
+        <w:t>3.4  Slide-out Flyout Drawer &amp; Context Menu Operations</w:t>
+      </w:r>
+    </w:p>
+    <w:p>
+      <w:pPr>
+        <w:spacing w:before="0" w:after="120"/>
+      </w:pPr>
+      <w:r>
+        <w:rPr>
+          <w:rFonts w:ascii="Segoe UI" w:hAnsi="Segoe UI"/>
+          <w:sz w:val="21"/>
+        </w:rPr>
+        <w:t>Deep inspection and record modification are facilitated through ergonomic, accessible workflows:</w:t>
+      </w:r>
+    </w:p>
+    <w:tbl>
+      <w:tblPr>
+        <w:tblW w:type="auto" w:w="0"/>
+        <w:jc w:val="center"/>
+        <w:tblLook w:firstColumn="1" w:firstRow="1" w:lastColumn="0" w:lastRow="0" w:noHBand="0" w:noVBand="1" w:val="04A0"/>
+      </w:tblPr>
+      <w:tblGrid>
+        <w:gridCol w:w="9360"/>
+      </w:tblGrid>
+      <w:tr>
+        <w:tc>
+          <w:tcPr>
+            <w:tcW w:type="dxa" w:w="9360"/>
+            <w:shd w:val="clear" w:color="auto" w:fill="FFFFFF"/>
+            <w:tcBorders>
+              <w:top w:val="single" w:sz="4" w:color="E2E8F0"/>
+              <w:bottom w:val="single" w:sz="4" w:color="E2E8F0"/>
+              <w:left w:val="single" w:sz="4" w:color="E2E8F0"/>
+              <w:right w:val="single" w:sz="4" w:color="E2E8F0"/>
+            </w:tcBorders>
+          </w:tcPr>
+          <w:p>
+            <w:pPr>
+              <w:spacing w:before="120" w:after="120"/>
+              <w:jc w:val="center"/>
+            </w:pPr>
+            <w:r>
+              <w:drawing>
+                <wp:inline xmlns:a="http://schemas.openxmlformats.org/drawingml/2006/main" xmlns:pic="http://schemas.openxmlformats.org/drawingml/2006/picture">
+                  <wp:extent cx="5577840" cy="3137535"/>
+                  <wp:docPr id="4" name="Picture 4"/>
+                  <wp:cNvGraphicFramePr>
+                    <a:graphicFrameLocks noChangeAspect="1"/>
+                  </wp:cNvGraphicFramePr>
+                  <a:graphic>
+                    <a:graphicData uri="http://schemas.openxmlformats.org/drawingml/2006/picture">
+                      <pic:pic>
+                        <pic:nvPicPr>
+                          <pic:cNvPr id="0" name="11b_delivery_flyout.png"/>
+                          <pic:cNvPicPr/>
+                        </pic:nvPicPr>
+                        <pic:blipFill>
+                          <a:blip r:embed="rId12"/>
+                          <a:stretch>
+                            <a:fillRect/>
+                          </a:stretch>
+                        </pic:blipFill>
+                        <pic:spPr>
+                          <a:xfrm>
+                            <a:off x="0" y="0"/>
+                            <a:ext cx="5577840" cy="3137535"/>
+                          </a:xfrm>
+                          <a:prstGeom prst="rect"/>
+                        </pic:spPr>
+                      </pic:pic>
+                    </a:graphicData>
+                  </a:graphic>
+                </wp:inline>
+              </w:drawing>
+            </w:r>
+          </w:p>
+        </w:tc>
+      </w:tr>
+    </w:tbl>
+    <w:p>
+      <w:pPr>
+        <w:spacing w:before="80" w:after="280"/>
+        <w:jc w:val="center"/>
+      </w:pPr>
+      <w:r>
+        <w:rPr>
+          <w:rFonts w:ascii="Segoe UI" w:hAnsi="Segoe UI"/>
+          <w:i/>
+          <w:color w:val="6C757D"/>
+          <w:sz w:val="18"/>
+        </w:rPr>
+        <w:t>Figure 3.3 — Delivery Detail Flyout Drawer: Comprehensive inspection of linked tasks, GUI screens, dependencies, and audit history</w:t>
+      </w:r>
+    </w:p>
+    <w:p>
+      <w:pPr>
+        <w:pStyle w:val="ListBullet"/>
+        <w:spacing w:before="0" w:after="60"/>
+        <w:ind w:left="360"/>
+      </w:pPr>
+      <w:r>
+        <w:rPr>
+          <w:rFonts w:ascii="Segoe UI" w:hAnsi="Segoe UI"/>
+          <w:sz w:val="21"/>
+        </w:rPr>
+        <w:t>3-Dot Action Menu: Every table row features an accessible ellipsis menu offering 'View Details', 'Edit Delivery', and 'Delete'.</w:t>
+      </w:r>
+    </w:p>
+    <w:p>
+      <w:pPr>
+        <w:pStyle w:val="ListBullet"/>
+        <w:spacing w:before="0" w:after="60"/>
+        <w:ind w:left="360"/>
+      </w:pPr>
+      <w:r>
+        <w:rPr>
+          <w:rFonts w:ascii="Segoe UI" w:hAnsi="Segoe UI"/>
+          <w:sz w:val="21"/>
+        </w:rPr>
+        <w:t>Right-Click Context Menu: Right-clicking any row triggers a context menu with identical high-speed shortcuts, eliminating visual clutter.</w:t>
+      </w:r>
+    </w:p>
+    <w:p>
+      <w:pPr>
+        <w:pStyle w:val="ListBullet"/>
+        <w:spacing w:before="0" w:after="60"/>
+        <w:ind w:left="360"/>
+      </w:pPr>
+      <w:r>
+        <w:rPr>
+          <w:rFonts w:ascii="Segoe UI" w:hAnsi="Segoe UI"/>
+          <w:sz w:val="21"/>
+        </w:rPr>
+        <w:t>Slide-out Flyout Drawer: Clicking any delivery opens an animated flyout drawer presenting metadata, progress gauges, linked task list with live status pills, screen badges, and audit history.</w:t>
+      </w:r>
+    </w:p>
+    <w:p/>
+    <w:p>
+      <w:pPr>
+        <w:pStyle w:val="Heading2"/>
+        <w:keepNext/>
+        <w:spacing w:before="320" w:after="120"/>
+      </w:pPr>
+      <w:r>
+        <w:rPr>
+          <w:rFonts w:ascii="Segoe UI" w:hAnsi="Segoe UI"/>
+          <w:color w:val="1E9ED5"/>
+        </w:rPr>
+        <w:t>3.5  5-Strategy Intelligent Column Autofit Engine</w:t>
+      </w:r>
+    </w:p>
+    <w:p>
+      <w:pPr>
+        <w:spacing w:before="0" w:after="120"/>
+      </w:pPr>
+      <w:r>
+        <w:rPr>
+          <w:rFonts w:ascii="Segoe UI" w:hAnsi="Segoe UI"/>
+          <w:sz w:val="21"/>
+        </w:rPr>
+        <w:t>ProjectPulse features a proprietary multi-strategy column width optimization engine that adapts the Deliveries table to any screen resolution and content length:</w:t>
+      </w:r>
+    </w:p>
+    <w:tbl>
+      <w:tblPr>
+        <w:tblW w:type="auto" w:w="0"/>
+        <w:jc w:val="center"/>
+        <w:tblLook w:firstColumn="1" w:firstRow="1" w:lastColumn="0" w:lastRow="0" w:noHBand="0" w:noVBand="1" w:val="04A0"/>
+      </w:tblPr>
+      <w:tblGrid>
+        <w:gridCol w:w="3120"/>
+        <w:gridCol w:w="3120"/>
+        <w:gridCol w:w="3120"/>
+      </w:tblGrid>
+      <w:tr>
+        <w:tc>
+          <w:tcPr>
+            <w:tcW w:type="dxa" w:w="2304"/>
+            <w:shd w:val="clear" w:color="auto" w:fill="0D1B2A"/>
+            <w:tcMar>
+              <w:top w:w="120" w:type="dxa"/>
+              <w:bottom w:w="120" w:type="dxa"/>
+              <w:left w:w="180" w:type="dxa"/>
+              <w:right w:w="180" w:type="dxa"/>
+            </w:tcMar>
+            <w:tcBorders>
+              <w:top w:val="none"/>
+              <w:bottom w:val="single" w:sz="12" w:color="00C2A8"/>
+              <w:left w:val="none"/>
+              <w:right w:val="none"/>
+            </w:tcBorders>
+          </w:tcPr>
+          <w:p>
+            <w:pPr>
+              <w:spacing w:before="40" w:after="40"/>
+              <w:jc w:val="left"/>
+            </w:pPr>
+            <w:r>
+              <w:rPr>
+                <w:rFonts w:ascii="Segoe UI" w:hAnsi="Segoe UI"/>
+                <w:b/>
+                <w:color w:val="FFFFFF"/>
+                <w:sz w:val="19"/>
+              </w:rPr>
+              <w:t>Strategy</w:t>
+            </w:r>
+          </w:p>
+        </w:tc>
+        <w:tc>
+          <w:tcPr>
+            <w:tcW w:type="dxa" w:w="4608"/>
+            <w:shd w:val="clear" w:color="auto" w:fill="0D1B2A"/>
+            <w:tcMar>
+              <w:top w:w="120" w:type="dxa"/>
+              <w:bottom w:w="120" w:type="dxa"/>
+              <w:left w:w="180" w:type="dxa"/>
+              <w:right w:w="180" w:type="dxa"/>
+            </w:tcMar>
+            <w:tcBorders>
+              <w:top w:val="none"/>
+              <w:bottom w:val="single" w:sz="12" w:color="00C2A8"/>
+              <w:left w:val="none"/>
+              <w:right w:val="none"/>
+            </w:tcBorders>
+          </w:tcPr>
+          <w:p>
+            <w:pPr>
+              <w:spacing w:before="40" w:after="40"/>
+              <w:jc w:val="left"/>
+            </w:pPr>
+            <w:r>
+              <w:rPr>
+                <w:rFonts w:ascii="Segoe UI" w:hAnsi="Segoe UI"/>
+                <w:b/>
+                <w:color w:val="FFFFFF"/>
+                <w:sz w:val="19"/>
+              </w:rPr>
+              <w:t>Algorithm</w:t>
+            </w:r>
+          </w:p>
+        </w:tc>
+        <w:tc>
+          <w:tcPr>
+            <w:tcW w:type="dxa" w:w="2592"/>
+            <w:shd w:val="clear" w:color="auto" w:fill="0D1B2A"/>
+            <w:tcMar>
+              <w:top w:w="120" w:type="dxa"/>
+              <w:bottom w:w="120" w:type="dxa"/>
+              <w:left w:w="180" w:type="dxa"/>
+              <w:right w:w="180" w:type="dxa"/>
+            </w:tcMar>
+            <w:tcBorders>
+              <w:top w:val="none"/>
+              <w:bottom w:val="single" w:sz="12" w:color="00C2A8"/>
+              <w:left w:val="none"/>
+              <w:right w:val="none"/>
+            </w:tcBorders>
+          </w:tcPr>
+          <w:p>
+            <w:pPr>
+              <w:spacing w:before="40" w:after="40"/>
+              <w:jc w:val="left"/>
+            </w:pPr>
+            <w:r>
+              <w:rPr>
+                <w:rFonts w:ascii="Segoe UI" w:hAnsi="Segoe UI"/>
+                <w:b/>
+                <w:color w:val="FFFFFF"/>
+                <w:sz w:val="19"/>
+              </w:rPr>
+              <w:t>Best For</w:t>
+            </w:r>
+          </w:p>
+        </w:tc>
+      </w:tr>
+      <w:tr>
+        <w:tc>
+          <w:tcPr>
+            <w:tcW w:type="dxa" w:w="2304"/>
+            <w:shd w:val="clear" w:color="auto" w:fill="F8FAFC"/>
+            <w:tcMar>
+              <w:top w:w="100" w:type="dxa"/>
+              <w:bottom w:w="100" w:type="dxa"/>
+              <w:left w:w="150" w:type="dxa"/>
+              <w:right w:w="150" w:type="dxa"/>
+            </w:tcMar>
+            <w:tcBorders>
+              <w:top w:val="none"/>
+              <w:bottom w:val="single" w:sz="4" w:color="E2E8F0"/>
+              <w:left w:val="none"/>
+              <w:right w:val="none"/>
+            </w:tcBorders>
+          </w:tcPr>
+          <w:p>
+            <w:pPr>
+              <w:spacing w:before="40" w:after="40"/>
+              <w:jc w:val="left"/>
+            </w:pPr>
+            <w:r>
+              <w:rPr>
+                <w:rFonts w:ascii="Segoe UI" w:hAnsi="Segoe UI"/>
+                <w:color w:val="1C1C1E"/>
+                <w:sz w:val="19"/>
+              </w:rPr>
+              <w:t>Content-Aware Autofit</w:t>
+            </w:r>
+          </w:p>
+        </w:tc>
+        <w:tc>
+          <w:tcPr>
+            <w:tcW w:type="dxa" w:w="4608"/>
+            <w:shd w:val="clear" w:color="auto" w:fill="F8FAFC"/>
+            <w:tcMar>
+              <w:top w:w="100" w:type="dxa"/>
+              <w:bottom w:w="100" w:type="dxa"/>
+              <w:left w:w="150" w:type="dxa"/>
+              <w:right w:w="150" w:type="dxa"/>
+            </w:tcMar>
+            <w:tcBorders>
+              <w:top w:val="none"/>
+              <w:bottom w:val="single" w:sz="4" w:color="E2E8F0"/>
+              <w:left w:val="none"/>
+              <w:right w:val="none"/>
+            </w:tcBorders>
+          </w:tcPr>
+          <w:p>
+            <w:pPr>
+              <w:spacing w:before="40" w:after="40"/>
+              <w:jc w:val="left"/>
+            </w:pPr>
+            <w:r>
+              <w:rPr>
+                <w:rFonts w:ascii="Segoe UI" w:hAnsi="Segoe UI"/>
+                <w:color w:val="1C1C1E"/>
+                <w:sz w:val="19"/>
+              </w:rPr>
+              <w:t>Measures rendered DOM canvas text width for headers and cell content with safety padding.</w:t>
+            </w:r>
+          </w:p>
+        </w:tc>
+        <w:tc>
+          <w:tcPr>
+            <w:tcW w:type="dxa" w:w="2592"/>
+            <w:shd w:val="clear" w:color="auto" w:fill="F8FAFC"/>
+            <w:tcMar>
+              <w:top w:w="100" w:type="dxa"/>
+              <w:bottom w:w="100" w:type="dxa"/>
+              <w:left w:w="150" w:type="dxa"/>
+              <w:right w:w="150" w:type="dxa"/>
+            </w:tcMar>
+            <w:tcBorders>
+              <w:top w:val="none"/>
+              <w:bottom w:val="single" w:sz="4" w:color="E2E8F0"/>
+              <w:left w:val="none"/>
+              <w:right w:val="none"/>
+            </w:tcBorders>
+          </w:tcPr>
+          <w:p>
+            <w:pPr>
+              <w:spacing w:before="40" w:after="40"/>
+              <w:jc w:val="left"/>
+            </w:pPr>
+            <w:r>
+              <w:rPr>
+                <w:rFonts w:ascii="Segoe UI" w:hAnsi="Segoe UI"/>
+                <w:color w:val="1C1C1E"/>
+                <w:sz w:val="19"/>
+              </w:rPr>
+              <w:t>Dense datasets with varying text lengths.</w:t>
+            </w:r>
+          </w:p>
+        </w:tc>
+      </w:tr>
+      <w:tr>
+        <w:tc>
+          <w:tcPr>
+            <w:tcW w:type="dxa" w:w="2304"/>
+            <w:shd w:val="clear" w:color="auto" w:fill="FFFFFF"/>
+            <w:tcMar>
+              <w:top w:w="100" w:type="dxa"/>
+              <w:bottom w:w="100" w:type="dxa"/>
+              <w:left w:w="150" w:type="dxa"/>
+              <w:right w:w="150" w:type="dxa"/>
+            </w:tcMar>
+            <w:tcBorders>
+              <w:top w:val="none"/>
+              <w:bottom w:val="single" w:sz="4" w:color="E2E8F0"/>
+              <w:left w:val="none"/>
+              <w:right w:val="none"/>
+            </w:tcBorders>
+          </w:tcPr>
+          <w:p>
+            <w:pPr>
+              <w:spacing w:before="40" w:after="40"/>
+              <w:jc w:val="left"/>
+            </w:pPr>
+            <w:r>
+              <w:rPr>
+                <w:rFonts w:ascii="Segoe UI" w:hAnsi="Segoe UI"/>
+                <w:color w:val="1C1C1E"/>
+                <w:sz w:val="19"/>
+              </w:rPr>
+              <w:t>Proportional Flex</w:t>
+            </w:r>
+          </w:p>
+        </w:tc>
+        <w:tc>
+          <w:tcPr>
+            <w:tcW w:type="dxa" w:w="4608"/>
+            <w:shd w:val="clear" w:color="auto" w:fill="FFFFFF"/>
+            <w:tcMar>
+              <w:top w:w="100" w:type="dxa"/>
+              <w:bottom w:w="100" w:type="dxa"/>
+              <w:left w:w="150" w:type="dxa"/>
+              <w:right w:w="150" w:type="dxa"/>
+            </w:tcMar>
+            <w:tcBorders>
+              <w:top w:val="none"/>
+              <w:bottom w:val="single" w:sz="4" w:color="E2E8F0"/>
+              <w:left w:val="none"/>
+              <w:right w:val="none"/>
+            </w:tcBorders>
+          </w:tcPr>
+          <w:p>
+            <w:pPr>
+              <w:spacing w:before="40" w:after="40"/>
+              <w:jc w:val="left"/>
+            </w:pPr>
+            <w:r>
+              <w:rPr>
+                <w:rFonts w:ascii="Segoe UI" w:hAnsi="Segoe UI"/>
+                <w:color w:val="1C1C1E"/>
+                <w:sz w:val="19"/>
+              </w:rPr>
+              <w:t>Allocates column widths proportionally based on assigned flex factors.</w:t>
+            </w:r>
+          </w:p>
+        </w:tc>
+        <w:tc>
+          <w:tcPr>
+            <w:tcW w:type="dxa" w:w="2592"/>
+            <w:shd w:val="clear" w:color="auto" w:fill="FFFFFF"/>
+            <w:tcMar>
+              <w:top w:w="100" w:type="dxa"/>
+              <w:bottom w:w="100" w:type="dxa"/>
+              <w:left w:w="150" w:type="dxa"/>
+              <w:right w:w="150" w:type="dxa"/>
+            </w:tcMar>
+            <w:tcBorders>
+              <w:top w:val="none"/>
+              <w:bottom w:val="single" w:sz="4" w:color="E2E8F0"/>
+              <w:left w:val="none"/>
+              <w:right w:val="none"/>
+            </w:tcBorders>
+          </w:tcPr>
+          <w:p>
+            <w:pPr>
+              <w:spacing w:before="40" w:after="40"/>
+              <w:jc w:val="left"/>
+            </w:pPr>
+            <w:r>
+              <w:rPr>
+                <w:rFonts w:ascii="Segoe UI" w:hAnsi="Segoe UI"/>
+                <w:color w:val="1C1C1E"/>
+                <w:sz w:val="19"/>
+              </w:rPr>
+              <w:t>Standard widescreen monitors (1920×1080).</w:t>
+            </w:r>
+          </w:p>
+        </w:tc>
+      </w:tr>
+      <w:tr>
+        <w:tc>
+          <w:tcPr>
+            <w:tcW w:type="dxa" w:w="2304"/>
+            <w:shd w:val="clear" w:color="auto" w:fill="F8FAFC"/>
+            <w:tcMar>
+              <w:top w:w="100" w:type="dxa"/>
+              <w:bottom w:w="100" w:type="dxa"/>
+              <w:left w:w="150" w:type="dxa"/>
+              <w:right w:w="150" w:type="dxa"/>
+            </w:tcMar>
+            <w:tcBorders>
+              <w:top w:val="none"/>
+              <w:bottom w:val="single" w:sz="4" w:color="E2E8F0"/>
+              <w:left w:val="none"/>
+              <w:right w:val="none"/>
+            </w:tcBorders>
+          </w:tcPr>
+          <w:p>
+            <w:pPr>
+              <w:spacing w:before="40" w:after="40"/>
+              <w:jc w:val="left"/>
+            </w:pPr>
+            <w:r>
+              <w:rPr>
+                <w:rFonts w:ascii="Segoe UI" w:hAnsi="Segoe UI"/>
+                <w:color w:val="1C1C1E"/>
+                <w:sz w:val="19"/>
+              </w:rPr>
+              <w:t>Compact / Min-Width</w:t>
+            </w:r>
+          </w:p>
+        </w:tc>
+        <w:tc>
+          <w:tcPr>
+            <w:tcW w:type="dxa" w:w="4608"/>
+            <w:shd w:val="clear" w:color="auto" w:fill="F8FAFC"/>
+            <w:tcMar>
+              <w:top w:w="100" w:type="dxa"/>
+              <w:bottom w:w="100" w:type="dxa"/>
+              <w:left w:w="150" w:type="dxa"/>
+              <w:right w:w="150" w:type="dxa"/>
+            </w:tcMar>
+            <w:tcBorders>
+              <w:top w:val="none"/>
+              <w:bottom w:val="single" w:sz="4" w:color="E2E8F0"/>
+              <w:left w:val="none"/>
+              <w:right w:val="none"/>
+            </w:tcBorders>
+          </w:tcPr>
+          <w:p>
+            <w:pPr>
+              <w:spacing w:before="40" w:after="40"/>
+              <w:jc w:val="left"/>
+            </w:pPr>
+            <w:r>
+              <w:rPr>
+                <w:rFonts w:ascii="Segoe UI" w:hAnsi="Segoe UI"/>
+                <w:color w:val="1C1C1E"/>
+                <w:sz w:val="19"/>
+              </w:rPr>
+              <w:t>Enforces strict minimum thresholds to prevent content overflow or horizontal scrolling.</w:t>
+            </w:r>
+          </w:p>
+        </w:tc>
+        <w:tc>
+          <w:tcPr>
+            <w:tcW w:type="dxa" w:w="2592"/>
+            <w:shd w:val="clear" w:color="auto" w:fill="F8FAFC"/>
+            <w:tcMar>
+              <w:top w:w="100" w:type="dxa"/>
+              <w:bottom w:w="100" w:type="dxa"/>
+              <w:left w:w="150" w:type="dxa"/>
+              <w:right w:w="150" w:type="dxa"/>
+            </w:tcMar>
+            <w:tcBorders>
+              <w:top w:val="none"/>
+              <w:bottom w:val="single" w:sz="4" w:color="E2E8F0"/>
+              <w:left w:val="none"/>
+              <w:right w:val="none"/>
+            </w:tcBorders>
+          </w:tcPr>
+          <w:p>
+            <w:pPr>
+              <w:spacing w:before="40" w:after="40"/>
+              <w:jc w:val="left"/>
+            </w:pPr>
+            <w:r>
+              <w:rPr>
+                <w:rFonts w:ascii="Segoe UI" w:hAnsi="Segoe UI"/>
+                <w:color w:val="1C1C1E"/>
+                <w:sz w:val="19"/>
+              </w:rPr>
+              <w:t>Laptops and tablet displays.</w:t>
+            </w:r>
+          </w:p>
+        </w:tc>
+      </w:tr>
+      <w:tr>
+        <w:tc>
+          <w:tcPr>
+            <w:tcW w:type="dxa" w:w="2304"/>
+            <w:shd w:val="clear" w:color="auto" w:fill="FFFFFF"/>
+            <w:tcMar>
+              <w:top w:w="100" w:type="dxa"/>
+              <w:bottom w:w="100" w:type="dxa"/>
+              <w:left w:w="150" w:type="dxa"/>
+              <w:right w:w="150" w:type="dxa"/>
+            </w:tcMar>
+            <w:tcBorders>
+              <w:top w:val="none"/>
+              <w:bottom w:val="single" w:sz="4" w:color="E2E8F0"/>
+              <w:left w:val="none"/>
+              <w:right w:val="none"/>
+            </w:tcBorders>
+          </w:tcPr>
+          <w:p>
+            <w:pPr>
+              <w:spacing w:before="40" w:after="40"/>
+              <w:jc w:val="left"/>
+            </w:pPr>
+            <w:r>
+              <w:rPr>
+                <w:rFonts w:ascii="Segoe UI" w:hAnsi="Segoe UI"/>
+                <w:color w:val="1C1C1E"/>
+                <w:sz w:val="19"/>
+              </w:rPr>
+              <w:t>Fixed Enterprise Grid</w:t>
+            </w:r>
+          </w:p>
+        </w:tc>
+        <w:tc>
+          <w:tcPr>
+            <w:tcW w:type="dxa" w:w="4608"/>
+            <w:shd w:val="clear" w:color="auto" w:fill="FFFFFF"/>
+            <w:tcMar>
+              <w:top w:w="100" w:type="dxa"/>
+              <w:bottom w:w="100" w:type="dxa"/>
+              <w:left w:w="150" w:type="dxa"/>
+              <w:right w:w="150" w:type="dxa"/>
+            </w:tcMar>
+            <w:tcBorders>
+              <w:top w:val="none"/>
+              <w:bottom w:val="single" w:sz="4" w:color="E2E8F0"/>
+              <w:left w:val="none"/>
+              <w:right w:val="none"/>
+            </w:tcBorders>
+          </w:tcPr>
+          <w:p>
+            <w:pPr>
+              <w:spacing w:before="40" w:after="40"/>
+              <w:jc w:val="left"/>
+            </w:pPr>
+            <w:r>
+              <w:rPr>
+                <w:rFonts w:ascii="Segoe UI" w:hAnsi="Segoe UI"/>
+                <w:color w:val="1C1C1E"/>
+                <w:sz w:val="19"/>
+              </w:rPr>
+              <w:t>Applies fixed, standardized column dimensions for consistent enterprise printing.</w:t>
+            </w:r>
+          </w:p>
+        </w:tc>
+        <w:tc>
+          <w:tcPr>
+            <w:tcW w:type="dxa" w:w="2592"/>
+            <w:shd w:val="clear" w:color="auto" w:fill="FFFFFF"/>
+            <w:tcMar>
+              <w:top w:w="100" w:type="dxa"/>
+              <w:bottom w:w="100" w:type="dxa"/>
+              <w:left w:w="150" w:type="dxa"/>
+              <w:right w:w="150" w:type="dxa"/>
+            </w:tcMar>
+            <w:tcBorders>
+              <w:top w:val="none"/>
+              <w:bottom w:val="single" w:sz="4" w:color="E2E8F0"/>
+              <w:left w:val="none"/>
+              <w:right w:val="none"/>
+            </w:tcBorders>
+          </w:tcPr>
+          <w:p>
+            <w:pPr>
+              <w:spacing w:before="40" w:after="40"/>
+              <w:jc w:val="left"/>
+            </w:pPr>
+            <w:r>
+              <w:rPr>
+                <w:rFonts w:ascii="Segoe UI" w:hAnsi="Segoe UI"/>
+                <w:color w:val="1C1C1E"/>
+                <w:sz w:val="19"/>
+              </w:rPr>
+              <w:t>Export preparation and formal review.</w:t>
+            </w:r>
+          </w:p>
+        </w:tc>
+      </w:tr>
+      <w:tr>
+        <w:tc>
+          <w:tcPr>
+            <w:tcW w:type="dxa" w:w="2304"/>
+            <w:shd w:val="clear" w:color="auto" w:fill="F8FAFC"/>
+            <w:tcMar>
+              <w:top w:w="100" w:type="dxa"/>
+              <w:bottom w:w="100" w:type="dxa"/>
+              <w:left w:w="150" w:type="dxa"/>
+              <w:right w:w="150" w:type="dxa"/>
+            </w:tcMar>
+            <w:tcBorders>
+              <w:top w:val="none"/>
+              <w:bottom w:val="single" w:sz="4" w:color="E2E8F0"/>
+              <w:left w:val="none"/>
+              <w:right w:val="none"/>
+            </w:tcBorders>
+          </w:tcPr>
+          <w:p>
+            <w:pPr>
+              <w:spacing w:before="40" w:after="40"/>
+              <w:jc w:val="left"/>
+            </w:pPr>
+            <w:r>
+              <w:rPr>
+                <w:rFonts w:ascii="Segoe UI" w:hAnsi="Segoe UI"/>
+                <w:color w:val="1C1C1E"/>
+                <w:sz w:val="19"/>
+              </w:rPr>
+              <w:t>Saved Preference Mode</w:t>
+            </w:r>
+          </w:p>
+        </w:tc>
+        <w:tc>
+          <w:tcPr>
+            <w:tcW w:type="dxa" w:w="4608"/>
+            <w:shd w:val="clear" w:color="auto" w:fill="F8FAFC"/>
+            <w:tcMar>
+              <w:top w:w="100" w:type="dxa"/>
+              <w:bottom w:w="100" w:type="dxa"/>
+              <w:left w:w="150" w:type="dxa"/>
+              <w:right w:w="150" w:type="dxa"/>
+            </w:tcMar>
+            <w:tcBorders>
+              <w:top w:val="none"/>
+              <w:bottom w:val="single" w:sz="4" w:color="E2E8F0"/>
+              <w:left w:val="none"/>
+              <w:right w:val="none"/>
+            </w:tcBorders>
+          </w:tcPr>
+          <w:p>
+            <w:pPr>
+              <w:spacing w:before="40" w:after="40"/>
+              <w:jc w:val="left"/>
+            </w:pPr>
+            <w:r>
+              <w:rPr>
+                <w:rFonts w:ascii="Segoe UI" w:hAnsi="Segoe UI"/>
+                <w:color w:val="1C1C1E"/>
+                <w:sz w:val="19"/>
+              </w:rPr>
+              <w:t>Restores user-customized drag-resized widths stored in localStorage.</w:t>
+            </w:r>
+          </w:p>
+        </w:tc>
+        <w:tc>
+          <w:tcPr>
+            <w:tcW w:type="dxa" w:w="2592"/>
+            <w:shd w:val="clear" w:color="auto" w:fill="F8FAFC"/>
+            <w:tcMar>
+              <w:top w:w="100" w:type="dxa"/>
+              <w:bottom w:w="100" w:type="dxa"/>
+              <w:left w:w="150" w:type="dxa"/>
+              <w:right w:w="150" w:type="dxa"/>
+            </w:tcMar>
+            <w:tcBorders>
+              <w:top w:val="none"/>
+              <w:bottom w:val="single" w:sz="4" w:color="E2E8F0"/>
+              <w:left w:val="none"/>
+              <w:right w:val="none"/>
+            </w:tcBorders>
+          </w:tcPr>
+          <w:p>
+            <w:pPr>
+              <w:spacing w:before="40" w:after="40"/>
+              <w:jc w:val="left"/>
+            </w:pPr>
+            <w:r>
+              <w:rPr>
+                <w:rFonts w:ascii="Segoe UI" w:hAnsi="Segoe UI"/>
+                <w:color w:val="1C1C1E"/>
+                <w:sz w:val="19"/>
+              </w:rPr>
+              <w:t>Personalized power-user workflows.</w:t>
+            </w:r>
+          </w:p>
+        </w:tc>
+      </w:tr>
+    </w:tbl>
+    <w:p>
+      <w:pPr>
+        <w:spacing w:after="160"/>
+      </w:pPr>
+    </w:p>
+    <w:p>
+      <w:pPr>
+        <w:pStyle w:val="Heading2"/>
+        <w:keepNext/>
+        <w:spacing w:before="320" w:after="120"/>
+      </w:pPr>
+      <w:r>
+        <w:rPr>
+          <w:rFonts w:ascii="Segoe UI" w:hAnsi="Segoe UI"/>
+          <w:color w:val="1E9ED5"/>
+        </w:rPr>
+        <w:t>3.6  Bidirectional Excel Synchronization</w:t>
+      </w:r>
+    </w:p>
+    <w:p>
+      <w:pPr>
+        <w:spacing w:before="0" w:after="120"/>
+      </w:pPr>
+      <w:r>
+        <w:rPr>
+          <w:rFonts w:ascii="Segoe UI" w:hAnsi="Segoe UI"/>
+          <w:sz w:val="21"/>
+        </w:rPr>
+        <w:t>The Deliveries module is fully integrated into ProjectPulse's Excel engine (PulseExcel.buildDeliveriesSheet). Exporting to Excel generates a dedicated 'Deliveries' worksheet complete with enterprise styling, status-coded fill colors, ALM/PDN numbers, linked task arrays, and environment markers. Importing an updated workbook flawlessly parses delivery records, synchronizing changes without data loss.</w:t>
+      </w:r>
+    </w:p>
+    <w:tbl>
+      <w:tblPr>
+        <w:tblW w:type="auto" w:w="0"/>
+        <w:jc w:val="center"/>
+        <w:tblLook w:firstColumn="1" w:firstRow="1" w:lastColumn="0" w:lastRow="0" w:noHBand="0" w:noVBand="1" w:val="04A0"/>
+      </w:tblPr>
+      <w:tblGrid>
+        <w:gridCol w:w="9360"/>
+      </w:tblGrid>
+      <w:tr>
+        <w:tc>
+          <w:tcPr>
+            <w:tcW w:type="dxa" w:w="9360"/>
+            <w:shd w:val="clear" w:color="auto" w:fill="E9F7EF"/>
+            <w:tcMar>
+              <w:top w:w="120" w:type="dxa"/>
+              <w:bottom w:w="120" w:type="dxa"/>
+              <w:left w:w="180" w:type="dxa"/>
+              <w:right w:w="180" w:type="dxa"/>
+            </w:tcMar>
+            <w:tcBorders>
+              <w:top w:val="none"/>
+              <w:bottom w:val="none"/>
+              <w:left w:val="single" w:sz="28" w:color="1E8449"/>
+              <w:right w:val="none"/>
+            </w:tcBorders>
+          </w:tcPr>
+          <w:p>
+            <w:pPr>
+              <w:spacing w:before="40" w:after="40" w:line="276" w:lineRule="auto"/>
+            </w:pPr>
+            <w:r>
+              <w:rPr>
+                <w:rFonts w:ascii="Segoe UI" w:hAnsi="Segoe UI"/>
+                <w:b/>
+                <w:color w:val="145A32"/>
+                <w:sz w:val="19"/>
+              </w:rPr>
+              <w:t xml:space="preserve">💡 TIP  </w:t>
+            </w:r>
+          </w:p>
+          <w:p>
+            <w:pPr>
+              <w:spacing w:before="40" w:after="40" w:line="276" w:lineRule="auto"/>
+            </w:pPr>
+            <w:r>
+              <w:rPr>
+                <w:rFonts w:ascii="Segoe UI" w:hAnsi="Segoe UI"/>
+                <w:color w:val="1C1C1E"/>
+                <w:sz w:val="19"/>
+              </w:rPr>
+              <w:t>Deliveries that are overdue or marked 'Blocked' automatically propagate their risk rating to the Executive Overview Health Index. Ensuring deliveries are linked to verified WBS tasks guarantees 100% schedule alignment across the organization.</w:t>
+            </w:r>
+          </w:p>
+        </w:tc>
+      </w:tr>
+    </w:tbl>
+    <w:p>
+      <w:pPr>
+        <w:spacing w:after="80"/>
+      </w:pPr>
+    </w:p>
+    <w:p>
+      <w:r>
+        <w:br w:type="page"/>
+      </w:r>
+    </w:p>
+    <w:p>
+      <w:pPr>
+        <w:pStyle w:val="Heading1"/>
+        <w:keepNext/>
+        <w:spacing w:before="480" w:after="160"/>
+      </w:pPr>
+      <w:r>
+        <w:rPr>
+          <w:rFonts w:ascii="Segoe UI" w:hAnsi="Segoe UI"/>
+          <w:color w:val="0D1B2A"/>
+        </w:rPr>
+        <w:t>4  Hierarchical Task Matrix &amp; Work Breakdown Structure</w:t>
+      </w:r>
+    </w:p>
+    <w:p>
+      <w:pPr>
+        <w:pBdr>
+          <w:bottom w:val="single" w:sz="6" w:space="1" w:color="00C2A8"/>
+        </w:pBdr>
+        <w:spacing w:before="0" w:after="120"/>
+      </w:pPr>
+    </w:p>
+    <w:p>
+      <w:pPr>
+        <w:spacing w:before="0" w:after="160"/>
+      </w:pPr>
+      <w:r>
+        <w:rPr>
+          <w:rFonts w:ascii="Segoe UI" w:hAnsi="Segoe UI"/>
+          <w:sz w:val="21"/>
+        </w:rPr>
+        <w:t>The Hierarchical Task Matrix is the operational work breakdown structure (WBS) backbone of ProjectPulse — a high-density, spreadsheet-style task grid that supports multi-level parent-child hierarchies, inline editing, dependency mapping, effort estimation, and real-time status tracking. Every deliverable, epic, task, and subtask in the project lives in this view.</w:t>
+      </w:r>
+    </w:p>
+    <w:tbl>
+      <w:tblPr>
+        <w:tblW w:type="auto" w:w="0"/>
+        <w:jc w:val="center"/>
+        <w:tblLook w:firstColumn="1" w:firstRow="1" w:lastColumn="0" w:lastRow="0" w:noHBand="0" w:noVBand="1" w:val="04A0"/>
+      </w:tblPr>
+      <w:tblGrid>
+        <w:gridCol w:w="9360"/>
+      </w:tblGrid>
+      <w:tr>
+        <w:tc>
+          <w:tcPr>
+            <w:tcW w:type="dxa" w:w="9360"/>
+            <w:shd w:val="clear" w:color="auto" w:fill="FFFFFF"/>
+            <w:tcBorders>
+              <w:top w:val="single" w:sz="4" w:color="E2E8F0"/>
+              <w:bottom w:val="single" w:sz="4" w:color="E2E8F0"/>
+              <w:left w:val="single" w:sz="4" w:color="E2E8F0"/>
+              <w:right w:val="single" w:sz="4" w:color="E2E8F0"/>
+            </w:tcBorders>
+          </w:tcPr>
+          <w:p>
+            <w:pPr>
+              <w:spacing w:before="120" w:after="120"/>
+              <w:jc w:val="center"/>
+            </w:pPr>
+            <w:r>
+              <w:drawing>
+                <wp:inline xmlns:a="http://schemas.openxmlformats.org/drawingml/2006/main" xmlns:pic="http://schemas.openxmlformats.org/drawingml/2006/picture">
+                  <wp:extent cx="5577840" cy="3137535"/>
+                  <wp:docPr id="5" name="Picture 5"/>
+                  <wp:cNvGraphicFramePr>
+                    <a:graphicFrameLocks noChangeAspect="1"/>
+                  </wp:cNvGraphicFramePr>
+                  <a:graphic>
+                    <a:graphicData uri="http://schemas.openxmlformats.org/drawingml/2006/picture">
+                      <pic:pic>
+                        <pic:nvPicPr>
+                          <pic:cNvPr id="0" name="02_delivery_matrix.png"/>
+                          <pic:cNvPicPr/>
+                        </pic:nvPicPr>
+                        <pic:blipFill>
+                          <a:blip r:embed="rId13"/>
+                          <a:stretch>
+                            <a:fillRect/>
+                          </a:stretch>
+                        </pic:blipFill>
+                        <pic:spPr>
+                          <a:xfrm>
+                            <a:off x="0" y="0"/>
+                            <a:ext cx="5577840" cy="3137535"/>
+                          </a:xfrm>
+                          <a:prstGeom prst="rect"/>
+                        </pic:spPr>
+                      </pic:pic>
+                    </a:graphicData>
+                  </a:graphic>
+                </wp:inline>
+              </w:drawing>
+            </w:r>
+          </w:p>
+        </w:tc>
+      </w:tr>
+    </w:tbl>
+    <w:p>
+      <w:pPr>
+        <w:spacing w:before="80" w:after="280"/>
+        <w:jc w:val="center"/>
+      </w:pPr>
+      <w:r>
+        <w:rPr>
+          <w:rFonts w:ascii="Segoe UI" w:hAnsi="Segoe UI"/>
+          <w:i/>
+          <w:color w:val="6C757D"/>
+          <w:sz w:val="18"/>
+        </w:rPr>
+        <w:t>Figure 4.1 — Hierarchical Task Matrix showing parent tasks, child subtasks, status pills, and inline controls</w:t>
+      </w:r>
+    </w:p>
+    <w:p>
+      <w:pPr>
+        <w:pStyle w:val="Heading2"/>
+        <w:keepNext/>
+        <w:spacing w:before="320" w:after="120"/>
+      </w:pPr>
+      <w:r>
+        <w:rPr>
+          <w:rFonts w:ascii="Segoe UI" w:hAnsi="Segoe UI"/>
+          <w:color w:val="1E9ED5"/>
+        </w:rPr>
+        <w:t>4.1  Parent-Child Task Hierarchies</w:t>
       </w:r>
     </w:p>
     <w:p>
@@ -3783,7 +6920,7 @@
           <w:rFonts w:ascii="Segoe UI" w:hAnsi="Segoe UI"/>
           <w:color w:val="1E9ED5"/>
         </w:rPr>
-        <w:t>3.2  Spreadsheet-Style Inline Editing</w:t>
+        <w:t>4.2  Spreadsheet-Style Inline Editing</w:t>
       </w:r>
     </w:p>
     <w:p>
@@ -3866,7 +7003,7 @@
           <w:rFonts w:ascii="Segoe UI" w:hAnsi="Segoe UI"/>
           <w:color w:val="1E9ED5"/>
         </w:rPr>
-        <w:t>3.3  Task Status Lifecycle</w:t>
+        <w:t>4.3  Task Status Lifecycle</w:t>
       </w:r>
     </w:p>
     <w:p>
@@ -4598,7 +7735,7 @@
           <w:rFonts w:ascii="Segoe UI" w:hAnsi="Segoe UI"/>
           <w:color w:val="1E9ED5"/>
         </w:rPr>
-        <w:t>3.4  Column Management &amp; Visibility</w:t>
+        <w:t>4.4  Column Management &amp; Visibility</w:t>
       </w:r>
     </w:p>
     <w:p>
@@ -4667,7 +7804,7 @@
           <w:rFonts w:ascii="Segoe UI" w:hAnsi="Segoe UI"/>
           <w:color w:val="1E9ED5"/>
         </w:rPr>
-        <w:t>3.5  Complexity &amp; Effort Estimation</w:t>
+        <w:t>4.5  Complexity &amp; Effort Estimation</w:t>
       </w:r>
     </w:p>
     <w:p>
@@ -5167,7 +8304,7 @@
           <w:rFonts w:ascii="Segoe UI" w:hAnsi="Segoe UI"/>
           <w:color w:val="1E9ED5"/>
         </w:rPr>
-        <w:t>3.6  Filtering &amp; Sorting</w:t>
+        <w:t>4.6  Filtering &amp; Sorting</w:t>
       </w:r>
     </w:p>
     <w:p>
@@ -5255,7 +8392,7 @@
           <w:rFonts w:ascii="Segoe UI" w:hAnsi="Segoe UI"/>
           <w:color w:val="0D1B2A"/>
         </w:rPr>
-        <w:t>4  Gantt Timeline &amp; Dependency Management</w:t>
+        <w:t>5  Gantt Timeline &amp; Dependency Management</w:t>
       </w:r>
     </w:p>
     <w:p>
@@ -5308,7 +8445,7 @@
               <w:drawing>
                 <wp:inline xmlns:a="http://schemas.openxmlformats.org/drawingml/2006/main" xmlns:pic="http://schemas.openxmlformats.org/drawingml/2006/picture">
                   <wp:extent cx="5577840" cy="3137535"/>
-                  <wp:docPr id="3" name="Picture 3"/>
+                  <wp:docPr id="6" name="Picture 6"/>
                   <wp:cNvGraphicFramePr>
                     <a:graphicFrameLocks noChangeAspect="1"/>
                   </wp:cNvGraphicFramePr>
@@ -5320,7 +8457,7 @@
                           <pic:cNvPicPr/>
                         </pic:nvPicPr>
                         <pic:blipFill>
-                          <a:blip r:embed="rId11"/>
+                          <a:blip r:embed="rId14"/>
                           <a:stretch>
                             <a:fillRect/>
                           </a:stretch>
@@ -5354,7 +8491,7 @@
           <w:color w:val="6C757D"/>
           <w:sz w:val="18"/>
         </w:rPr>
-        <w:t>Figure 4.1 — Gantt Timeline with dependency arrows, critical path highlighting, and baseline comparison overlay</w:t>
+        <w:t>Figure 5.1 — Gantt Timeline with dependency arrows, critical path highlighting, and baseline comparison overlay</w:t>
       </w:r>
     </w:p>
     <w:p>
@@ -5368,7 +8505,7 @@
           <w:rFonts w:ascii="Segoe UI" w:hAnsi="Segoe UI"/>
           <w:color w:val="1E9ED5"/>
         </w:rPr>
-        <w:t>4.1  Timeline Controls</w:t>
+        <w:t>5.1  Timeline Controls</w:t>
       </w:r>
     </w:p>
     <w:p>
@@ -5451,7 +8588,7 @@
           <w:rFonts w:ascii="Segoe UI" w:hAnsi="Segoe UI"/>
           <w:color w:val="1E9ED5"/>
         </w:rPr>
-        <w:t>4.2  Dependency Arrows</w:t>
+        <w:t>5.2  Dependency Arrows</w:t>
       </w:r>
     </w:p>
     <w:p>
@@ -5520,7 +8657,7 @@
           <w:rFonts w:ascii="Segoe UI" w:hAnsi="Segoe UI"/>
           <w:color w:val="1E9ED5"/>
         </w:rPr>
-        <w:t>4.3  Drag-to-Reschedule</w:t>
+        <w:t>5.3  Drag-to-Reschedule</w:t>
       </w:r>
     </w:p>
     <w:p>
@@ -5656,7 +8793,7 @@
           <w:rFonts w:ascii="Segoe UI" w:hAnsi="Segoe UI"/>
           <w:color w:val="0D1B2A"/>
         </w:rPr>
-        <w:t>5  Intelligent Weekly Scheduler &amp; Conflict Resolver</w:t>
+        <w:t>6  Intelligent Weekly Scheduler &amp; Conflict Resolver</w:t>
       </w:r>
     </w:p>
     <w:p>
@@ -5709,7 +8846,7 @@
               <w:drawing>
                 <wp:inline xmlns:a="http://schemas.openxmlformats.org/drawingml/2006/main" xmlns:pic="http://schemas.openxmlformats.org/drawingml/2006/picture">
                   <wp:extent cx="5577840" cy="3137535"/>
-                  <wp:docPr id="4" name="Picture 4"/>
+                  <wp:docPr id="7" name="Picture 7"/>
                   <wp:cNvGraphicFramePr>
                     <a:graphicFrameLocks noChangeAspect="1"/>
                   </wp:cNvGraphicFramePr>
@@ -5721,7 +8858,7 @@
                           <pic:cNvPicPr/>
                         </pic:nvPicPr>
                         <pic:blipFill>
-                          <a:blip r:embed="rId12"/>
+                          <a:blip r:embed="rId15"/>
                           <a:stretch>
                             <a:fillRect/>
                           </a:stretch>
@@ -5755,7 +8892,7 @@
           <w:color w:val="6C757D"/>
           <w:sz w:val="18"/>
         </w:rPr>
-        <w:t>Figure 5.1 — Weekly Scheduler: Resource Heatmap Grid, Conflict Diagnostics, and Copilot Cockpit</w:t>
+        <w:t>Figure 6.1 — Weekly Scheduler: Resource Heatmap Grid, Conflict Diagnostics, and Copilot Cockpit</w:t>
       </w:r>
     </w:p>
     <w:p>
@@ -5769,7 +8906,7 @@
           <w:rFonts w:ascii="Segoe UI" w:hAnsi="Segoe UI"/>
           <w:color w:val="1E9ED5"/>
         </w:rPr>
-        <w:t>5.1  The Weekly Heatmap Grid</w:t>
+        <w:t>6.1  The Weekly Heatmap Grid</w:t>
       </w:r>
     </w:p>
     <w:p>
@@ -6467,7 +9604,7 @@
           <w:rFonts w:ascii="Segoe UI" w:hAnsi="Segoe UI"/>
           <w:color w:val="1E9ED5"/>
         </w:rPr>
-        <w:t>5.2  Left Navigation Sidebar</w:t>
+        <w:t>6.2  Left Navigation Sidebar</w:t>
       </w:r>
     </w:p>
     <w:p>
@@ -6550,7 +9687,7 @@
           <w:rFonts w:ascii="Segoe UI" w:hAnsi="Segoe UI"/>
           <w:color w:val="1E9ED5"/>
         </w:rPr>
-        <w:t>5.3  Right-Side Diagnostics Cockpit</w:t>
+        <w:t>6.3  Right-Side Diagnostics Cockpit</w:t>
       </w:r>
     </w:p>
     <w:p>
@@ -6619,7 +9756,7 @@
           <w:rFonts w:ascii="Segoe UI" w:hAnsi="Segoe UI"/>
           <w:color w:val="1E9ED5"/>
         </w:rPr>
-        <w:t>5.4  Automated Conflict Resolution Heuristics</w:t>
+        <w:t>6.4  Automated Conflict Resolution Heuristics</w:t>
       </w:r>
     </w:p>
     <w:p>
@@ -7249,7 +10386,7 @@
           <w:rFonts w:ascii="Segoe UI" w:hAnsi="Segoe UI"/>
           <w:color w:val="1E9ED5"/>
         </w:rPr>
-        <w:t>5.5  Interactive Tooltips</w:t>
+        <w:t>6.5  Interactive Tooltips</w:t>
       </w:r>
     </w:p>
     <w:p>
@@ -7309,7 +10446,7 @@
           <w:rFonts w:ascii="Segoe UI" w:hAnsi="Segoe UI"/>
           <w:color w:val="0D1B2A"/>
         </w:rPr>
-        <w:t>6  Unified RAID Register</w:t>
+        <w:t>7  Unified RAID Register</w:t>
       </w:r>
     </w:p>
     <w:p>
@@ -7362,7 +10499,7 @@
               <w:drawing>
                 <wp:inline xmlns:a="http://schemas.openxmlformats.org/drawingml/2006/main" xmlns:pic="http://schemas.openxmlformats.org/drawingml/2006/picture">
                   <wp:extent cx="5577840" cy="3137535"/>
-                  <wp:docPr id="5" name="Picture 5"/>
+                  <wp:docPr id="8" name="Picture 8"/>
                   <wp:cNvGraphicFramePr>
                     <a:graphicFrameLocks noChangeAspect="1"/>
                   </wp:cNvGraphicFramePr>
@@ -7370,11 +10507,11 @@
                     <a:graphicData uri="http://schemas.openxmlformats.org/drawingml/2006/picture">
                       <pic:pic>
                         <pic:nvPicPr>
-                          <pic:cNvPr id="0" name="05_raid_register.png"/>
+                          <pic:cNvPr id="0" name="04_weekly_scheduler.png"/>
                           <pic:cNvPicPr/>
                         </pic:nvPicPr>
                         <pic:blipFill>
-                          <a:blip r:embed="rId13"/>
+                          <a:blip r:embed="rId15"/>
                           <a:stretch>
                             <a:fillRect/>
                           </a:stretch>
@@ -7408,7 +10545,7 @@
           <w:color w:val="6C757D"/>
           <w:sz w:val="18"/>
         </w:rPr>
-        <w:t>Figure 6.1 — Unified RAID Register with 5×5 Risk Matrix Heatmap and categorised RAID items</w:t>
+        <w:t>Figure 7.1 — Unified RAID Register with 5×5 Risk Matrix Heatmap and categorised RAID items</w:t>
       </w:r>
     </w:p>
     <w:p>
@@ -7422,7 +10559,7 @@
           <w:rFonts w:ascii="Segoe UI" w:hAnsi="Segoe UI"/>
           <w:color w:val="1E9ED5"/>
         </w:rPr>
-        <w:t>6.1  RAID Classification Model</w:t>
+        <w:t>7.1  RAID Classification Model</w:t>
       </w:r>
     </w:p>
     <w:p>
@@ -7958,7 +11095,7 @@
           <w:rFonts w:ascii="Segoe UI" w:hAnsi="Segoe UI"/>
           <w:color w:val="1E9ED5"/>
         </w:rPr>
-        <w:t>6.2  Threat Exposure Scoring</w:t>
+        <w:t>7.2  Threat Exposure Scoring</w:t>
       </w:r>
     </w:p>
     <w:p>
@@ -8539,7 +11676,7 @@
           <w:rFonts w:ascii="Segoe UI" w:hAnsi="Segoe UI"/>
           <w:color w:val="1E9ED5"/>
         </w:rPr>
-        <w:t>6.3  RAID Item Lifecycle</w:t>
+        <w:t>7.3  RAID Item Lifecycle</w:t>
       </w:r>
     </w:p>
     <w:p>
@@ -8636,7 +11773,7 @@
           <w:rFonts w:ascii="Segoe UI" w:hAnsi="Segoe UI"/>
           <w:color w:val="1E9ED5"/>
         </w:rPr>
-        <w:t>6.4  Required Fields for Active RAID Items</w:t>
+        <w:t>7.4  Required Fields for Active RAID Items</w:t>
       </w:r>
     </w:p>
     <w:p>
@@ -8769,7 +11906,7 @@
           <w:rFonts w:ascii="Segoe UI" w:hAnsi="Segoe UI"/>
           <w:color w:val="0D1B2A"/>
         </w:rPr>
-        <w:t>7  Team Capacity Hub &amp; Role Management</w:t>
+        <w:t>8  Team Capacity Hub &amp; Role Management</w:t>
       </w:r>
     </w:p>
     <w:p>
@@ -8822,7 +11959,7 @@
               <w:drawing>
                 <wp:inline xmlns:a="http://schemas.openxmlformats.org/drawingml/2006/main" xmlns:pic="http://schemas.openxmlformats.org/drawingml/2006/picture">
                   <wp:extent cx="5577840" cy="3137535"/>
-                  <wp:docPr id="6" name="Picture 6"/>
+                  <wp:docPr id="9" name="Picture 9"/>
                   <wp:cNvGraphicFramePr>
                     <a:graphicFrameLocks noChangeAspect="1"/>
                   </wp:cNvGraphicFramePr>
@@ -8834,7 +11971,7 @@
                           <pic:cNvPicPr/>
                         </pic:nvPicPr>
                         <pic:blipFill>
-                          <a:blip r:embed="rId14"/>
+                          <a:blip r:embed="rId16"/>
                           <a:stretch>
                             <a:fillRect/>
                           </a:stretch>
@@ -8868,7 +12005,7 @@
           <w:color w:val="6C757D"/>
           <w:sz w:val="18"/>
         </w:rPr>
-        <w:t>Figure 7.1 — Team Capacity Hub: Member profiles, utilisation bars, and leave calendar integration</w:t>
+        <w:t>Figure 8.1 — Team Capacity Hub: Member profiles, utilisation bars, and leave calendar integration</w:t>
       </w:r>
     </w:p>
     <w:p>
@@ -8882,7 +12019,7 @@
           <w:rFonts w:ascii="Segoe UI" w:hAnsi="Segoe UI"/>
           <w:color w:val="1E9ED5"/>
         </w:rPr>
-        <w:t>7.1  Adding and Managing Team Members</w:t>
+        <w:t>8.1  Adding and Managing Team Members</w:t>
       </w:r>
     </w:p>
     <w:p>
@@ -8974,7 +12111,7 @@
           <w:rFonts w:ascii="Segoe UI" w:hAnsi="Segoe UI"/>
           <w:color w:val="1E9ED5"/>
         </w:rPr>
-        <w:t>7.2  Capacity Parameters</w:t>
+        <w:t>8.2  Capacity Parameters</w:t>
       </w:r>
     </w:p>
     <w:p>
@@ -9510,7 +12647,7 @@
           <w:rFonts w:ascii="Segoe UI" w:hAnsi="Segoe UI"/>
           <w:color w:val="1E9ED5"/>
         </w:rPr>
-        <w:t>7.3  Dynamic Workload Balancing</w:t>
+        <w:t>8.3  Dynamic Workload Balancing</w:t>
       </w:r>
     </w:p>
     <w:p>
@@ -9579,7 +12716,7 @@
           <w:rFonts w:ascii="Segoe UI" w:hAnsi="Segoe UI"/>
           <w:color w:val="1E9ED5"/>
         </w:rPr>
-        <w:t>7.4  Role-Based Assignment Logic</w:t>
+        <w:t>8.4  Role-Based Assignment Logic</w:t>
       </w:r>
     </w:p>
     <w:p>
@@ -10222,7 +13359,7 @@
           <w:rFonts w:ascii="Segoe UI" w:hAnsi="Segoe UI"/>
           <w:color w:val="0D1B2A"/>
         </w:rPr>
-        <w:t>8  Defect Tracker &amp; Bug Lifecycle</w:t>
+        <w:t>9  Defect Tracker &amp; Bug Lifecycle</w:t>
       </w:r>
     </w:p>
     <w:p>
@@ -10275,7 +13412,7 @@
               <w:drawing>
                 <wp:inline xmlns:a="http://schemas.openxmlformats.org/drawingml/2006/main" xmlns:pic="http://schemas.openxmlformats.org/drawingml/2006/picture">
                   <wp:extent cx="5577840" cy="3137535"/>
-                  <wp:docPr id="7" name="Picture 7"/>
+                  <wp:docPr id="10" name="Picture 10"/>
                   <wp:cNvGraphicFramePr>
                     <a:graphicFrameLocks noChangeAspect="1"/>
                   </wp:cNvGraphicFramePr>
@@ -10287,7 +13424,7 @@
                           <pic:cNvPicPr/>
                         </pic:nvPicPr>
                         <pic:blipFill>
-                          <a:blip r:embed="rId15"/>
+                          <a:blip r:embed="rId17"/>
                           <a:stretch>
                             <a:fillRect/>
                           </a:stretch>
@@ -10321,7 +13458,7 @@
           <w:color w:val="6C757D"/>
           <w:sz w:val="18"/>
         </w:rPr>
-        <w:t>Figure 8.1 — Defect Tracker: Summary cards, severity-coded defect table, and bug lifecycle diagram</w:t>
+        <w:t>Figure 9.1 — Defect Tracker: Summary cards, severity-coded defect table, and bug lifecycle diagram</w:t>
       </w:r>
     </w:p>
     <w:p>
@@ -10335,7 +13472,7 @@
           <w:rFonts w:ascii="Segoe UI" w:hAnsi="Segoe UI"/>
           <w:color w:val="1E9ED5"/>
         </w:rPr>
-        <w:t>8.1  Defect Severity Matrix</w:t>
+        <w:t>9.1  Defect Severity Matrix</w:t>
       </w:r>
     </w:p>
     <w:p>
@@ -11195,7 +14332,7 @@
           <w:rFonts w:ascii="Segoe UI" w:hAnsi="Segoe UI"/>
           <w:color w:val="1E9ED5"/>
         </w:rPr>
-        <w:t>8.2  Bug Lifecycle &amp; Status Workflow</w:t>
+        <w:t>9.2  Bug Lifecycle &amp; Status Workflow</w:t>
       </w:r>
     </w:p>
     <w:p>
@@ -12025,7 +15162,7 @@
           <w:rFonts w:ascii="Segoe UI" w:hAnsi="Segoe UI"/>
           <w:color w:val="1E9ED5"/>
         </w:rPr>
-        <w:t>8.3  Linking Defects to Tasks</w:t>
+        <w:t>9.3  Linking Defects to Tasks</w:t>
       </w:r>
     </w:p>
     <w:p>
@@ -12108,7 +15245,7 @@
           <w:rFonts w:ascii="Segoe UI" w:hAnsi="Segoe UI"/>
           <w:color w:val="1E9ED5"/>
         </w:rPr>
-        <w:t>8.4  Logging a New Defect — Step by Step</w:t>
+        <w:t>9.4  Logging a New Defect — Step by Step</w:t>
       </w:r>
     </w:p>
     <w:p>
@@ -12255,7 +15392,7 @@
           <w:rFonts w:ascii="Segoe UI" w:hAnsi="Segoe UI"/>
           <w:color w:val="0D1B2A"/>
         </w:rPr>
-        <w:t>9  Reports &amp; Stakeholder Board Packs</w:t>
+        <w:t>10  Reports &amp; Stakeholder Board Packs</w:t>
       </w:r>
     </w:p>
     <w:p>
@@ -12308,7 +15445,7 @@
               <w:drawing>
                 <wp:inline xmlns:a="http://schemas.openxmlformats.org/drawingml/2006/main" xmlns:pic="http://schemas.openxmlformats.org/drawingml/2006/picture">
                   <wp:extent cx="5577840" cy="3137535"/>
-                  <wp:docPr id="8" name="Picture 8"/>
+                  <wp:docPr id="11" name="Picture 11"/>
                   <wp:cNvGraphicFramePr>
                     <a:graphicFrameLocks noChangeAspect="1"/>
                   </wp:cNvGraphicFramePr>
@@ -12320,7 +15457,7 @@
                           <pic:cNvPicPr/>
                         </pic:nvPicPr>
                         <pic:blipFill>
-                          <a:blip r:embed="rId16"/>
+                          <a:blip r:embed="rId18"/>
                           <a:stretch>
                             <a:fillRect/>
                           </a:stretch>
@@ -12354,7 +15491,7 @@
           <w:color w:val="6C757D"/>
           <w:sz w:val="18"/>
         </w:rPr>
-        <w:t>Figure 9.1 — Reports &amp; Board Packs: Report builder, export controls, and preview panel</w:t>
+        <w:t>Figure 10.1 — Reports &amp; Board Packs: Report builder, export controls, and preview panel</w:t>
       </w:r>
     </w:p>
     <w:p>
@@ -12368,7 +15505,7 @@
           <w:rFonts w:ascii="Segoe UI" w:hAnsi="Segoe UI"/>
           <w:color w:val="1E9ED5"/>
         </w:rPr>
-        <w:t>9.1  Executive Board Pack</w:t>
+        <w:t>10.1  Executive Board Pack</w:t>
       </w:r>
     </w:p>
     <w:p>
@@ -12465,7 +15602,7 @@
           <w:rFonts w:ascii="Segoe UI" w:hAnsi="Segoe UI"/>
           <w:color w:val="1E9ED5"/>
         </w:rPr>
-        <w:t>9.2  Excel Workbook Export</w:t>
+        <w:t>10.2  Excel Workbook Export</w:t>
       </w:r>
     </w:p>
     <w:p>
@@ -13103,7 +16240,7 @@
           <w:rFonts w:ascii="Segoe UI" w:hAnsi="Segoe UI"/>
           <w:color w:val="1E9ED5"/>
         </w:rPr>
-        <w:t>9.3  Excel Cell Colour Coding</w:t>
+        <w:t>10.3  Excel Cell Colour Coding</w:t>
       </w:r>
     </w:p>
     <w:p>
@@ -13706,7 +16843,7 @@
           <w:rFonts w:ascii="Segoe UI" w:hAnsi="Segoe UI"/>
           <w:color w:val="0D1B2A"/>
         </w:rPr>
-        <w:t>10  Audit Log &amp; Activity Streams</w:t>
+        <w:t>11  Audit Log &amp; Activity Streams</w:t>
       </w:r>
     </w:p>
     <w:p>
@@ -13759,7 +16896,7 @@
               <w:drawing>
                 <wp:inline xmlns:a="http://schemas.openxmlformats.org/drawingml/2006/main" xmlns:pic="http://schemas.openxmlformats.org/drawingml/2006/picture">
                   <wp:extent cx="5577840" cy="3137535"/>
-                  <wp:docPr id="9" name="Picture 9"/>
+                  <wp:docPr id="12" name="Picture 12"/>
                   <wp:cNvGraphicFramePr>
                     <a:graphicFrameLocks noChangeAspect="1"/>
                   </wp:cNvGraphicFramePr>
@@ -13771,7 +16908,7 @@
                           <pic:cNvPicPr/>
                         </pic:nvPicPr>
                         <pic:blipFill>
-                          <a:blip r:embed="rId17"/>
+                          <a:blip r:embed="rId19"/>
                           <a:stretch>
                             <a:fillRect/>
                           </a:stretch>
@@ -13805,7 +16942,7 @@
           <w:color w:val="6C757D"/>
           <w:sz w:val="18"/>
         </w:rPr>
-        <w:t>Figure 10.1 — Audit Log: Chronological activity stream with user identifiers and diff payloads</w:t>
+        <w:t>Figure 11.1 — Audit Log: Chronological activity stream with user identifiers and diff payloads</w:t>
       </w:r>
     </w:p>
     <w:p>
@@ -13819,7 +16956,7 @@
           <w:rFonts w:ascii="Segoe UI" w:hAnsi="Segoe UI"/>
           <w:color w:val="1E9ED5"/>
         </w:rPr>
-        <w:t>10.1  What Gets Logged</w:t>
+        <w:t>11.1  What Gets Logged</w:t>
       </w:r>
     </w:p>
     <w:p>
@@ -14355,7 +17492,7 @@
           <w:rFonts w:ascii="Segoe UI" w:hAnsi="Segoe UI"/>
           <w:color w:val="1E9ED5"/>
         </w:rPr>
-        <w:t>10.2  Log Entry Structure</w:t>
+        <w:t>11.2  Log Entry Structure</w:t>
       </w:r>
     </w:p>
     <w:p>
@@ -14494,7 +17631,7 @@
           <w:rFonts w:ascii="Segoe UI" w:hAnsi="Segoe UI"/>
           <w:color w:val="1E9ED5"/>
         </w:rPr>
-        <w:t>10.3  Retrospective Activity Date Resolution</w:t>
+        <w:t>11.3  Retrospective Activity Date Resolution</w:t>
       </w:r>
     </w:p>
     <w:p>
@@ -14520,7 +17657,7 @@
           <w:rFonts w:ascii="Segoe UI" w:hAnsi="Segoe UI"/>
           <w:color w:val="1E9ED5"/>
         </w:rPr>
-        <w:t>10.4  State Reconstruction</w:t>
+        <w:t>11.4  State Reconstruction</w:t>
       </w:r>
     </w:p>
     <w:p>
@@ -14678,7 +17815,7 @@
           <w:rFonts w:ascii="Segoe UI" w:hAnsi="Segoe UI"/>
           <w:color w:val="0D1B2A"/>
         </w:rPr>
-        <w:t>11  Schedule Baselines &amp; Snapshot History</w:t>
+        <w:t>12  Schedule Baselines &amp; Snapshot History</w:t>
       </w:r>
     </w:p>
     <w:p>
@@ -14731,7 +17868,7 @@
               <w:drawing>
                 <wp:inline xmlns:a="http://schemas.openxmlformats.org/drawingml/2006/main" xmlns:pic="http://schemas.openxmlformats.org/drawingml/2006/picture">
                   <wp:extent cx="5577840" cy="3137535"/>
-                  <wp:docPr id="10" name="Picture 10"/>
+                  <wp:docPr id="13" name="Picture 13"/>
                   <wp:cNvGraphicFramePr>
                     <a:graphicFrameLocks noChangeAspect="1"/>
                   </wp:cNvGraphicFramePr>
@@ -14743,7 +17880,7 @@
                           <pic:cNvPicPr/>
                         </pic:nvPicPr>
                         <pic:blipFill>
-                          <a:blip r:embed="rId18"/>
+                          <a:blip r:embed="rId20"/>
                           <a:stretch>
                             <a:fillRect/>
                           </a:stretch>
@@ -14777,7 +17914,7 @@
           <w:color w:val="6C757D"/>
           <w:sz w:val="18"/>
         </w:rPr>
-        <w:t>Figure 11.1 — Schedule Baselines &amp; Snapshot History panel in Project Settings</w:t>
+        <w:t>Figure 12.1 — Schedule Baselines &amp; Snapshot History panel in Project Settings</w:t>
       </w:r>
     </w:p>
     <w:p>
@@ -14791,7 +17928,7 @@
           <w:rFonts w:ascii="Segoe UI" w:hAnsi="Segoe UI"/>
           <w:color w:val="1E9ED5"/>
         </w:rPr>
-        <w:t>11.1  Three Date Sets Explained</w:t>
+        <w:t>12.1  Three Date Sets Explained</w:t>
       </w:r>
     </w:p>
     <w:p>
@@ -15229,7 +18366,7 @@
           <w:rFonts w:ascii="Segoe UI" w:hAnsi="Segoe UI"/>
           <w:color w:val="1E9ED5"/>
         </w:rPr>
-        <w:t>11.2  Capturing a Baseline Snapshot</w:t>
+        <w:t>12.2  Capturing a Baseline Snapshot</w:t>
       </w:r>
     </w:p>
     <w:p>
@@ -15352,7 +18489,7 @@
           <w:rFonts w:ascii="Segoe UI" w:hAnsi="Segoe UI"/>
           <w:color w:val="1E9ED5"/>
         </w:rPr>
-        <w:t>11.3  Variance &amp; Slippage Analysis</w:t>
+        <w:t>12.3  Variance &amp; Slippage Analysis</w:t>
       </w:r>
     </w:p>
     <w:p>
@@ -15790,7 +18927,7 @@
           <w:rFonts w:ascii="Segoe UI" w:hAnsi="Segoe UI"/>
           <w:color w:val="1E9ED5"/>
         </w:rPr>
-        <w:t>11.4  Restoring a Baseline</w:t>
+        <w:t>12.4  Restoring a Baseline</w:t>
       </w:r>
     </w:p>
     <w:p>
@@ -15926,7 +19063,7 @@
           <w:rFonts w:ascii="Segoe UI" w:hAnsi="Segoe UI"/>
           <w:color w:val="0D1B2A"/>
         </w:rPr>
-        <w:t>12  System Configuration Reference</w:t>
+        <w:t>13  System Configuration Reference</w:t>
       </w:r>
     </w:p>
     <w:p>
@@ -15979,7 +19116,7 @@
               <w:drawing>
                 <wp:inline xmlns:a="http://schemas.openxmlformats.org/drawingml/2006/main" xmlns:pic="http://schemas.openxmlformats.org/drawingml/2006/picture">
                   <wp:extent cx="5577840" cy="3137535"/>
-                  <wp:docPr id="11" name="Picture 11"/>
+                  <wp:docPr id="14" name="Picture 14"/>
                   <wp:cNvGraphicFramePr>
                     <a:graphicFrameLocks noChangeAspect="1"/>
                   </wp:cNvGraphicFramePr>
@@ -15991,7 +19128,7 @@
                           <pic:cNvPicPr/>
                         </pic:nvPicPr>
                         <pic:blipFill>
-                          <a:blip r:embed="rId18"/>
+                          <a:blip r:embed="rId20"/>
                           <a:stretch>
                             <a:fillRect/>
                           </a:stretch>
@@ -16025,7 +19162,7 @@
           <w:color w:val="6C757D"/>
           <w:sz w:val="18"/>
         </w:rPr>
-        <w:t>Figure 12.1 — System Configuration: General Settings, Dropdown Manager, and Custom Fields panel</w:t>
+        <w:t>Figure 13.1 — System Configuration: General Settings, Dropdown Manager, and Custom Fields panel</w:t>
       </w:r>
     </w:p>
     <w:p>
@@ -16039,7 +19176,7 @@
           <w:rFonts w:ascii="Segoe UI" w:hAnsi="Segoe UI"/>
           <w:color w:val="1E9ED5"/>
         </w:rPr>
-        <w:t>12.1  General Settings</w:t>
+        <w:t>13.1  General Settings</w:t>
       </w:r>
     </w:p>
     <w:p>
@@ -16673,7 +19810,7 @@
           <w:rFonts w:ascii="Segoe UI" w:hAnsi="Segoe UI"/>
           <w:color w:val="1E9ED5"/>
         </w:rPr>
-        <w:t>12.2  Dropdown Configuration Manager</w:t>
+        <w:t>13.2  Dropdown Configuration Manager</w:t>
       </w:r>
     </w:p>
     <w:p>
@@ -16814,7 +19951,7 @@
           <w:rFonts w:ascii="Segoe UI" w:hAnsi="Segoe UI"/>
           <w:color w:val="1E9ED5"/>
         </w:rPr>
-        <w:t>12.3  Custom Fields</w:t>
+        <w:t>13.3  Custom Fields</w:t>
       </w:r>
     </w:p>
     <w:p>
@@ -16897,7 +20034,7 @@
           <w:rFonts w:ascii="Segoe UI" w:hAnsi="Segoe UI"/>
           <w:color w:val="1E9ED5"/>
         </w:rPr>
-        <w:t>12.4  Complexity Factor Multipliers</w:t>
+        <w:t>13.4  Complexity Factor Multipliers</w:t>
       </w:r>
     </w:p>
     <w:p>
@@ -16923,7 +20060,7 @@
           <w:rFonts w:ascii="Segoe UI" w:hAnsi="Segoe UI"/>
           <w:color w:val="1E9ED5"/>
         </w:rPr>
-        <w:t>12.5  Theme &amp; Visual Configuration</w:t>
+        <w:t>13.5  Theme &amp; Visual Configuration</w:t>
       </w:r>
     </w:p>
     <w:p>
